--- a/Documentos/2026/regulamentoDasCompeticoesCearenses.docx
+++ b/Documentos/2026/regulamentoDasCompeticoesCearenses.docx
@@ -2,7 +2,7 @@
 <file path=word/document.xml><?xml version="1.0" encoding="utf-8"?>
 <w:document xmlns:w="http://schemas.openxmlformats.org/wordprocessingml/2006/main" xmlns:m="http://schemas.openxmlformats.org/officeDocument/2006/math" xmlns:r="http://schemas.openxmlformats.org/officeDocument/2006/relationships" xmlns:o="urn:schemas-microsoft-com:office:office" xmlns:v="urn:schemas-microsoft-com:vml" xmlns:w10="urn:schemas-microsoft-com:office:word" xmlns:a="http://schemas.openxmlformats.org/drawingml/2006/main" xmlns:pic="http://schemas.openxmlformats.org/drawingml/2006/picture" xmlns:wp="http://schemas.openxmlformats.org/drawingml/2006/wordprocessingDrawing">
   <w:body>
-    <w:bookmarkStart w:id="28" w:name="X9d2b1a7d218659fd06a36ab5598bc81824129ff"/>
+    <w:bookmarkStart w:id="29" w:name="X9d2b1a7d218659fd06a36ab5598bc81824129ff"/>
     <w:p>
       <w:pPr>
         <w:pStyle w:val="Ttulo1"/>
@@ -991,6 +991,50 @@
         <w:t xml:space="preserve">O local do evento será divulgado pelo organizador no primeiro boletim informativo, que deve ser publicado até 2 (dois) dias após o término das inscrições do evento anterior.</w:t>
       </w:r>
     </w:p>
+    <w:p>
+      <w:pPr>
+        <w:pStyle w:val="FirstParagraph"/>
+      </w:pPr>
+      <w:r>
+        <w:rPr>
+          <w:b/>
+          <w:bCs/>
+        </w:rPr>
+        <w:t xml:space="preserve">Art. 7º</w:t>
+      </w:r>
+      <w:r>
+        <w:t xml:space="preserve"> </w:t>
+      </w:r>
+      <w:r>
+        <w:t xml:space="preserve">– Os Boletins com as orientações e especificações sobre cada etapa/percurso serão de responsabilidade do</w:t>
+      </w:r>
+      <w:r>
+        <w:t xml:space="preserve"> </w:t>
+      </w:r>
+      <w:r>
+        <w:rPr>
+          <w:i/>
+          <w:iCs/>
+        </w:rPr>
+        <w:t xml:space="preserve">Diretor do Evento</w:t>
+      </w:r>
+      <w:r>
+        <w:t xml:space="preserve">, que os emitirá com anuência do</w:t>
+      </w:r>
+      <w:r>
+        <w:t xml:space="preserve"> </w:t>
+      </w:r>
+      <w:r>
+        <w:rPr>
+          <w:i/>
+          <w:iCs/>
+        </w:rPr>
+        <w:t xml:space="preserve">Árbitro</w:t>
+      </w:r>
+      <w:r>
+        <w:t xml:space="preserve">, conforme itens 5.1 e 35.6 da ROP.</w:t>
+      </w:r>
+    </w:p>
     <w:bookmarkEnd w:id="20"/>
     <w:bookmarkEnd w:id="21"/>
     <w:bookmarkStart w:id="22" w:name="das-categorias-e-uniformes"/>
@@ -1011,7 +1055,7 @@
           <w:b/>
           <w:bCs/>
         </w:rPr>
-        <w:t xml:space="preserve">Art. 7º</w:t>
+        <w:t xml:space="preserve">Art. 8º</w:t>
       </w:r>
       <w:r>
         <w:t xml:space="preserve"> </w:t>
@@ -1030,6 +1074,24 @@
           <w:bCs/>
         </w:rPr>
         <w:t xml:space="preserve">Parágrafo 1º:</w:t>
+      </w:r>
+      <w:r>
+        <w:t xml:space="preserve"> </w:t>
+      </w:r>
+      <w:r>
+        <w:t xml:space="preserve">Recomenda-se que a primeira inscrição de um atleta iniciante seja em uma das categorias acompanhadas.</w:t>
+      </w:r>
+    </w:p>
+    <w:p>
+      <w:pPr>
+        <w:pStyle w:val="Textoembloco"/>
+      </w:pPr>
+      <w:r>
+        <w:rPr>
+          <w:b/>
+          <w:bCs/>
+        </w:rPr>
+        <w:t xml:space="preserve">Parágrafo 2º:</w:t>
       </w:r>
       <w:r>
         <w:t xml:space="preserve"> </w:t>
@@ -1079,7 +1141,7 @@
           <w:b/>
           <w:bCs/>
         </w:rPr>
-        <w:t xml:space="preserve">Art. 8º</w:t>
+        <w:t xml:space="preserve">Art. 9º</w:t>
       </w:r>
       <w:r>
         <w:t xml:space="preserve"> </w:t>
@@ -1149,7 +1211,7 @@
           <w:b/>
           <w:bCs/>
         </w:rPr>
-        <w:t xml:space="preserve">Art. 9º</w:t>
+        <w:t xml:space="preserve">Art. 10</w:t>
       </w:r>
       <w:r>
         <w:t xml:space="preserve"> </w:t>
@@ -1245,7 +1307,7 @@
           <w:b/>
           <w:bCs/>
         </w:rPr>
-        <w:t xml:space="preserve">Art. 10</w:t>
+        <w:t xml:space="preserve">Art. 11</w:t>
       </w:r>
       <w:r>
         <w:t xml:space="preserve"> </w:t>
@@ -1305,6 +1367,24 @@
         <w:t xml:space="preserve"> </w:t>
       </w:r>
       <w:r>
+        <w:t xml:space="preserve">Os atletas são responsáveis pelos dados informados à CBO e devem sempre mantê-los atualizados. O organizador de uma etapa não tem acesso para fazer ajustes no cadastro do atleta. É de responsabilidade do atleta verificar se os dados estão corretos e atualizados.</w:t>
+      </w:r>
+    </w:p>
+    <w:p>
+      <w:pPr>
+        <w:pStyle w:val="Textoembloco"/>
+      </w:pPr>
+      <w:r>
+        <w:rPr>
+          <w:b/>
+          <w:bCs/>
+        </w:rPr>
+        <w:t xml:space="preserve">Parágrafo 4º:</w:t>
+      </w:r>
+      <w:r>
+        <w:t xml:space="preserve"> </w:t>
+      </w:r>
+      <w:r>
         <w:t xml:space="preserve">A organização poderá recusar inscrições realizadas com dados ou valores incorretos ou incompletos, ou fora do prazo de inscrição.</w:t>
       </w:r>
     </w:p>
@@ -1317,13 +1397,13 @@
           <w:b/>
           <w:bCs/>
         </w:rPr>
-        <w:t xml:space="preserve">Parágrafo 4º:</w:t>
-      </w:r>
-      <w:r>
-        <w:t xml:space="preserve"> </w:t>
-      </w:r>
-      <w:r>
-        <w:t xml:space="preserve">Caso o site da FECORI não esteja disponível por questões técnicas, a alternativa para inscrição será informada em boletim. Os atletas são responsáveis pelos dados informados à CBO.</w:t>
+        <w:t xml:space="preserve">Parágrafo 5º:</w:t>
+      </w:r>
+      <w:r>
+        <w:t xml:space="preserve"> </w:t>
+      </w:r>
+      <w:r>
+        <w:t xml:space="preserve">Caso o sistema de inscrição não esteja disponível por questões técnicas, a alternativa para inscrição será informada em boletim. Os atletas são responsáveis pelos dados informados à CBO.</w:t>
       </w:r>
     </w:p>
     <w:p>
@@ -1335,7 +1415,7 @@
           <w:b/>
           <w:bCs/>
         </w:rPr>
-        <w:t xml:space="preserve">Art. 11</w:t>
+        <w:t xml:space="preserve">Art. 12</w:t>
       </w:r>
       <w:r>
         <w:t xml:space="preserve"> </w:t>
@@ -1377,7 +1457,7 @@
         <w:t xml:space="preserve"> </w:t>
       </w:r>
       <w:r>
-        <w:t xml:space="preserve">Será considerado como autorização caso o responsável participe da etapa e não faça nenhuma manifestação contrária no período de correção (previsto no Art. 14).</w:t>
+        <w:t xml:space="preserve">Será considerado como autorização caso o responsável participe da etapa e não faça nenhuma manifestação contrária no período de correção (previsto no Art. 15).</w:t>
       </w:r>
     </w:p>
     <w:p>
@@ -1389,7 +1469,7 @@
           <w:b/>
           <w:bCs/>
         </w:rPr>
-        <w:t xml:space="preserve">Art. 12</w:t>
+        <w:t xml:space="preserve">Art. 13</w:t>
       </w:r>
       <w:r>
         <w:t xml:space="preserve"> </w:t>
@@ -1443,7 +1523,7 @@
           <w:b/>
           <w:bCs/>
         </w:rPr>
-        <w:t xml:space="preserve">Art. 13</w:t>
+        <w:t xml:space="preserve">Art. 14</w:t>
       </w:r>
       <w:r>
         <w:t xml:space="preserve"> </w:t>
@@ -1461,13 +1541,13 @@
           <w:b/>
           <w:bCs/>
         </w:rPr>
-        <w:t xml:space="preserve">Art. 14</w:t>
-      </w:r>
-      <w:r>
-        <w:t xml:space="preserve"> </w:t>
-      </w:r>
-      <w:r>
-        <w:t xml:space="preserve">– A lista de inscritos estará disponível no site da FECORI para conferência. O técnico do clube e o próprio atleta são responsáveis por verificar os dados registrados e solicitar eventuais correções até 5 (cinco) dias antes da competição.</w:t>
+        <w:t xml:space="preserve">Art. 15</w:t>
+      </w:r>
+      <w:r>
+        <w:t xml:space="preserve"> </w:t>
+      </w:r>
+      <w:r>
+        <w:t xml:space="preserve">– A lista de inscritos estará disponível na página do evento no site da FECORI para conferência. O técnico do clube e o próprio atleta são responsáveis por verificar os dados registrados e solicitar eventuais correções até 5 (cinco) dias antes da competição. As eventuais correções solicitadas no prazo devem constar na lista de partida até 1 (um) dia antes da competição.</w:t>
       </w:r>
     </w:p>
     <w:p>
@@ -1485,7 +1565,7 @@
         <w:t xml:space="preserve"> </w:t>
       </w:r>
       <w:r>
-        <w:t xml:space="preserve">Passado o prazo, o organizador pode recusar correções, e o atleta competirá com os dados registrados, assumindo eventuais impactos em pontuação/classificação.</w:t>
+        <w:t xml:space="preserve">Passado o prazo, o organizador pode recusar correções, e o atleta competirá com os dados registrados, assumindo, inclusive, riscos de desclassificação ou perda de pontuação.</w:t>
       </w:r>
     </w:p>
     <w:p>
@@ -1497,7 +1577,7 @@
           <w:b/>
           <w:bCs/>
         </w:rPr>
-        <w:t xml:space="preserve">Art. 15</w:t>
+        <w:t xml:space="preserve">Art. 16</w:t>
       </w:r>
       <w:r>
         <w:t xml:space="preserve"> </w:t>
@@ -1515,7 +1595,7 @@
           <w:b/>
           <w:bCs/>
         </w:rPr>
-        <w:t xml:space="preserve">Art. 16</w:t>
+        <w:t xml:space="preserve">Art. 17</w:t>
       </w:r>
       <w:r>
         <w:t xml:space="preserve"> </w:t>
@@ -1543,7 +1623,7 @@
           <w:b/>
           <w:bCs/>
         </w:rPr>
-        <w:t xml:space="preserve">Art. 17</w:t>
+        <w:t xml:space="preserve">Art. 18</w:t>
       </w:r>
       <w:r>
         <w:t xml:space="preserve"> </w:t>
@@ -1561,7 +1641,7 @@
           <w:b/>
           <w:bCs/>
         </w:rPr>
-        <w:t xml:space="preserve">Art. 18</w:t>
+        <w:t xml:space="preserve">Art. 19</w:t>
       </w:r>
       <w:r>
         <w:t xml:space="preserve"> </w:t>
@@ -1579,7 +1659,7 @@
           <w:b/>
           <w:bCs/>
         </w:rPr>
-        <w:t xml:space="preserve">Art. 19</w:t>
+        <w:t xml:space="preserve">Art. 20</w:t>
       </w:r>
       <w:r>
         <w:t xml:space="preserve"> </w:t>
@@ -1597,7 +1677,7 @@
           <w:b/>
           <w:bCs/>
         </w:rPr>
-        <w:t xml:space="preserve">Art. 20</w:t>
+        <w:t xml:space="preserve">Art. 21</w:t>
       </w:r>
       <w:r>
         <w:t xml:space="preserve"> </w:t>
@@ -1615,7 +1695,7 @@
           <w:b/>
           <w:bCs/>
         </w:rPr>
-        <w:t xml:space="preserve">Art. 21</w:t>
+        <w:t xml:space="preserve">Art. 22</w:t>
       </w:r>
       <w:r>
         <w:t xml:space="preserve"> </w:t>
@@ -1685,7 +1765,7 @@
           <w:b/>
           <w:bCs/>
         </w:rPr>
-        <w:t xml:space="preserve">Art. 22</w:t>
+        <w:t xml:space="preserve">Art. 23</w:t>
       </w:r>
       <w:r>
         <w:t xml:space="preserve"> </w:t>
@@ -1735,7 +1815,7 @@
           <w:b/>
           <w:bCs/>
         </w:rPr>
-        <w:t xml:space="preserve">Art. 23</w:t>
+        <w:t xml:space="preserve">Art. 24</w:t>
       </w:r>
       <w:r>
         <w:t xml:space="preserve"> </w:t>
@@ -2041,7 +2121,7 @@
           <w:b/>
           <w:bCs/>
         </w:rPr>
-        <w:t xml:space="preserve">Art. 24</w:t>
+        <w:t xml:space="preserve">Art. 25</w:t>
       </w:r>
       <w:r>
         <w:t xml:space="preserve"> </w:t>
@@ -2107,7 +2187,7 @@
           <w:b/>
           <w:bCs/>
         </w:rPr>
-        <w:t xml:space="preserve">Art. 25</w:t>
+        <w:t xml:space="preserve">Art. 26</w:t>
       </w:r>
       <w:r>
         <w:t xml:space="preserve"> </w:t>
@@ -2118,6 +2198,70 @@
     </w:p>
     <w:p>
       <w:pPr>
+        <w:pStyle w:val="Textoembloco"/>
+      </w:pPr>
+      <w:r>
+        <w:rPr>
+          <w:b/>
+          <w:bCs/>
+        </w:rPr>
+        <w:t xml:space="preserve">Parágrafo 1º:</w:t>
+      </w:r>
+      <w:r>
+        <w:t xml:space="preserve"> </w:t>
+      </w:r>
+      <w:r>
+        <w:t xml:space="preserve">A contestação só poderá ser feita em relação ao resultado final do campeonato.</w:t>
+      </w:r>
+    </w:p>
+    <w:p>
+      <w:pPr>
+        <w:pStyle w:val="FirstParagraph"/>
+      </w:pPr>
+      <w:r>
+        <w:rPr>
+          <w:b/>
+          <w:bCs/>
+        </w:rPr>
+        <w:t xml:space="preserve">Art. 27</w:t>
+      </w:r>
+      <w:r>
+        <w:t xml:space="preserve"> </w:t>
+      </w:r>
+      <w:r>
+        <w:t xml:space="preserve">– O objetivo, composição e prerrogativas do Júri Técnico obedecem às DIRETRIZES PARA OS JÚRIS EM EVENTOS OFICIAIS da CBO e ao item 38 da ROP.</w:t>
+      </w:r>
+    </w:p>
+    <w:bookmarkEnd w:id="25"/>
+    <w:bookmarkStart w:id="26" w:name="da-segurança"/>
+    <w:p>
+      <w:pPr>
+        <w:pStyle w:val="Ttulo2"/>
+      </w:pPr>
+      <w:r>
+        <w:t xml:space="preserve">7. Da Segurança</w:t>
+      </w:r>
+    </w:p>
+    <w:p>
+      <w:pPr>
+        <w:pStyle w:val="FirstParagraph"/>
+      </w:pPr>
+      <w:r>
+        <w:rPr>
+          <w:b/>
+          <w:bCs/>
+        </w:rPr>
+        <w:t xml:space="preserve">Art. 28</w:t>
+      </w:r>
+      <w:r>
+        <w:t xml:space="preserve"> </w:t>
+      </w:r>
+      <w:r>
+        <w:t xml:space="preserve">– A Organização deverá empregar todos os esforços para atender às exigências e regras do desporto orientação com relação à segurança individual dos atletas.</w:t>
+      </w:r>
+    </w:p>
+    <w:p>
+      <w:pPr>
         <w:pStyle w:val="Corpodetexto"/>
       </w:pPr>
       <w:r>
@@ -2125,23 +2269,41 @@
           <w:b/>
           <w:bCs/>
         </w:rPr>
-        <w:t xml:space="preserve">Art. 26</w:t>
-      </w:r>
-      <w:r>
-        <w:t xml:space="preserve"> </w:t>
-      </w:r>
-      <w:r>
-        <w:t xml:space="preserve">– O objetivo, composição e prerrogativas do Júri Técnico obedecem às DIRETRIZES PARA OS JÚRIS EM EVENTOS OFICIAIS da CBO e ao item 38 da ROP.</w:t>
-      </w:r>
-    </w:p>
-    <w:bookmarkEnd w:id="25"/>
-    <w:bookmarkStart w:id="26" w:name="da-pontuação-e-apuração-do-campeonato"/>
+        <w:t xml:space="preserve">Art. 29</w:t>
+      </w:r>
+      <w:r>
+        <w:t xml:space="preserve"> </w:t>
+      </w:r>
+      <w:r>
+        <w:t xml:space="preserve">– O traçado dos percursos deverá atender com rigor e sensibilidade às exigências técnicas para cada categoria.</w:t>
+      </w:r>
+    </w:p>
+    <w:p>
+      <w:pPr>
+        <w:pStyle w:val="Corpodetexto"/>
+      </w:pPr>
+      <w:r>
+        <w:rPr>
+          <w:b/>
+          <w:bCs/>
+        </w:rPr>
+        <w:t xml:space="preserve">Art. 30</w:t>
+      </w:r>
+      <w:r>
+        <w:t xml:space="preserve"> </w:t>
+      </w:r>
+      <w:r>
+        <w:t xml:space="preserve">– Deverão ser ressaltados nos avisos preliminares, antes da partida da primeira bateria de atletas, bem como indicados nos mapas, os pontos que apresentam qualquer perigo ou áreas interditadas para a competição.</w:t>
+      </w:r>
+    </w:p>
+    <w:bookmarkEnd w:id="26"/>
+    <w:bookmarkStart w:id="27" w:name="da-pontuação-e-apuração-do-campeonato"/>
     <w:p>
       <w:pPr>
         <w:pStyle w:val="Ttulo2"/>
       </w:pPr>
       <w:r>
-        <w:t xml:space="preserve">7. Da Pontuação e Apuração do Campeonato</w:t>
+        <w:t xml:space="preserve">8. Da Pontuação e Apuração do Campeonato</w:t>
       </w:r>
     </w:p>
     <w:p>
@@ -2153,7 +2315,7 @@
           <w:b/>
           <w:bCs/>
         </w:rPr>
-        <w:t xml:space="preserve">Art. 27</w:t>
+        <w:t xml:space="preserve">Art. 31</w:t>
       </w:r>
       <w:r>
         <w:t xml:space="preserve"> </w:t>
@@ -2175,7 +2337,7 @@
         <w:t xml:space="preserve"> </w:t>
       </w:r>
       <w:r>
-        <w:t xml:space="preserve">da ROP, em cada categoria, os 26 (vinte e seis) primeiros colocados em cada etapa (CCO) ou percurso (CCOS) receberão a seguinte pontuação:</w:t>
+        <w:t xml:space="preserve">da ROP, em cada categoria, os 26 (vinte e seis) primeiros colocados em cada etapa/percurso receberão a seguinte pontuação:</w:t>
       </w:r>
       <w:r>
         <w:t xml:space="preserve"> </w:t>
@@ -2254,7 +2416,7 @@
           <w:b/>
           <w:bCs/>
         </w:rPr>
-        <w:t xml:space="preserve">Art. 28</w:t>
+        <w:t xml:space="preserve">Art. 32</w:t>
       </w:r>
       <w:r>
         <w:t xml:space="preserve"> </w:t>
@@ -2265,14 +2427,50 @@
     </w:p>
     <w:p>
       <w:pPr>
-        <w:pStyle w:val="Corpodetexto"/>
-      </w:pPr>
-      <w:r>
-        <w:rPr>
-          <w:b/>
-          <w:bCs/>
-        </w:rPr>
-        <w:t xml:space="preserve">Art. 29</w:t>
+        <w:pStyle w:val="Textoembloco"/>
+      </w:pPr>
+      <w:r>
+        <w:rPr>
+          <w:b/>
+          <w:bCs/>
+        </w:rPr>
+        <w:t xml:space="preserve">Parágrafo 1º:</w:t>
+      </w:r>
+      <w:r>
+        <w:t xml:space="preserve"> </w:t>
+      </w:r>
+      <w:r>
+        <w:t xml:space="preserve">É responsabilidade de todos (dirigentes, técnicos, responsáveis e atletas) a adequada distribuição e inscrição dos atletas nas categorias corretas, conforme o item 2.10 da ROP.</w:t>
+      </w:r>
+    </w:p>
+    <w:p>
+      <w:pPr>
+        <w:pStyle w:val="Textoembloco"/>
+      </w:pPr>
+      <w:r>
+        <w:rPr>
+          <w:b/>
+          <w:bCs/>
+        </w:rPr>
+        <w:t xml:space="preserve">Parágrafo 2º:</w:t>
+      </w:r>
+      <w:r>
+        <w:t xml:space="preserve"> </w:t>
+      </w:r>
+      <w:r>
+        <w:t xml:space="preserve">Os casos de mudança de categoria devem respeitar o período de correção previsto no Art. 15 deste regulamento.</w:t>
+      </w:r>
+    </w:p>
+    <w:p>
+      <w:pPr>
+        <w:pStyle w:val="FirstParagraph"/>
+      </w:pPr>
+      <w:r>
+        <w:rPr>
+          <w:b/>
+          <w:bCs/>
+        </w:rPr>
+        <w:t xml:space="preserve">Art. 33</w:t>
       </w:r>
       <w:r>
         <w:t xml:space="preserve"> </w:t>
@@ -2294,7 +2492,7 @@
         <w:t xml:space="preserve"> </w:t>
       </w:r>
       <w:r>
-        <w:t xml:space="preserve">Atletas envolvidos na organização e impedidos de competir poderão receber a média da pontuação de suas outras participações, desde que autorizados pelo árbitro e cujo percurso da categoria não tenha sido anulado:</w:t>
+        <w:t xml:space="preserve">Atletas convocados formalmente por seus clubes para atuarem na equipe organizadora — ou convocados pela FECORI para atuar como árbitro — e impedidos de competir, poderão receber a média da pontuação de suas outras participações, desde que autorizados pelo árbitro e cujo percurso da categoria não tenha sido anulado:</w:t>
       </w:r>
     </w:p>
     <w:p>
@@ -2348,352 +2546,352 @@
         <w:t xml:space="preserve"> </w:t>
       </w:r>
       <w:r>
+        <w:t xml:space="preserve">Qualquer atleta poderá se candidatar a participar como voluntário da organização de um evento, desde que a entidade organizadora aceite, mas só receberão a média da pontuação aqueles enquadrados neste artigo.</w:t>
+      </w:r>
+    </w:p>
+    <w:p>
+      <w:pPr>
+        <w:pStyle w:val="Textoembloco"/>
+      </w:pPr>
+      <w:r>
+        <w:rPr>
+          <w:b/>
+          <w:bCs/>
+        </w:rPr>
+        <w:t xml:space="preserve">Parágrafo 4º:</w:t>
+      </w:r>
+      <w:r>
+        <w:t xml:space="preserve"> </w:t>
+      </w:r>
+      <w:r>
         <w:t xml:space="preserve">A lista com os voluntários que serão beneficiados com a média deve ser reportada ao árbitro e à FECORI ao término da apuração (CCOS) ou em até 15 dias (CCO).</w:t>
       </w:r>
     </w:p>
     <w:p>
       <w:pPr>
-        <w:pStyle w:val="FirstParagraph"/>
-      </w:pPr>
-      <w:r>
-        <w:rPr>
-          <w:b/>
-          <w:bCs/>
-        </w:rPr>
-        <w:t xml:space="preserve">Art. 30</w:t>
-      </w:r>
-      <w:r>
-        <w:t xml:space="preserve"> </w:t>
-      </w:r>
-      <w:r>
-        <w:t xml:space="preserve">– A classificação individual geral será o somatório de todos os pontos obtidos (em todas as etapas do CCO ou todos os percursos do CCOS),</w:t>
-      </w:r>
-      <w:r>
-        <w:t xml:space="preserve"> </w:t>
-      </w:r>
-      <w:r>
-        <w:rPr>
-          <w:b/>
-          <w:bCs/>
-        </w:rPr>
-        <w:t xml:space="preserve">sem descartes</w:t>
-      </w:r>
-      <w:r>
-        <w:t xml:space="preserve">.</w:t>
-      </w:r>
-    </w:p>
-    <w:p>
-      <w:pPr>
-        <w:pStyle w:val="Textoembloco"/>
-      </w:pPr>
-      <w:r>
-        <w:rPr>
-          <w:b/>
-          <w:bCs/>
-        </w:rPr>
-        <w:t xml:space="preserve">Parágrafo Único:</w:t>
-      </w:r>
-      <w:r>
-        <w:t xml:space="preserve"> </w:t>
-      </w:r>
-      <w:r>
-        <w:t xml:space="preserve">Em caso de empate individual, prevalece:</w:t>
-      </w:r>
-    </w:p>
-    <w:p>
-      <w:pPr>
-        <w:pStyle w:val="Textoembloco"/>
-      </w:pPr>
-      <w:r>
-        <w:rPr>
-          <w:b/>
-          <w:bCs/>
-        </w:rPr>
-        <w:t xml:space="preserve">a.</w:t>
-      </w:r>
-      <w:r>
-        <w:t xml:space="preserve"> </w:t>
-      </w:r>
-      <w:r>
-        <w:t xml:space="preserve">Maior número de primeiros lugares, depois segundos, etc;</w:t>
-      </w:r>
-    </w:p>
-    <w:p>
-      <w:pPr>
-        <w:pStyle w:val="Textoembloco"/>
-      </w:pPr>
-      <w:r>
-        <w:rPr>
-          <w:b/>
-          <w:bCs/>
-        </w:rPr>
-        <w:t xml:space="preserve">b.</w:t>
-      </w:r>
-      <w:r>
-        <w:t xml:space="preserve"> </w:t>
-      </w:r>
-      <w:r>
-        <w:t xml:space="preserve">Melhor resultado no último confronto direto (CCO) ou classificação no último percurso (CCOS);</w:t>
-      </w:r>
-    </w:p>
-    <w:p>
-      <w:pPr>
-        <w:pStyle w:val="Textoembloco"/>
-      </w:pPr>
-      <w:r>
-        <w:rPr>
-          <w:b/>
-          <w:bCs/>
-        </w:rPr>
-        <w:t xml:space="preserve">c.</w:t>
-      </w:r>
-      <w:r>
-        <w:t xml:space="preserve"> </w:t>
-      </w:r>
-      <w:r>
-        <w:t xml:space="preserve">Maior idade (CCO). No CCOS, permanecendo o empate na alínea</w:t>
-      </w:r>
-      <w:r>
-        <w:t xml:space="preserve"> </w:t>
-      </w:r>
-      <w:r>
-        <w:t xml:space="preserve">‘b’</w:t>
-      </w:r>
-      <w:r>
-        <w:t xml:space="preserve">, o empate será definitivo e ambos recebem a mesma premiação.</w:t>
-      </w:r>
-    </w:p>
-    <w:p>
-      <w:pPr>
-        <w:pStyle w:val="FirstParagraph"/>
-      </w:pPr>
-      <w:r>
-        <w:rPr>
-          <w:b/>
-          <w:bCs/>
-        </w:rPr>
-        <w:t xml:space="preserve">Art. 31</w:t>
-      </w:r>
-      <w:r>
-        <w:t xml:space="preserve"> </w:t>
-      </w:r>
-      <w:r>
-        <w:t xml:space="preserve">– A pontuação dos clubes (em ambas as competições) será dada pela soma dos pontos dos seus</w:t>
-      </w:r>
-      <w:r>
-        <w:t xml:space="preserve"> </w:t>
-      </w:r>
-      <w:r>
-        <w:rPr>
-          <w:b/>
-          <w:bCs/>
-        </w:rPr>
-        <w:t xml:space="preserve">três atletas filiados melhores classificados em cada categoria</w:t>
-      </w:r>
-      <w:r>
-        <w:t xml:space="preserve">, por etapa (CCO) ou percurso (CCOS). Clubes não filiados não participam do resultado de clubes.</w:t>
-      </w:r>
-    </w:p>
-    <w:p>
-      <w:pPr>
-        <w:pStyle w:val="Textoembloco"/>
-      </w:pPr>
-      <w:r>
-        <w:rPr>
-          <w:b/>
-          <w:bCs/>
-        </w:rPr>
-        <w:t xml:space="preserve">Parágrafo Único:</w:t>
-      </w:r>
-      <w:r>
-        <w:t xml:space="preserve"> </w:t>
-      </w:r>
-      <w:r>
-        <w:t xml:space="preserve">Em caso de empate entre clubes, vence o que tiver mais primeiros lugares, depois segundos, sucessivamente.</w:t>
-      </w:r>
-    </w:p>
-    <w:bookmarkEnd w:id="26"/>
-    <w:bookmarkStart w:id="27" w:name="da-premiação"/>
-    <w:p>
-      <w:pPr>
-        <w:pStyle w:val="Ttulo2"/>
-      </w:pPr>
-      <w:r>
-        <w:t xml:space="preserve">8. Da Premiação</w:t>
-      </w:r>
-    </w:p>
-    <w:p>
-      <w:pPr>
-        <w:pStyle w:val="FirstParagraph"/>
-      </w:pPr>
-      <w:r>
-        <w:rPr>
-          <w:b/>
-          <w:bCs/>
-        </w:rPr>
-        <w:t xml:space="preserve">Art. 32</w:t>
-      </w:r>
-      <w:r>
-        <w:t xml:space="preserve"> </w:t>
-      </w:r>
-      <w:r>
-        <w:t xml:space="preserve">– Não haverá premiação por etapa/percurso, ocorrendo apenas no final de cada campeonato.</w:t>
-      </w:r>
-    </w:p>
-    <w:p>
-      <w:pPr>
-        <w:pStyle w:val="Corpodetexto"/>
-      </w:pPr>
-      <w:r>
-        <w:rPr>
-          <w:b/>
-          <w:bCs/>
-        </w:rPr>
-        <w:t xml:space="preserve">Art. 33</w:t>
-      </w:r>
-      <w:r>
-        <w:t xml:space="preserve"> </w:t>
-      </w:r>
-      <w:r>
-        <w:t xml:space="preserve">– Os</w:t>
-      </w:r>
-      <w:r>
-        <w:t xml:space="preserve"> </w:t>
-      </w:r>
-      <w:r>
-        <w:rPr>
-          <w:b/>
-          <w:bCs/>
-        </w:rPr>
-        <w:t xml:space="preserve">atletas</w:t>
-      </w:r>
-      <w:r>
-        <w:t xml:space="preserve"> </w:t>
-      </w:r>
-      <w:r>
-        <w:t xml:space="preserve">campeões, vice-campeões e terceiros lugares em cada categoria (incluindo Novatos) serão premiados com</w:t>
-      </w:r>
-      <w:r>
-        <w:t xml:space="preserve"> </w:t>
-      </w:r>
-      <w:r>
-        <w:rPr>
-          <w:b/>
-          <w:bCs/>
-        </w:rPr>
-        <w:t xml:space="preserve">medalhas</w:t>
-      </w:r>
-      <w:r>
-        <w:t xml:space="preserve"> </w:t>
-      </w:r>
-      <w:r>
-        <w:t xml:space="preserve">em cada campeonato.</w:t>
-      </w:r>
-    </w:p>
-    <w:p>
-      <w:pPr>
-        <w:pStyle w:val="Corpodetexto"/>
-      </w:pPr>
-      <w:r>
-        <w:rPr>
-          <w:b/>
-          <w:bCs/>
-        </w:rPr>
-        <w:t xml:space="preserve">Art. 34</w:t>
-      </w:r>
-      <w:r>
-        <w:t xml:space="preserve"> </w:t>
-      </w:r>
-      <w:r>
-        <w:t xml:space="preserve">– Os</w:t>
-      </w:r>
-      <w:r>
-        <w:t xml:space="preserve"> </w:t>
-      </w:r>
-      <w:r>
-        <w:rPr>
-          <w:b/>
-          <w:bCs/>
-        </w:rPr>
-        <w:t xml:space="preserve">3 (três) clubes melhor pontuados</w:t>
-      </w:r>
-      <w:r>
-        <w:t xml:space="preserve"> </w:t>
-      </w:r>
-      <w:r>
-        <w:t xml:space="preserve">ao final de cada campeonato serão premiados com</w:t>
-      </w:r>
-      <w:r>
-        <w:t xml:space="preserve"> </w:t>
-      </w:r>
-      <w:r>
-        <w:rPr>
-          <w:b/>
-          <w:bCs/>
-        </w:rPr>
-        <w:t xml:space="preserve">troféus</w:t>
-      </w:r>
-      <w:r>
-        <w:t xml:space="preserve">.</w:t>
-      </w:r>
-    </w:p>
-    <w:p>
-      <w:pPr>
-        <w:pStyle w:val="Textoembloco"/>
-      </w:pPr>
-      <w:r>
-        <w:rPr>
-          <w:b/>
-          <w:bCs/>
-        </w:rPr>
-        <w:t xml:space="preserve">Parágrafo 1º:</w:t>
-      </w:r>
-      <w:r>
-        <w:t xml:space="preserve"> </w:t>
-      </w:r>
-      <w:r>
-        <w:t xml:space="preserve">Têm direito à premiação final apenas atletas filiados que participarem de no mínimo metade dos percursos/etapas realizados e estiverem em situação regular com a FECORI.</w:t>
-      </w:r>
-    </w:p>
-    <w:p>
-      <w:pPr>
-        <w:pStyle w:val="Textoembloco"/>
-      </w:pPr>
-      <w:r>
-        <w:rPr>
-          <w:b/>
-          <w:bCs/>
-        </w:rPr>
-        <w:t xml:space="preserve">Parágrafo 2º:</w:t>
-      </w:r>
-      <w:r>
-        <w:t xml:space="preserve"> </w:t>
-      </w:r>
-      <w:r>
-        <w:t xml:space="preserve">Na ausência do atleta ou representante de clube na cerimônia, o prêmio poderá ser despachado com custas ressarcidas pelo recebedor.</w:t>
-      </w:r>
-    </w:p>
-    <w:p>
-      <w:r>
-        <w:pict>
-          <v:rect style="width:0;height:1.5pt" o:hralign="center" o:hrstd="t" o:hr="t"/>
-        </w:pict>
-      </w:r>
-    </w:p>
-    <w:p>
-      <w:pPr>
-        <w:pStyle w:val="FirstParagraph"/>
-      </w:pPr>
+        <w:pStyle w:val="Textoembloco"/>
+      </w:pPr>
+      <w:r>
+        <w:rPr>
+          <w:b/>
+          <w:bCs/>
+        </w:rPr>
+        <w:t xml:space="preserve">Parágrafo 5º:</w:t>
+      </w:r>
+      <w:r>
+        <w:t xml:space="preserve"> </w:t>
+      </w:r>
+      <w:r>
+        <w:t xml:space="preserve">O árbitro do evento elaborará o seu Relatório, previsto nas</w:t>
+      </w:r>
+      <w:r>
+        <w:t xml:space="preserve"> </w:t>
+      </w:r>
       <w:r>
         <w:rPr>
           <w:i/>
           <w:iCs/>
         </w:rPr>
-        <w:t xml:space="preserve">Fortaleza/CE, 23 de abril de 2026.</w:t>
+        <w:t xml:space="preserve">DIRETRIZES PARA EVENTOS</w:t>
+      </w:r>
+      <w:r>
+        <w:t xml:space="preserve"> </w:t>
+      </w:r>
+      <w:r>
+        <w:t xml:space="preserve">da CBO, e o encaminhará à FECORI no prazo de 30 (trinta) dias, conforme item 40.2 da ROP.</w:t>
+      </w:r>
+    </w:p>
+    <w:p>
+      <w:pPr>
+        <w:pStyle w:val="FirstParagraph"/>
+      </w:pPr>
+      <w:r>
+        <w:rPr>
+          <w:b/>
+          <w:bCs/>
+        </w:rPr>
+        <w:t xml:space="preserve">Art. 34</w:t>
+      </w:r>
+      <w:r>
+        <w:t xml:space="preserve"> </w:t>
+      </w:r>
+      <w:r>
+        <w:t xml:space="preserve">– A classificação individual geral será o somatório de todos os pontos obtidos (em todas as etapas/percursos),</w:t>
+      </w:r>
+      <w:r>
+        <w:t xml:space="preserve"> </w:t>
+      </w:r>
+      <w:r>
+        <w:rPr>
+          <w:b/>
+          <w:bCs/>
+        </w:rPr>
+        <w:t xml:space="preserve">sem descartes</w:t>
+      </w:r>
+      <w:r>
+        <w:t xml:space="preserve">.</w:t>
+      </w:r>
+    </w:p>
+    <w:p>
+      <w:pPr>
+        <w:pStyle w:val="Textoembloco"/>
+      </w:pPr>
+      <w:r>
+        <w:rPr>
+          <w:b/>
+          <w:bCs/>
+        </w:rPr>
+        <w:t xml:space="preserve">Parágrafo Único:</w:t>
+      </w:r>
+      <w:r>
+        <w:t xml:space="preserve"> </w:t>
+      </w:r>
+      <w:r>
+        <w:t xml:space="preserve">Em caso de empate individual, prevalece o melhor resultado no último percurso. Persistindo o empate, considerar-se-á o percurso anterior, e assim sucessivamente. Persistindo o empate, o atleta com maior idade fica melhor classificado.</w:t>
+      </w:r>
+    </w:p>
+    <w:p>
+      <w:pPr>
+        <w:pStyle w:val="FirstParagraph"/>
+      </w:pPr>
+      <w:r>
+        <w:rPr>
+          <w:b/>
+          <w:bCs/>
+        </w:rPr>
+        <w:t xml:space="preserve">Art. 35</w:t>
+      </w:r>
+      <w:r>
+        <w:t xml:space="preserve"> </w:t>
+      </w:r>
+      <w:r>
+        <w:t xml:space="preserve">– A pontuação dos clubes (em ambas as competições) será dada pela soma dos pontos dos seus</w:t>
+      </w:r>
+      <w:r>
+        <w:t xml:space="preserve"> </w:t>
+      </w:r>
+      <w:r>
+        <w:rPr>
+          <w:b/>
+          <w:bCs/>
+        </w:rPr>
+        <w:t xml:space="preserve">três atletas filiados melhores classificados em cada categoria</w:t>
+      </w:r>
+      <w:r>
+        <w:t xml:space="preserve">, por etapa/percurso. Clubes não filiados não participam do resultado de clubes.</w:t>
+      </w:r>
+    </w:p>
+    <w:p>
+      <w:pPr>
+        <w:pStyle w:val="Textoembloco"/>
+      </w:pPr>
+      <w:r>
+        <w:rPr>
+          <w:b/>
+          <w:bCs/>
+        </w:rPr>
+        <w:t xml:space="preserve">Parágrafo Único:</w:t>
+      </w:r>
+      <w:r>
+        <w:t xml:space="preserve"> </w:t>
+      </w:r>
+      <w:r>
+        <w:t xml:space="preserve">Em caso de empate entre clubes, vence o que tiver mais primeiros lugares, depois segundos, sucessivamente até o desempate.</w:t>
       </w:r>
     </w:p>
     <w:bookmarkEnd w:id="27"/>
+    <w:bookmarkStart w:id="28" w:name="da-premiação"/>
+    <w:p>
+      <w:pPr>
+        <w:pStyle w:val="Ttulo2"/>
+      </w:pPr>
+      <w:r>
+        <w:t xml:space="preserve">9. Da Premiação</w:t>
+      </w:r>
+    </w:p>
+    <w:p>
+      <w:pPr>
+        <w:pStyle w:val="FirstParagraph"/>
+      </w:pPr>
+      <w:r>
+        <w:rPr>
+          <w:b/>
+          <w:bCs/>
+        </w:rPr>
+        <w:t xml:space="preserve">Art. 36</w:t>
+      </w:r>
+      <w:r>
+        <w:t xml:space="preserve"> </w:t>
+      </w:r>
+      <w:r>
+        <w:t xml:space="preserve">– Não haverá premiação por etapa/percurso, ocorrendo apenas no final de cada campeonato.</w:t>
+      </w:r>
+    </w:p>
+    <w:p>
+      <w:pPr>
+        <w:pStyle w:val="Corpodetexto"/>
+      </w:pPr>
+      <w:r>
+        <w:rPr>
+          <w:b/>
+          <w:bCs/>
+        </w:rPr>
+        <w:t xml:space="preserve">Art. 37</w:t>
+      </w:r>
+      <w:r>
+        <w:t xml:space="preserve"> </w:t>
+      </w:r>
+      <w:r>
+        <w:t xml:space="preserve">– Outros prêmios poderão ser concedidos durante o campeonato, a cargo dos organizadores das etapas ou eventos.</w:t>
+      </w:r>
+    </w:p>
+    <w:p>
+      <w:pPr>
+        <w:pStyle w:val="Corpodetexto"/>
+      </w:pPr>
+      <w:r>
+        <w:rPr>
+          <w:b/>
+          <w:bCs/>
+        </w:rPr>
+        <w:t xml:space="preserve">Art. 38</w:t>
+      </w:r>
+      <w:r>
+        <w:t xml:space="preserve"> </w:t>
+      </w:r>
+      <w:r>
+        <w:t xml:space="preserve">– Os</w:t>
+      </w:r>
+      <w:r>
+        <w:t xml:space="preserve"> </w:t>
+      </w:r>
+      <w:r>
+        <w:rPr>
+          <w:b/>
+          <w:bCs/>
+        </w:rPr>
+        <w:t xml:space="preserve">atletas</w:t>
+      </w:r>
+      <w:r>
+        <w:t xml:space="preserve"> </w:t>
+      </w:r>
+      <w:r>
+        <w:t xml:space="preserve">campeões, vice-campeões e terceiros lugares em cada categoria (incluindo Novatos) serão premiados com</w:t>
+      </w:r>
+      <w:r>
+        <w:t xml:space="preserve"> </w:t>
+      </w:r>
+      <w:r>
+        <w:rPr>
+          <w:b/>
+          <w:bCs/>
+        </w:rPr>
+        <w:t xml:space="preserve">medalhas</w:t>
+      </w:r>
+      <w:r>
+        <w:t xml:space="preserve"> </w:t>
+      </w:r>
+      <w:r>
+        <w:t xml:space="preserve">em cada campeonato.</w:t>
+      </w:r>
+    </w:p>
+    <w:p>
+      <w:pPr>
+        <w:pStyle w:val="Corpodetexto"/>
+      </w:pPr>
+      <w:r>
+        <w:rPr>
+          <w:b/>
+          <w:bCs/>
+        </w:rPr>
+        <w:t xml:space="preserve">Art. 39</w:t>
+      </w:r>
+      <w:r>
+        <w:t xml:space="preserve"> </w:t>
+      </w:r>
+      <w:r>
+        <w:t xml:space="preserve">– Os</w:t>
+      </w:r>
+      <w:r>
+        <w:t xml:space="preserve"> </w:t>
+      </w:r>
+      <w:r>
+        <w:rPr>
+          <w:b/>
+          <w:bCs/>
+        </w:rPr>
+        <w:t xml:space="preserve">3 (três) clubes melhor pontuados</w:t>
+      </w:r>
+      <w:r>
+        <w:t xml:space="preserve"> </w:t>
+      </w:r>
+      <w:r>
+        <w:t xml:space="preserve">ao final de cada campeonato serão premiados com</w:t>
+      </w:r>
+      <w:r>
+        <w:t xml:space="preserve"> </w:t>
+      </w:r>
+      <w:r>
+        <w:rPr>
+          <w:b/>
+          <w:bCs/>
+        </w:rPr>
+        <w:t xml:space="preserve">troféus</w:t>
+      </w:r>
+      <w:r>
+        <w:t xml:space="preserve">.</w:t>
+      </w:r>
+    </w:p>
+    <w:p>
+      <w:pPr>
+        <w:pStyle w:val="Textoembloco"/>
+      </w:pPr>
+      <w:r>
+        <w:rPr>
+          <w:b/>
+          <w:bCs/>
+        </w:rPr>
+        <w:t xml:space="preserve">Parágrafo 1º:</w:t>
+      </w:r>
+      <w:r>
+        <w:t xml:space="preserve"> </w:t>
+      </w:r>
+      <w:r>
+        <w:t xml:space="preserve">Têm direito à premiação final apenas atletas filiados que participarem de no mínimo metade dos percursos/etapas realizados e estiverem em situação regular com a FECORI.</w:t>
+      </w:r>
+    </w:p>
+    <w:p>
+      <w:pPr>
+        <w:pStyle w:val="Textoembloco"/>
+      </w:pPr>
+      <w:r>
+        <w:rPr>
+          <w:b/>
+          <w:bCs/>
+        </w:rPr>
+        <w:t xml:space="preserve">Parágrafo 2º:</w:t>
+      </w:r>
+      <w:r>
+        <w:t xml:space="preserve"> </w:t>
+      </w:r>
+      <w:r>
+        <w:t xml:space="preserve">Na ausência do atleta ou representante de clube na cerimônia, o prêmio poderá ser despachado com custas ressarcidas pelo recebedor.</w:t>
+      </w:r>
+    </w:p>
+    <w:p>
+      <w:pPr>
+        <w:pStyle w:val="FirstParagraph"/>
+      </w:pPr>
+      <w:r>
+        <w:rPr>
+          <w:i/>
+          <w:iCs/>
+        </w:rPr>
+        <w:t xml:space="preserve">Fortaleza/CE, 27 de abril de 2026.</w:t>
+      </w:r>
+    </w:p>
     <w:bookmarkEnd w:id="28"/>
+    <w:bookmarkEnd w:id="29"/>
     <w:sectPr>
       <w:headerReference r:id="rId8" w:type="default"/>
       <w:footerReference r:id="rId9" w:type="default"/>

--- a/Documentos/2026/regulamentoDasCompeticoesCearenses.docx
+++ b/Documentos/2026/regulamentoDasCompeticoesCearenses.docx
@@ -453,7 +453,7 @@
         <w:t xml:space="preserve"> </w:t>
       </w:r>
       <w:r>
-        <w:t xml:space="preserve">– Ambas as competições (CCO e CCOS) serão realizadas, se possível, em áreas de fácil acesso, agradáveis e com infraestrutura compatível ao número de participantes. O terreno deve ser propício à prática de orientação e o conjunto das ações dos organizadores deve ser previamente aprovado pelo árbitro do evento/etapa.</w:t>
+        <w:t xml:space="preserve">– Ambas as competições serão realizadas, se possível, em áreas de fácil acesso, agradáveis e com infraestrutura compatível ao número de participantes. O terreno deve ser propício à prática de orientação e o conjunto das ações dos organizadores deve ser previamente aprovado pelo árbitro do evento.</w:t>
       </w:r>
     </w:p>
     <w:p>
@@ -1073,13 +1073,58 @@
           <w:b/>
           <w:bCs/>
         </w:rPr>
+        <w:t xml:space="preserve">Parágrafo Único:</w:t>
+      </w:r>
+      <w:r>
+        <w:t xml:space="preserve"> </w:t>
+      </w:r>
+      <w:r>
+        <w:t xml:space="preserve">Recomenda-se que a primeira inscrição de um atleta iniciante seja em uma das categorias acompanhadas.</w:t>
+      </w:r>
+    </w:p>
+    <w:p>
+      <w:pPr>
+        <w:pStyle w:val="FirstParagraph"/>
+      </w:pPr>
+      <w:r>
+        <w:rPr>
+          <w:b/>
+          <w:bCs/>
+        </w:rPr>
+        <w:t xml:space="preserve">Art. 9º</w:t>
+      </w:r>
+      <w:r>
+        <w:t xml:space="preserve"> </w:t>
+      </w:r>
+      <w:r>
+        <w:t xml:space="preserve">– As categorias acompanhadas são categorias de apresentação do esporte. Os atletas inscritos participarão do percurso acompanhados de um atleta experiente designado pelo clube organizador da etapa, após este ter concluído seu percurso na competição ou não competir na etapa. Para estas categorias não há classificação na etapa, percurso ou no campeonato.</w:t>
+      </w:r>
+    </w:p>
+    <w:p>
+      <w:pPr>
+        <w:pStyle w:val="Textoembloco"/>
+      </w:pPr>
+      <w:r>
+        <w:rPr>
+          <w:b/>
+          <w:bCs/>
+        </w:rPr>
         <w:t xml:space="preserve">Parágrafo 1º:</w:t>
       </w:r>
       <w:r>
         <w:t xml:space="preserve"> </w:t>
       </w:r>
       <w:r>
-        <w:t xml:space="preserve">Recomenda-se que a primeira inscrição de um atleta iniciante seja em uma das categorias acompanhadas.</w:t>
+        <w:t xml:space="preserve">É facultado a cada clube oferecer um atleta experiente para acompanhar os atletas das categorias</w:t>
+      </w:r>
+      <w:r>
+        <w:t xml:space="preserve"> </w:t>
+      </w:r>
+      <w:r>
+        <w:t xml:space="preserve">“acompanhados”</w:t>
+      </w:r>
+      <w:r>
+        <w:t xml:space="preserve">.</w:t>
       </w:r>
     </w:p>
     <w:p>
@@ -1097,39 +1142,14 @@
         <w:t xml:space="preserve"> </w:t>
       </w:r>
       <w:r>
-        <w:t xml:space="preserve">As categorias</w:t>
-      </w:r>
-      <w:r>
-        <w:t xml:space="preserve"> </w:t>
-      </w:r>
-      <w:r>
-        <w:rPr>
-          <w:i/>
-          <w:iCs/>
-        </w:rPr>
-        <w:t xml:space="preserve">preO-Para</w:t>
-      </w:r>
-      <w:r>
-        <w:t xml:space="preserve"> </w:t>
-      </w:r>
-      <w:r>
-        <w:t xml:space="preserve">e</w:t>
-      </w:r>
-      <w:r>
-        <w:t xml:space="preserve"> </w:t>
-      </w:r>
-      <w:r>
-        <w:rPr>
-          <w:i/>
-          <w:iCs/>
-        </w:rPr>
-        <w:t xml:space="preserve">preO-AB</w:t>
-      </w:r>
-      <w:r>
-        <w:t xml:space="preserve"> </w:t>
-      </w:r>
-      <w:r>
-        <w:t xml:space="preserve">não são previstas nas competições de orientação cearense.</w:t>
+        <w:rPr>
+          <w:b/>
+          <w:bCs/>
+        </w:rPr>
+        <w:t xml:space="preserve">No caso exclusivo do CCOS</w:t>
+      </w:r>
+      <w:r>
+        <w:t xml:space="preserve">, os atletas das categorias acompanhadas (HN1, HN2, HN3, DN1, DN2 e DN3) somente poderão se inscrever e participar do último percurso.</w:t>
       </w:r>
     </w:p>
     <w:p>
@@ -1141,83 +1161,13 @@
           <w:b/>
           <w:bCs/>
         </w:rPr>
-        <w:t xml:space="preserve">Art. 9º</w:t>
-      </w:r>
-      <w:r>
-        <w:t xml:space="preserve"> </w:t>
-      </w:r>
-      <w:r>
-        <w:t xml:space="preserve">– As categorias acompanhadas são categorias de apresentação do esporte. Os atletas inscritos participarão do percurso acompanhados de um atleta experiente designado pelo clube organizador da etapa, após este ter concluído seu percurso na competição ou não competir na etapa. Para estas categorias não há classificação na etapa, percurso ou no campeonato.</w:t>
-      </w:r>
-    </w:p>
-    <w:p>
-      <w:pPr>
-        <w:pStyle w:val="Textoembloco"/>
-      </w:pPr>
-      <w:r>
-        <w:rPr>
-          <w:b/>
-          <w:bCs/>
-        </w:rPr>
-        <w:t xml:space="preserve">Parágrafo 1º:</w:t>
-      </w:r>
-      <w:r>
-        <w:t xml:space="preserve"> </w:t>
-      </w:r>
-      <w:r>
-        <w:t xml:space="preserve">É facultado a cada clube oferecer um atleta experiente para acompanhar os atletas das categorias</w:t>
-      </w:r>
-      <w:r>
-        <w:t xml:space="preserve"> </w:t>
-      </w:r>
-      <w:r>
-        <w:t xml:space="preserve">“acompanhados”</w:t>
-      </w:r>
-      <w:r>
-        <w:t xml:space="preserve">.</w:t>
-      </w:r>
-    </w:p>
-    <w:p>
-      <w:pPr>
-        <w:pStyle w:val="Textoembloco"/>
-      </w:pPr>
-      <w:r>
-        <w:rPr>
-          <w:b/>
-          <w:bCs/>
-        </w:rPr>
-        <w:t xml:space="preserve">Parágrafo 2º:</w:t>
-      </w:r>
-      <w:r>
-        <w:t xml:space="preserve"> </w:t>
-      </w:r>
-      <w:r>
-        <w:rPr>
-          <w:b/>
-          <w:bCs/>
-        </w:rPr>
-        <w:t xml:space="preserve">No caso exclusivo do CCOS</w:t>
-      </w:r>
-      <w:r>
-        <w:t xml:space="preserve">, os atletas das categorias acompanhadas (HN1, HN2, HN3, DN1, DN2 e DN3) somente poderão se inscrever e participar do último percurso.</w:t>
-      </w:r>
-    </w:p>
-    <w:p>
-      <w:pPr>
-        <w:pStyle w:val="FirstParagraph"/>
-      </w:pPr>
-      <w:r>
-        <w:rPr>
-          <w:b/>
-          <w:bCs/>
-        </w:rPr>
         <w:t xml:space="preserve">Art. 10</w:t>
       </w:r>
       <w:r>
         <w:t xml:space="preserve"> </w:t>
       </w:r>
       <w:r>
-        <w:t xml:space="preserve">– É obrigatório que o uniforme do atleta atenda aos requisitos do item 14.1 da ROP.</w:t>
+        <w:t xml:space="preserve">– O uniforme do atleta deve atender ao item 14 da ROP.</w:t>
       </w:r>
     </w:p>
     <w:p>
@@ -1683,7 +1633,7 @@
         <w:t xml:space="preserve"> </w:t>
       </w:r>
       <w:r>
-        <w:t xml:space="preserve">– Os atletas serão classificados individualmente, em ordem crescente de tempo de execução do percurso, dentro de sua categoria.</w:t>
+        <w:t xml:space="preserve">– A classificação individual dos atletas segue o previsto no item 19 da ROP.</w:t>
       </w:r>
     </w:p>
     <w:p>
@@ -1771,7 +1721,7 @@
         <w:t xml:space="preserve"> </w:t>
       </w:r>
       <w:r>
-        <w:t xml:space="preserve">– O atleta que não concluir ou desistir do percurso é obrigado a registrar sua passagem pela faixa de chegada ou informar ao Controlador de Chegada o mais rápido possível.</w:t>
+        <w:t xml:space="preserve">– O atleta que não concluir ou desistir do percurso é obrigado a registrar sua passagem pela faixa de chegada ou informar ao Controlador de Chegada o mais rápido possível, devendo entregar o mapa e o chip (SI-Card), conforme item 3.12 da ROP.</w:t>
       </w:r>
       <w:r>
         <w:t xml:space="preserve"> </w:t>
@@ -1821,7 +1771,7 @@
         <w:t xml:space="preserve"> </w:t>
       </w:r>
       <w:r>
-        <w:t xml:space="preserve">– Será desclassificado da etapa/percurso o atleta que:</w:t>
+        <w:t xml:space="preserve">– As causas de desclassificação são as previstas nos itens 3.9, 3.17, 3.20, 18.7, 19.9 e 23 da ROP, além de:</w:t>
       </w:r>
     </w:p>
     <w:p>
@@ -1839,277 +1789,7 @@
         <w:t xml:space="preserve"> </w:t>
       </w:r>
       <w:r>
-        <w:t xml:space="preserve">Solicitar apoio técnico a outro atleta;</w:t>
-      </w:r>
-    </w:p>
-    <w:p>
-      <w:pPr>
-        <w:pStyle w:val="Textoembloco"/>
-      </w:pPr>
-      <w:r>
-        <w:rPr>
-          <w:b/>
-          <w:bCs/>
-        </w:rPr>
-        <w:t xml:space="preserve">b.</w:t>
-      </w:r>
-      <w:r>
-        <w:t xml:space="preserve"> </w:t>
-      </w:r>
-      <w:r>
-        <w:t xml:space="preserve">Apoiar tecnicamente outro atleta;</w:t>
-      </w:r>
-    </w:p>
-    <w:p>
-      <w:pPr>
-        <w:pStyle w:val="Textoembloco"/>
-      </w:pPr>
-      <w:r>
-        <w:rPr>
-          <w:b/>
-          <w:bCs/>
-        </w:rPr>
-        <w:t xml:space="preserve">c.</w:t>
-      </w:r>
-      <w:r>
-        <w:t xml:space="preserve"> </w:t>
-      </w:r>
-      <w:r>
-        <w:t xml:space="preserve">Concluir o percurso em ordem diferente à prescrita no mapa/cartão de controle utilizado;</w:t>
-      </w:r>
-    </w:p>
-    <w:p>
-      <w:pPr>
-        <w:pStyle w:val="Textoembloco"/>
-      </w:pPr>
-      <w:r>
-        <w:rPr>
-          <w:b/>
-          <w:bCs/>
-        </w:rPr>
-        <w:t xml:space="preserve">d.</w:t>
-      </w:r>
-      <w:r>
-        <w:t xml:space="preserve"> </w:t>
-      </w:r>
-      <w:r>
-        <w:t xml:space="preserve">Deixar de registrar qualquer ponto de controle descrito em seu mapa (via SI-Card ou picotador);</w:t>
-      </w:r>
-    </w:p>
-    <w:p>
-      <w:pPr>
-        <w:pStyle w:val="Textoembloco"/>
-      </w:pPr>
-      <w:r>
-        <w:rPr>
-          <w:b/>
-          <w:bCs/>
-        </w:rPr>
-        <w:t xml:space="preserve">e.</w:t>
-      </w:r>
-      <w:r>
-        <w:t xml:space="preserve"> </w:t>
-      </w:r>
-      <w:r>
-        <w:t xml:space="preserve">Não passar na faixa de chegada ou não fazer o registro do ponto de controle de chegada;</w:t>
-      </w:r>
-    </w:p>
-    <w:p>
-      <w:pPr>
-        <w:pStyle w:val="Textoembloco"/>
-      </w:pPr>
-      <w:r>
-        <w:rPr>
-          <w:b/>
-          <w:bCs/>
-        </w:rPr>
-        <w:t xml:space="preserve">f.</w:t>
-      </w:r>
-      <w:r>
-        <w:t xml:space="preserve"> </w:t>
-      </w:r>
-      <w:r>
-        <w:t xml:space="preserve">Passar na faixa de chegada sem o mapa;</w:t>
-      </w:r>
-    </w:p>
-    <w:p>
-      <w:pPr>
-        <w:pStyle w:val="Textoembloco"/>
-      </w:pPr>
-      <w:r>
-        <w:rPr>
-          <w:b/>
-          <w:bCs/>
-        </w:rPr>
-        <w:t xml:space="preserve">g.</w:t>
-      </w:r>
-      <w:r>
-        <w:t xml:space="preserve"> </w:t>
-      </w:r>
-      <w:r>
-        <w:t xml:space="preserve">Participar no lugar de outro atleta;</w:t>
-      </w:r>
-    </w:p>
-    <w:p>
-      <w:pPr>
-        <w:pStyle w:val="Textoembloco"/>
-      </w:pPr>
-      <w:r>
-        <w:rPr>
-          <w:b/>
-          <w:bCs/>
-        </w:rPr>
-        <w:t xml:space="preserve">h.</w:t>
-      </w:r>
-      <w:r>
-        <w:t xml:space="preserve"> </w:t>
-      </w:r>
-      <w:r>
-        <w:t xml:space="preserve">Ultrapassar o tempo limite para execução do percurso;</w:t>
-      </w:r>
-    </w:p>
-    <w:p>
-      <w:pPr>
-        <w:pStyle w:val="Textoembloco"/>
-      </w:pPr>
-      <w:r>
-        <w:rPr>
-          <w:b/>
-          <w:bCs/>
-        </w:rPr>
-        <w:t xml:space="preserve">i.</w:t>
-      </w:r>
-      <w:r>
-        <w:t xml:space="preserve"> </w:t>
-      </w:r>
-      <w:r>
-        <w:t xml:space="preserve">Prejudicar intencionalmente a competição ou outro atleta;</w:t>
-      </w:r>
-    </w:p>
-    <w:p>
-      <w:pPr>
-        <w:pStyle w:val="Textoembloco"/>
-      </w:pPr>
-      <w:r>
-        <w:rPr>
-          <w:b/>
-          <w:bCs/>
-        </w:rPr>
-        <w:t xml:space="preserve">j.</w:t>
-      </w:r>
-      <w:r>
-        <w:t xml:space="preserve"> </w:t>
-      </w:r>
-      <w:r>
-        <w:t xml:space="preserve">Não zelar pela propriedade onde se realiza a competição;</w:t>
-      </w:r>
-    </w:p>
-    <w:p>
-      <w:pPr>
-        <w:pStyle w:val="Textoembloco"/>
-      </w:pPr>
-      <w:r>
-        <w:rPr>
-          <w:b/>
-          <w:bCs/>
-        </w:rPr>
-        <w:t xml:space="preserve">k.</w:t>
-      </w:r>
-      <w:r>
-        <w:t xml:space="preserve"> </w:t>
-      </w:r>
-      <w:r>
-        <w:t xml:space="preserve">Contrariar as determinações dos organizadores dadas nos boletins ou briefing;</w:t>
-      </w:r>
-    </w:p>
-    <w:p>
-      <w:pPr>
-        <w:pStyle w:val="Textoembloco"/>
-      </w:pPr>
-      <w:r>
-        <w:rPr>
-          <w:b/>
-          <w:bCs/>
-        </w:rPr>
-        <w:t xml:space="preserve">l.</w:t>
-      </w:r>
-      <w:r>
-        <w:t xml:space="preserve"> </w:t>
-      </w:r>
-      <w:r>
-        <w:t xml:space="preserve">Comportar-se de maneira antidesportiva;</w:t>
-      </w:r>
-    </w:p>
-    <w:p>
-      <w:pPr>
-        <w:pStyle w:val="Textoembloco"/>
-      </w:pPr>
-      <w:r>
-        <w:rPr>
-          <w:b/>
-          <w:bCs/>
-        </w:rPr>
-        <w:t xml:space="preserve">m.</w:t>
-      </w:r>
-      <w:r>
-        <w:t xml:space="preserve"> </w:t>
-      </w:r>
-      <w:r>
-        <w:t xml:space="preserve">Não der destinação apropriada ao lixo produzido;</w:t>
-      </w:r>
-    </w:p>
-    <w:p>
-      <w:pPr>
-        <w:pStyle w:val="Textoembloco"/>
-      </w:pPr>
-      <w:r>
-        <w:rPr>
-          <w:b/>
-          <w:bCs/>
-        </w:rPr>
-        <w:t xml:space="preserve">n.</w:t>
-      </w:r>
-      <w:r>
-        <w:t xml:space="preserve"> </w:t>
-      </w:r>
-      <w:r>
-        <w:t xml:space="preserve">Não seguir os balizamentos obrigatórios do percurso;</w:t>
-      </w:r>
-    </w:p>
-    <w:p>
-      <w:pPr>
-        <w:pStyle w:val="Textoembloco"/>
-      </w:pPr>
-      <w:r>
-        <w:rPr>
-          <w:b/>
-          <w:bCs/>
-        </w:rPr>
-        <w:t xml:space="preserve">o.</w:t>
-      </w:r>
-      <w:r>
-        <w:t xml:space="preserve"> </w:t>
-      </w:r>
-      <w:r>
-        <w:t xml:space="preserve">Deixar de informar a utilização de SI-Card diferente do registrado para o competidor;</w:t>
-      </w:r>
-    </w:p>
-    <w:p>
-      <w:pPr>
-        <w:pStyle w:val="Textoembloco"/>
-      </w:pPr>
-      <w:r>
-        <w:rPr>
-          <w:b/>
-          <w:bCs/>
-        </w:rPr>
-        <w:t xml:space="preserve">p.</w:t>
-      </w:r>
-      <w:r>
-        <w:t xml:space="preserve"> </w:t>
-      </w:r>
-      <w:r>
-        <w:t xml:space="preserve">Outros motivos indicados na ROP.</w:t>
+        <w:t xml:space="preserve">Deixar de informar a utilização de SI-Card diferente do registrado para o competidor.</w:t>
       </w:r>
     </w:p>
     <w:p>
@@ -2127,55 +1807,7 @@
         <w:t xml:space="preserve"> </w:t>
       </w:r>
       <w:r>
-        <w:t xml:space="preserve">– O fluxo de contestações obedecerá à ordem:</w:t>
-      </w:r>
-      <w:r>
-        <w:t xml:space="preserve"> </w:t>
-      </w:r>
-      <w:r>
-        <w:rPr>
-          <w:b/>
-          <w:bCs/>
-        </w:rPr>
-        <w:t xml:space="preserve">Reclamação</w:t>
-      </w:r>
-      <w:r>
-        <w:t xml:space="preserve"> </w:t>
-      </w:r>
-      <w:r>
-        <w:t xml:space="preserve">(junto à Organização/Diretor), seguida de</w:t>
-      </w:r>
-      <w:r>
-        <w:t xml:space="preserve"> </w:t>
-      </w:r>
-      <w:r>
-        <w:rPr>
-          <w:b/>
-          <w:bCs/>
-        </w:rPr>
-        <w:t xml:space="preserve">Protesto</w:t>
-      </w:r>
-      <w:r>
-        <w:t xml:space="preserve"> </w:t>
-      </w:r>
-      <w:r>
-        <w:t xml:space="preserve">(junto ao Árbitro) e, em última instância,</w:t>
-      </w:r>
-      <w:r>
-        <w:t xml:space="preserve"> </w:t>
-      </w:r>
-      <w:r>
-        <w:rPr>
-          <w:b/>
-          <w:bCs/>
-        </w:rPr>
-        <w:t xml:space="preserve">Apelação</w:t>
-      </w:r>
-      <w:r>
-        <w:t xml:space="preserve"> </w:t>
-      </w:r>
-      <w:r>
-        <w:t xml:space="preserve">(junto ao Júri Técnico). Todos devem obedecer aos requisitos, taxas e prazos previstos nos itens 36, 37 e 39 da ROP, respectivamente.</w:t>
+        <w:t xml:space="preserve">– O fluxo de contestações obedece aos itens 36, 37 e 39 da ROP.</w:t>
       </w:r>
     </w:p>
     <w:p>
@@ -2924,29 +2556,19 @@
         <w:tab w:val="center" w:pos="5245"/>
         <w:tab w:val="right" w:pos="10773"/>
       </w:tabs>
-      <w:rPr>
-        <w:lang w:val="pt-BR"/>
-      </w:rPr>
     </w:pPr>
     <w:hyperlink r:id="rId1" w:history="1">
       <w:r>
         <w:rPr>
           <w:rStyle w:val="Hyperlink"/>
-          <w:lang w:val="pt-BR"/>
         </w:rPr>
         <w:t>www.fecori.org.br</w:t>
       </w:r>
     </w:hyperlink>
     <w:r>
-      <w:rPr>
-        <w:lang w:val="pt-BR"/>
-      </w:rPr>
       <w:tab/>
     </w:r>
     <w:r>
-      <w:rPr>
-        <w:lang w:val="pt-BR"/>
-      </w:rPr>
       <w:tab/>
     </w:r>
     <w:r>
@@ -2965,42 +2587,16 @@
       <w:fldChar w:fldCharType="end"/>
     </w:r>
     <w:r>
-      <w:rPr>
-        <w:lang w:val="pt-BR"/>
-      </w:rPr>
       <w:t>/</w:t>
     </w:r>
-    <w:r>
-      <w:rPr>
-        <w:lang w:val="pt-BR"/>
-      </w:rPr>
-      <w:fldChar w:fldCharType="begin"/>
-    </w:r>
-    <w:r>
-      <w:rPr>
-        <w:lang w:val="pt-BR"/>
-      </w:rPr>
-      <w:instrText xml:space="preserve"> NUMPAGES  \* Arabic  \* MERGEFORMAT </w:instrText>
-    </w:r>
-    <w:r>
-      <w:rPr>
-        <w:lang w:val="pt-BR"/>
-      </w:rPr>
-      <w:fldChar w:fldCharType="separate"/>
-    </w:r>
-    <w:r>
-      <w:rPr>
-        <w:noProof/>
-        <w:lang w:val="pt-BR"/>
-      </w:rPr>
-      <w:t>1</w:t>
-    </w:r>
-    <w:r>
-      <w:rPr>
-        <w:lang w:val="pt-BR"/>
-      </w:rPr>
-      <w:fldChar w:fldCharType="end"/>
-    </w:r>
+    <w:fldSimple w:instr=" NUMPAGES  \* Arabic  \* MERGEFORMAT ">
+      <w:r>
+        <w:rPr>
+          <w:noProof/>
+        </w:rPr>
+        <w:t>1</w:t>
+      </w:r>
+    </w:fldSimple>
   </w:p>
 </w:ftr>
 </file>
@@ -3136,7 +2732,6 @@
               <w:smallCaps/>
               <w:sz w:val="22"/>
               <w:szCs w:val="22"/>
-              <w:lang w:val="pt-BR"/>
             </w:rPr>
           </w:pPr>
           <w:r>
@@ -3147,7 +2742,6 @@
               <w:smallCaps/>
               <w:sz w:val="22"/>
               <w:szCs w:val="22"/>
-              <w:lang w:val="pt-BR"/>
             </w:rPr>
             <w:t>Federação Cearense de Orientação</w:t>
           </w:r>
@@ -3162,7 +2756,6 @@
               <w:iCs/>
               <w:sz w:val="16"/>
               <w:szCs w:val="16"/>
-              <w:lang w:val="pt-BR"/>
             </w:rPr>
           </w:pPr>
           <w:r>
@@ -3172,7 +2765,6 @@
               <w:iCs/>
               <w:sz w:val="16"/>
               <w:szCs w:val="16"/>
-              <w:lang w:val="pt-BR"/>
             </w:rPr>
             <w:t>Fundada em 23 de dezembro de 2004 e filiada à Confederação Brasileira de Orientação, sob o CNPJ: 07.360.881/0001-09</w:t>
           </w:r>
@@ -3732,6 +3324,9 @@
   <w:style w:default="1" w:styleId="Normal" w:type="paragraph">
     <w:name w:val="Normal"/>
     <w:qFormat/>
+    <w:rPr>
+      <w:lang w:val="pt-BR"/>
+    </w:rPr>
   </w:style>
   <w:style w:styleId="Ttulo1" w:type="paragraph">
     <w:name w:val="heading 1"/>

--- a/Documentos/2026/regulamentoDasCompeticoesCearenses.docx
+++ b/Documentos/2026/regulamentoDasCompeticoesCearenses.docx
@@ -1461,7 +1461,7 @@
         <w:t xml:space="preserve"> </w:t>
       </w:r>
       <w:r>
-        <w:t xml:space="preserve">Para pessoas não filiadas, estas devem se inscrever no percurso aberto, acompanhado, novato ou bravo. Inscrições de percurso aberto podem ser feitas no local, se houver disponibilidade.</w:t>
+        <w:t xml:space="preserve">Para pessoas iniciantes, devem se inscrever no percurso acompanhado ou novato. Pessoas não filiadas à CBO podem se inscrever no percurso acompanhado, aberto, novato ou bravo.</w:t>
       </w:r>
     </w:p>
     <w:p>
@@ -2307,10 +2307,10 @@
           <w:b/>
           <w:bCs/>
         </w:rPr>
-        <w:t xml:space="preserve">três atletas filiados melhores classificados em cada categoria</w:t>
-      </w:r>
-      <w:r>
-        <w:t xml:space="preserve">, por etapa/percurso. Clubes não filiados não participam do resultado de clubes.</w:t>
+        <w:t xml:space="preserve">três atletas filiados à CBO melhores classificados em cada categoria</w:t>
+      </w:r>
+      <w:r>
+        <w:t xml:space="preserve">, por etapa/percurso. Clubes não filiados à CBO não participam do resultado de clubes.</w:t>
       </w:r>
     </w:p>
     <w:p>
@@ -2489,7 +2489,7 @@
         <w:t xml:space="preserve"> </w:t>
       </w:r>
       <w:r>
-        <w:t xml:space="preserve">Têm direito à premiação final apenas atletas filiados que participarem de no mínimo metade dos percursos/etapas realizados e estiverem em situação regular com a FECORI.</w:t>
+        <w:t xml:space="preserve">Têm direito à premiação final apenas atletas filiados à CBO que participarem de no mínimo metade dos percursos/etapas realizados e estiverem em situação regular.</w:t>
       </w:r>
     </w:p>
     <w:p>

--- a/Documentos/2026/regulamentoDasCompeticoesCearenses.docx
+++ b/Documentos/2026/regulamentoDasCompeticoesCearenses.docx
@@ -1142,14 +1142,98 @@
         <w:t xml:space="preserve"> </w:t>
       </w:r>
       <w:r>
-        <w:rPr>
-          <w:b/>
-          <w:bCs/>
-        </w:rPr>
-        <w:t xml:space="preserve">No caso exclusivo do CCOS</w:t>
-      </w:r>
-      <w:r>
-        <w:t xml:space="preserve">, os atletas das categorias acompanhadas (HN1, HN2, HN3, DN1, DN2 e DN3) somente poderão se inscrever e participar do último percurso.</w:t>
+        <w:t xml:space="preserve">No caso exclusivo do</w:t>
+      </w:r>
+      <w:r>
+        <w:t xml:space="preserve"> </w:t>
+      </w:r>
+      <w:r>
+        <w:rPr>
+          <w:b/>
+          <w:bCs/>
+        </w:rPr>
+        <w:t xml:space="preserve">CCOS</w:t>
+      </w:r>
+      <w:r>
+        <w:t xml:space="preserve">, atletas das categorias acompanhadas (</w:t>
+      </w:r>
+      <w:r>
+        <w:rPr>
+          <w:i/>
+          <w:iCs/>
+        </w:rPr>
+        <w:t xml:space="preserve">HN1</w:t>
+      </w:r>
+      <w:r>
+        <w:t xml:space="preserve">,</w:t>
+      </w:r>
+      <w:r>
+        <w:t xml:space="preserve"> </w:t>
+      </w:r>
+      <w:r>
+        <w:rPr>
+          <w:i/>
+          <w:iCs/>
+        </w:rPr>
+        <w:t xml:space="preserve">HN2</w:t>
+      </w:r>
+      <w:r>
+        <w:t xml:space="preserve">,</w:t>
+      </w:r>
+      <w:r>
+        <w:t xml:space="preserve"> </w:t>
+      </w:r>
+      <w:r>
+        <w:rPr>
+          <w:i/>
+          <w:iCs/>
+        </w:rPr>
+        <w:t xml:space="preserve">HN3</w:t>
+      </w:r>
+      <w:r>
+        <w:t xml:space="preserve">,</w:t>
+      </w:r>
+      <w:r>
+        <w:t xml:space="preserve"> </w:t>
+      </w:r>
+      <w:r>
+        <w:rPr>
+          <w:i/>
+          <w:iCs/>
+        </w:rPr>
+        <w:t xml:space="preserve">DN1</w:t>
+      </w:r>
+      <w:r>
+        <w:t xml:space="preserve">,</w:t>
+      </w:r>
+      <w:r>
+        <w:t xml:space="preserve"> </w:t>
+      </w:r>
+      <w:r>
+        <w:rPr>
+          <w:i/>
+          <w:iCs/>
+        </w:rPr>
+        <w:t xml:space="preserve">DN2</w:t>
+      </w:r>
+      <w:r>
+        <w:t xml:space="preserve"> </w:t>
+      </w:r>
+      <w:r>
+        <w:t xml:space="preserve">e</w:t>
+      </w:r>
+      <w:r>
+        <w:t xml:space="preserve"> </w:t>
+      </w:r>
+      <w:r>
+        <w:rPr>
+          <w:i/>
+          <w:iCs/>
+        </w:rPr>
+        <w:t xml:space="preserve">DN3</w:t>
+      </w:r>
+      <w:r>
+        <w:t xml:space="preserve">) só podem se inscrever e participar dos percursos diurnos.</w:t>
       </w:r>
     </w:p>
     <w:p>
@@ -1723,15 +1807,11 @@
       <w:r>
         <w:t xml:space="preserve">– O atleta que não concluir ou desistir do percurso é obrigado a registrar sua passagem pela faixa de chegada ou informar ao Controlador de Chegada o mais rápido possível, devendo entregar o mapa e o chip (SI-Card), conforme item 3.12 da ROP.</w:t>
       </w:r>
-      <w:r>
-        <w:t xml:space="preserve"> </w:t>
-      </w:r>
-      <w:r>
-        <w:t xml:space="preserve">&gt;</w:t>
-      </w:r>
-      <w:r>
-        <w:t xml:space="preserve"> </w:t>
-      </w:r>
+    </w:p>
+    <w:p>
+      <w:pPr>
+        <w:pStyle w:val="Textoembloco"/>
+      </w:pPr>
       <w:r>
         <w:rPr>
           <w:b/>
@@ -2142,79 +2222,7 @@
         <w:t xml:space="preserve"> </w:t>
       </w:r>
       <w:r>
-        <w:t xml:space="preserve">O atleta deve competir em, no mínimo, metade das etapas do campeonato anual para ter direito aos pontos. A média é calculada com base nas outras etapas.</w:t>
-      </w:r>
-    </w:p>
-    <w:p>
-      <w:pPr>
-        <w:pStyle w:val="Textoembloco"/>
-      </w:pPr>
-      <w:r>
-        <w:rPr>
-          <w:b/>
-          <w:bCs/>
-        </w:rPr>
-        <w:t xml:space="preserve">Parágrafo 2º (CCOS):</w:t>
-      </w:r>
-      <w:r>
-        <w:t xml:space="preserve"> </w:t>
-      </w:r>
-      <w:r>
-        <w:t xml:space="preserve">A média é calculada com base nos outros percursos do mesmo evento. Servirá também para definir a ordem de partida inversa no último percurso.</w:t>
-      </w:r>
-    </w:p>
-    <w:p>
-      <w:pPr>
-        <w:pStyle w:val="Textoembloco"/>
-      </w:pPr>
-      <w:r>
-        <w:rPr>
-          <w:b/>
-          <w:bCs/>
-        </w:rPr>
-        <w:t xml:space="preserve">Parágrafo 3º:</w:t>
-      </w:r>
-      <w:r>
-        <w:t xml:space="preserve"> </w:t>
-      </w:r>
-      <w:r>
-        <w:t xml:space="preserve">Qualquer atleta poderá se candidatar a participar como voluntário da organização de um evento, desde que a entidade organizadora aceite, mas só receberão a média da pontuação aqueles enquadrados neste artigo.</w:t>
-      </w:r>
-    </w:p>
-    <w:p>
-      <w:pPr>
-        <w:pStyle w:val="Textoembloco"/>
-      </w:pPr>
-      <w:r>
-        <w:rPr>
-          <w:b/>
-          <w:bCs/>
-        </w:rPr>
-        <w:t xml:space="preserve">Parágrafo 4º:</w:t>
-      </w:r>
-      <w:r>
-        <w:t xml:space="preserve"> </w:t>
-      </w:r>
-      <w:r>
-        <w:t xml:space="preserve">A lista com os voluntários que serão beneficiados com a média deve ser reportada ao árbitro e à FECORI ao término da apuração (CCOS) ou em até 15 dias (CCO).</w:t>
-      </w:r>
-    </w:p>
-    <w:p>
-      <w:pPr>
-        <w:pStyle w:val="Textoembloco"/>
-      </w:pPr>
-      <w:r>
-        <w:rPr>
-          <w:b/>
-          <w:bCs/>
-        </w:rPr>
-        <w:t xml:space="preserve">Parágrafo 5º:</w:t>
-      </w:r>
-      <w:r>
-        <w:t xml:space="preserve"> </w:t>
-      </w:r>
-      <w:r>
-        <w:t xml:space="preserve">O árbitro do evento elaborará o seu Relatório, previsto nas</w:t>
+        <w:t xml:space="preserve">O atleta precisa participar de pelo menos metade das etapas realizadas no campeonato anual —</w:t>
       </w:r>
       <w:r>
         <w:t xml:space="preserve"> </w:t>
@@ -2224,6 +2232,94 @@
           <w:i/>
           <w:iCs/>
         </w:rPr>
+        <w:t xml:space="preserve">considerando apenas as etapas que realmente aconteceram, excluindo as canceladas, e arredondando o número para baixo</w:t>
+      </w:r>
+      <w:r>
+        <w:t xml:space="preserve"> </w:t>
+      </w:r>
+      <w:r>
+        <w:t xml:space="preserve">— para ter direito à pontuação. A média é calculada com base nas etapas em que o atleta se inscreveu, exceto a etapa de voluntário, aplicando-se previamente o descarte previsto no Art. 34.</w:t>
+      </w:r>
+    </w:p>
+    <w:p>
+      <w:pPr>
+        <w:pStyle w:val="Textoembloco"/>
+      </w:pPr>
+      <w:r>
+        <w:rPr>
+          <w:b/>
+          <w:bCs/>
+        </w:rPr>
+        <w:t xml:space="preserve">Parágrafo 2º (CCOS):</w:t>
+      </w:r>
+      <w:r>
+        <w:t xml:space="preserve"> </w:t>
+      </w:r>
+      <w:r>
+        <w:t xml:space="preserve">A média é calculada com base nos outros percursos do mesmo evento. Servirá também para definir a ordem de partida inversa no último percurso.</w:t>
+      </w:r>
+    </w:p>
+    <w:p>
+      <w:pPr>
+        <w:pStyle w:val="Textoembloco"/>
+      </w:pPr>
+      <w:r>
+        <w:rPr>
+          <w:b/>
+          <w:bCs/>
+        </w:rPr>
+        <w:t xml:space="preserve">Parágrafo 3º:</w:t>
+      </w:r>
+      <w:r>
+        <w:t xml:space="preserve"> </w:t>
+      </w:r>
+      <w:r>
+        <w:t xml:space="preserve">Qualquer atleta poderá se candidatar a participar como voluntário da organização de um evento, desde que a entidade organizadora aceite, mas só receberão a média da pontuação aqueles enquadrados neste artigo.</w:t>
+      </w:r>
+    </w:p>
+    <w:p>
+      <w:pPr>
+        <w:pStyle w:val="Textoembloco"/>
+      </w:pPr>
+      <w:r>
+        <w:rPr>
+          <w:b/>
+          <w:bCs/>
+        </w:rPr>
+        <w:t xml:space="preserve">Parágrafo 4º:</w:t>
+      </w:r>
+      <w:r>
+        <w:t xml:space="preserve"> </w:t>
+      </w:r>
+      <w:r>
+        <w:t xml:space="preserve">A lista com os voluntários que serão beneficiados com a média deve ser reportada ao árbitro e à FECORI ao término da apuração (CCOS) ou em até 15 dias (CCO).</w:t>
+      </w:r>
+    </w:p>
+    <w:p>
+      <w:pPr>
+        <w:pStyle w:val="Textoembloco"/>
+      </w:pPr>
+      <w:r>
+        <w:rPr>
+          <w:b/>
+          <w:bCs/>
+        </w:rPr>
+        <w:t xml:space="preserve">Parágrafo 5º:</w:t>
+      </w:r>
+      <w:r>
+        <w:t xml:space="preserve"> </w:t>
+      </w:r>
+      <w:r>
+        <w:t xml:space="preserve">O árbitro do evento elaborará o seu Relatório, previsto nas</w:t>
+      </w:r>
+      <w:r>
+        <w:t xml:space="preserve"> </w:t>
+      </w:r>
+      <w:r>
+        <w:rPr>
+          <w:i/>
+          <w:iCs/>
+        </w:rPr>
         <w:t xml:space="preserve">DIRETRIZES PARA EVENTOS</w:t>
       </w:r>
       <w:r>
@@ -2248,20 +2344,23 @@
         <w:t xml:space="preserve"> </w:t>
       </w:r>
       <w:r>
-        <w:t xml:space="preserve">– A classificação individual geral será o somatório de todos os pontos obtidos (em todas as etapas/percursos),</w:t>
-      </w:r>
-      <w:r>
-        <w:t xml:space="preserve"> </w:t>
-      </w:r>
-      <w:r>
-        <w:rPr>
-          <w:b/>
-          <w:bCs/>
-        </w:rPr>
-        <w:t xml:space="preserve">sem descartes</w:t>
-      </w:r>
-      <w:r>
-        <w:t xml:space="preserve">.</w:t>
+        <w:t xml:space="preserve">–</w:t>
+      </w:r>
+      <w:r>
+        <w:t xml:space="preserve"> </w:t>
+      </w:r>
+      <w:r>
+        <w:rPr>
+          <w:b/>
+          <w:bCs/>
+        </w:rPr>
+        <w:t xml:space="preserve">Exclusivo do CCO:</w:t>
+      </w:r>
+      <w:r>
+        <w:t xml:space="preserve"> </w:t>
+      </w:r>
+      <w:r>
+        <w:t xml:space="preserve">A classificação individual geral será calculada com base no somatório dos pontos obtidos pelo atleta em todas as etapas, descartando-se obrigatoriamente uma etapa, aquela com a menor pontuação, desde que o campeonato tenha sido disputado em mais de três etapas.</w:t>
       </w:r>
     </w:p>
     <w:p>
@@ -2273,7 +2372,38 @@
           <w:b/>
           <w:bCs/>
         </w:rPr>
-        <w:t xml:space="preserve">Parágrafo Único:</w:t>
+        <w:t xml:space="preserve">Parágrafo 1º:</w:t>
+      </w:r>
+      <w:r>
+        <w:t xml:space="preserve"> </w:t>
+      </w:r>
+      <w:r>
+        <w:t xml:space="preserve">Caso o campeonato,</w:t>
+      </w:r>
+      <w:r>
+        <w:t xml:space="preserve"> </w:t>
+      </w:r>
+      <w:r>
+        <w:rPr>
+          <w:b/>
+          <w:bCs/>
+        </w:rPr>
+        <w:t xml:space="preserve">inclusive por motivo de cancelamento de etapas pela organização</w:t>
+      </w:r>
+      <w:r>
+        <w:t xml:space="preserve">, venha a ser disputado em três etapas ou menos, não haverá descarte e a classificação será dada pelo somatório de todas as etapas efetivamente realizadas.</w:t>
+      </w:r>
+    </w:p>
+    <w:p>
+      <w:pPr>
+        <w:pStyle w:val="Textoembloco"/>
+      </w:pPr>
+      <w:r>
+        <w:rPr>
+          <w:b/>
+          <w:bCs/>
+        </w:rPr>
+        <w:t xml:space="preserve">Parágrafo 2º:</w:t>
       </w:r>
       <w:r>
         <w:t xml:space="preserve"> </w:t>

--- a/Documentos/2026/regulamentoDasCompeticoesCearenses.docx
+++ b/Documentos/2026/regulamentoDasCompeticoesCearenses.docx
@@ -1,973 +1,1001 @@
 
 <file path=word/document.xml><?xml version="1.0" encoding="utf-8"?>
-<w:document xmlns:w="http://schemas.openxmlformats.org/wordprocessingml/2006/main" xmlns:m="http://schemas.openxmlformats.org/officeDocument/2006/math" xmlns:r="http://schemas.openxmlformats.org/officeDocument/2006/relationships" xmlns:o="urn:schemas-microsoft-com:office:office" xmlns:v="urn:schemas-microsoft-com:vml" xmlns:w10="urn:schemas-microsoft-com:office:word" xmlns:a="http://schemas.openxmlformats.org/drawingml/2006/main" xmlns:pic="http://schemas.openxmlformats.org/drawingml/2006/picture" xmlns:wp="http://schemas.openxmlformats.org/drawingml/2006/wordprocessingDrawing">
+<w:document xmlns:wpc="http://schemas.microsoft.com/office/word/2010/wordprocessingCanvas" xmlns:cx="http://schemas.microsoft.com/office/drawing/2014/chartex" xmlns:cx1="http://schemas.microsoft.com/office/drawing/2015/9/8/chartex" xmlns:cx2="http://schemas.microsoft.com/office/drawing/2015/10/21/chartex" xmlns:cx3="http://schemas.microsoft.com/office/drawing/2016/5/9/chartex" xmlns:cx4="http://schemas.microsoft.com/office/drawing/2016/5/10/chartex" xmlns:cx5="http://schemas.microsoft.com/office/drawing/2016/5/11/chartex" xmlns:cx6="http://schemas.microsoft.com/office/drawing/2016/5/12/chartex" xmlns:cx7="http://schemas.microsoft.com/office/drawing/2016/5/13/chartex" xmlns:cx8="http://schemas.microsoft.com/office/drawing/2016/5/14/chartex" xmlns:mc="http://schemas.openxmlformats.org/markup-compatibility/2006" xmlns:aink="http://schemas.microsoft.com/office/drawing/2016/ink" xmlns:am3d="http://schemas.microsoft.com/office/drawing/2017/model3d" xmlns:o="urn:schemas-microsoft-com:office:office" xmlns:oel="http://schemas.microsoft.com/office/2019/extlst" xmlns:r="http://schemas.openxmlformats.org/officeDocument/2006/relationships" xmlns:m="http://schemas.openxmlformats.org/officeDocument/2006/math" xmlns:v="urn:schemas-microsoft-com:vml" xmlns:wp14="http://schemas.microsoft.com/office/word/2010/wordprocessingDrawing" xmlns:wp="http://schemas.openxmlformats.org/drawingml/2006/wordprocessingDrawing" xmlns:w10="urn:schemas-microsoft-com:office:word" xmlns:w="http://schemas.openxmlformats.org/wordprocessingml/2006/main" xmlns:w14="http://schemas.microsoft.com/office/word/2010/wordml" xmlns:w15="http://schemas.microsoft.com/office/word/2012/wordml" xmlns:w16cex="http://schemas.microsoft.com/office/word/2018/wordml/cex" xmlns:w16cid="http://schemas.microsoft.com/office/word/2016/wordml/cid" xmlns:w16="http://schemas.microsoft.com/office/word/2018/wordml" xmlns:w16du="http://schemas.microsoft.com/office/word/2023/wordml/word16du" xmlns:w16sdtdh="http://schemas.microsoft.com/office/word/2020/wordml/sdtdatahash" xmlns:w16sdtfl="http://schemas.microsoft.com/office/word/2024/wordml/sdtformatlock" xmlns:w16se="http://schemas.microsoft.com/office/word/2015/wordml/symex" xmlns:wpg="http://schemas.microsoft.com/office/word/2010/wordprocessingGroup" xmlns:wpi="http://schemas.microsoft.com/office/word/2010/wordprocessingInk" xmlns:wne="http://schemas.microsoft.com/office/word/2006/wordml" xmlns:wps="http://schemas.microsoft.com/office/word/2010/wordprocessingShape" mc:Ignorable="w14 w15 w16se w16cid w16 w16cex w16sdtdh w16sdtfl w16du wp14">
   <w:body>
-    <w:bookmarkStart w:id="29" w:name="X9d2b1a7d218659fd06a36ab5598bc81824129ff"/>
     <w:p>
       <w:pPr>
         <w:pStyle w:val="Ttulo1"/>
-      </w:pPr>
-      <w:r>
-        <w:rPr>
-          <w:b/>
-          <w:bCs/>
-        </w:rPr>
-        <w:t xml:space="preserve">Regulamento das Competições Cearenses de Orientação</w:t>
-      </w:r>
-    </w:p>
-    <w:bookmarkStart w:id="18" w:name="disposições-gerais"/>
+        <w:jc w:val="both"/>
+      </w:pPr>
+      <w:bookmarkStart w:id="0" w:name="X9d2b1a7d218659fd06a36ab5598bc81824129ff"/>
+      <w:r>
+        <w:rPr>
+          <w:b/>
+          <w:bCs/>
+        </w:rPr>
+        <w:t>Regulamento das Competições Cearenses de Orientação</w:t>
+      </w:r>
+    </w:p>
     <w:p>
       <w:pPr>
         <w:pStyle w:val="Ttulo2"/>
-      </w:pPr>
-      <w:r>
-        <w:t xml:space="preserve">1. Disposições Gerais</w:t>
+        <w:jc w:val="both"/>
+      </w:pPr>
+      <w:bookmarkStart w:id="1" w:name="disposições-gerais"/>
+      <w:r>
+        <w:t>1. Disposições Gerais</w:t>
       </w:r>
     </w:p>
     <w:p>
       <w:pPr>
         <w:pStyle w:val="FirstParagraph"/>
-      </w:pPr>
-      <w:r>
-        <w:rPr>
-          <w:b/>
-          <w:bCs/>
-        </w:rPr>
-        <w:t xml:space="preserve">Art. 1º</w:t>
-      </w:r>
-      <w:r>
-        <w:t xml:space="preserve"> </w:t>
-      </w:r>
-      <w:r>
-        <w:t xml:space="preserve">– O presente regulamento unifica as diretrizes para a realização do</w:t>
-      </w:r>
-      <w:r>
-        <w:t xml:space="preserve"> </w:t>
+        <w:jc w:val="both"/>
+      </w:pPr>
+      <w:r>
+        <w:rPr>
+          <w:b/>
+          <w:bCs/>
+        </w:rPr>
+        <w:t>Art. 1º</w:t>
+      </w:r>
+      <w:r>
+        <w:t xml:space="preserve"> – O presente regulamento unifica as diretrizes para a realização do </w:t>
       </w:r>
       <w:r>
         <w:rPr>
           <w:i/>
           <w:iCs/>
         </w:rPr>
-        <w:t xml:space="preserve">Campeonato Cearense de Orientação</w:t>
-      </w:r>
-      <w:r>
-        <w:t xml:space="preserve"> </w:t>
-      </w:r>
-      <w:r>
-        <w:t xml:space="preserve">(CCO) e do</w:t>
-      </w:r>
-      <w:r>
-        <w:t xml:space="preserve"> </w:t>
+        <w:t>Campeonato Cearense de Orientação</w:t>
+      </w:r>
+      <w:r>
+        <w:t xml:space="preserve"> (CCO) e do </w:t>
       </w:r>
       <w:r>
         <w:rPr>
           <w:i/>
           <w:iCs/>
         </w:rPr>
-        <w:t xml:space="preserve">Campeonato Cearense de Orientação Sprint</w:t>
-      </w:r>
-      <w:r>
-        <w:t xml:space="preserve"> </w:t>
-      </w:r>
-      <w:r>
-        <w:t xml:space="preserve">(CCOS). Às omissões neste regulamento aplicam-se as</w:t>
-      </w:r>
-      <w:r>
-        <w:t xml:space="preserve"> </w:t>
+        <w:t>Campeonato Cearense de Orientação Sprint</w:t>
+      </w:r>
+      <w:r>
+        <w:t xml:space="preserve"> (CCOS). Às omissões neste regulamento aplicam-se as </w:t>
       </w:r>
       <w:r>
         <w:rPr>
           <w:i/>
           <w:iCs/>
         </w:rPr>
-        <w:t xml:space="preserve">Regras de Orientação Pedestre</w:t>
-      </w:r>
-      <w:r>
-        <w:t xml:space="preserve"> </w:t>
-      </w:r>
-      <w:r>
-        <w:t xml:space="preserve">(ROP) vigentes da</w:t>
-      </w:r>
-      <w:r>
-        <w:t xml:space="preserve"> </w:t>
-      </w:r>
-      <w:r>
-        <w:rPr>
-          <w:b/>
-          <w:bCs/>
-        </w:rPr>
-        <w:t xml:space="preserve">Confederação Brasileira de Orientação</w:t>
-      </w:r>
-      <w:r>
-        <w:t xml:space="preserve"> </w:t>
-      </w:r>
-      <w:r>
-        <w:t xml:space="preserve">(CBO).</w:t>
+        <w:t>Regras de Orientação Pedestre</w:t>
+      </w:r>
+      <w:r>
+        <w:t xml:space="preserve"> (ROP) vigentes da </w:t>
+      </w:r>
+      <w:r>
+        <w:rPr>
+          <w:b/>
+          <w:bCs/>
+        </w:rPr>
+        <w:t>Confederação Brasileira de Orientação</w:t>
+      </w:r>
+      <w:r>
+        <w:t xml:space="preserve"> (CBO).</w:t>
       </w:r>
     </w:p>
     <w:p>
       <w:pPr>
         <w:pStyle w:val="Corpodetexto"/>
-      </w:pPr>
-      <w:r>
-        <w:rPr>
-          <w:b/>
-          <w:bCs/>
-        </w:rPr>
-        <w:t xml:space="preserve">Art. 2º</w:t>
-      </w:r>
-      <w:r>
-        <w:t xml:space="preserve"> </w:t>
-      </w:r>
-      <w:r>
-        <w:t xml:space="preserve">– Considera-se por atleta ou clube filiado à</w:t>
-      </w:r>
-      <w:r>
-        <w:t xml:space="preserve"> </w:t>
-      </w:r>
-      <w:r>
-        <w:rPr>
-          <w:b/>
-          <w:bCs/>
-        </w:rPr>
-        <w:t xml:space="preserve">Federação Cearense de Orientação</w:t>
-      </w:r>
-      <w:r>
-        <w:t xml:space="preserve"> </w:t>
-      </w:r>
-      <w:r>
-        <w:t xml:space="preserve">(FECORI) aquele que estiver devidamente registrado e em dia com suas obrigações a esta entidade.</w:t>
+        <w:jc w:val="both"/>
+      </w:pPr>
+      <w:r>
+        <w:rPr>
+          <w:b/>
+          <w:bCs/>
+        </w:rPr>
+        <w:t>Art. 2º</w:t>
+      </w:r>
+      <w:r>
+        <w:t xml:space="preserve"> – Considera-se por atleta ou clube filiado à </w:t>
+      </w:r>
+      <w:r>
+        <w:rPr>
+          <w:b/>
+          <w:bCs/>
+        </w:rPr>
+        <w:t>Federação Cearense de Orientação</w:t>
+      </w:r>
+      <w:r>
+        <w:t xml:space="preserve"> (FECORI) aquele que estiver devidamente registrado e em dia com suas obrigações a esta entidade.</w:t>
       </w:r>
     </w:p>
     <w:p>
       <w:pPr>
         <w:pStyle w:val="Textoembloco"/>
-      </w:pPr>
-      <w:r>
-        <w:rPr>
-          <w:b/>
-          <w:bCs/>
-        </w:rPr>
-        <w:t xml:space="preserve">Parágrafo 1º:</w:t>
-      </w:r>
-      <w:r>
-        <w:t xml:space="preserve"> </w:t>
-      </w:r>
-      <w:r>
-        <w:t xml:space="preserve">O registro do atleta na FECORI se dará quando:</w:t>
+        <w:jc w:val="both"/>
+      </w:pPr>
+      <w:r>
+        <w:rPr>
+          <w:b/>
+          <w:bCs/>
+        </w:rPr>
+        <w:t>Parágrafo 1º:</w:t>
+      </w:r>
+      <w:r>
+        <w:t xml:space="preserve"> O registro do atleta na FECORI se dará quando:</w:t>
       </w:r>
     </w:p>
     <w:p>
       <w:pPr>
         <w:pStyle w:val="Textoembloco"/>
-      </w:pPr>
-      <w:r>
-        <w:rPr>
-          <w:b/>
-          <w:bCs/>
-        </w:rPr>
-        <w:t xml:space="preserve">a.</w:t>
-      </w:r>
-      <w:r>
-        <w:t xml:space="preserve"> </w:t>
-      </w:r>
-      <w:r>
-        <w:t xml:space="preserve">Efetivar seu registro na CBO e indicar a FECORI como sua federação;</w:t>
+        <w:ind w:left="709"/>
+        <w:jc w:val="both"/>
+      </w:pPr>
+      <w:r>
+        <w:rPr>
+          <w:b/>
+          <w:bCs/>
+        </w:rPr>
+        <w:t>a.</w:t>
+      </w:r>
+      <w:r>
+        <w:t xml:space="preserve"> Efetivar seu registro na CBO e indicar a FECORI como sua federação;</w:t>
       </w:r>
     </w:p>
     <w:p>
       <w:pPr>
         <w:pStyle w:val="Textoembloco"/>
-      </w:pPr>
-      <w:r>
-        <w:rPr>
-          <w:b/>
-          <w:bCs/>
-        </w:rPr>
-        <w:t xml:space="preserve">b.</w:t>
-      </w:r>
-      <w:r>
-        <w:t xml:space="preserve"> </w:t>
-      </w:r>
-      <w:r>
-        <w:t xml:space="preserve">Estiver em dia com as obrigações junto à CBO/FECORI.</w:t>
+        <w:ind w:left="709"/>
+        <w:jc w:val="both"/>
+      </w:pPr>
+      <w:r>
+        <w:rPr>
+          <w:b/>
+          <w:bCs/>
+        </w:rPr>
+        <w:t>b.</w:t>
+      </w:r>
+      <w:r>
+        <w:t xml:space="preserve"> Estiver em dia com as obrigações junto à CBO/FECORI.</w:t>
       </w:r>
     </w:p>
     <w:p>
       <w:pPr>
         <w:pStyle w:val="Textoembloco"/>
-      </w:pPr>
-      <w:r>
-        <w:rPr>
-          <w:b/>
-          <w:bCs/>
-        </w:rPr>
-        <w:t xml:space="preserve">Parágrafo 2º:</w:t>
-      </w:r>
-      <w:r>
-        <w:t xml:space="preserve"> </w:t>
-      </w:r>
-      <w:r>
-        <w:t xml:space="preserve">A FECORI utilizará o número de registro da CBO como identificação do atleta.</w:t>
+        <w:jc w:val="both"/>
+      </w:pPr>
+      <w:r>
+        <w:rPr>
+          <w:b/>
+          <w:bCs/>
+        </w:rPr>
+        <w:t>Parágrafo 2º:</w:t>
+      </w:r>
+      <w:r>
+        <w:t xml:space="preserve"> A FECORI utilizará o número de registro da CBO como identificação do atleta.</w:t>
       </w:r>
     </w:p>
     <w:p>
       <w:pPr>
         <w:pStyle w:val="Textoembloco"/>
-      </w:pPr>
-      <w:r>
-        <w:rPr>
-          <w:b/>
-          <w:bCs/>
-        </w:rPr>
-        <w:t xml:space="preserve">Parágrafo 3º:</w:t>
-      </w:r>
-      <w:r>
-        <w:t xml:space="preserve"> </w:t>
-      </w:r>
-      <w:r>
-        <w:t xml:space="preserve">O registro de um clube na FECORI se dará conforme</w:t>
-      </w:r>
-      <w:r>
-        <w:t xml:space="preserve"> </w:t>
+        <w:jc w:val="both"/>
+      </w:pPr>
+      <w:r>
+        <w:rPr>
+          <w:b/>
+          <w:bCs/>
+        </w:rPr>
+        <w:t>Parágrafo 3º:</w:t>
+      </w:r>
+      <w:r>
+        <w:t xml:space="preserve"> O registro de um clube na FECORI se dará conforme </w:t>
       </w:r>
       <w:r>
         <w:rPr>
           <w:i/>
           <w:iCs/>
         </w:rPr>
-        <w:t xml:space="preserve">Capítulo IX</w:t>
-      </w:r>
-      <w:r>
-        <w:t xml:space="preserve"> </w:t>
-      </w:r>
-      <w:r>
-        <w:t xml:space="preserve">do</w:t>
-      </w:r>
-      <w:r>
-        <w:t xml:space="preserve"> </w:t>
+        <w:t>Capítulo IX</w:t>
+      </w:r>
+      <w:r>
+        <w:t xml:space="preserve"> do </w:t>
       </w:r>
       <w:r>
         <w:rPr>
           <w:i/>
           <w:iCs/>
         </w:rPr>
-        <w:t xml:space="preserve">Estatuto da FECORI</w:t>
-      </w:r>
-      <w:r>
-        <w:t xml:space="preserve">.</w:t>
+        <w:t>Estatuto da FECORI</w:t>
+      </w:r>
+      <w:r>
+        <w:t>.</w:t>
       </w:r>
     </w:p>
     <w:p>
       <w:pPr>
         <w:pStyle w:val="Textoembloco"/>
-      </w:pPr>
-      <w:r>
-        <w:rPr>
-          <w:b/>
-          <w:bCs/>
-        </w:rPr>
-        <w:t xml:space="preserve">Parágrafo 4º:</w:t>
-      </w:r>
-      <w:r>
-        <w:t xml:space="preserve"> </w:t>
-      </w:r>
-      <w:r>
-        <w:t xml:space="preserve">As obrigações de taxas da FECORI são definidas no</w:t>
-      </w:r>
-      <w:r>
-        <w:t xml:space="preserve"> </w:t>
+        <w:jc w:val="both"/>
+      </w:pPr>
+      <w:r>
+        <w:rPr>
+          <w:b/>
+          <w:bCs/>
+        </w:rPr>
+        <w:t>Parágrafo 4º:</w:t>
+      </w:r>
+      <w:r>
+        <w:t xml:space="preserve"> As obrigações de taxas da FECORI são definidas no </w:t>
       </w:r>
       <w:r>
         <w:rPr>
           <w:i/>
           <w:iCs/>
         </w:rPr>
-        <w:t xml:space="preserve">Regimento de Taxas</w:t>
-      </w:r>
-      <w:r>
-        <w:t xml:space="preserve"> </w:t>
-      </w:r>
-      <w:r>
-        <w:t xml:space="preserve">vigente, aplicadas ao evento, e constarão nos Boletins que serão divulgados.</w:t>
+        <w:t>Regimento de Taxas</w:t>
+      </w:r>
+      <w:r>
+        <w:t xml:space="preserve"> vigente, aplicadas ao evento, e constarão nos Boletins que serão divulgados.</w:t>
       </w:r>
     </w:p>
     <w:p>
       <w:pPr>
         <w:pStyle w:val="Textoembloco"/>
-      </w:pPr>
-      <w:r>
-        <w:rPr>
-          <w:b/>
-          <w:bCs/>
-        </w:rPr>
-        <w:t xml:space="preserve">Parágrafo 5º:</w:t>
-      </w:r>
-      <w:r>
-        <w:t xml:space="preserve"> </w:t>
-      </w:r>
-      <w:r>
-        <w:t xml:space="preserve">Outras obrigações são previstas no</w:t>
-      </w:r>
-      <w:r>
-        <w:t xml:space="preserve"> </w:t>
+        <w:jc w:val="both"/>
+      </w:pPr>
+      <w:r>
+        <w:rPr>
+          <w:b/>
+          <w:bCs/>
+        </w:rPr>
+        <w:t>Parágrafo 5º:</w:t>
+      </w:r>
+      <w:r>
+        <w:t xml:space="preserve"> Outras obrigações são previstas no </w:t>
       </w:r>
       <w:r>
         <w:rPr>
           <w:i/>
           <w:iCs/>
         </w:rPr>
-        <w:t xml:space="preserve">Estatuto da FECORI</w:t>
-      </w:r>
-      <w:r>
-        <w:t xml:space="preserve">.</w:t>
-      </w:r>
-    </w:p>
-    <w:bookmarkEnd w:id="18"/>
-    <w:bookmarkStart w:id="21" w:name="das-competições"/>
+        <w:t>Estatuto da FECORI</w:t>
+      </w:r>
+      <w:r>
+        <w:t>.</w:t>
+      </w:r>
+    </w:p>
     <w:p>
       <w:pPr>
         <w:pStyle w:val="Ttulo2"/>
-      </w:pPr>
-      <w:r>
-        <w:t xml:space="preserve">2. Das Competições</w:t>
+        <w:jc w:val="both"/>
+      </w:pPr>
+      <w:bookmarkStart w:id="2" w:name="das-competições"/>
+      <w:bookmarkEnd w:id="1"/>
+      <w:r>
+        <w:t>2. Das Competições</w:t>
       </w:r>
     </w:p>
     <w:p>
       <w:pPr>
         <w:pStyle w:val="FirstParagraph"/>
-      </w:pPr>
-      <w:r>
-        <w:rPr>
-          <w:b/>
-          <w:bCs/>
-        </w:rPr>
-        <w:t xml:space="preserve">Art. 3º</w:t>
-      </w:r>
-      <w:r>
-        <w:t xml:space="preserve"> </w:t>
-      </w:r>
-      <w:r>
-        <w:t xml:space="preserve">– As etapas do</w:t>
-      </w:r>
-      <w:r>
-        <w:t xml:space="preserve"> </w:t>
-      </w:r>
-      <w:r>
-        <w:rPr>
-          <w:b/>
-          <w:bCs/>
-        </w:rPr>
-        <w:t xml:space="preserve">Campeonato Cearense de Orientação (CCO)</w:t>
-      </w:r>
-      <w:r>
-        <w:t xml:space="preserve"> </w:t>
-      </w:r>
-      <w:r>
-        <w:t xml:space="preserve">são competições de orientação pedestre, diurnas, de natureza individual, com resultado de um único percurso, com ordem de visitação aos pontos de controle específica e extensão de percurso médio ou longo. O CCO é disputado em múltiplas etapas ao longo do ano.</w:t>
+        <w:jc w:val="both"/>
+      </w:pPr>
+      <w:r>
+        <w:rPr>
+          <w:b/>
+          <w:bCs/>
+        </w:rPr>
+        <w:t>Art. 3º</w:t>
+      </w:r>
+      <w:r>
+        <w:t xml:space="preserve"> – As etapas do </w:t>
+      </w:r>
+      <w:r>
+        <w:rPr>
+          <w:b/>
+          <w:bCs/>
+        </w:rPr>
+        <w:t>Campeonato Cearense de Orientação (CCO)</w:t>
+      </w:r>
+      <w:r>
+        <w:t xml:space="preserve"> são competições de orientação pedestre, diurnas, de natureza individual, com resultado de um único percurso, com ordem de visitação aos pontos de controle específica e extensão de percurso médio ou longo. O CCO é disputado em múltiplas etapas ao longo do ano.</w:t>
       </w:r>
     </w:p>
     <w:p>
       <w:pPr>
         <w:pStyle w:val="Textoembloco"/>
-      </w:pPr>
-      <w:r>
-        <w:rPr>
-          <w:b/>
-          <w:bCs/>
-        </w:rPr>
-        <w:t xml:space="preserve">Parágrafo 1º:</w:t>
-      </w:r>
-      <w:r>
-        <w:t xml:space="preserve"> </w:t>
-      </w:r>
-      <w:r>
-        <w:t xml:space="preserve">Fica proibida a utilização de área mapeada onde tenha ocorrido alguma atividade de orientação nos últimos 3 (três) anos, contados da data do evento.</w:t>
+        <w:jc w:val="both"/>
+      </w:pPr>
+      <w:r>
+        <w:rPr>
+          <w:b/>
+          <w:bCs/>
+        </w:rPr>
+        <w:t>Parágrafo 1º:</w:t>
+      </w:r>
+      <w:r>
+        <w:t xml:space="preserve"> Fica proibida a utilização de área mapeada onde tenha ocorrido alguma atividade de orientação nos últimos 3 (três) anos, contados da data do evento.</w:t>
       </w:r>
     </w:p>
     <w:p>
       <w:pPr>
         <w:pStyle w:val="Textoembloco"/>
-      </w:pPr>
-      <w:r>
-        <w:rPr>
-          <w:b/>
-          <w:bCs/>
-        </w:rPr>
-        <w:t xml:space="preserve">Parágrafo 2º:</w:t>
-      </w:r>
-      <w:r>
-        <w:t xml:space="preserve"> </w:t>
-      </w:r>
-      <w:r>
-        <w:t xml:space="preserve">O organizador de uma etapa deve informar até o último boletim informativo qual a extensão do percurso.</w:t>
+        <w:jc w:val="both"/>
+      </w:pPr>
+      <w:r>
+        <w:rPr>
+          <w:b/>
+          <w:bCs/>
+        </w:rPr>
+        <w:t>Parágrafo 2º:</w:t>
+      </w:r>
+      <w:r>
+        <w:t xml:space="preserve"> O organizador de uma etapa deve informar até o último boletim informativo qual a extensão do percurso.</w:t>
       </w:r>
     </w:p>
     <w:p>
       <w:pPr>
         <w:pStyle w:val="FirstParagraph"/>
-      </w:pPr>
-      <w:r>
-        <w:rPr>
-          <w:b/>
-          <w:bCs/>
-        </w:rPr>
-        <w:t xml:space="preserve">Art. 4º</w:t>
-      </w:r>
-      <w:r>
-        <w:t xml:space="preserve"> </w:t>
-      </w:r>
-      <w:r>
-        <w:t xml:space="preserve">– O</w:t>
-      </w:r>
-      <w:r>
-        <w:t xml:space="preserve"> </w:t>
-      </w:r>
-      <w:r>
-        <w:rPr>
-          <w:b/>
-          <w:bCs/>
-        </w:rPr>
-        <w:t xml:space="preserve">Campeonato Cearense de Orientação Sprint (CCOS)</w:t>
-      </w:r>
-      <w:r>
-        <w:t xml:space="preserve"> </w:t>
-      </w:r>
-      <w:r>
-        <w:t xml:space="preserve">é caracterizado por percursos em que os atletas devam ser testados em suas habilidades de leitura e interpretação dos mapas, com escolhas de rotas em ambientes urbanos ou semiurbanos, em alta velocidade. O CCOS será realizado em um único evento, composto de múltiplos percursos (geralmente três).</w:t>
+        <w:jc w:val="both"/>
+      </w:pPr>
+      <w:r>
+        <w:rPr>
+          <w:b/>
+          <w:bCs/>
+        </w:rPr>
+        <w:t>Art. 4º</w:t>
+      </w:r>
+      <w:r>
+        <w:t xml:space="preserve"> – O </w:t>
+      </w:r>
+      <w:r>
+        <w:rPr>
+          <w:b/>
+          <w:bCs/>
+        </w:rPr>
+        <w:t>Campeonato Cearense de Orientação Sprint (CCOS)</w:t>
+      </w:r>
+      <w:r>
+        <w:t xml:space="preserve"> é caracterizado por percursos em que os atletas devam ser testados em suas habilidades de leitura e interpretação dos mapas, com escolhas de rotas em ambientes urbanos ou semiurbanos, em alta velocidade. O CCOS será realizado em um único evento, composto de múltiplos percursos (geralmente três).</w:t>
       </w:r>
     </w:p>
     <w:p>
       <w:pPr>
         <w:pStyle w:val="Corpodetexto"/>
-      </w:pPr>
-      <w:r>
-        <w:rPr>
-          <w:b/>
-          <w:bCs/>
-        </w:rPr>
-        <w:t xml:space="preserve">Art. 5º</w:t>
-      </w:r>
-      <w:r>
-        <w:t xml:space="preserve"> </w:t>
-      </w:r>
-      <w:r>
-        <w:t xml:space="preserve">– Ambas as competições serão realizadas, se possível, em áreas de fácil acesso, agradáveis e com infraestrutura compatível ao número de participantes. O terreno deve ser propício à prática de orientação e o conjunto das ações dos organizadores deve ser previamente aprovado pelo árbitro do evento.</w:t>
+        <w:jc w:val="both"/>
+      </w:pPr>
+      <w:r>
+        <w:rPr>
+          <w:b/>
+          <w:bCs/>
+        </w:rPr>
+        <w:t>Art. 5º</w:t>
+      </w:r>
+      <w:r>
+        <w:t xml:space="preserve"> – Ambas as competições serão realizadas, se possível, em áreas de fácil acesso, agradáveis e com infraestrutura compatível ao número de participantes. O terreno deve ser propício à prática de orientação e o conjunto das ações dos organizadores deve ser previamente aprovado pelo árbitro do evento.</w:t>
       </w:r>
     </w:p>
     <w:p>
       <w:pPr>
         <w:pStyle w:val="Corpodetexto"/>
-      </w:pPr>
-      <w:r>
-        <w:rPr>
-          <w:b/>
-          <w:bCs/>
-        </w:rPr>
-        <w:t xml:space="preserve">Art. 6º</w:t>
-      </w:r>
-      <w:r>
-        <w:t xml:space="preserve"> </w:t>
-      </w:r>
-      <w:r>
-        <w:t xml:space="preserve">– A organização geral de cada competição é de responsabilidade de um ou mais clubes filiados à FECORI, conforme calendários abaixo:</w:t>
-      </w:r>
-    </w:p>
-    <w:bookmarkStart w:id="19" w:name="Xfc7263bc551f591fd24a57a0de31d0a3e17d277"/>
+        <w:jc w:val="both"/>
+      </w:pPr>
+      <w:r>
+        <w:rPr>
+          <w:b/>
+          <w:bCs/>
+        </w:rPr>
+        <w:lastRenderedPageBreak/>
+        <w:t>Art. 6º</w:t>
+      </w:r>
+      <w:r>
+        <w:t xml:space="preserve"> – A organização geral de cada competição é de responsabilidade de um ou mais clubes filiados à FECORI, conforme calendários abaixo:</w:t>
+      </w:r>
+    </w:p>
     <w:p>
       <w:pPr>
         <w:pStyle w:val="Ttulo3"/>
-      </w:pPr>
-      <w:r>
-        <w:t xml:space="preserve">Calendário do XIX Campeonato Cearense de Orientação (CCO XIX)</w:t>
+        <w:jc w:val="both"/>
+      </w:pPr>
+      <w:bookmarkStart w:id="3" w:name="Xfc7263bc551f591fd24a57a0de31d0a3e17d277"/>
+      <w:r>
+        <w:t>Calendário do XIX Campeonato Cearense de Orientação (CCO XIX)</w:t>
       </w:r>
     </w:p>
     <w:tbl>
       <w:tblPr>
         <w:tblStyle w:val="Table"/>
-        <w:tblW w:type="pct" w:w="5000"/>
+        <w:tblW w:w="5000" w:type="pct"/>
         <w:tblLayout w:type="fixed"/>
-        <w:tblLook w:firstRow="1" w:lastRow="0" w:firstColumn="0" w:lastColumn="0" w:noHBand="0" w:noVBand="0" w:val="0020"/>
+        <w:tblLook w:val="0020" w:firstRow="1" w:lastRow="0" w:firstColumn="0" w:lastColumn="0" w:noHBand="0" w:noVBand="0"/>
       </w:tblPr>
       <w:tblGrid>
-        <w:gridCol w:w="1188"/>
-        <w:gridCol w:w="1056"/>
-        <w:gridCol w:w="1980"/>
-        <w:gridCol w:w="3696"/>
+        <w:gridCol w:w="1617"/>
+        <w:gridCol w:w="1436"/>
+        <w:gridCol w:w="2693"/>
+        <w:gridCol w:w="5027"/>
       </w:tblGrid>
       <w:tr>
         <w:trPr>
-          <w:tblHeader w:val="on"/>
+          <w:cnfStyle w:val="100000000000" w:firstRow="1" w:lastRow="0" w:firstColumn="0" w:lastColumn="0" w:oddVBand="0" w:evenVBand="0" w:oddHBand="0" w:evenHBand="0" w:firstRowFirstColumn="0" w:firstRowLastColumn="0" w:lastRowFirstColumn="0" w:lastRowLastColumn="0"/>
+          <w:tblHeader/>
         </w:trPr>
         <w:tc>
-          <w:tcPr/>
+          <w:tcPr>
+            <w:tcW w:w="1188" w:type="dxa"/>
+          </w:tcPr>
           <w:p>
             <w:pPr>
               <w:pStyle w:val="Compact"/>
+              <w:jc w:val="both"/>
             </w:pPr>
             <w:r>
               <w:rPr>
                 <w:b/>
                 <w:bCs/>
               </w:rPr>
-              <w:t xml:space="preserve">Etapa</w:t>
+              <w:t>Etapa</w:t>
             </w:r>
           </w:p>
         </w:tc>
         <w:tc>
-          <w:tcPr/>
+          <w:tcPr>
+            <w:tcW w:w="1056" w:type="dxa"/>
+          </w:tcPr>
           <w:p>
             <w:pPr>
               <w:pStyle w:val="Compact"/>
+              <w:jc w:val="both"/>
             </w:pPr>
             <w:r>
               <w:rPr>
                 <w:b/>
                 <w:bCs/>
               </w:rPr>
-              <w:t xml:space="preserve">Data</w:t>
+              <w:t>Data</w:t>
             </w:r>
           </w:p>
         </w:tc>
         <w:tc>
-          <w:tcPr/>
+          <w:tcPr>
+            <w:tcW w:w="1980" w:type="dxa"/>
+          </w:tcPr>
           <w:p>
             <w:pPr>
               <w:pStyle w:val="Compact"/>
+              <w:jc w:val="both"/>
             </w:pPr>
             <w:r>
               <w:rPr>
                 <w:b/>
                 <w:bCs/>
               </w:rPr>
-              <w:t xml:space="preserve">Organizador</w:t>
+              <w:t>Organizador</w:t>
             </w:r>
           </w:p>
         </w:tc>
         <w:tc>
-          <w:tcPr/>
+          <w:tcPr>
+            <w:tcW w:w="3696" w:type="dxa"/>
+          </w:tcPr>
           <w:p>
             <w:pPr>
               <w:pStyle w:val="Compact"/>
+              <w:jc w:val="both"/>
             </w:pPr>
             <w:r>
               <w:rPr>
                 <w:b/>
                 <w:bCs/>
               </w:rPr>
-              <w:t xml:space="preserve">Árbitro</w:t>
+              <w:t>Árbitro</w:t>
             </w:r>
           </w:p>
         </w:tc>
       </w:tr>
       <w:tr>
         <w:tc>
-          <w:tcPr/>
+          <w:tcPr>
+            <w:tcW w:w="1188" w:type="dxa"/>
+          </w:tcPr>
           <w:p>
             <w:pPr>
               <w:pStyle w:val="Compact"/>
+              <w:jc w:val="both"/>
             </w:pPr>
             <w:r>
-              <w:t xml:space="preserve">1ª</w:t>
+              <w:t>1ª</w:t>
             </w:r>
           </w:p>
         </w:tc>
         <w:tc>
-          <w:tcPr/>
+          <w:tcPr>
+            <w:tcW w:w="1056" w:type="dxa"/>
+          </w:tcPr>
           <w:p>
             <w:pPr>
               <w:pStyle w:val="Compact"/>
+              <w:jc w:val="both"/>
             </w:pPr>
             <w:r>
-              <w:t xml:space="preserve">31/Mai</w:t>
+              <w:t>31/Mai</w:t>
             </w:r>
           </w:p>
         </w:tc>
         <w:tc>
-          <w:tcPr/>
+          <w:tcPr>
+            <w:tcW w:w="1980" w:type="dxa"/>
+          </w:tcPr>
           <w:p>
             <w:pPr>
               <w:pStyle w:val="Compact"/>
+              <w:jc w:val="both"/>
             </w:pPr>
             <w:r>
-              <w:t xml:space="preserve">COqueiro</w:t>
+              <w:t>COqueiro</w:t>
             </w:r>
           </w:p>
         </w:tc>
         <w:tc>
-          <w:tcPr/>
+          <w:tcPr>
+            <w:tcW w:w="3696" w:type="dxa"/>
+          </w:tcPr>
           <w:p>
             <w:pPr>
               <w:pStyle w:val="Compact"/>
+              <w:jc w:val="both"/>
             </w:pPr>
             <w:r>
-              <w:t xml:space="preserve">??? - ??????? (QA/FECORI ??)</w:t>
+              <w:t>??? - ??????? (QA/FECORI ??)</w:t>
             </w:r>
           </w:p>
         </w:tc>
       </w:tr>
       <w:tr>
         <w:tc>
-          <w:tcPr/>
+          <w:tcPr>
+            <w:tcW w:w="1188" w:type="dxa"/>
+          </w:tcPr>
           <w:p>
             <w:pPr>
               <w:pStyle w:val="Compact"/>
+              <w:jc w:val="both"/>
             </w:pPr>
             <w:r>
-              <w:t xml:space="preserve">2ª</w:t>
+              <w:t>2ª</w:t>
             </w:r>
           </w:p>
         </w:tc>
         <w:tc>
-          <w:tcPr/>
+          <w:tcPr>
+            <w:tcW w:w="1056" w:type="dxa"/>
+          </w:tcPr>
           <w:p>
             <w:pPr>
               <w:pStyle w:val="Compact"/>
+              <w:jc w:val="both"/>
             </w:pPr>
             <w:r>
-              <w:t xml:space="preserve">28/Jun</w:t>
+              <w:t>28/Jun</w:t>
             </w:r>
           </w:p>
         </w:tc>
         <w:tc>
-          <w:tcPr/>
+          <w:tcPr>
+            <w:tcW w:w="1980" w:type="dxa"/>
+          </w:tcPr>
           <w:p>
             <w:pPr>
               <w:pStyle w:val="Compact"/>
+              <w:jc w:val="both"/>
             </w:pPr>
             <w:r>
-              <w:t xml:space="preserve">COFORT</w:t>
+              <w:t>COFORT</w:t>
             </w:r>
           </w:p>
         </w:tc>
         <w:tc>
-          <w:tcPr/>
+          <w:tcPr>
+            <w:tcW w:w="3696" w:type="dxa"/>
+          </w:tcPr>
           <w:p>
             <w:pPr>
               <w:pStyle w:val="Compact"/>
+              <w:jc w:val="both"/>
             </w:pPr>
             <w:r>
-              <w:t xml:space="preserve">??? – ??????? (QA/FECORI ??)</w:t>
+              <w:t>??? – ??????? (QA/FECORI ??)</w:t>
             </w:r>
           </w:p>
         </w:tc>
       </w:tr>
       <w:tr>
         <w:tc>
-          <w:tcPr/>
+          <w:tcPr>
+            <w:tcW w:w="1188" w:type="dxa"/>
+          </w:tcPr>
           <w:p>
             <w:pPr>
               <w:pStyle w:val="Compact"/>
+              <w:jc w:val="both"/>
             </w:pPr>
             <w:r>
-              <w:t xml:space="preserve">3ª</w:t>
+              <w:t>3ª</w:t>
             </w:r>
           </w:p>
         </w:tc>
         <w:tc>
-          <w:tcPr/>
+          <w:tcPr>
+            <w:tcW w:w="1056" w:type="dxa"/>
+          </w:tcPr>
           <w:p>
             <w:pPr>
               <w:pStyle w:val="Compact"/>
+              <w:jc w:val="both"/>
             </w:pPr>
             <w:r>
-              <w:t xml:space="preserve">30/Ago</w:t>
+              <w:t>30/Ago</w:t>
             </w:r>
           </w:p>
         </w:tc>
         <w:tc>
-          <w:tcPr/>
+          <w:tcPr>
+            <w:tcW w:w="1980" w:type="dxa"/>
+          </w:tcPr>
           <w:p>
             <w:pPr>
               <w:pStyle w:val="Compact"/>
+              <w:jc w:val="both"/>
             </w:pPr>
             <w:r>
-              <w:t xml:space="preserve">???</w:t>
+              <w:t>???</w:t>
             </w:r>
           </w:p>
         </w:tc>
         <w:tc>
-          <w:tcPr/>
+          <w:tcPr>
+            <w:tcW w:w="3696" w:type="dxa"/>
+          </w:tcPr>
           <w:p>
             <w:pPr>
               <w:pStyle w:val="Compact"/>
+              <w:jc w:val="both"/>
             </w:pPr>
             <w:r>
-              <w:t xml:space="preserve">??? – ??????? (QA/FECORI ??)</w:t>
+              <w:t>??? – ??????? (QA/FECORI ??)</w:t>
             </w:r>
           </w:p>
         </w:tc>
       </w:tr>
       <w:tr>
         <w:tc>
-          <w:tcPr/>
+          <w:tcPr>
+            <w:tcW w:w="1188" w:type="dxa"/>
+          </w:tcPr>
           <w:p>
             <w:pPr>
               <w:pStyle w:val="Compact"/>
+              <w:jc w:val="both"/>
             </w:pPr>
             <w:r>
-              <w:t xml:space="preserve">4ª</w:t>
+              <w:t>4ª</w:t>
             </w:r>
           </w:p>
         </w:tc>
         <w:tc>
-          <w:tcPr/>
+          <w:tcPr>
+            <w:tcW w:w="1056" w:type="dxa"/>
+          </w:tcPr>
           <w:p>
             <w:pPr>
               <w:pStyle w:val="Compact"/>
+              <w:jc w:val="both"/>
             </w:pPr>
             <w:r>
-              <w:t xml:space="preserve">08/Nov</w:t>
+              <w:t>08/Nov</w:t>
             </w:r>
           </w:p>
         </w:tc>
         <w:tc>
-          <w:tcPr/>
+          <w:tcPr>
+            <w:tcW w:w="1980" w:type="dxa"/>
+          </w:tcPr>
           <w:p>
             <w:pPr>
               <w:pStyle w:val="Compact"/>
+              <w:jc w:val="both"/>
             </w:pPr>
             <w:r>
-              <w:t xml:space="preserve">???</w:t>
+              <w:t>???</w:t>
             </w:r>
           </w:p>
         </w:tc>
         <w:tc>
-          <w:tcPr/>
+          <w:tcPr>
+            <w:tcW w:w="3696" w:type="dxa"/>
+          </w:tcPr>
           <w:p>
             <w:pPr>
               <w:pStyle w:val="Compact"/>
+              <w:jc w:val="both"/>
             </w:pPr>
             <w:r>
-              <w:t xml:space="preserve">??? – ??????? (QA/FECORI ??)</w:t>
+              <w:t>??? – ??????? (QA/FECORI ??)</w:t>
             </w:r>
           </w:p>
         </w:tc>
       </w:tr>
     </w:tbl>
-    <w:bookmarkEnd w:id="19"/>
-    <w:bookmarkStart w:id="20" w:name="Xfbdba5622b410d1ea40c17b7d68e28d162a11ba"/>
     <w:p>
       <w:pPr>
         <w:pStyle w:val="Ttulo3"/>
-      </w:pPr>
-      <w:r>
-        <w:t xml:space="preserve">Calendário do XIII Campeonato Cearense de Orientação Sprint (CCOS XIII)</w:t>
+        <w:jc w:val="both"/>
+      </w:pPr>
+      <w:bookmarkStart w:id="4" w:name="Xfbdba5622b410d1ea40c17b7d68e28d162a11ba"/>
+      <w:bookmarkEnd w:id="3"/>
+      <w:r>
+        <w:t>Calendário do XIII Campeonato Cearense de Orientação Sprint (CCOS XIII)</w:t>
       </w:r>
     </w:p>
     <w:tbl>
       <w:tblPr>
         <w:tblStyle w:val="Table"/>
-        <w:tblW w:type="pct" w:w="5000"/>
+        <w:tblW w:w="5000" w:type="pct"/>
         <w:tblLayout w:type="fixed"/>
-        <w:tblLook w:firstRow="1" w:lastRow="0" w:firstColumn="0" w:lastColumn="0" w:noHBand="0" w:noVBand="0" w:val="0020"/>
+        <w:tblLook w:val="0020" w:firstRow="1" w:lastRow="0" w:firstColumn="0" w:lastColumn="0" w:noHBand="0" w:noVBand="0"/>
       </w:tblPr>
       <w:tblGrid>
-        <w:gridCol w:w="1508"/>
-        <w:gridCol w:w="1005"/>
-        <w:gridCol w:w="1885"/>
-        <w:gridCol w:w="3520"/>
+        <w:gridCol w:w="2052"/>
+        <w:gridCol w:w="1367"/>
+        <w:gridCol w:w="2565"/>
+        <w:gridCol w:w="4789"/>
       </w:tblGrid>
       <w:tr>
         <w:trPr>
-          <w:tblHeader w:val="on"/>
+          <w:cnfStyle w:val="100000000000" w:firstRow="1" w:lastRow="0" w:firstColumn="0" w:lastColumn="0" w:oddVBand="0" w:evenVBand="0" w:oddHBand="0" w:evenHBand="0" w:firstRowFirstColumn="0" w:firstRowLastColumn="0" w:lastRowFirstColumn="0" w:lastRowLastColumn="0"/>
+          <w:tblHeader/>
         </w:trPr>
         <w:tc>
-          <w:tcPr/>
+          <w:tcPr>
+            <w:tcW w:w="1508" w:type="dxa"/>
+          </w:tcPr>
           <w:p>
             <w:pPr>
               <w:pStyle w:val="Compact"/>
+              <w:jc w:val="both"/>
             </w:pPr>
             <w:r>
               <w:rPr>
                 <w:b/>
                 <w:bCs/>
               </w:rPr>
-              <w:t xml:space="preserve">Percurso</w:t>
+              <w:t>Percurso</w:t>
             </w:r>
           </w:p>
         </w:tc>
         <w:tc>
-          <w:tcPr/>
+          <w:tcPr>
+            <w:tcW w:w="1005" w:type="dxa"/>
+          </w:tcPr>
           <w:p>
             <w:pPr>
               <w:pStyle w:val="Compact"/>
+              <w:jc w:val="both"/>
             </w:pPr>
             <w:r>
               <w:rPr>
                 <w:b/>
                 <w:bCs/>
               </w:rPr>
-              <w:t xml:space="preserve">Data</w:t>
+              <w:t>Data</w:t>
             </w:r>
           </w:p>
         </w:tc>
         <w:tc>
-          <w:tcPr/>
+          <w:tcPr>
+            <w:tcW w:w="1885" w:type="dxa"/>
+          </w:tcPr>
           <w:p>
             <w:pPr>
               <w:pStyle w:val="Compact"/>
+              <w:jc w:val="both"/>
             </w:pPr>
             <w:r>
               <w:rPr>
                 <w:b/>
                 <w:bCs/>
               </w:rPr>
-              <w:t xml:space="preserve">Organizador</w:t>
+              <w:t>Organizador</w:t>
             </w:r>
           </w:p>
         </w:tc>
         <w:tc>
-          <w:tcPr/>
+          <w:tcPr>
+            <w:tcW w:w="3520" w:type="dxa"/>
+          </w:tcPr>
           <w:p>
             <w:pPr>
               <w:pStyle w:val="Compact"/>
+              <w:jc w:val="both"/>
             </w:pPr>
             <w:r>
               <w:rPr>
                 <w:b/>
                 <w:bCs/>
               </w:rPr>
-              <w:t xml:space="preserve">Árbitro</w:t>
+              <w:t>Árbitro</w:t>
             </w:r>
           </w:p>
         </w:tc>
       </w:tr>
       <w:tr>
         <w:tc>
-          <w:tcPr/>
+          <w:tcPr>
+            <w:tcW w:w="1508" w:type="dxa"/>
+          </w:tcPr>
           <w:p>
             <w:pPr>
               <w:pStyle w:val="Compact"/>
+              <w:jc w:val="both"/>
             </w:pPr>
             <w:r>
-              <w:t xml:space="preserve">1º</w:t>
+              <w:t>1º</w:t>
             </w:r>
           </w:p>
         </w:tc>
         <w:tc>
-          <w:tcPr/>
+          <w:tcPr>
+            <w:tcW w:w="1005" w:type="dxa"/>
+          </w:tcPr>
           <w:p>
             <w:pPr>
               <w:pStyle w:val="Compact"/>
+              <w:jc w:val="both"/>
             </w:pPr>
             <w:r>
-              <w:t xml:space="preserve">26/Set</w:t>
+              <w:t>26/Set</w:t>
             </w:r>
           </w:p>
         </w:tc>
         <w:tc>
-          <w:tcPr/>
+          <w:tcPr>
+            <w:tcW w:w="1885" w:type="dxa"/>
+          </w:tcPr>
           <w:p>
             <w:pPr>
               <w:pStyle w:val="Compact"/>
+              <w:jc w:val="both"/>
             </w:pPr>
             <w:r>
-              <w:t xml:space="preserve">FECORI</w:t>
+              <w:t>FECORI</w:t>
             </w:r>
           </w:p>
         </w:tc>
         <w:tc>
-          <w:tcPr/>
+          <w:tcPr>
+            <w:tcW w:w="3520" w:type="dxa"/>
+          </w:tcPr>
           <w:p>
             <w:pPr>
               <w:pStyle w:val="Compact"/>
+              <w:jc w:val="both"/>
             </w:pPr>
             <w:r>
-              <w:t xml:space="preserve">??? - ??????? (QA/FECORI ??)</w:t>
+              <w:t>??? - ??????? (QA/FECORI ??)</w:t>
             </w:r>
           </w:p>
         </w:tc>
       </w:tr>
       <w:tr>
         <w:tc>
-          <w:tcPr/>
+          <w:tcPr>
+            <w:tcW w:w="1508" w:type="dxa"/>
+          </w:tcPr>
           <w:p>
             <w:pPr>
               <w:pStyle w:val="Compact"/>
+              <w:jc w:val="both"/>
             </w:pPr>
             <w:r>
-              <w:t xml:space="preserve">2º</w:t>
+              <w:t>2º</w:t>
             </w:r>
           </w:p>
         </w:tc>
         <w:tc>
-          <w:tcPr/>
+          <w:tcPr>
+            <w:tcW w:w="1005" w:type="dxa"/>
+          </w:tcPr>
           <w:p>
             <w:pPr>
               <w:pStyle w:val="Compact"/>
+              <w:jc w:val="both"/>
             </w:pPr>
             <w:r>
-              <w:t xml:space="preserve">27/Set</w:t>
+              <w:t>27/Set</w:t>
             </w:r>
           </w:p>
         </w:tc>
         <w:tc>
-          <w:tcPr/>
+          <w:tcPr>
+            <w:tcW w:w="1885" w:type="dxa"/>
+          </w:tcPr>
           <w:p>
             <w:pPr>
               <w:pStyle w:val="Compact"/>
+              <w:jc w:val="both"/>
             </w:pPr>
             <w:r>
-              <w:t xml:space="preserve">FECORI</w:t>
+              <w:t>FECORI</w:t>
             </w:r>
           </w:p>
         </w:tc>
         <w:tc>
-          <w:tcPr/>
+          <w:tcPr>
+            <w:tcW w:w="3520" w:type="dxa"/>
+          </w:tcPr>
           <w:p>
             <w:pPr>
               <w:pStyle w:val="Compact"/>
+              <w:jc w:val="both"/>
             </w:pPr>
             <w:r>
-              <w:t xml:space="preserve">??? - ??????? (QA/FECORI ??)</w:t>
+              <w:t>??? - ??????? (QA/FECORI ??)</w:t>
             </w:r>
           </w:p>
         </w:tc>
       </w:tr>
       <w:tr>
         <w:tc>
-          <w:tcPr/>
+          <w:tcPr>
+            <w:tcW w:w="1508" w:type="dxa"/>
+          </w:tcPr>
           <w:p>
             <w:pPr>
               <w:pStyle w:val="Compact"/>
+              <w:jc w:val="both"/>
             </w:pPr>
             <w:r>
-              <w:t xml:space="preserve">3º</w:t>
+              <w:t>3º</w:t>
             </w:r>
           </w:p>
         </w:tc>
         <w:tc>
-          <w:tcPr/>
+          <w:tcPr>
+            <w:tcW w:w="1005" w:type="dxa"/>
+          </w:tcPr>
           <w:p>
             <w:pPr>
               <w:pStyle w:val="Compact"/>
+              <w:jc w:val="both"/>
             </w:pPr>
             <w:r>
-              <w:t xml:space="preserve">27/Set</w:t>
+              <w:t>27/Set</w:t>
             </w:r>
           </w:p>
         </w:tc>
         <w:tc>
-          <w:tcPr/>
+          <w:tcPr>
+            <w:tcW w:w="1885" w:type="dxa"/>
+          </w:tcPr>
           <w:p>
             <w:pPr>
               <w:pStyle w:val="Compact"/>
+              <w:jc w:val="both"/>
             </w:pPr>
             <w:r>
-              <w:t xml:space="preserve">FECORI</w:t>
+              <w:t>FECORI</w:t>
             </w:r>
           </w:p>
         </w:tc>
         <w:tc>
-          <w:tcPr/>
+          <w:tcPr>
+            <w:tcW w:w="3520" w:type="dxa"/>
+          </w:tcPr>
           <w:p>
             <w:pPr>
               <w:pStyle w:val="Compact"/>
+              <w:jc w:val="both"/>
             </w:pPr>
             <w:r>
-              <w:t xml:space="preserve">??? - ??????? (QA/FECORI ??)</w:t>
+              <w:t>??? - ??????? (QA/FECORI ??)</w:t>
             </w:r>
           </w:p>
         </w:tc>
@@ -976,1700 +1004,1498 @@
     <w:p>
       <w:pPr>
         <w:pStyle w:val="Textoembloco"/>
-      </w:pPr>
-      <w:r>
-        <w:rPr>
-          <w:b/>
-          <w:bCs/>
-        </w:rPr>
-        <w:t xml:space="preserve">Parágrafo Único:</w:t>
-      </w:r>
-      <w:r>
-        <w:t xml:space="preserve"> </w:t>
-      </w:r>
-      <w:r>
-        <w:t xml:space="preserve">O local do evento será divulgado pelo organizador no primeiro boletim informativo, que deve ser publicado até 2 (dois) dias após o término das inscrições do evento anterior.</w:t>
+        <w:jc w:val="both"/>
+      </w:pPr>
+      <w:r>
+        <w:rPr>
+          <w:b/>
+          <w:bCs/>
+        </w:rPr>
+        <w:t>Parágrafo Único:</w:t>
+      </w:r>
+      <w:r>
+        <w:t xml:space="preserve"> O local do evento será divulgado pelo organizador no primeiro boletim informativo, que deve ser publicado até 2 (dois) dias após o término das inscrições do evento anterior.</w:t>
       </w:r>
     </w:p>
     <w:p>
       <w:pPr>
         <w:pStyle w:val="FirstParagraph"/>
-      </w:pPr>
-      <w:r>
-        <w:rPr>
-          <w:b/>
-          <w:bCs/>
-        </w:rPr>
-        <w:t xml:space="preserve">Art. 7º</w:t>
-      </w:r>
-      <w:r>
-        <w:t xml:space="preserve"> </w:t>
-      </w:r>
-      <w:r>
-        <w:t xml:space="preserve">– Os Boletins com as orientações e especificações sobre cada etapa/percurso serão de responsabilidade do</w:t>
-      </w:r>
-      <w:r>
-        <w:t xml:space="preserve"> </w:t>
+        <w:jc w:val="both"/>
+      </w:pPr>
+      <w:r>
+        <w:rPr>
+          <w:b/>
+          <w:bCs/>
+        </w:rPr>
+        <w:t>Art. 7º</w:t>
+      </w:r>
+      <w:r>
+        <w:t xml:space="preserve"> – Os Boletins com as orientações e especificações sobre cada etapa/percurso serão de responsabilidade do </w:t>
       </w:r>
       <w:r>
         <w:rPr>
           <w:i/>
           <w:iCs/>
         </w:rPr>
-        <w:t xml:space="preserve">Diretor do Evento</w:t>
-      </w:r>
-      <w:r>
-        <w:t xml:space="preserve">, que os emitirá com anuência do</w:t>
-      </w:r>
-      <w:r>
-        <w:t xml:space="preserve"> </w:t>
+        <w:t>Diretor do Evento</w:t>
+      </w:r>
+      <w:r>
+        <w:t xml:space="preserve">, que os emitirá com anuência do </w:t>
       </w:r>
       <w:r>
         <w:rPr>
           <w:i/>
           <w:iCs/>
         </w:rPr>
-        <w:t xml:space="preserve">Árbitro</w:t>
-      </w:r>
-      <w:r>
-        <w:t xml:space="preserve">, conforme itens 5.1 e 35.6 da ROP.</w:t>
-      </w:r>
-    </w:p>
-    <w:bookmarkEnd w:id="20"/>
-    <w:bookmarkEnd w:id="21"/>
-    <w:bookmarkStart w:id="22" w:name="das-categorias-e-uniformes"/>
+        <w:t>Árbitro</w:t>
+      </w:r>
+      <w:r>
+        <w:t>, conforme itens 5.1 e 35.6 da ROP.</w:t>
+      </w:r>
+    </w:p>
     <w:p>
       <w:pPr>
         <w:pStyle w:val="Ttulo2"/>
-      </w:pPr>
-      <w:r>
-        <w:t xml:space="preserve">3. Das Categorias e Uniformes</w:t>
+        <w:jc w:val="both"/>
+      </w:pPr>
+      <w:bookmarkStart w:id="5" w:name="das-categorias-e-uniformes"/>
+      <w:bookmarkEnd w:id="2"/>
+      <w:bookmarkEnd w:id="4"/>
+      <w:r>
+        <w:t>3. Das Categorias e Uniformes</w:t>
       </w:r>
     </w:p>
     <w:p>
       <w:pPr>
         <w:pStyle w:val="FirstParagraph"/>
-      </w:pPr>
-      <w:r>
-        <w:rPr>
-          <w:b/>
-          <w:bCs/>
-        </w:rPr>
-        <w:t xml:space="preserve">Art. 8º</w:t>
-      </w:r>
-      <w:r>
-        <w:t xml:space="preserve"> </w:t>
-      </w:r>
-      <w:r>
-        <w:t xml:space="preserve">– O atleta deve escolher uma das categorias descritas no item 2 da ROP para a competição.</w:t>
+        <w:jc w:val="both"/>
+      </w:pPr>
+      <w:r>
+        <w:rPr>
+          <w:b/>
+          <w:bCs/>
+        </w:rPr>
+        <w:t>Art. 8º</w:t>
+      </w:r>
+      <w:r>
+        <w:t xml:space="preserve"> – O atleta deve escolher uma das categorias descritas no item 2 da ROP para a competição.</w:t>
       </w:r>
     </w:p>
     <w:p>
       <w:pPr>
         <w:pStyle w:val="Textoembloco"/>
-      </w:pPr>
-      <w:r>
-        <w:rPr>
-          <w:b/>
-          <w:bCs/>
-        </w:rPr>
-        <w:t xml:space="preserve">Parágrafo Único:</w:t>
-      </w:r>
-      <w:r>
-        <w:t xml:space="preserve"> </w:t>
-      </w:r>
-      <w:r>
-        <w:t xml:space="preserve">Recomenda-se que a primeira inscrição de um atleta iniciante seja em uma das categorias acompanhadas.</w:t>
+        <w:jc w:val="both"/>
+      </w:pPr>
+      <w:r>
+        <w:rPr>
+          <w:b/>
+          <w:bCs/>
+        </w:rPr>
+        <w:t>Parágrafo Único:</w:t>
+      </w:r>
+      <w:r>
+        <w:t xml:space="preserve"> Recomenda-se que a primeira inscrição de um atleta iniciante seja em uma das categorias acompanhadas.</w:t>
       </w:r>
     </w:p>
     <w:p>
       <w:pPr>
         <w:pStyle w:val="FirstParagraph"/>
-      </w:pPr>
-      <w:r>
-        <w:rPr>
-          <w:b/>
-          <w:bCs/>
-        </w:rPr>
-        <w:t xml:space="preserve">Art. 9º</w:t>
-      </w:r>
-      <w:r>
-        <w:t xml:space="preserve"> </w:t>
-      </w:r>
-      <w:r>
-        <w:t xml:space="preserve">– As categorias acompanhadas são categorias de apresentação do esporte. Os atletas inscritos participarão do percurso acompanhados de um atleta experiente designado pelo clube organizador da etapa, após este ter concluído seu percurso na competição ou não competir na etapa. Para estas categorias não há classificação na etapa, percurso ou no campeonato.</w:t>
+        <w:jc w:val="both"/>
+      </w:pPr>
+      <w:r>
+        <w:rPr>
+          <w:b/>
+          <w:bCs/>
+        </w:rPr>
+        <w:t>Art. 9º</w:t>
+      </w:r>
+      <w:r>
+        <w:t xml:space="preserve"> – As categorias acompanhadas são categorias de apresentação do esporte. Os atletas inscritos participarão do percurso acompanhados de um atleta experiente designado pelo clube organizador da etapa, após este ter concluído seu percurso na competição ou não competir na etapa. Para estas categorias não há classificação na etapa, percurso ou no campeonato.</w:t>
       </w:r>
     </w:p>
     <w:p>
       <w:pPr>
         <w:pStyle w:val="Textoembloco"/>
-      </w:pPr>
-      <w:r>
-        <w:rPr>
-          <w:b/>
-          <w:bCs/>
-        </w:rPr>
-        <w:t xml:space="preserve">Parágrafo 1º:</w:t>
-      </w:r>
-      <w:r>
-        <w:t xml:space="preserve"> </w:t>
-      </w:r>
-      <w:r>
-        <w:t xml:space="preserve">É facultado a cada clube oferecer um atleta experiente para acompanhar os atletas das categorias</w:t>
-      </w:r>
-      <w:r>
-        <w:t xml:space="preserve"> </w:t>
-      </w:r>
-      <w:r>
-        <w:t xml:space="preserve">“acompanhados”</w:t>
-      </w:r>
-      <w:r>
-        <w:t xml:space="preserve">.</w:t>
+        <w:jc w:val="both"/>
+      </w:pPr>
+      <w:r>
+        <w:rPr>
+          <w:b/>
+          <w:bCs/>
+        </w:rPr>
+        <w:t>Parágrafo 1º:</w:t>
+      </w:r>
+      <w:r>
+        <w:t xml:space="preserve"> É facultado a cada clube oferecer um atleta experiente para acompanhar os atletas das categorias “acompanhados”.</w:t>
       </w:r>
     </w:p>
     <w:p>
       <w:pPr>
         <w:pStyle w:val="Textoembloco"/>
-      </w:pPr>
-      <w:r>
-        <w:rPr>
-          <w:b/>
-          <w:bCs/>
-        </w:rPr>
-        <w:t xml:space="preserve">Parágrafo 2º:</w:t>
-      </w:r>
-      <w:r>
-        <w:t xml:space="preserve"> </w:t>
-      </w:r>
-      <w:r>
-        <w:t xml:space="preserve">No caso exclusivo do</w:t>
-      </w:r>
-      <w:r>
-        <w:t xml:space="preserve"> </w:t>
-      </w:r>
-      <w:r>
-        <w:rPr>
-          <w:b/>
-          <w:bCs/>
-        </w:rPr>
-        <w:t xml:space="preserve">CCOS</w:t>
-      </w:r>
-      <w:r>
-        <w:t xml:space="preserve">, atletas das categorias acompanhadas (</w:t>
+        <w:jc w:val="both"/>
+      </w:pPr>
+      <w:r>
+        <w:rPr>
+          <w:b/>
+          <w:bCs/>
+        </w:rPr>
+        <w:t>Parágrafo 2º:</w:t>
+      </w:r>
+      <w:r>
+        <w:t xml:space="preserve"> No caso exclusivo do </w:t>
+      </w:r>
+      <w:r>
+        <w:rPr>
+          <w:b/>
+          <w:bCs/>
+        </w:rPr>
+        <w:t>CCOS</w:t>
+      </w:r>
+      <w:r>
+        <w:t>, atletas das categorias acompanhadas (</w:t>
       </w:r>
       <w:r>
         <w:rPr>
           <w:i/>
           <w:iCs/>
         </w:rPr>
-        <w:t xml:space="preserve">HN1</w:t>
-      </w:r>
-      <w:r>
-        <w:t xml:space="preserve">,</w:t>
-      </w:r>
-      <w:r>
-        <w:t xml:space="preserve"> </w:t>
+        <w:t>HN1</w:t>
+      </w:r>
+      <w:r>
+        <w:t xml:space="preserve">, </w:t>
       </w:r>
       <w:r>
         <w:rPr>
           <w:i/>
           <w:iCs/>
         </w:rPr>
-        <w:t xml:space="preserve">HN2</w:t>
-      </w:r>
-      <w:r>
-        <w:t xml:space="preserve">,</w:t>
-      </w:r>
-      <w:r>
-        <w:t xml:space="preserve"> </w:t>
+        <w:t>HN2</w:t>
+      </w:r>
+      <w:r>
+        <w:t xml:space="preserve">, </w:t>
       </w:r>
       <w:r>
         <w:rPr>
           <w:i/>
           <w:iCs/>
         </w:rPr>
-        <w:t xml:space="preserve">HN3</w:t>
-      </w:r>
-      <w:r>
-        <w:t xml:space="preserve">,</w:t>
-      </w:r>
-      <w:r>
-        <w:t xml:space="preserve"> </w:t>
+        <w:t>HN3</w:t>
+      </w:r>
+      <w:r>
+        <w:t xml:space="preserve">, </w:t>
       </w:r>
       <w:r>
         <w:rPr>
           <w:i/>
           <w:iCs/>
         </w:rPr>
-        <w:t xml:space="preserve">DN1</w:t>
-      </w:r>
-      <w:r>
-        <w:t xml:space="preserve">,</w:t>
-      </w:r>
-      <w:r>
-        <w:t xml:space="preserve"> </w:t>
+        <w:t>DN1</w:t>
+      </w:r>
+      <w:r>
+        <w:t xml:space="preserve">, </w:t>
       </w:r>
       <w:r>
         <w:rPr>
           <w:i/>
           <w:iCs/>
         </w:rPr>
-        <w:t xml:space="preserve">DN2</w:t>
-      </w:r>
-      <w:r>
-        <w:t xml:space="preserve"> </w:t>
-      </w:r>
-      <w:r>
-        <w:t xml:space="preserve">e</w:t>
-      </w:r>
-      <w:r>
-        <w:t xml:space="preserve"> </w:t>
+        <w:t>DN2</w:t>
+      </w:r>
+      <w:r>
+        <w:t xml:space="preserve"> e </w:t>
       </w:r>
       <w:r>
         <w:rPr>
           <w:i/>
           <w:iCs/>
         </w:rPr>
-        <w:t xml:space="preserve">DN3</w:t>
-      </w:r>
-      <w:r>
-        <w:t xml:space="preserve">) só podem se inscrever e participar dos percursos diurnos.</w:t>
+        <w:t>DN3</w:t>
+      </w:r>
+      <w:r>
+        <w:t>) só podem se inscrever e participar dos percursos diurnos.</w:t>
       </w:r>
     </w:p>
     <w:p>
       <w:pPr>
         <w:pStyle w:val="FirstParagraph"/>
-      </w:pPr>
-      <w:r>
-        <w:rPr>
-          <w:b/>
-          <w:bCs/>
-        </w:rPr>
-        <w:t xml:space="preserve">Art. 10</w:t>
+        <w:jc w:val="both"/>
+      </w:pPr>
+      <w:r>
+        <w:rPr>
+          <w:b/>
+          <w:bCs/>
+        </w:rPr>
+        <w:t>Art. 10</w:t>
+      </w:r>
+      <w:r>
+        <w:t xml:space="preserve"> – O uniforme do atleta deve atender ao item 14 da ROP.</w:t>
+      </w:r>
+    </w:p>
+    <w:p>
+      <w:pPr>
+        <w:pStyle w:val="Textoembloco"/>
+        <w:jc w:val="both"/>
+      </w:pPr>
+      <w:r>
+        <w:rPr>
+          <w:b/>
+          <w:bCs/>
+        </w:rPr>
+        <w:t>Parágrafo 1º:</w:t>
+      </w:r>
+      <w:r>
+        <w:t xml:space="preserve"> É obrigatório o uso de um número de identificação do atleta que proporcione sua visualização clara, devendo ser fixado no uniforme.</w:t>
+      </w:r>
+    </w:p>
+    <w:p>
+      <w:pPr>
+        <w:pStyle w:val="Textoembloco"/>
+        <w:jc w:val="both"/>
+      </w:pPr>
+      <w:r>
+        <w:rPr>
+          <w:b/>
+          <w:bCs/>
+        </w:rPr>
+        <w:lastRenderedPageBreak/>
+        <w:t>Parágrafo 2º:</w:t>
       </w:r>
       <w:r>
         <w:t xml:space="preserve"> </w:t>
       </w:r>
       <w:r>
-        <w:t xml:space="preserve">– O uniforme do atleta deve atender ao item 14 da ROP.</w:t>
+        <w:rPr>
+          <w:b/>
+          <w:bCs/>
+        </w:rPr>
+        <w:t>Para as etapas do CCO</w:t>
+      </w:r>
+      <w:r>
+        <w:t>, recomenda-se o uso da camisa de manga comprida, cobrindo os cotovelos, o uso de caneleiras de proteção e a condução de um apito para sinalizar emergências.</w:t>
       </w:r>
     </w:p>
     <w:p>
       <w:pPr>
         <w:pStyle w:val="Textoembloco"/>
-      </w:pPr>
-      <w:r>
-        <w:rPr>
-          <w:b/>
-          <w:bCs/>
-        </w:rPr>
-        <w:t xml:space="preserve">Parágrafo 1º:</w:t>
+        <w:jc w:val="both"/>
+      </w:pPr>
+      <w:r>
+        <w:rPr>
+          <w:b/>
+          <w:bCs/>
+        </w:rPr>
+        <w:t>Parágrafo 3º:</w:t>
       </w:r>
       <w:r>
         <w:t xml:space="preserve"> </w:t>
       </w:r>
       <w:r>
-        <w:t xml:space="preserve">É obrigatório o uso de um número de identificação do atleta que proporcione sua visualização clara, devendo ser fixado no uniforme.</w:t>
+        <w:rPr>
+          <w:b/>
+          <w:bCs/>
+        </w:rPr>
+        <w:t>Para os percursos do CCOS</w:t>
+      </w:r>
+      <w:r>
+        <w:t>, poderão ser usados calção e camiseta cavada.</w:t>
+      </w:r>
+    </w:p>
+    <w:p>
+      <w:pPr>
+        <w:pStyle w:val="Ttulo2"/>
+        <w:jc w:val="both"/>
+      </w:pPr>
+      <w:bookmarkStart w:id="6" w:name="da-inscrição-e-responsabilidades"/>
+      <w:bookmarkEnd w:id="5"/>
+      <w:r>
+        <w:t>4. Da Inscrição e Responsabilidades</w:t>
+      </w:r>
+    </w:p>
+    <w:p>
+      <w:pPr>
+        <w:pStyle w:val="FirstParagraph"/>
+        <w:jc w:val="both"/>
+      </w:pPr>
+      <w:r>
+        <w:rPr>
+          <w:b/>
+          <w:bCs/>
+        </w:rPr>
+        <w:t>Art. 11</w:t>
+      </w:r>
+      <w:r>
+        <w:t xml:space="preserve"> – As inscrições dos atletas devem ser realizadas no site da FECORI no evento correspondente à etapa ou competição.</w:t>
       </w:r>
     </w:p>
     <w:p>
       <w:pPr>
         <w:pStyle w:val="Textoembloco"/>
-      </w:pPr>
-      <w:r>
-        <w:rPr>
-          <w:b/>
-          <w:bCs/>
-        </w:rPr>
-        <w:t xml:space="preserve">Parágrafo 2º:</w:t>
-      </w:r>
-      <w:r>
-        <w:t xml:space="preserve"> </w:t>
-      </w:r>
-      <w:r>
-        <w:rPr>
-          <w:b/>
-          <w:bCs/>
-        </w:rPr>
-        <w:t xml:space="preserve">Para as etapas do CCO</w:t>
-      </w:r>
-      <w:r>
-        <w:t xml:space="preserve">, recomenda-se o uso da camisa de manga comprida, cobrindo os cotovelos, o uso de caneleiras de proteção e a condução de um apito para sinalizar emergências.</w:t>
+        <w:jc w:val="both"/>
+      </w:pPr>
+      <w:r>
+        <w:rPr>
+          <w:b/>
+          <w:bCs/>
+        </w:rPr>
+        <w:t>Parágrafo 1º:</w:t>
+      </w:r>
+      <w:r>
+        <w:t xml:space="preserve"> A data limite para a inscrição será de no mínimo 15 (quinze) dias antes do evento. Podendo o organizador mudar este prazo (no caso do CCO), desde que autorizado pelo árbitro e informado em boletim informativo do evento.</w:t>
       </w:r>
     </w:p>
     <w:p>
       <w:pPr>
         <w:pStyle w:val="Textoembloco"/>
-      </w:pPr>
-      <w:r>
-        <w:rPr>
-          <w:b/>
-          <w:bCs/>
-        </w:rPr>
-        <w:t xml:space="preserve">Parágrafo 3º:</w:t>
-      </w:r>
-      <w:r>
-        <w:t xml:space="preserve"> </w:t>
-      </w:r>
-      <w:r>
-        <w:rPr>
-          <w:b/>
-          <w:bCs/>
-        </w:rPr>
-        <w:t xml:space="preserve">Para os percursos do CCOS</w:t>
-      </w:r>
-      <w:r>
-        <w:t xml:space="preserve">, poderão ser usados calção e camiseta cavada.</w:t>
-      </w:r>
-    </w:p>
-    <w:bookmarkEnd w:id="22"/>
-    <w:bookmarkStart w:id="23" w:name="da-inscrição-e-responsabilidades"/>
+        <w:jc w:val="both"/>
+      </w:pPr>
+      <w:r>
+        <w:rPr>
+          <w:b/>
+          <w:bCs/>
+        </w:rPr>
+        <w:t>Parágrafo 2º:</w:t>
+      </w:r>
+      <w:r>
+        <w:t xml:space="preserve"> O 1º prazo de inscrição termina com no mínimo 15 (quinze) dias após a publicação do 1º boletim informativo. As datas serão publicadas nos boletins informativos.</w:t>
+      </w:r>
+    </w:p>
+    <w:p>
+      <w:pPr>
+        <w:pStyle w:val="Textoembloco"/>
+        <w:jc w:val="both"/>
+      </w:pPr>
+      <w:r>
+        <w:rPr>
+          <w:b/>
+          <w:bCs/>
+        </w:rPr>
+        <w:t>Parágrafo 3º:</w:t>
+      </w:r>
+      <w:r>
+        <w:t xml:space="preserve"> Os atletas são responsáveis pelos dados informados à CBO e devem sempre mantê-los atualizados. O organizador de uma etapa não tem acesso para fazer ajustes no cadastro do atleta. É de responsabilidade do atleta verificar se os dados estão corretos e atualizados.</w:t>
+      </w:r>
+    </w:p>
+    <w:p>
+      <w:pPr>
+        <w:pStyle w:val="Textoembloco"/>
+        <w:jc w:val="both"/>
+      </w:pPr>
+      <w:r>
+        <w:rPr>
+          <w:b/>
+          <w:bCs/>
+        </w:rPr>
+        <w:t>Parágrafo 4º:</w:t>
+      </w:r>
+      <w:r>
+        <w:t xml:space="preserve"> A organização poderá recusar inscrições realizadas com dados ou valores incorretos ou incompletos, ou fora do prazo de inscrição.</w:t>
+      </w:r>
+    </w:p>
+    <w:p>
+      <w:pPr>
+        <w:pStyle w:val="Textoembloco"/>
+        <w:jc w:val="both"/>
+      </w:pPr>
+      <w:r>
+        <w:rPr>
+          <w:b/>
+          <w:bCs/>
+        </w:rPr>
+        <w:t>Parágrafo 5º:</w:t>
+      </w:r>
+      <w:r>
+        <w:t xml:space="preserve"> Caso o sistema de inscrição não esteja disponível por questões técnicas, a alternativa para inscrição será informada em boletim. Os atletas são responsáveis pelos dados informados à CBO.</w:t>
+      </w:r>
+    </w:p>
+    <w:p>
+      <w:pPr>
+        <w:pStyle w:val="FirstParagraph"/>
+        <w:jc w:val="both"/>
+      </w:pPr>
+      <w:r>
+        <w:rPr>
+          <w:b/>
+          <w:bCs/>
+        </w:rPr>
+        <w:t>Art. 12</w:t>
+      </w:r>
+      <w:r>
+        <w:t xml:space="preserve"> – Aos menores de dezoito anos é exigida a autorização expressa do responsável para sua participação.</w:t>
+      </w:r>
+    </w:p>
+    <w:p>
+      <w:pPr>
+        <w:pStyle w:val="Textoembloco"/>
+        <w:jc w:val="both"/>
+      </w:pPr>
+      <w:r>
+        <w:rPr>
+          <w:b/>
+          <w:bCs/>
+        </w:rPr>
+        <w:t>Parágrafo 1º:</w:t>
+      </w:r>
+      <w:r>
+        <w:t xml:space="preserve"> A autorização deve ser entregue ao organizador na secretaria do evento; caso não exista área de secretaria, entregar diretamente ao diretor do evento.</w:t>
+      </w:r>
+    </w:p>
+    <w:p>
+      <w:pPr>
+        <w:pStyle w:val="Textoembloco"/>
+        <w:jc w:val="both"/>
+      </w:pPr>
+      <w:r>
+        <w:rPr>
+          <w:b/>
+          <w:bCs/>
+        </w:rPr>
+        <w:t>Parágrafo 2º:</w:t>
+      </w:r>
+      <w:r>
+        <w:t xml:space="preserve"> Será considerado como autorização caso o responsável participe da etapa e não faça nenhuma manifestação contrária no período de correção (previsto no Art. 15).</w:t>
+      </w:r>
+    </w:p>
+    <w:p>
+      <w:pPr>
+        <w:pStyle w:val="FirstParagraph"/>
+        <w:jc w:val="both"/>
+      </w:pPr>
+      <w:r>
+        <w:rPr>
+          <w:b/>
+          <w:bCs/>
+        </w:rPr>
+        <w:t>Art. 13</w:t>
+      </w:r>
+      <w:r>
+        <w:t xml:space="preserve"> – Os participantes, ao se inscreverem, declaram que o fazem por iniciativa própria, gozam de boas condições de saúde, possuem conhecimentos técnicos suficientes para participar da competição e são responsáveis pelos riscos e acidentes que venham a sofrer no deslocamento, concentração e execução dos percursos.</w:t>
+      </w:r>
+    </w:p>
+    <w:p>
+      <w:pPr>
+        <w:pStyle w:val="Textoembloco"/>
+        <w:jc w:val="both"/>
+      </w:pPr>
+      <w:r>
+        <w:rPr>
+          <w:b/>
+          <w:bCs/>
+        </w:rPr>
+        <w:t>Parágrafo 1º:</w:t>
+      </w:r>
+      <w:r>
+        <w:t xml:space="preserve"> Os organizadores não podem ser responsabilizados por acidentes ocorridos durante o evento, mas devem disponibilizar meios para prestar os primeiros socorros e transporte para o hospital ou posto de saúde mais próximo.</w:t>
+      </w:r>
+    </w:p>
+    <w:p>
+      <w:pPr>
+        <w:pStyle w:val="Textoembloco"/>
+        <w:jc w:val="both"/>
+      </w:pPr>
+      <w:r>
+        <w:rPr>
+          <w:b/>
+          <w:bCs/>
+        </w:rPr>
+        <w:t>Parágrafo 2º:</w:t>
+      </w:r>
+      <w:r>
+        <w:t xml:space="preserve"> Para pessoas iniciantes, devem se inscrever no percurso acompanhado ou novato. Pessoas não filiadas à CBO podem se inscrever no percurso acompanhado, aberto, novato ou bravo.</w:t>
+      </w:r>
+    </w:p>
+    <w:p>
+      <w:pPr>
+        <w:pStyle w:val="FirstParagraph"/>
+        <w:jc w:val="both"/>
+      </w:pPr>
+      <w:r>
+        <w:rPr>
+          <w:b/>
+          <w:bCs/>
+        </w:rPr>
+        <w:lastRenderedPageBreak/>
+        <w:t>Art. 14</w:t>
+      </w:r>
+      <w:r>
+        <w:t xml:space="preserve"> – Os participantes autorizam o uso gratuito de sua imagem, vídeo, voz ou dados biográficos capturados durante a etapa/evento em materiais institucionais e promocionais, sem limite de tempo ou uso, no Brasil ou no exterior.</w:t>
+      </w:r>
+    </w:p>
+    <w:p>
+      <w:pPr>
+        <w:pStyle w:val="Corpodetexto"/>
+        <w:jc w:val="both"/>
+      </w:pPr>
+      <w:r>
+        <w:rPr>
+          <w:b/>
+          <w:bCs/>
+        </w:rPr>
+        <w:t>Art. 15</w:t>
+      </w:r>
+      <w:r>
+        <w:t xml:space="preserve"> – A lista de inscritos estará disponível na página do evento no site da FECORI para conferência. O técnico do clube e o próprio atleta são responsáveis por verificar os dados registrados e solicitar eventuais correções até 5 (cinco) dias antes da competição. As eventuais correções solicitadas no prazo devem constar na lista de partida até 1 (um) dia antes da competição.</w:t>
+      </w:r>
+    </w:p>
+    <w:p>
+      <w:pPr>
+        <w:pStyle w:val="Textoembloco"/>
+        <w:jc w:val="both"/>
+      </w:pPr>
+      <w:r>
+        <w:rPr>
+          <w:b/>
+          <w:bCs/>
+        </w:rPr>
+        <w:t>Parágrafo Único:</w:t>
+      </w:r>
+      <w:r>
+        <w:t xml:space="preserve"> Passado o prazo, o organizador pode recusar correções, e o atleta competirá com os dados registrados, assumindo, inclusive, riscos de desclassificação ou perda de pontuação.</w:t>
+      </w:r>
+    </w:p>
+    <w:p>
+      <w:pPr>
+        <w:pStyle w:val="FirstParagraph"/>
+        <w:jc w:val="both"/>
+      </w:pPr>
+      <w:r>
+        <w:rPr>
+          <w:b/>
+          <w:bCs/>
+        </w:rPr>
+        <w:t>Art. 16</w:t>
+      </w:r>
+      <w:r>
+        <w:t xml:space="preserve"> – A devolução das taxas de inscrição é prevista apenas quando o evento/etapa for cancelado ou se a data for alterada e o atleta optar por não participar. Caso o adiamento decorra de órgãos externos ou medidas legais, a devolução não é obrigatória.</w:t>
+      </w:r>
+    </w:p>
+    <w:p>
+      <w:pPr>
+        <w:pStyle w:val="Corpodetexto"/>
+        <w:jc w:val="both"/>
+      </w:pPr>
+      <w:r>
+        <w:rPr>
+          <w:b/>
+          <w:bCs/>
+        </w:rPr>
+        <w:t>Art. 17</w:t>
+      </w:r>
+      <w:r>
+        <w:t xml:space="preserve"> – Caso o número de inscritos supere a quantidade de SI-Cards disponíveis, a prioridade será das categorias Elite, Alfa, Bravo e Novato (nesta ordem). Atletas não contemplados receberão estorno da taxa de aluguel.</w:t>
+      </w:r>
+    </w:p>
     <w:p>
       <w:pPr>
         <w:pStyle w:val="Ttulo2"/>
-      </w:pPr>
-      <w:r>
-        <w:t xml:space="preserve">4. Da Inscrição e Responsabilidades</w:t>
+        <w:jc w:val="both"/>
+      </w:pPr>
+      <w:bookmarkStart w:id="7" w:name="da-apuração-partida-e-classificação"/>
+      <w:bookmarkEnd w:id="6"/>
+      <w:r>
+        <w:t>5. Da Apuração, Partida e Classificação</w:t>
       </w:r>
     </w:p>
     <w:p>
       <w:pPr>
         <w:pStyle w:val="FirstParagraph"/>
-      </w:pPr>
-      <w:r>
-        <w:rPr>
-          <w:b/>
-          <w:bCs/>
-        </w:rPr>
-        <w:t xml:space="preserve">Art. 11</w:t>
-      </w:r>
-      <w:r>
-        <w:t xml:space="preserve"> </w:t>
-      </w:r>
-      <w:r>
-        <w:t xml:space="preserve">– As inscrições dos atletas devem ser realizadas no site da FECORI no evento correspondente à etapa ou competição.</w:t>
+        <w:jc w:val="both"/>
+      </w:pPr>
+      <w:r>
+        <w:rPr>
+          <w:b/>
+          <w:bCs/>
+        </w:rPr>
+        <w:t>Art. 18</w:t>
+      </w:r>
+      <w:r>
+        <w:t xml:space="preserve"> – O tempo limite para execução do percurso deve atender ao item 18.7 da ROP e o tempo do percurso do atleta vencedor deverá seguir o previsto no item 8.8 da ROP.</w:t>
+      </w:r>
+    </w:p>
+    <w:p>
+      <w:pPr>
+        <w:pStyle w:val="Corpodetexto"/>
+        <w:jc w:val="both"/>
+      </w:pPr>
+      <w:r>
+        <w:rPr>
+          <w:b/>
+          <w:bCs/>
+        </w:rPr>
+        <w:t>Art. 19</w:t>
+      </w:r>
+      <w:r>
+        <w:t xml:space="preserve"> – As etapas e eventos acontecerão com qualquer condição climática, salvo iminente risco aos atletas, cabendo ao diretor do evento e árbitro a decisão de adiamento ou cancelamento.</w:t>
+      </w:r>
+    </w:p>
+    <w:p>
+      <w:pPr>
+        <w:pStyle w:val="Corpodetexto"/>
+        <w:jc w:val="both"/>
+      </w:pPr>
+      <w:r>
+        <w:rPr>
+          <w:b/>
+          <w:bCs/>
+        </w:rPr>
+        <w:t>Art. 20</w:t>
+      </w:r>
+      <w:r>
+        <w:t xml:space="preserve"> – Se declarada a impossibilidade de utilização do sistema eletrônico (SPORTident), será utilizada apuração através de cartão de controle (papel impermeabilizado). Taxas de aluguel de SI-Card serão devolvidas.</w:t>
+      </w:r>
+    </w:p>
+    <w:p>
+      <w:pPr>
+        <w:pStyle w:val="Corpodetexto"/>
+        <w:jc w:val="both"/>
+      </w:pPr>
+      <w:r>
+        <w:rPr>
+          <w:b/>
+          <w:bCs/>
+        </w:rPr>
+        <w:t>Art. 21</w:t>
+      </w:r>
+      <w:r>
+        <w:t xml:space="preserve"> – A classificação individual dos atletas segue o previsto no item 19 da ROP.</w:t>
+      </w:r>
+    </w:p>
+    <w:p>
+      <w:pPr>
+        <w:pStyle w:val="Corpodetexto"/>
+        <w:jc w:val="both"/>
+      </w:pPr>
+      <w:r>
+        <w:rPr>
+          <w:b/>
+          <w:bCs/>
+        </w:rPr>
+        <w:t>Art. 22</w:t>
+      </w:r>
+      <w:r>
+        <w:t xml:space="preserve"> – A </w:t>
+      </w:r>
+      <w:r>
+        <w:rPr>
+          <w:b/>
+          <w:bCs/>
+        </w:rPr>
+        <w:t>ordem de partida</w:t>
+      </w:r>
+      <w:r>
+        <w:t xml:space="preserve"> seguirá as seguintes regras conforme a competição:</w:t>
       </w:r>
     </w:p>
     <w:p>
       <w:pPr>
         <w:pStyle w:val="Textoembloco"/>
-      </w:pPr>
-      <w:r>
-        <w:rPr>
-          <w:b/>
-          <w:bCs/>
-        </w:rPr>
-        <w:t xml:space="preserve">Parágrafo 1º:</w:t>
-      </w:r>
-      <w:r>
-        <w:t xml:space="preserve"> </w:t>
-      </w:r>
-      <w:r>
-        <w:t xml:space="preserve">A data limite para a inscrição será de no mínimo 15 (quinze) dias antes do evento. Podendo o organizador mudar este prazo (no caso do CCO), desde que autorizado pelo árbitro e informado em boletim informativo do evento.</w:t>
+        <w:jc w:val="both"/>
+      </w:pPr>
+      <w:r>
+        <w:rPr>
+          <w:b/>
+          <w:bCs/>
+        </w:rPr>
+        <w:t>Parágrafo 1º (CCOS):</w:t>
+      </w:r>
+      <w:r>
+        <w:t xml:space="preserve"> A ordem de partida do primeiro e segundo percursos será por sorteio. O último percurso terá partida em ordem inversa à classificação parcial dos percursos anteriores para cada categoria.</w:t>
       </w:r>
     </w:p>
     <w:p>
       <w:pPr>
         <w:pStyle w:val="Textoembloco"/>
-      </w:pPr>
-      <w:r>
-        <w:rPr>
-          <w:b/>
-          <w:bCs/>
-        </w:rPr>
-        <w:t xml:space="preserve">Parágrafo 2º:</w:t>
-      </w:r>
-      <w:r>
-        <w:t xml:space="preserve"> </w:t>
-      </w:r>
-      <w:r>
-        <w:t xml:space="preserve">O 1º prazo de inscrição termina com no mínimo 15 (quinze) dias após a publicação do 1º boletim informativo. As datas serão publicadas nos boletins informativos.</w:t>
+        <w:jc w:val="both"/>
+      </w:pPr>
+      <w:r>
+        <w:rPr>
+          <w:b/>
+          <w:bCs/>
+        </w:rPr>
+        <w:t>Parágrafo 2º:</w:t>
+      </w:r>
+      <w:r>
+        <w:t xml:space="preserve"> O intervalo entre as partidas em cada categoria atenderá ao item 16.12 da ROP.</w:t>
+      </w:r>
+    </w:p>
+    <w:p>
+      <w:pPr>
+        <w:pStyle w:val="FirstParagraph"/>
+        <w:jc w:val="both"/>
+      </w:pPr>
+      <w:r>
+        <w:rPr>
+          <w:b/>
+          <w:bCs/>
+        </w:rPr>
+        <w:t>Art. 23</w:t>
+      </w:r>
+      <w:r>
+        <w:t xml:space="preserve"> – O atleta que não concluir ou desistir do percurso é obrigado a registrar sua passagem pela faixa de chegada ou informar ao Controlador de Chegada o mais rápido possível, devendo entregar o mapa e o chip (SI-Card), conforme item 3.12 da ROP.</w:t>
       </w:r>
     </w:p>
     <w:p>
       <w:pPr>
         <w:pStyle w:val="Textoembloco"/>
-      </w:pPr>
-      <w:r>
-        <w:rPr>
-          <w:b/>
-          <w:bCs/>
-        </w:rPr>
-        <w:t xml:space="preserve">Parágrafo 3º:</w:t>
-      </w:r>
-      <w:r>
-        <w:t xml:space="preserve"> </w:t>
-      </w:r>
-      <w:r>
-        <w:t xml:space="preserve">Os atletas são responsáveis pelos dados informados à CBO e devem sempre mantê-los atualizados. O organizador de uma etapa não tem acesso para fazer ajustes no cadastro do atleta. É de responsabilidade do atleta verificar se os dados estão corretos e atualizados.</w:t>
+        <w:jc w:val="both"/>
+      </w:pPr>
+      <w:r>
+        <w:rPr>
+          <w:b/>
+          <w:bCs/>
+        </w:rPr>
+        <w:t>Parágrafo Único:</w:t>
+      </w:r>
+      <w:r>
+        <w:t xml:space="preserve"> O não cumprimento desta regra gerará penalização, tornando a etapa/percurso não passível de descarte.</w:t>
+      </w:r>
+    </w:p>
+    <w:p>
+      <w:pPr>
+        <w:pStyle w:val="Ttulo2"/>
+        <w:jc w:val="both"/>
+      </w:pPr>
+      <w:bookmarkStart w:id="8" w:name="X89a63427626da8f2bc271701c70d2142ead9eb8"/>
+      <w:bookmarkEnd w:id="7"/>
+      <w:r>
+        <w:lastRenderedPageBreak/>
+        <w:t>6. Das Infrações, Desclassificação e Júri Técnico</w:t>
+      </w:r>
+    </w:p>
+    <w:p>
+      <w:pPr>
+        <w:pStyle w:val="FirstParagraph"/>
+        <w:jc w:val="both"/>
+      </w:pPr>
+      <w:r>
+        <w:rPr>
+          <w:b/>
+          <w:bCs/>
+        </w:rPr>
+        <w:t>Art. 24</w:t>
+      </w:r>
+      <w:r>
+        <w:t xml:space="preserve"> – As causas de desclassificação são as previstas nos itens 3.9, 3.17, 3.20, 18.7, 19.9 e 23 da ROP, além de:</w:t>
       </w:r>
     </w:p>
     <w:p>
       <w:pPr>
         <w:pStyle w:val="Textoembloco"/>
-      </w:pPr>
-      <w:r>
-        <w:rPr>
-          <w:b/>
-          <w:bCs/>
-        </w:rPr>
-        <w:t xml:space="preserve">Parágrafo 4º:</w:t>
-      </w:r>
-      <w:r>
-        <w:t xml:space="preserve"> </w:t>
-      </w:r>
-      <w:r>
-        <w:t xml:space="preserve">A organização poderá recusar inscrições realizadas com dados ou valores incorretos ou incompletos, ou fora do prazo de inscrição.</w:t>
+        <w:jc w:val="both"/>
+      </w:pPr>
+      <w:r>
+        <w:rPr>
+          <w:b/>
+          <w:bCs/>
+        </w:rPr>
+        <w:t>a.</w:t>
+      </w:r>
+      <w:r>
+        <w:t xml:space="preserve"> Deixar de informar a utilização de SI-Card diferente do registrado para o competidor.</w:t>
+      </w:r>
+    </w:p>
+    <w:p>
+      <w:pPr>
+        <w:pStyle w:val="FirstParagraph"/>
+        <w:jc w:val="both"/>
+      </w:pPr>
+      <w:r>
+        <w:rPr>
+          <w:b/>
+          <w:bCs/>
+        </w:rPr>
+        <w:t>Art. 25</w:t>
+      </w:r>
+      <w:r>
+        <w:t xml:space="preserve"> – O fluxo de contestações obedece aos itens 36, 37 e 39 da ROP.</w:t>
+      </w:r>
+    </w:p>
+    <w:p>
+      <w:pPr>
+        <w:pStyle w:val="Corpodetexto"/>
+        <w:jc w:val="both"/>
+      </w:pPr>
+      <w:r>
+        <w:rPr>
+          <w:b/>
+          <w:bCs/>
+        </w:rPr>
+        <w:t>Art. 26</w:t>
+      </w:r>
+      <w:r>
+        <w:t xml:space="preserve"> – Após a divulgação do resultado final do campeonato (CCO ou CCOS), detecções de infrações a este regulamento podem ser comunicadas à FECORI, por escrito, em até 48 horas. A FECORI terá 24 horas para analisar e emitir decisão.</w:t>
       </w:r>
     </w:p>
     <w:p>
       <w:pPr>
         <w:pStyle w:val="Textoembloco"/>
-      </w:pPr>
-      <w:r>
-        <w:rPr>
-          <w:b/>
-          <w:bCs/>
-        </w:rPr>
-        <w:t xml:space="preserve">Parágrafo 5º:</w:t>
-      </w:r>
-      <w:r>
-        <w:t xml:space="preserve"> </w:t>
-      </w:r>
-      <w:r>
-        <w:t xml:space="preserve">Caso o sistema de inscrição não esteja disponível por questões técnicas, a alternativa para inscrição será informada em boletim. Os atletas são responsáveis pelos dados informados à CBO.</w:t>
+        <w:jc w:val="both"/>
+      </w:pPr>
+      <w:r>
+        <w:rPr>
+          <w:b/>
+          <w:bCs/>
+        </w:rPr>
+        <w:t>Parágrafo 1º:</w:t>
+      </w:r>
+      <w:r>
+        <w:t xml:space="preserve"> A contestação só poderá ser feita em relação ao resultado final do campeonato.</w:t>
       </w:r>
     </w:p>
     <w:p>
       <w:pPr>
         <w:pStyle w:val="FirstParagraph"/>
-      </w:pPr>
-      <w:r>
-        <w:rPr>
-          <w:b/>
-          <w:bCs/>
-        </w:rPr>
-        <w:t xml:space="preserve">Art. 12</w:t>
-      </w:r>
-      <w:r>
-        <w:t xml:space="preserve"> </w:t>
-      </w:r>
-      <w:r>
-        <w:t xml:space="preserve">– Aos menores de dezoito anos é exigida a autorização expressa do responsável para sua participação.</w:t>
-      </w:r>
-    </w:p>
-    <w:p>
-      <w:pPr>
-        <w:pStyle w:val="Textoembloco"/>
-      </w:pPr>
-      <w:r>
-        <w:rPr>
-          <w:b/>
-          <w:bCs/>
-        </w:rPr>
-        <w:t xml:space="preserve">Parágrafo 1º:</w:t>
-      </w:r>
-      <w:r>
-        <w:t xml:space="preserve"> </w:t>
-      </w:r>
-      <w:r>
-        <w:t xml:space="preserve">A autorização deve ser entregue ao organizador na secretaria do evento; caso não exista área de secretaria, entregar diretamente ao diretor do evento.</w:t>
-      </w:r>
-    </w:p>
-    <w:p>
-      <w:pPr>
-        <w:pStyle w:val="Textoembloco"/>
-      </w:pPr>
-      <w:r>
-        <w:rPr>
-          <w:b/>
-          <w:bCs/>
-        </w:rPr>
-        <w:t xml:space="preserve">Parágrafo 2º:</w:t>
-      </w:r>
-      <w:r>
-        <w:t xml:space="preserve"> </w:t>
-      </w:r>
-      <w:r>
-        <w:t xml:space="preserve">Será considerado como autorização caso o responsável participe da etapa e não faça nenhuma manifestação contrária no período de correção (previsto no Art. 15).</w:t>
+        <w:jc w:val="both"/>
+      </w:pPr>
+      <w:r>
+        <w:rPr>
+          <w:b/>
+          <w:bCs/>
+        </w:rPr>
+        <w:t>Art. 27</w:t>
+      </w:r>
+      <w:r>
+        <w:t xml:space="preserve"> – O objetivo, composição e prerrogativas do Júri Técnico obedecem às DIRETRIZES PARA OS JÚRIS EM EVENTOS OFICIAIS da CBO e ao item 38 da ROP.</w:t>
+      </w:r>
+    </w:p>
+    <w:p>
+      <w:pPr>
+        <w:pStyle w:val="Ttulo2"/>
+        <w:jc w:val="both"/>
+      </w:pPr>
+      <w:bookmarkStart w:id="9" w:name="da-segurança"/>
+      <w:bookmarkEnd w:id="8"/>
+      <w:r>
+        <w:t>7. Da Segurança</w:t>
       </w:r>
     </w:p>
     <w:p>
       <w:pPr>
         <w:pStyle w:val="FirstParagraph"/>
-      </w:pPr>
-      <w:r>
-        <w:rPr>
-          <w:b/>
-          <w:bCs/>
-        </w:rPr>
-        <w:t xml:space="preserve">Art. 13</w:t>
-      </w:r>
-      <w:r>
-        <w:t xml:space="preserve"> </w:t>
-      </w:r>
-      <w:r>
-        <w:t xml:space="preserve">– Os participantes, ao se inscreverem, declaram que o fazem por iniciativa própria, gozam de boas condições de saúde, possuem conhecimentos técnicos suficientes para participar da competição e são responsáveis pelos riscos e acidentes que venham a sofrer no deslocamento, concentração e execução dos percursos.</w:t>
-      </w:r>
-    </w:p>
-    <w:p>
-      <w:pPr>
-        <w:pStyle w:val="Textoembloco"/>
-      </w:pPr>
-      <w:r>
-        <w:rPr>
-          <w:b/>
-          <w:bCs/>
-        </w:rPr>
-        <w:t xml:space="preserve">Parágrafo 1º:</w:t>
-      </w:r>
-      <w:r>
-        <w:t xml:space="preserve"> </w:t>
-      </w:r>
-      <w:r>
-        <w:t xml:space="preserve">Os organizadores não podem ser responsabilizados por acidentes ocorridos durante o evento, mas devem disponibilizar meios para prestar os primeiros socorros e transporte para o hospital ou posto de saúde mais próximo.</w:t>
-      </w:r>
-    </w:p>
-    <w:p>
-      <w:pPr>
-        <w:pStyle w:val="Textoembloco"/>
-      </w:pPr>
-      <w:r>
-        <w:rPr>
-          <w:b/>
-          <w:bCs/>
-        </w:rPr>
-        <w:t xml:space="preserve">Parágrafo 2º:</w:t>
-      </w:r>
-      <w:r>
-        <w:t xml:space="preserve"> </w:t>
-      </w:r>
-      <w:r>
-        <w:t xml:space="preserve">Para pessoas iniciantes, devem se inscrever no percurso acompanhado ou novato. Pessoas não filiadas à CBO podem se inscrever no percurso acompanhado, aberto, novato ou bravo.</w:t>
+        <w:jc w:val="both"/>
+      </w:pPr>
+      <w:r>
+        <w:rPr>
+          <w:b/>
+          <w:bCs/>
+        </w:rPr>
+        <w:t>Art. 28</w:t>
+      </w:r>
+      <w:r>
+        <w:t xml:space="preserve"> – A Organização deverá empregar todos os esforços para atender às exigências e regras do desporto orientação com relação à segurança individual dos atletas.</w:t>
+      </w:r>
+    </w:p>
+    <w:p>
+      <w:pPr>
+        <w:pStyle w:val="Corpodetexto"/>
+        <w:jc w:val="both"/>
+      </w:pPr>
+      <w:r>
+        <w:rPr>
+          <w:b/>
+          <w:bCs/>
+        </w:rPr>
+        <w:t>Art. 29</w:t>
+      </w:r>
+      <w:r>
+        <w:t xml:space="preserve"> – O traçado dos percursos deverá atender com rigor e sensibilidade às exigências técnicas para cada categoria.</w:t>
+      </w:r>
+    </w:p>
+    <w:p>
+      <w:pPr>
+        <w:pStyle w:val="Corpodetexto"/>
+        <w:jc w:val="both"/>
+      </w:pPr>
+      <w:r>
+        <w:rPr>
+          <w:b/>
+          <w:bCs/>
+        </w:rPr>
+        <w:t>Art. 30</w:t>
+      </w:r>
+      <w:r>
+        <w:t xml:space="preserve"> – Deverão ser ressaltados nos avisos preliminares, antes da partida da primeira bateria de atletas, bem como indicados nos mapas, os pontos que apresentam qualquer perigo ou áreas interditadas para a competição.</w:t>
+      </w:r>
+    </w:p>
+    <w:p>
+      <w:pPr>
+        <w:pStyle w:val="Ttulo2"/>
+        <w:jc w:val="both"/>
+      </w:pPr>
+      <w:bookmarkStart w:id="10" w:name="da-pontuação-e-apuração-do-campeonato"/>
+      <w:bookmarkEnd w:id="9"/>
+      <w:r>
+        <w:t>8. Da Pontuação e Apuração do Campeonato</w:t>
       </w:r>
     </w:p>
     <w:p>
       <w:pPr>
         <w:pStyle w:val="FirstParagraph"/>
-      </w:pPr>
-      <w:r>
-        <w:rPr>
-          <w:b/>
-          <w:bCs/>
-        </w:rPr>
-        <w:t xml:space="preserve">Art. 14</w:t>
-      </w:r>
-      <w:r>
-        <w:t xml:space="preserve"> </w:t>
-      </w:r>
-      <w:r>
-        <w:t xml:space="preserve">– Os participantes autorizam o uso gratuito de sua imagem, vídeo, voz ou dados biográficos capturados durante a etapa/evento em materiais institucionais e promocionais, sem limite de tempo ou uso, no Brasil ou no exterior.</w:t>
-      </w:r>
-    </w:p>
-    <w:p>
-      <w:pPr>
-        <w:pStyle w:val="Corpodetexto"/>
-      </w:pPr>
-      <w:r>
-        <w:rPr>
-          <w:b/>
-          <w:bCs/>
-        </w:rPr>
-        <w:t xml:space="preserve">Art. 15</w:t>
-      </w:r>
-      <w:r>
-        <w:t xml:space="preserve"> </w:t>
-      </w:r>
-      <w:r>
-        <w:t xml:space="preserve">– A lista de inscritos estará disponível na página do evento no site da FECORI para conferência. O técnico do clube e o próprio atleta são responsáveis por verificar os dados registrados e solicitar eventuais correções até 5 (cinco) dias antes da competição. As eventuais correções solicitadas no prazo devem constar na lista de partida até 1 (um) dia antes da competição.</w:t>
-      </w:r>
-    </w:p>
-    <w:p>
-      <w:pPr>
-        <w:pStyle w:val="Textoembloco"/>
-      </w:pPr>
-      <w:r>
-        <w:rPr>
-          <w:b/>
-          <w:bCs/>
-        </w:rPr>
-        <w:t xml:space="preserve">Parágrafo Único:</w:t>
-      </w:r>
-      <w:r>
-        <w:t xml:space="preserve"> </w:t>
-      </w:r>
-      <w:r>
-        <w:t xml:space="preserve">Passado o prazo, o organizador pode recusar correções, e o atleta competirá com os dados registrados, assumindo, inclusive, riscos de desclassificação ou perda de pontuação.</w:t>
-      </w:r>
-    </w:p>
-    <w:p>
-      <w:pPr>
-        <w:pStyle w:val="FirstParagraph"/>
-      </w:pPr>
-      <w:r>
-        <w:rPr>
-          <w:b/>
-          <w:bCs/>
-        </w:rPr>
-        <w:t xml:space="preserve">Art. 16</w:t>
-      </w:r>
-      <w:r>
-        <w:t xml:space="preserve"> </w:t>
-      </w:r>
-      <w:r>
-        <w:t xml:space="preserve">– A devolução das taxas de inscrição é prevista apenas quando o evento/etapa for cancelado ou se a data for alterada e o atleta optar por não participar. Caso o adiamento decorra de órgãos externos ou medidas legais, a devolução não é obrigatória.</w:t>
-      </w:r>
-    </w:p>
-    <w:p>
-      <w:pPr>
-        <w:pStyle w:val="Corpodetexto"/>
-      </w:pPr>
-      <w:r>
-        <w:rPr>
-          <w:b/>
-          <w:bCs/>
-        </w:rPr>
-        <w:t xml:space="preserve">Art. 17</w:t>
-      </w:r>
-      <w:r>
-        <w:t xml:space="preserve"> </w:t>
-      </w:r>
-      <w:r>
-        <w:t xml:space="preserve">– Caso o número de inscritos supere a quantidade de SI-Cards disponíveis, a prioridade será das categorias Elite, Alfa, Bravo e Novato (nesta ordem). Atletas não contemplados receberão estorno da taxa de aluguel.</w:t>
-      </w:r>
-    </w:p>
-    <w:bookmarkEnd w:id="23"/>
-    <w:bookmarkStart w:id="24" w:name="da-apuração-partida-e-classificação"/>
-    <w:p>
-      <w:pPr>
-        <w:pStyle w:val="Ttulo2"/>
-      </w:pPr>
-      <w:r>
-        <w:t xml:space="preserve">5. Da Apuração, Partida e Classificação</w:t>
-      </w:r>
-    </w:p>
-    <w:p>
-      <w:pPr>
-        <w:pStyle w:val="FirstParagraph"/>
-      </w:pPr>
-      <w:r>
-        <w:rPr>
-          <w:b/>
-          <w:bCs/>
-        </w:rPr>
-        <w:t xml:space="preserve">Art. 18</w:t>
-      </w:r>
-      <w:r>
-        <w:t xml:space="preserve"> </w:t>
-      </w:r>
-      <w:r>
-        <w:t xml:space="preserve">– O tempo limite para execução do percurso deve atender ao item 18.7 da ROP e o tempo do percurso do atleta vencedor deverá seguir o previsto no item 8.8 da ROP.</w:t>
-      </w:r>
-    </w:p>
-    <w:p>
-      <w:pPr>
-        <w:pStyle w:val="Corpodetexto"/>
-      </w:pPr>
-      <w:r>
-        <w:rPr>
-          <w:b/>
-          <w:bCs/>
-        </w:rPr>
-        <w:t xml:space="preserve">Art. 19</w:t>
-      </w:r>
-      <w:r>
-        <w:t xml:space="preserve"> </w:t>
-      </w:r>
-      <w:r>
-        <w:t xml:space="preserve">– As etapas e eventos acontecerão com qualquer condição climática, salvo iminente risco aos atletas, cabendo ao diretor do evento e árbitro a decisão de adiamento ou cancelamento.</w:t>
-      </w:r>
-    </w:p>
-    <w:p>
-      <w:pPr>
-        <w:pStyle w:val="Corpodetexto"/>
-      </w:pPr>
-      <w:r>
-        <w:rPr>
-          <w:b/>
-          <w:bCs/>
-        </w:rPr>
-        <w:t xml:space="preserve">Art. 20</w:t>
-      </w:r>
-      <w:r>
-        <w:t xml:space="preserve"> </w:t>
-      </w:r>
-      <w:r>
-        <w:t xml:space="preserve">– Se declarada a impossibilidade de utilização do sistema eletrônico (SPORTident), será utilizada apuração através de cartão de controle (papel impermeabilizado). Taxas de aluguel de SI-Card serão devolvidas.</w:t>
-      </w:r>
-    </w:p>
-    <w:p>
-      <w:pPr>
-        <w:pStyle w:val="Corpodetexto"/>
-      </w:pPr>
-      <w:r>
-        <w:rPr>
-          <w:b/>
-          <w:bCs/>
-        </w:rPr>
-        <w:t xml:space="preserve">Art. 21</w:t>
-      </w:r>
-      <w:r>
-        <w:t xml:space="preserve"> </w:t>
-      </w:r>
-      <w:r>
-        <w:t xml:space="preserve">– A classificação individual dos atletas segue o previsto no item 19 da ROP.</w:t>
-      </w:r>
-    </w:p>
-    <w:p>
-      <w:pPr>
-        <w:pStyle w:val="Corpodetexto"/>
-      </w:pPr>
-      <w:r>
-        <w:rPr>
-          <w:b/>
-          <w:bCs/>
-        </w:rPr>
-        <w:t xml:space="preserve">Art. 22</w:t>
-      </w:r>
-      <w:r>
-        <w:t xml:space="preserve"> </w:t>
-      </w:r>
-      <w:r>
-        <w:t xml:space="preserve">– A</w:t>
-      </w:r>
-      <w:r>
-        <w:t xml:space="preserve"> </w:t>
-      </w:r>
-      <w:r>
-        <w:rPr>
-          <w:b/>
-          <w:bCs/>
-        </w:rPr>
-        <w:t xml:space="preserve">ordem de partida</w:t>
-      </w:r>
-      <w:r>
-        <w:t xml:space="preserve"> </w:t>
-      </w:r>
-      <w:r>
-        <w:t xml:space="preserve">seguirá as seguintes regras conforme a competição:</w:t>
-      </w:r>
-    </w:p>
-    <w:p>
-      <w:pPr>
-        <w:pStyle w:val="Textoembloco"/>
-      </w:pPr>
-      <w:r>
-        <w:rPr>
-          <w:b/>
-          <w:bCs/>
-        </w:rPr>
-        <w:t xml:space="preserve">Parágrafo 1º (CCOS):</w:t>
-      </w:r>
-      <w:r>
-        <w:t xml:space="preserve"> </w:t>
-      </w:r>
-      <w:r>
-        <w:t xml:space="preserve">A ordem de partida do primeiro e segundo percursos será por sorteio. O último percurso terá partida em ordem inversa à classificação parcial dos percursos anteriores para cada categoria.</w:t>
-      </w:r>
-    </w:p>
-    <w:p>
-      <w:pPr>
-        <w:pStyle w:val="Textoembloco"/>
-      </w:pPr>
-      <w:r>
-        <w:rPr>
-          <w:b/>
-          <w:bCs/>
-        </w:rPr>
-        <w:t xml:space="preserve">Parágrafo 2º:</w:t>
-      </w:r>
-      <w:r>
-        <w:t xml:space="preserve"> </w:t>
-      </w:r>
-      <w:r>
-        <w:t xml:space="preserve">O intervalo entre as partidas em cada categoria atenderá ao item 16.12 da ROP.</w:t>
-      </w:r>
-    </w:p>
-    <w:p>
-      <w:pPr>
-        <w:pStyle w:val="FirstParagraph"/>
-      </w:pPr>
-      <w:r>
-        <w:rPr>
-          <w:b/>
-          <w:bCs/>
-        </w:rPr>
-        <w:t xml:space="preserve">Art. 23</w:t>
-      </w:r>
-      <w:r>
-        <w:t xml:space="preserve"> </w:t>
-      </w:r>
-      <w:r>
-        <w:t xml:space="preserve">– O atleta que não concluir ou desistir do percurso é obrigado a registrar sua passagem pela faixa de chegada ou informar ao Controlador de Chegada o mais rápido possível, devendo entregar o mapa e o chip (SI-Card), conforme item 3.12 da ROP.</w:t>
-      </w:r>
-    </w:p>
-    <w:p>
-      <w:pPr>
-        <w:pStyle w:val="Textoembloco"/>
-      </w:pPr>
-      <w:r>
-        <w:rPr>
-          <w:b/>
-          <w:bCs/>
-        </w:rPr>
-        <w:t xml:space="preserve">Parágrafo Único:</w:t>
-      </w:r>
-      <w:r>
-        <w:t xml:space="preserve"> </w:t>
-      </w:r>
-      <w:r>
-        <w:t xml:space="preserve">O não cumprimento desta regra gerará penalização, tornando a etapa/percurso não passível de descarte.</w:t>
-      </w:r>
-    </w:p>
-    <w:bookmarkEnd w:id="24"/>
-    <w:bookmarkStart w:id="25" w:name="X89a63427626da8f2bc271701c70d2142ead9eb8"/>
-    <w:p>
-      <w:pPr>
-        <w:pStyle w:val="Ttulo2"/>
-      </w:pPr>
-      <w:r>
-        <w:t xml:space="preserve">6. Das Infrações, Desclassificação e Júri Técnico</w:t>
-      </w:r>
-    </w:p>
-    <w:p>
-      <w:pPr>
-        <w:pStyle w:val="FirstParagraph"/>
-      </w:pPr>
-      <w:r>
-        <w:rPr>
-          <w:b/>
-          <w:bCs/>
-        </w:rPr>
-        <w:t xml:space="preserve">Art. 24</w:t>
-      </w:r>
-      <w:r>
-        <w:t xml:space="preserve"> </w:t>
-      </w:r>
-      <w:r>
-        <w:t xml:space="preserve">– As causas de desclassificação são as previstas nos itens 3.9, 3.17, 3.20, 18.7, 19.9 e 23 da ROP, além de:</w:t>
-      </w:r>
-    </w:p>
-    <w:p>
-      <w:pPr>
-        <w:pStyle w:val="Textoembloco"/>
-      </w:pPr>
-      <w:r>
-        <w:rPr>
-          <w:b/>
-          <w:bCs/>
-        </w:rPr>
-        <w:t xml:space="preserve">a.</w:t>
-      </w:r>
-      <w:r>
-        <w:t xml:space="preserve"> </w:t>
-      </w:r>
-      <w:r>
-        <w:t xml:space="preserve">Deixar de informar a utilização de SI-Card diferente do registrado para o competidor.</w:t>
-      </w:r>
-    </w:p>
-    <w:p>
-      <w:pPr>
-        <w:pStyle w:val="FirstParagraph"/>
-      </w:pPr>
-      <w:r>
-        <w:rPr>
-          <w:b/>
-          <w:bCs/>
-        </w:rPr>
-        <w:t xml:space="preserve">Art. 25</w:t>
-      </w:r>
-      <w:r>
-        <w:t xml:space="preserve"> </w:t>
-      </w:r>
-      <w:r>
-        <w:t xml:space="preserve">– O fluxo de contestações obedece aos itens 36, 37 e 39 da ROP.</w:t>
-      </w:r>
-    </w:p>
-    <w:p>
-      <w:pPr>
-        <w:pStyle w:val="Corpodetexto"/>
-      </w:pPr>
-      <w:r>
-        <w:rPr>
-          <w:b/>
-          <w:bCs/>
-        </w:rPr>
-        <w:t xml:space="preserve">Art. 26</w:t>
-      </w:r>
-      <w:r>
-        <w:t xml:space="preserve"> </w:t>
-      </w:r>
-      <w:r>
-        <w:t xml:space="preserve">– Após a divulgação do resultado final do campeonato (CCO ou CCOS), detecções de infrações a este regulamento podem ser comunicadas à FECORI, por escrito, em até 48 horas. A FECORI terá 24 horas para analisar e emitir decisão.</w:t>
-      </w:r>
-    </w:p>
-    <w:p>
-      <w:pPr>
-        <w:pStyle w:val="Textoembloco"/>
-      </w:pPr>
-      <w:r>
-        <w:rPr>
-          <w:b/>
-          <w:bCs/>
-        </w:rPr>
-        <w:t xml:space="preserve">Parágrafo 1º:</w:t>
-      </w:r>
-      <w:r>
-        <w:t xml:space="preserve"> </w:t>
-      </w:r>
-      <w:r>
-        <w:t xml:space="preserve">A contestação só poderá ser feita em relação ao resultado final do campeonato.</w:t>
-      </w:r>
-    </w:p>
-    <w:p>
-      <w:pPr>
-        <w:pStyle w:val="FirstParagraph"/>
-      </w:pPr>
-      <w:r>
-        <w:rPr>
-          <w:b/>
-          <w:bCs/>
-        </w:rPr>
-        <w:t xml:space="preserve">Art. 27</w:t>
-      </w:r>
-      <w:r>
-        <w:t xml:space="preserve"> </w:t>
-      </w:r>
-      <w:r>
-        <w:t xml:space="preserve">– O objetivo, composição e prerrogativas do Júri Técnico obedecem às DIRETRIZES PARA OS JÚRIS EM EVENTOS OFICIAIS da CBO e ao item 38 da ROP.</w:t>
-      </w:r>
-    </w:p>
-    <w:bookmarkEnd w:id="25"/>
-    <w:bookmarkStart w:id="26" w:name="da-segurança"/>
-    <w:p>
-      <w:pPr>
-        <w:pStyle w:val="Ttulo2"/>
-      </w:pPr>
-      <w:r>
-        <w:t xml:space="preserve">7. Da Segurança</w:t>
-      </w:r>
-    </w:p>
-    <w:p>
-      <w:pPr>
-        <w:pStyle w:val="FirstParagraph"/>
-      </w:pPr>
-      <w:r>
-        <w:rPr>
-          <w:b/>
-          <w:bCs/>
-        </w:rPr>
-        <w:t xml:space="preserve">Art. 28</w:t>
-      </w:r>
-      <w:r>
-        <w:t xml:space="preserve"> </w:t>
-      </w:r>
-      <w:r>
-        <w:t xml:space="preserve">– A Organização deverá empregar todos os esforços para atender às exigências e regras do desporto orientação com relação à segurança individual dos atletas.</w:t>
-      </w:r>
-    </w:p>
-    <w:p>
-      <w:pPr>
-        <w:pStyle w:val="Corpodetexto"/>
-      </w:pPr>
-      <w:r>
-        <w:rPr>
-          <w:b/>
-          <w:bCs/>
-        </w:rPr>
-        <w:t xml:space="preserve">Art. 29</w:t>
-      </w:r>
-      <w:r>
-        <w:t xml:space="preserve"> </w:t>
-      </w:r>
-      <w:r>
-        <w:t xml:space="preserve">– O traçado dos percursos deverá atender com rigor e sensibilidade às exigências técnicas para cada categoria.</w:t>
-      </w:r>
-    </w:p>
-    <w:p>
-      <w:pPr>
-        <w:pStyle w:val="Corpodetexto"/>
-      </w:pPr>
-      <w:r>
-        <w:rPr>
-          <w:b/>
-          <w:bCs/>
-        </w:rPr>
-        <w:t xml:space="preserve">Art. 30</w:t>
-      </w:r>
-      <w:r>
-        <w:t xml:space="preserve"> </w:t>
-      </w:r>
-      <w:r>
-        <w:t xml:space="preserve">– Deverão ser ressaltados nos avisos preliminares, antes da partida da primeira bateria de atletas, bem como indicados nos mapas, os pontos que apresentam qualquer perigo ou áreas interditadas para a competição.</w:t>
-      </w:r>
-    </w:p>
-    <w:bookmarkEnd w:id="26"/>
-    <w:bookmarkStart w:id="27" w:name="da-pontuação-e-apuração-do-campeonato"/>
-    <w:p>
-      <w:pPr>
-        <w:pStyle w:val="Ttulo2"/>
-      </w:pPr>
-      <w:r>
-        <w:t xml:space="preserve">8. Da Pontuação e Apuração do Campeonato</w:t>
-      </w:r>
-    </w:p>
-    <w:p>
-      <w:pPr>
-        <w:pStyle w:val="FirstParagraph"/>
-      </w:pPr>
-      <w:r>
-        <w:rPr>
-          <w:b/>
-          <w:bCs/>
-        </w:rPr>
-        <w:t xml:space="preserve">Art. 31</w:t>
-      </w:r>
-      <w:r>
-        <w:t xml:space="preserve"> </w:t>
-      </w:r>
-      <w:r>
-        <w:t xml:space="preserve">– Conforme o item</w:t>
-      </w:r>
-      <w:r>
-        <w:t xml:space="preserve"> </w:t>
-      </w:r>
-      <w:r>
-        <w:rPr>
-          <w:b/>
-          <w:bCs/>
-        </w:rPr>
-        <w:t xml:space="preserve">21.5.1</w:t>
-      </w:r>
-      <w:r>
-        <w:t xml:space="preserve"> </w:t>
-      </w:r>
-      <w:r>
-        <w:t xml:space="preserve">da ROP, em cada categoria, os 26 (vinte e seis) primeiros colocados em cada etapa/percurso receberão a seguinte pontuação:</w:t>
-      </w:r>
-      <w:r>
-        <w:t xml:space="preserve"> </w:t>
+        <w:jc w:val="both"/>
+      </w:pPr>
+      <w:r>
+        <w:rPr>
+          <w:b/>
+          <w:bCs/>
+        </w:rPr>
+        <w:t>Art. 31</w:t>
+      </w:r>
+      <w:r>
+        <w:t xml:space="preserve"> – Conforme o item </w:t>
+      </w:r>
+      <w:r>
+        <w:rPr>
+          <w:b/>
+          <w:bCs/>
+        </w:rPr>
+        <w:t>21.5.1</w:t>
+      </w:r>
+      <w:r>
+        <w:t xml:space="preserve"> da ROP, em cada categoria, os 26 (vinte e seis) primeiros colocados em cada etapa/percurso receberão a seguinte pontuação: </w:t>
       </w:r>
       <w:r>
         <w:rPr>
           <w:i/>
           <w:iCs/>
         </w:rPr>
-        <w:t xml:space="preserve">40, 37, 35, 33, 32, 31, 30, 29, 28, 27, 26, 25, 24, 23, 22, 21, 20, 19, 18, 17, 16, 15, 14, 13, 12, 11</w:t>
-      </w:r>
-      <w:r>
-        <w:t xml:space="preserve">.</w:t>
+        <w:t>40, 37, 35, 33, 32, 31, 30, 29, 28, 27, 26, 25, 24, 23, 22, 21, 20, 19, 18, 17, 16, 15, 14, 13, 12, 11</w:t>
+      </w:r>
+      <w:r>
+        <w:t>.</w:t>
       </w:r>
     </w:p>
     <w:p>
       <w:pPr>
         <w:pStyle w:val="Textoembloco"/>
-      </w:pPr>
-      <w:r>
-        <w:rPr>
-          <w:b/>
-          <w:bCs/>
-        </w:rPr>
-        <w:t xml:space="preserve">Parágrafo 1º:</w:t>
-      </w:r>
-      <w:r>
-        <w:t xml:space="preserve"> </w:t>
-      </w:r>
-      <w:r>
-        <w:t xml:space="preserve">Atletas classificados a partir da 27ª colocação que concluírem o percurso receberão 10 pontos.</w:t>
+        <w:jc w:val="both"/>
+      </w:pPr>
+      <w:r>
+        <w:rPr>
+          <w:b/>
+          <w:bCs/>
+        </w:rPr>
+        <w:t>Parágrafo 1º:</w:t>
+      </w:r>
+      <w:r>
+        <w:t xml:space="preserve"> Atletas classificados a partir da 27ª colocação que concluírem o percurso receberão 10 pontos.</w:t>
       </w:r>
     </w:p>
     <w:p>
       <w:pPr>
         <w:pStyle w:val="Textoembloco"/>
-      </w:pPr>
-      <w:r>
-        <w:rPr>
-          <w:b/>
-          <w:bCs/>
-        </w:rPr>
-        <w:t xml:space="preserve">Parágrafo 2º:</w:t>
-      </w:r>
-      <w:r>
-        <w:t xml:space="preserve"> </w:t>
-      </w:r>
-      <w:r>
-        <w:t xml:space="preserve">Atletas de percursos anulados e atletas não classificados receberão 1 ponto pela participação.</w:t>
+        <w:jc w:val="both"/>
+      </w:pPr>
+      <w:r>
+        <w:rPr>
+          <w:b/>
+          <w:bCs/>
+        </w:rPr>
+        <w:t>Parágrafo 2º:</w:t>
+      </w:r>
+      <w:r>
+        <w:t xml:space="preserve"> Atletas de percursos anulados e atletas não classificados receberão 1 ponto pela participação.</w:t>
       </w:r>
     </w:p>
     <w:p>
       <w:pPr>
         <w:pStyle w:val="Textoembloco"/>
-      </w:pPr>
-      <w:r>
-        <w:rPr>
-          <w:b/>
-          <w:bCs/>
-        </w:rPr>
-        <w:t xml:space="preserve">Parágrafo 3º:</w:t>
-      </w:r>
-      <w:r>
-        <w:t xml:space="preserve"> </w:t>
-      </w:r>
-      <w:r>
-        <w:t xml:space="preserve">Participantes das categorias Acompanhado e percurso aberto não pontuam.</w:t>
+        <w:jc w:val="both"/>
+      </w:pPr>
+      <w:r>
+        <w:rPr>
+          <w:b/>
+          <w:bCs/>
+        </w:rPr>
+        <w:t>Parágrafo 3º:</w:t>
+      </w:r>
+      <w:r>
+        <w:t xml:space="preserve"> Participantes das categorias Acompanhado e percurso aberto não pontuam.</w:t>
       </w:r>
     </w:p>
     <w:p>
       <w:pPr>
         <w:pStyle w:val="FirstParagraph"/>
-      </w:pPr>
-      <w:r>
-        <w:rPr>
-          <w:b/>
-          <w:bCs/>
-        </w:rPr>
-        <w:t xml:space="preserve">Art. 32</w:t>
-      </w:r>
-      <w:r>
-        <w:t xml:space="preserve"> </w:t>
-      </w:r>
-      <w:r>
-        <w:t xml:space="preserve">– O competidor poderá trocar de categoria em diferentes etapas/eventos, porém a pontuação não será cumulativa entre categorias. Valerá para classificação a categoria de melhor resultado (ou a mais recente, em caso de empate).</w:t>
+        <w:jc w:val="both"/>
+      </w:pPr>
+      <w:r>
+        <w:rPr>
+          <w:b/>
+          <w:bCs/>
+        </w:rPr>
+        <w:t>Art. 32</w:t>
+      </w:r>
+      <w:r>
+        <w:t xml:space="preserve"> – O competidor poderá trocar de categoria em diferentes etapas/eventos, porém a pontuação não será cumulativa entre categorias. Valerá para classificação a categoria de melhor resultado (ou a mais recente, em caso de empate).</w:t>
       </w:r>
     </w:p>
     <w:p>
       <w:pPr>
         <w:pStyle w:val="Textoembloco"/>
-      </w:pPr>
-      <w:r>
-        <w:rPr>
-          <w:b/>
-          <w:bCs/>
-        </w:rPr>
-        <w:t xml:space="preserve">Parágrafo 1º:</w:t>
-      </w:r>
-      <w:r>
-        <w:t xml:space="preserve"> </w:t>
-      </w:r>
-      <w:r>
-        <w:t xml:space="preserve">É responsabilidade de todos (dirigentes, técnicos, responsáveis e atletas) a adequada distribuição e inscrição dos atletas nas categorias corretas, conforme o item 2.10 da ROP.</w:t>
+        <w:jc w:val="both"/>
+      </w:pPr>
+      <w:r>
+        <w:rPr>
+          <w:b/>
+          <w:bCs/>
+        </w:rPr>
+        <w:t>Parágrafo 1º:</w:t>
+      </w:r>
+      <w:r>
+        <w:t xml:space="preserve"> É responsabilidade de todos (dirigentes, técnicos, responsáveis e atletas) a adequada distribuição e inscrição dos atletas nas categorias corretas, conforme o item 2.10 da ROP.</w:t>
       </w:r>
     </w:p>
     <w:p>
       <w:pPr>
         <w:pStyle w:val="Textoembloco"/>
-      </w:pPr>
-      <w:r>
-        <w:rPr>
-          <w:b/>
-          <w:bCs/>
-        </w:rPr>
-        <w:t xml:space="preserve">Parágrafo 2º:</w:t>
-      </w:r>
-      <w:r>
-        <w:t xml:space="preserve"> </w:t>
-      </w:r>
-      <w:r>
-        <w:t xml:space="preserve">Os casos de mudança de categoria devem respeitar o período de correção previsto no Art. 15 deste regulamento.</w:t>
+        <w:jc w:val="both"/>
+      </w:pPr>
+      <w:r>
+        <w:rPr>
+          <w:b/>
+          <w:bCs/>
+        </w:rPr>
+        <w:lastRenderedPageBreak/>
+        <w:t>Parágrafo 2º:</w:t>
+      </w:r>
+      <w:r>
+        <w:t xml:space="preserve"> Os casos de mudança de categoria devem respeitar o período de correção previsto no Art. 15 deste regulamento.</w:t>
       </w:r>
     </w:p>
     <w:p>
       <w:pPr>
         <w:pStyle w:val="FirstParagraph"/>
-      </w:pPr>
-      <w:r>
-        <w:rPr>
-          <w:b/>
-          <w:bCs/>
-        </w:rPr>
-        <w:t xml:space="preserve">Art. 33</w:t>
-      </w:r>
-      <w:r>
-        <w:t xml:space="preserve"> </w:t>
-      </w:r>
-      <w:r>
-        <w:t xml:space="preserve">–</w:t>
-      </w:r>
-      <w:r>
-        <w:t xml:space="preserve"> </w:t>
-      </w:r>
-      <w:r>
-        <w:rPr>
-          <w:b/>
-          <w:bCs/>
-        </w:rPr>
-        <w:t xml:space="preserve">Pontuação de Voluntários:</w:t>
-      </w:r>
-      <w:r>
-        <w:t xml:space="preserve"> </w:t>
-      </w:r>
-      <w:r>
-        <w:t xml:space="preserve">Atletas convocados formalmente por seus clubes para atuarem na equipe organizadora — ou convocados pela FECORI para atuar como árbitro — e impedidos de competir, poderão receber a média da pontuação de suas outras participações, desde que autorizados pelo árbitro e cujo percurso da categoria não tenha sido anulado:</w:t>
+        <w:jc w:val="both"/>
+      </w:pPr>
+      <w:r>
+        <w:rPr>
+          <w:b/>
+          <w:bCs/>
+        </w:rPr>
+        <w:t>Art. 33</w:t>
+      </w:r>
+      <w:r>
+        <w:t xml:space="preserve"> – </w:t>
+      </w:r>
+      <w:r>
+        <w:rPr>
+          <w:b/>
+          <w:bCs/>
+        </w:rPr>
+        <w:t>Pontuação de Voluntários:</w:t>
+      </w:r>
+      <w:r>
+        <w:t xml:space="preserve"> Atletas convocados formalmente por seus clubes para atuarem na equipe organizadora — ou convocados pela FECORI para atuar como árbitro — e impedidos de competir, poderão receber a média da pontuação de suas outras participações, desde que autorizados pelo árbitro e cujo percurso da categoria não tenha sido anulado:</w:t>
       </w:r>
     </w:p>
     <w:p>
       <w:pPr>
         <w:pStyle w:val="Textoembloco"/>
-      </w:pPr>
-      <w:r>
-        <w:rPr>
-          <w:b/>
-          <w:bCs/>
-        </w:rPr>
-        <w:t xml:space="preserve">Parágrafo 1º (CCO):</w:t>
-      </w:r>
-      <w:r>
-        <w:t xml:space="preserve"> </w:t>
-      </w:r>
-      <w:r>
-        <w:t xml:space="preserve">O atleta precisa participar de pelo menos metade das etapas realizadas no campeonato anual —</w:t>
-      </w:r>
-      <w:r>
-        <w:t xml:space="preserve"> </w:t>
+        <w:jc w:val="both"/>
+      </w:pPr>
+      <w:r>
+        <w:rPr>
+          <w:b/>
+          <w:bCs/>
+        </w:rPr>
+        <w:t>Parágrafo 1º (CCO):</w:t>
+      </w:r>
+      <w:r>
+        <w:t xml:space="preserve"> O atleta precisa participar de pelo menos metade das etapas realizadas no campeonato anual — </w:t>
       </w:r>
       <w:r>
         <w:rPr>
           <w:i/>
           <w:iCs/>
         </w:rPr>
-        <w:t xml:space="preserve">considerando apenas as etapas que realmente aconteceram, excluindo as canceladas, e arredondando o número para baixo</w:t>
-      </w:r>
-      <w:r>
-        <w:t xml:space="preserve"> </w:t>
-      </w:r>
-      <w:r>
-        <w:t xml:space="preserve">— para ter direito à pontuação. A média é calculada com base nas etapas em que o atleta se inscreveu, exceto a etapa de voluntário, aplicando-se previamente o descarte previsto no Art. 34.</w:t>
+        <w:t>considerando apenas as etapas que realmente aconteceram, excluindo as canceladas, e arredondando o número para baixo</w:t>
+      </w:r>
+      <w:r>
+        <w:t xml:space="preserve"> — para ter direito à pontuação. A média é calculada com base nas etapas em que o atleta se inscreveu, exceto a etapa de voluntário, aplicando-se previamente o descarte previsto no Art. 34.</w:t>
       </w:r>
     </w:p>
     <w:p>
       <w:pPr>
         <w:pStyle w:val="Textoembloco"/>
-      </w:pPr>
-      <w:r>
-        <w:rPr>
-          <w:b/>
-          <w:bCs/>
-        </w:rPr>
-        <w:t xml:space="preserve">Parágrafo 2º (CCOS):</w:t>
-      </w:r>
-      <w:r>
-        <w:t xml:space="preserve"> </w:t>
-      </w:r>
-      <w:r>
-        <w:t xml:space="preserve">A média é calculada com base nos outros percursos do mesmo evento. Servirá também para definir a ordem de partida inversa no último percurso.</w:t>
+        <w:jc w:val="both"/>
+      </w:pPr>
+      <w:r>
+        <w:rPr>
+          <w:b/>
+          <w:bCs/>
+        </w:rPr>
+        <w:t>Parágrafo 2º (CCOS):</w:t>
+      </w:r>
+      <w:r>
+        <w:t xml:space="preserve"> A média é calculada com base nos outros percursos do mesmo evento. Servirá também para definir a ordem de partida inversa no último percurso.</w:t>
       </w:r>
     </w:p>
     <w:p>
       <w:pPr>
         <w:pStyle w:val="Textoembloco"/>
-      </w:pPr>
-      <w:r>
-        <w:rPr>
-          <w:b/>
-          <w:bCs/>
-        </w:rPr>
-        <w:t xml:space="preserve">Parágrafo 3º:</w:t>
-      </w:r>
-      <w:r>
-        <w:t xml:space="preserve"> </w:t>
-      </w:r>
-      <w:r>
-        <w:t xml:space="preserve">Qualquer atleta poderá se candidatar a participar como voluntário da organização de um evento, desde que a entidade organizadora aceite, mas só receberão a média da pontuação aqueles enquadrados neste artigo.</w:t>
+        <w:jc w:val="both"/>
+      </w:pPr>
+      <w:r>
+        <w:rPr>
+          <w:b/>
+          <w:bCs/>
+        </w:rPr>
+        <w:t>Parágrafo 3º:</w:t>
+      </w:r>
+      <w:r>
+        <w:t xml:space="preserve"> Qualquer atleta poderá se candidatar a participar como voluntário da organização de um evento, desde que a entidade organizadora aceite, mas só receberão a média da pontuação aqueles enquadrados neste artigo.</w:t>
       </w:r>
     </w:p>
     <w:p>
       <w:pPr>
         <w:pStyle w:val="Textoembloco"/>
-      </w:pPr>
-      <w:r>
-        <w:rPr>
-          <w:b/>
-          <w:bCs/>
-        </w:rPr>
-        <w:t xml:space="preserve">Parágrafo 4º:</w:t>
-      </w:r>
-      <w:r>
-        <w:t xml:space="preserve"> </w:t>
-      </w:r>
-      <w:r>
-        <w:t xml:space="preserve">A lista com os voluntários que serão beneficiados com a média deve ser reportada ao árbitro e à FECORI ao término da apuração (CCOS) ou em até 15 dias (CCO).</w:t>
+        <w:jc w:val="both"/>
+      </w:pPr>
+      <w:r>
+        <w:rPr>
+          <w:b/>
+          <w:bCs/>
+        </w:rPr>
+        <w:t>Parágrafo 4º:</w:t>
+      </w:r>
+      <w:r>
+        <w:t xml:space="preserve"> A lista com os voluntários que serão beneficiados com a média deve ser reportada ao árbitro e à FECORI ao término da apuração (CCOS) ou em até 15 dias (CCO).</w:t>
       </w:r>
     </w:p>
     <w:p>
       <w:pPr>
         <w:pStyle w:val="Textoembloco"/>
-      </w:pPr>
-      <w:r>
-        <w:rPr>
-          <w:b/>
-          <w:bCs/>
-        </w:rPr>
-        <w:t xml:space="preserve">Parágrafo 5º:</w:t>
-      </w:r>
-      <w:r>
-        <w:t xml:space="preserve"> </w:t>
-      </w:r>
-      <w:r>
-        <w:t xml:space="preserve">O árbitro do evento elaborará o seu Relatório, previsto nas</w:t>
-      </w:r>
-      <w:r>
-        <w:t xml:space="preserve"> </w:t>
+        <w:jc w:val="both"/>
+      </w:pPr>
+      <w:r>
+        <w:rPr>
+          <w:b/>
+          <w:bCs/>
+        </w:rPr>
+        <w:t>Parágrafo 5º:</w:t>
+      </w:r>
+      <w:r>
+        <w:t xml:space="preserve"> O árbitro do evento elaborará o seu Relatório, previsto nas </w:t>
       </w:r>
       <w:r>
         <w:rPr>
           <w:i/>
           <w:iCs/>
         </w:rPr>
-        <w:t xml:space="preserve">DIRETRIZES PARA EVENTOS</w:t>
-      </w:r>
-      <w:r>
-        <w:t xml:space="preserve"> </w:t>
-      </w:r>
-      <w:r>
-        <w:t xml:space="preserve">da CBO, e o encaminhará à FECORI no prazo de 30 (trinta) dias, conforme item 40.2 da ROP.</w:t>
+        <w:t>DIRETRIZES PARA EVENTOS</w:t>
+      </w:r>
+      <w:r>
+        <w:t xml:space="preserve"> da CBO, e o encaminhará à FECORI no prazo de 30 (trinta) dias, conforme item 40.2 da ROP.</w:t>
       </w:r>
     </w:p>
     <w:p>
       <w:pPr>
         <w:pStyle w:val="FirstParagraph"/>
-      </w:pPr>
-      <w:r>
-        <w:rPr>
-          <w:b/>
-          <w:bCs/>
-        </w:rPr>
-        <w:t xml:space="preserve">Art. 34</w:t>
-      </w:r>
-      <w:r>
-        <w:t xml:space="preserve"> </w:t>
-      </w:r>
-      <w:r>
-        <w:t xml:space="preserve">–</w:t>
-      </w:r>
-      <w:r>
-        <w:t xml:space="preserve"> </w:t>
-      </w:r>
-      <w:r>
-        <w:rPr>
-          <w:b/>
-          <w:bCs/>
-        </w:rPr>
-        <w:t xml:space="preserve">Exclusivo do CCO:</w:t>
-      </w:r>
-      <w:r>
-        <w:t xml:space="preserve"> </w:t>
-      </w:r>
-      <w:r>
-        <w:t xml:space="preserve">A classificação individual geral será calculada com base no somatório dos pontos obtidos pelo atleta em todas as etapas, descartando-se obrigatoriamente uma etapa, aquela com a menor pontuação, desde que o campeonato tenha sido disputado em mais de três etapas.</w:t>
+        <w:jc w:val="both"/>
+      </w:pPr>
+      <w:r>
+        <w:rPr>
+          <w:b/>
+          <w:bCs/>
+        </w:rPr>
+        <w:t>Art. 34</w:t>
+      </w:r>
+      <w:r>
+        <w:t xml:space="preserve"> – </w:t>
+      </w:r>
+      <w:r>
+        <w:rPr>
+          <w:b/>
+          <w:bCs/>
+        </w:rPr>
+        <w:t>Exclusivo do CCO:</w:t>
+      </w:r>
+      <w:r>
+        <w:t xml:space="preserve"> A classificação individual geral será calculada com base no somatório dos pontos obtidos pelo atleta em todas as etapas, descartando-se obrigatoriamente uma etapa, aquela com a menor pontuação, desde que o campeonato tenha sido disputado em mais de três etapas.</w:t>
       </w:r>
     </w:p>
     <w:p>
       <w:pPr>
         <w:pStyle w:val="Textoembloco"/>
-      </w:pPr>
-      <w:r>
-        <w:rPr>
-          <w:b/>
-          <w:bCs/>
-        </w:rPr>
-        <w:t xml:space="preserve">Parágrafo 1º:</w:t>
-      </w:r>
-      <w:r>
-        <w:t xml:space="preserve"> </w:t>
-      </w:r>
-      <w:r>
-        <w:t xml:space="preserve">Caso o campeonato,</w:t>
-      </w:r>
-      <w:r>
-        <w:t xml:space="preserve"> </w:t>
-      </w:r>
-      <w:r>
-        <w:rPr>
-          <w:b/>
-          <w:bCs/>
-        </w:rPr>
-        <w:t xml:space="preserve">inclusive por motivo de cancelamento de etapas pela organização</w:t>
-      </w:r>
-      <w:r>
-        <w:t xml:space="preserve">, venha a ser disputado em três etapas ou menos, não haverá descarte e a classificação será dada pelo somatório de todas as etapas efetivamente realizadas.</w:t>
+        <w:jc w:val="both"/>
+      </w:pPr>
+      <w:r>
+        <w:rPr>
+          <w:b/>
+          <w:bCs/>
+        </w:rPr>
+        <w:t>Parágrafo 1º:</w:t>
+      </w:r>
+      <w:r>
+        <w:t xml:space="preserve"> Caso o campeonato, </w:t>
+      </w:r>
+      <w:r>
+        <w:rPr>
+          <w:b/>
+          <w:bCs/>
+        </w:rPr>
+        <w:t>inclusive por motivo de cancelamento de etapas pela organização</w:t>
+      </w:r>
+      <w:r>
+        <w:t>, venha a ser disputado em três etapas ou menos, não haverá descarte e a classificação será dada pelo somatório de todas as etapas efetivamente realizadas.</w:t>
       </w:r>
     </w:p>
     <w:p>
       <w:pPr>
         <w:pStyle w:val="Textoembloco"/>
-      </w:pPr>
-      <w:r>
-        <w:rPr>
-          <w:b/>
-          <w:bCs/>
-        </w:rPr>
-        <w:t xml:space="preserve">Parágrafo 2º:</w:t>
-      </w:r>
-      <w:r>
-        <w:t xml:space="preserve"> </w:t>
-      </w:r>
-      <w:r>
-        <w:t xml:space="preserve">Em caso de empate individual, prevalece o melhor resultado no último percurso. Persistindo o empate, considerar-se-á o percurso anterior, e assim sucessivamente. Persistindo o empate, o atleta com maior idade fica melhor classificado.</w:t>
+        <w:jc w:val="both"/>
+      </w:pPr>
+      <w:r>
+        <w:rPr>
+          <w:b/>
+          <w:bCs/>
+        </w:rPr>
+        <w:t>Parágrafo 2º:</w:t>
+      </w:r>
+      <w:r>
+        <w:t xml:space="preserve"> Em caso de empate individual, prevalece o melhor resultado no último percurso. Persistindo o empate, considerar-se-á o percurso anterior, e assim sucessivamente. Persistindo o empate, o atleta com maior idade fica melhor classificado.</w:t>
       </w:r>
     </w:p>
     <w:p>
       <w:pPr>
         <w:pStyle w:val="FirstParagraph"/>
-      </w:pPr>
-      <w:r>
-        <w:rPr>
-          <w:b/>
-          <w:bCs/>
-        </w:rPr>
-        <w:t xml:space="preserve">Art. 35</w:t>
-      </w:r>
-      <w:r>
-        <w:t xml:space="preserve"> </w:t>
-      </w:r>
-      <w:r>
-        <w:t xml:space="preserve">– A pontuação dos clubes (em ambas as competições) será dada pela soma dos pontos dos seus</w:t>
-      </w:r>
-      <w:r>
-        <w:t xml:space="preserve"> </w:t>
-      </w:r>
-      <w:r>
-        <w:rPr>
-          <w:b/>
-          <w:bCs/>
-        </w:rPr>
-        <w:t xml:space="preserve">três atletas filiados à CBO melhores classificados em cada categoria</w:t>
-      </w:r>
-      <w:r>
-        <w:t xml:space="preserve">, por etapa/percurso. Clubes não filiados à CBO não participam do resultado de clubes.</w:t>
+        <w:jc w:val="both"/>
+      </w:pPr>
+      <w:r>
+        <w:rPr>
+          <w:b/>
+          <w:bCs/>
+        </w:rPr>
+        <w:t>Art. 35</w:t>
+      </w:r>
+      <w:r>
+        <w:t xml:space="preserve"> – A pontuação dos clubes (em ambas as competições) será dada pela soma dos pontos dos seus </w:t>
+      </w:r>
+      <w:r>
+        <w:rPr>
+          <w:b/>
+          <w:bCs/>
+        </w:rPr>
+        <w:t>três atletas filiados à CBO melhores classificados em cada categoria</w:t>
+      </w:r>
+      <w:r>
+        <w:t>, por etapa/percurso. Clubes não filiados à CBO não participam do resultado de clubes.</w:t>
       </w:r>
     </w:p>
     <w:p>
       <w:pPr>
         <w:pStyle w:val="Textoembloco"/>
-      </w:pPr>
-      <w:r>
-        <w:rPr>
-          <w:b/>
-          <w:bCs/>
-        </w:rPr>
-        <w:t xml:space="preserve">Parágrafo Único:</w:t>
-      </w:r>
-      <w:r>
-        <w:t xml:space="preserve"> </w:t>
-      </w:r>
-      <w:r>
-        <w:t xml:space="preserve">Em caso de empate entre clubes, vence o que tiver mais primeiros lugares, depois segundos, sucessivamente até o desempate.</w:t>
-      </w:r>
-    </w:p>
-    <w:bookmarkEnd w:id="27"/>
-    <w:bookmarkStart w:id="28" w:name="da-premiação"/>
+        <w:jc w:val="both"/>
+      </w:pPr>
+      <w:r>
+        <w:rPr>
+          <w:b/>
+          <w:bCs/>
+        </w:rPr>
+        <w:t>Parágrafo Único:</w:t>
+      </w:r>
+      <w:r>
+        <w:t xml:space="preserve"> Em caso de empate entre clubes, vence o que tiver mais primeiros lugares, depois segundos, sucessivamente até o desempate.</w:t>
+      </w:r>
+    </w:p>
     <w:p>
       <w:pPr>
         <w:pStyle w:val="Ttulo2"/>
-      </w:pPr>
-      <w:r>
-        <w:t xml:space="preserve">9. Da Premiação</w:t>
+        <w:jc w:val="both"/>
+      </w:pPr>
+      <w:bookmarkStart w:id="11" w:name="da-premiação"/>
+      <w:bookmarkEnd w:id="10"/>
+      <w:r>
+        <w:t>9. Da Premiação</w:t>
       </w:r>
     </w:p>
     <w:p>
       <w:pPr>
         <w:pStyle w:val="FirstParagraph"/>
-      </w:pPr>
-      <w:r>
-        <w:rPr>
-          <w:b/>
-          <w:bCs/>
-        </w:rPr>
-        <w:t xml:space="preserve">Art. 36</w:t>
-      </w:r>
-      <w:r>
-        <w:t xml:space="preserve"> </w:t>
-      </w:r>
-      <w:r>
-        <w:t xml:space="preserve">– Não haverá premiação por etapa/percurso, ocorrendo apenas no final de cada campeonato.</w:t>
+        <w:jc w:val="both"/>
+      </w:pPr>
+      <w:r>
+        <w:rPr>
+          <w:b/>
+          <w:bCs/>
+        </w:rPr>
+        <w:t>Art. 36</w:t>
+      </w:r>
+      <w:r>
+        <w:t xml:space="preserve"> – Não haverá premiação por etapa/percurso, ocorrendo apenas no final de cada campeonato.</w:t>
       </w:r>
     </w:p>
     <w:p>
       <w:pPr>
         <w:pStyle w:val="Corpodetexto"/>
-      </w:pPr>
-      <w:r>
-        <w:rPr>
-          <w:b/>
-          <w:bCs/>
-        </w:rPr>
-        <w:t xml:space="preserve">Art. 37</w:t>
-      </w:r>
-      <w:r>
-        <w:t xml:space="preserve"> </w:t>
-      </w:r>
-      <w:r>
-        <w:t xml:space="preserve">– Outros prêmios poderão ser concedidos durante o campeonato, a cargo dos organizadores das etapas ou eventos.</w:t>
+        <w:jc w:val="both"/>
+      </w:pPr>
+      <w:r>
+        <w:rPr>
+          <w:b/>
+          <w:bCs/>
+        </w:rPr>
+        <w:lastRenderedPageBreak/>
+        <w:t>Art. 37</w:t>
+      </w:r>
+      <w:r>
+        <w:t xml:space="preserve"> – Outros prêmios poderão ser concedidos durante o campeonato, a cargo dos organizadores das etapas ou eventos.</w:t>
       </w:r>
     </w:p>
     <w:p>
       <w:pPr>
         <w:pStyle w:val="Corpodetexto"/>
-      </w:pPr>
-      <w:r>
-        <w:rPr>
-          <w:b/>
-          <w:bCs/>
-        </w:rPr>
-        <w:t xml:space="preserve">Art. 38</w:t>
-      </w:r>
-      <w:r>
-        <w:t xml:space="preserve"> </w:t>
-      </w:r>
-      <w:r>
-        <w:t xml:space="preserve">– Os</w:t>
-      </w:r>
-      <w:r>
-        <w:t xml:space="preserve"> </w:t>
-      </w:r>
-      <w:r>
-        <w:rPr>
-          <w:b/>
-          <w:bCs/>
-        </w:rPr>
-        <w:t xml:space="preserve">atletas</w:t>
-      </w:r>
-      <w:r>
-        <w:t xml:space="preserve"> </w:t>
-      </w:r>
-      <w:r>
-        <w:t xml:space="preserve">campeões, vice-campeões e terceiros lugares em cada categoria (incluindo Novatos) serão premiados com</w:t>
-      </w:r>
-      <w:r>
-        <w:t xml:space="preserve"> </w:t>
-      </w:r>
-      <w:r>
-        <w:rPr>
-          <w:b/>
-          <w:bCs/>
-        </w:rPr>
-        <w:t xml:space="preserve">medalhas</w:t>
-      </w:r>
-      <w:r>
-        <w:t xml:space="preserve"> </w:t>
-      </w:r>
-      <w:r>
-        <w:t xml:space="preserve">em cada campeonato.</w:t>
+        <w:jc w:val="both"/>
+      </w:pPr>
+      <w:r>
+        <w:rPr>
+          <w:b/>
+          <w:bCs/>
+        </w:rPr>
+        <w:t>Art. 38</w:t>
+      </w:r>
+      <w:r>
+        <w:t xml:space="preserve"> – Os </w:t>
+      </w:r>
+      <w:r>
+        <w:rPr>
+          <w:b/>
+          <w:bCs/>
+        </w:rPr>
+        <w:t>atletas</w:t>
+      </w:r>
+      <w:r>
+        <w:t xml:space="preserve"> campeões, vice-campeões e terceiros lugares em cada categoria (incluindo Novatos) serão premiados com </w:t>
+      </w:r>
+      <w:r>
+        <w:rPr>
+          <w:b/>
+          <w:bCs/>
+        </w:rPr>
+        <w:t>medalhas</w:t>
+      </w:r>
+      <w:r>
+        <w:t xml:space="preserve"> em cada campeonato.</w:t>
       </w:r>
     </w:p>
     <w:p>
       <w:pPr>
         <w:pStyle w:val="Corpodetexto"/>
-      </w:pPr>
-      <w:r>
-        <w:rPr>
-          <w:b/>
-          <w:bCs/>
-        </w:rPr>
-        <w:t xml:space="preserve">Art. 39</w:t>
-      </w:r>
-      <w:r>
-        <w:t xml:space="preserve"> </w:t>
-      </w:r>
-      <w:r>
-        <w:t xml:space="preserve">– Os</w:t>
-      </w:r>
-      <w:r>
-        <w:t xml:space="preserve"> </w:t>
-      </w:r>
-      <w:r>
-        <w:rPr>
-          <w:b/>
-          <w:bCs/>
-        </w:rPr>
-        <w:t xml:space="preserve">3 (três) clubes melhor pontuados</w:t>
-      </w:r>
-      <w:r>
-        <w:t xml:space="preserve"> </w:t>
-      </w:r>
-      <w:r>
-        <w:t xml:space="preserve">ao final de cada campeonato serão premiados com</w:t>
-      </w:r>
-      <w:r>
-        <w:t xml:space="preserve"> </w:t>
-      </w:r>
-      <w:r>
-        <w:rPr>
-          <w:b/>
-          <w:bCs/>
-        </w:rPr>
-        <w:t xml:space="preserve">troféus</w:t>
-      </w:r>
-      <w:r>
-        <w:t xml:space="preserve">.</w:t>
+        <w:jc w:val="both"/>
+      </w:pPr>
+      <w:r>
+        <w:rPr>
+          <w:b/>
+          <w:bCs/>
+        </w:rPr>
+        <w:t>Art. 39</w:t>
+      </w:r>
+      <w:r>
+        <w:t xml:space="preserve"> – Os </w:t>
+      </w:r>
+      <w:r>
+        <w:rPr>
+          <w:b/>
+          <w:bCs/>
+        </w:rPr>
+        <w:t>3 (três) clubes melhor pontuados</w:t>
+      </w:r>
+      <w:r>
+        <w:t xml:space="preserve"> ao final de cada campeonato serão premiados com </w:t>
+      </w:r>
+      <w:r>
+        <w:rPr>
+          <w:b/>
+          <w:bCs/>
+        </w:rPr>
+        <w:t>troféus</w:t>
+      </w:r>
+      <w:r>
+        <w:t>.</w:t>
       </w:r>
     </w:p>
     <w:p>
       <w:pPr>
         <w:pStyle w:val="Textoembloco"/>
-      </w:pPr>
-      <w:r>
-        <w:rPr>
-          <w:b/>
-          <w:bCs/>
-        </w:rPr>
-        <w:t xml:space="preserve">Parágrafo 1º:</w:t>
-      </w:r>
-      <w:r>
-        <w:t xml:space="preserve"> </w:t>
-      </w:r>
-      <w:r>
-        <w:t xml:space="preserve">Têm direito à premiação final apenas atletas filiados à CBO que participarem de no mínimo metade dos percursos/etapas realizados e estiverem em situação regular.</w:t>
+        <w:jc w:val="both"/>
+      </w:pPr>
+      <w:r>
+        <w:rPr>
+          <w:b/>
+          <w:bCs/>
+        </w:rPr>
+        <w:t>Parágrafo 1º:</w:t>
+      </w:r>
+      <w:r>
+        <w:t xml:space="preserve"> Têm direito à premiação final apenas atletas filiados à CBO que participarem de no mínimo metade dos percursos/etapas realizados e estiverem em situação regular.</w:t>
       </w:r>
     </w:p>
     <w:p>
       <w:pPr>
         <w:pStyle w:val="Textoembloco"/>
-      </w:pPr>
-      <w:r>
-        <w:rPr>
-          <w:b/>
-          <w:bCs/>
-        </w:rPr>
-        <w:t xml:space="preserve">Parágrafo 2º:</w:t>
-      </w:r>
-      <w:r>
-        <w:t xml:space="preserve"> </w:t>
-      </w:r>
-      <w:r>
-        <w:t xml:space="preserve">Na ausência do atleta ou representante de clube na cerimônia, o prêmio poderá ser despachado com custas ressarcidas pelo recebedor.</w:t>
+        <w:jc w:val="both"/>
+      </w:pPr>
+      <w:r>
+        <w:rPr>
+          <w:b/>
+          <w:bCs/>
+        </w:rPr>
+        <w:t>Parágrafo 2º:</w:t>
+      </w:r>
+      <w:r>
+        <w:t xml:space="preserve"> Na ausência do atleta ou representante de clube na cerimônia, o prêmio poderá ser despachado com custas ressarcidas pelo recebedor.</w:t>
       </w:r>
     </w:p>
     <w:p>
       <w:pPr>
         <w:pStyle w:val="FirstParagraph"/>
+        <w:jc w:val="both"/>
       </w:pPr>
       <w:r>
         <w:rPr>
           <w:i/>
           <w:iCs/>
         </w:rPr>
-        <w:t xml:space="preserve">Fortaleza/CE, 27 de abril de 2026.</w:t>
-      </w:r>
-    </w:p>
-    <w:bookmarkEnd w:id="28"/>
-    <w:bookmarkEnd w:id="29"/>
+        <w:t>Fortaleza/CE, 27 de abril de 2026.</w:t>
+      </w:r>
+      <w:bookmarkEnd w:id="0"/>
+      <w:bookmarkEnd w:id="11"/>
+    </w:p>
     <w:sectPr>
-      <w:headerReference r:id="rId8" w:type="default"/>
-      <w:footerReference r:id="rId9" w:type="default"/>
+      <w:headerReference w:type="default" r:id="rId7"/>
+      <w:footerReference w:type="default" r:id="rId8"/>
       <w:footnotePr>
         <w:numRestart w:val="eachSect"/>
       </w:footnotePr>
-      <w:pgSz w:code="9" w:h="16840" w:w="11907"/>
-      <w:pgMar w:bottom="1418" w:footer="851" w:gutter="0" w:header="851" w:left="567" w:right="567" w:top="2127"/>
+      <w:pgSz w:w="11907" w:h="16840" w:code="9"/>
+      <w:pgMar w:top="2127" w:right="567" w:bottom="1418" w:left="567" w:header="851" w:footer="851" w:gutter="0"/>
       <w:cols w:space="720"/>
     </w:sectPr>
   </w:body>
 </w:document>
 </file>
 
-<file path=word/comments.xml><?xml version="1.0" encoding="utf-8"?>
-<w:comments xmlns:w="http://schemas.openxmlformats.org/wordprocessingml/2006/main" xmlns:m="http://schemas.openxmlformats.org/officeDocument/2006/math" xmlns:r="http://schemas.openxmlformats.org/officeDocument/2006/relationships" xmlns:o="urn:schemas-microsoft-com:office:office" xmlns:v="urn:schemas-microsoft-com:vml" xmlns:w10="urn:schemas-microsoft-com:office:word" xmlns:a="http://schemas.openxmlformats.org/drawingml/2006/main" xmlns:pic="http://schemas.openxmlformats.org/drawingml/2006/picture" xmlns:wp="http://schemas.openxmlformats.org/drawingml/2006/wordprocessingDrawing"/>
+<file path=word/endnotes.xml><?xml version="1.0" encoding="utf-8"?>
+<w:endnotes xmlns:wpc="http://schemas.microsoft.com/office/word/2010/wordprocessingCanvas" xmlns:cx="http://schemas.microsoft.com/office/drawing/2014/chartex" xmlns:cx1="http://schemas.microsoft.com/office/drawing/2015/9/8/chartex" xmlns:cx2="http://schemas.microsoft.com/office/drawing/2015/10/21/chartex" xmlns:cx3="http://schemas.microsoft.com/office/drawing/2016/5/9/chartex" xmlns:cx4="http://schemas.microsoft.com/office/drawing/2016/5/10/chartex" xmlns:cx5="http://schemas.microsoft.com/office/drawing/2016/5/11/chartex" xmlns:cx6="http://schemas.microsoft.com/office/drawing/2016/5/12/chartex" xmlns:cx7="http://schemas.microsoft.com/office/drawing/2016/5/13/chartex" xmlns:cx8="http://schemas.microsoft.com/office/drawing/2016/5/14/chartex" xmlns:mc="http://schemas.openxmlformats.org/markup-compatibility/2006" xmlns:aink="http://schemas.microsoft.com/office/drawing/2016/ink" xmlns:am3d="http://schemas.microsoft.com/office/drawing/2017/model3d" xmlns:o="urn:schemas-microsoft-com:office:office" xmlns:oel="http://schemas.microsoft.com/office/2019/extlst" xmlns:r="http://schemas.openxmlformats.org/officeDocument/2006/relationships" xmlns:m="http://schemas.openxmlformats.org/officeDocument/2006/math" xmlns:v="urn:schemas-microsoft-com:vml" xmlns:wp14="http://schemas.microsoft.com/office/word/2010/wordprocessingDrawing" xmlns:wp="http://schemas.openxmlformats.org/drawingml/2006/wordprocessingDrawing" xmlns:w10="urn:schemas-microsoft-com:office:word" xmlns:w="http://schemas.openxmlformats.org/wordprocessingml/2006/main" xmlns:w14="http://schemas.microsoft.com/office/word/2010/wordml" xmlns:w15="http://schemas.microsoft.com/office/word/2012/wordml" xmlns:w16cex="http://schemas.microsoft.com/office/word/2018/wordml/cex" xmlns:w16cid="http://schemas.microsoft.com/office/word/2016/wordml/cid" xmlns:w16="http://schemas.microsoft.com/office/word/2018/wordml" xmlns:w16du="http://schemas.microsoft.com/office/word/2023/wordml/word16du" xmlns:w16sdtdh="http://schemas.microsoft.com/office/word/2020/wordml/sdtdatahash" xmlns:w16sdtfl="http://schemas.microsoft.com/office/word/2024/wordml/sdtformatlock" xmlns:w16se="http://schemas.microsoft.com/office/word/2015/wordml/symex" xmlns:wpg="http://schemas.microsoft.com/office/word/2010/wordprocessingGroup" xmlns:wpi="http://schemas.microsoft.com/office/word/2010/wordprocessingInk" xmlns:wne="http://schemas.microsoft.com/office/word/2006/wordml" xmlns:wps="http://schemas.microsoft.com/office/word/2010/wordprocessingShape" mc:Ignorable="w14 w15 w16se w16cid w16 w16cex w16sdtdh w16sdtfl w16du wp14">
+  <w:endnote w:type="separator" w:id="-1">
+    <w:p>
+      <w:pPr>
+        <w:spacing w:after="0"/>
+      </w:pPr>
+      <w:r>
+        <w:separator/>
+      </w:r>
+    </w:p>
+  </w:endnote>
+  <w:endnote w:type="continuationSeparator" w:id="0">
+    <w:p>
+      <w:pPr>
+        <w:spacing w:after="0"/>
+      </w:pPr>
+      <w:r>
+        <w:continuationSeparator/>
+      </w:r>
+    </w:p>
+  </w:endnote>
+</w:endnotes>
 </file>
 
 <file path=word/footer1.xml><?xml version="1.0" encoding="utf-8"?>
@@ -2732,18 +2558,24 @@
 </file>
 
 <file path=word/footnotes.xml><?xml version="1.0" encoding="utf-8"?>
-<w:footnotes xmlns:w="http://schemas.openxmlformats.org/wordprocessingml/2006/main" xmlns:m="http://schemas.openxmlformats.org/officeDocument/2006/math" xmlns:r="http://schemas.openxmlformats.org/officeDocument/2006/relationships" xmlns:o="urn:schemas-microsoft-com:office:office" xmlns:v="urn:schemas-microsoft-com:vml" xmlns:w10="urn:schemas-microsoft-com:office:word" xmlns:a="http://schemas.openxmlformats.org/drawingml/2006/main" xmlns:pic="http://schemas.openxmlformats.org/drawingml/2006/picture" xmlns:wp="http://schemas.openxmlformats.org/drawingml/2006/wordprocessingDrawing">
+<w:footnotes xmlns:wpc="http://schemas.microsoft.com/office/word/2010/wordprocessingCanvas" xmlns:cx="http://schemas.microsoft.com/office/drawing/2014/chartex" xmlns:cx1="http://schemas.microsoft.com/office/drawing/2015/9/8/chartex" xmlns:cx2="http://schemas.microsoft.com/office/drawing/2015/10/21/chartex" xmlns:cx3="http://schemas.microsoft.com/office/drawing/2016/5/9/chartex" xmlns:cx4="http://schemas.microsoft.com/office/drawing/2016/5/10/chartex" xmlns:cx5="http://schemas.microsoft.com/office/drawing/2016/5/11/chartex" xmlns:cx6="http://schemas.microsoft.com/office/drawing/2016/5/12/chartex" xmlns:cx7="http://schemas.microsoft.com/office/drawing/2016/5/13/chartex" xmlns:cx8="http://schemas.microsoft.com/office/drawing/2016/5/14/chartex" xmlns:mc="http://schemas.openxmlformats.org/markup-compatibility/2006" xmlns:aink="http://schemas.microsoft.com/office/drawing/2016/ink" xmlns:am3d="http://schemas.microsoft.com/office/drawing/2017/model3d" xmlns:o="urn:schemas-microsoft-com:office:office" xmlns:oel="http://schemas.microsoft.com/office/2019/extlst" xmlns:r="http://schemas.openxmlformats.org/officeDocument/2006/relationships" xmlns:m="http://schemas.openxmlformats.org/officeDocument/2006/math" xmlns:v="urn:schemas-microsoft-com:vml" xmlns:wp14="http://schemas.microsoft.com/office/word/2010/wordprocessingDrawing" xmlns:wp="http://schemas.openxmlformats.org/drawingml/2006/wordprocessingDrawing" xmlns:w10="urn:schemas-microsoft-com:office:word" xmlns:w="http://schemas.openxmlformats.org/wordprocessingml/2006/main" xmlns:w14="http://schemas.microsoft.com/office/word/2010/wordml" xmlns:w15="http://schemas.microsoft.com/office/word/2012/wordml" xmlns:w16cex="http://schemas.microsoft.com/office/word/2018/wordml/cex" xmlns:w16cid="http://schemas.microsoft.com/office/word/2016/wordml/cid" xmlns:w16="http://schemas.microsoft.com/office/word/2018/wordml" xmlns:w16du="http://schemas.microsoft.com/office/word/2023/wordml/word16du" xmlns:w16sdtdh="http://schemas.microsoft.com/office/word/2020/wordml/sdtdatahash" xmlns:w16sdtfl="http://schemas.microsoft.com/office/word/2024/wordml/sdtformatlock" xmlns:w16se="http://schemas.microsoft.com/office/word/2015/wordml/symex" xmlns:wpg="http://schemas.microsoft.com/office/word/2010/wordprocessingGroup" xmlns:wpi="http://schemas.microsoft.com/office/word/2010/wordprocessingInk" xmlns:wne="http://schemas.microsoft.com/office/word/2006/wordml" xmlns:wps="http://schemas.microsoft.com/office/word/2010/wordprocessingShape" mc:Ignorable="w14 w15 w16se w16cid w16 w16cex w16sdtdh w16sdtfl w16du wp14">
+  <w:footnote w:type="separator" w:id="-1">
+    <w:p>
+      <w:pPr>
+        <w:spacing w:after="0"/>
+      </w:pPr>
+      <w:r>
+        <w:separator/>
+      </w:r>
+    </w:p>
+  </w:footnote>
   <w:footnote w:type="continuationSeparator" w:id="0">
     <w:p>
+      <w:pPr>
+        <w:spacing w:after="0"/>
+      </w:pPr>
       <w:r>
         <w:continuationSeparator/>
-      </w:r>
-    </w:p>
-  </w:footnote>
-  <w:footnote w:type="separator" w:id="-1">
-    <w:p>
-      <w:r>
-        <w:separator/>
       </w:r>
     </w:p>
   </w:footnote>
@@ -2798,7 +2630,7 @@
               <w:noProof/>
             </w:rPr>
             <w:drawing>
-              <wp:inline distT="114300" distB="114300" distL="114300" distR="114300" wp14:anchorId="6DC0184D" wp14:editId="0F5FFAD8">
+              <wp:inline distT="114300" distB="114300" distL="114300" distR="114300" wp14:anchorId="71B8EB04" wp14:editId="71B8EB05">
                 <wp:extent cx="1130400" cy="230400"/>
                 <wp:effectExtent l="0" t="0" r="0" b="0"/>
                 <wp:docPr id="2056914862" name="image2.png"/>
@@ -2934,7 +2766,7 @@
               <w:noProof/>
             </w:rPr>
             <w:drawing>
-              <wp:inline distT="0" distB="0" distL="0" distR="0" wp14:anchorId="7BEDB6B6" wp14:editId="69875BA0">
+              <wp:inline distT="0" distB="0" distL="0" distR="0" wp14:anchorId="71B8EB06" wp14:editId="71B8EB07">
                 <wp:extent cx="808990" cy="474345"/>
                 <wp:effectExtent l="0" t="0" r="0" b="1905"/>
                 <wp:docPr id="1816387719" name="Imagem 1" descr="Orientação - O que é?"/>
@@ -3000,8 +2832,85 @@
 </file>
 
 <file path=word/numbering.xml><?xml version="1.0" encoding="utf-8"?>
-<w:numbering xmlns:aink="http://schemas.microsoft.com/office/drawing/2016/ink" xmlns:am3d="http://schemas.microsoft.com/office/drawing/2017/model3d" xmlns:cx="http://schemas.microsoft.com/office/drawing/2014/chartex" xmlns:cx1="http://schemas.microsoft.com/office/drawing/2015/9/8/chartex" xmlns:cx2="http://schemas.microsoft.com/office/drawing/2015/10/21/chartex" xmlns:cx3="http://schemas.microsoft.com/office/drawing/2016/5/9/chartex" xmlns:cx4="http://schemas.microsoft.com/office/drawing/2016/5/10/chartex" xmlns:cx5="http://schemas.microsoft.com/office/drawing/2016/5/11/chartex" xmlns:cx6="http://schemas.microsoft.com/office/drawing/2016/5/12/chartex" xmlns:cx7="http://schemas.microsoft.com/office/drawing/2016/5/13/chartex" xmlns:cx8="http://schemas.microsoft.com/office/drawing/2016/5/14/chartex" xmlns:m="http://schemas.openxmlformats.org/officeDocument/2006/math" xmlns:mc="http://schemas.openxmlformats.org/markup-compatibility/2006" xmlns:o="urn:schemas-microsoft-com:office:office" xmlns:oel="http://schemas.microsoft.com/office/2019/extlst" xmlns:r="http://schemas.openxmlformats.org/officeDocument/2006/relationships" xmlns:v="urn:schemas-microsoft-com:vml" xmlns:w="http://schemas.openxmlformats.org/wordprocessingml/2006/main" xmlns:w10="urn:schemas-microsoft-com:office:word" xmlns:w14="http://schemas.microsoft.com/office/word/2010/wordml" xmlns:w15="http://schemas.microsoft.com/office/word/2012/wordml" xmlns:w16="http://schemas.microsoft.com/office/word/2018/wordml" xmlns:w16cex="http://schemas.microsoft.com/office/word/2018/wordml/cex" xmlns:w16cid="http://schemas.microsoft.com/office/word/2016/wordml/cid" xmlns:w16du="http://schemas.microsoft.com/office/word/2023/wordml/word16du" xmlns:w16sdtdh="http://schemas.microsoft.com/office/word/2020/wordml/sdtdatahash" xmlns:w16sdtfl="http://schemas.microsoft.com/office/word/2024/wordml/sdtformatlock" xmlns:w16se="http://schemas.microsoft.com/office/word/2015/wordml/symex" xmlns:wne="http://schemas.microsoft.com/office/word/2006/wordml" xmlns:wp="http://schemas.openxmlformats.org/drawingml/2006/wordprocessingDrawing" xmlns:wp14="http://schemas.microsoft.com/office/word/2010/wordprocessingDrawing" xmlns:wpc="http://schemas.microsoft.com/office/word/2010/wordprocessingCanvas" xmlns:wpg="http://schemas.microsoft.com/office/word/2010/wordprocessingGroup" xmlns:wpi="http://schemas.microsoft.com/office/word/2010/wordprocessingInk" xmlns:wps="http://schemas.microsoft.com/office/word/2010/wordprocessingShape" mc:Ignorable="w14 w15 w16se w16cid w16 w16cex w16sdtdh w16sdtfl w16du wp14">
-  <w:abstractNum w15:restartNumberingAfterBreak="0" w:abstractNumId="0">
+<w:numbering xmlns:wpc="http://schemas.microsoft.com/office/word/2010/wordprocessingCanvas" xmlns:cx="http://schemas.microsoft.com/office/drawing/2014/chartex" xmlns:cx1="http://schemas.microsoft.com/office/drawing/2015/9/8/chartex" xmlns:cx2="http://schemas.microsoft.com/office/drawing/2015/10/21/chartex" xmlns:cx3="http://schemas.microsoft.com/office/drawing/2016/5/9/chartex" xmlns:cx4="http://schemas.microsoft.com/office/drawing/2016/5/10/chartex" xmlns:cx5="http://schemas.microsoft.com/office/drawing/2016/5/11/chartex" xmlns:cx6="http://schemas.microsoft.com/office/drawing/2016/5/12/chartex" xmlns:cx7="http://schemas.microsoft.com/office/drawing/2016/5/13/chartex" xmlns:cx8="http://schemas.microsoft.com/office/drawing/2016/5/14/chartex" xmlns:mc="http://schemas.openxmlformats.org/markup-compatibility/2006" xmlns:aink="http://schemas.microsoft.com/office/drawing/2016/ink" xmlns:am3d="http://schemas.microsoft.com/office/drawing/2017/model3d" xmlns:o="urn:schemas-microsoft-com:office:office" xmlns:oel="http://schemas.microsoft.com/office/2019/extlst" xmlns:r="http://schemas.openxmlformats.org/officeDocument/2006/relationships" xmlns:m="http://schemas.openxmlformats.org/officeDocument/2006/math" xmlns:v="urn:schemas-microsoft-com:vml" xmlns:wp14="http://schemas.microsoft.com/office/word/2010/wordprocessingDrawing" xmlns:wp="http://schemas.openxmlformats.org/drawingml/2006/wordprocessingDrawing" xmlns:w10="urn:schemas-microsoft-com:office:word" xmlns:w="http://schemas.openxmlformats.org/wordprocessingml/2006/main" xmlns:w14="http://schemas.microsoft.com/office/word/2010/wordml" xmlns:w15="http://schemas.microsoft.com/office/word/2012/wordml" xmlns:w16cex="http://schemas.microsoft.com/office/word/2018/wordml/cex" xmlns:w16cid="http://schemas.microsoft.com/office/word/2016/wordml/cid" xmlns:w16="http://schemas.microsoft.com/office/word/2018/wordml" xmlns:w16du="http://schemas.microsoft.com/office/word/2023/wordml/word16du" xmlns:w16sdtdh="http://schemas.microsoft.com/office/word/2020/wordml/sdtdatahash" xmlns:w16sdtfl="http://schemas.microsoft.com/office/word/2024/wordml/sdtformatlock" xmlns:w16se="http://schemas.microsoft.com/office/word/2015/wordml/symex" xmlns:wpg="http://schemas.microsoft.com/office/word/2010/wordprocessingGroup" xmlns:wpi="http://schemas.microsoft.com/office/word/2010/wordprocessingInk" xmlns:wne="http://schemas.microsoft.com/office/word/2006/wordml" xmlns:wps="http://schemas.microsoft.com/office/word/2010/wordprocessingShape" mc:Ignorable="w14 w15 w16se w16cid w16 w16cex w16sdtdh w16sdtfl w16du wp14">
+  <w:abstractNum w:abstractNumId="0" w15:restartNumberingAfterBreak="0">
+    <w:nsid w:val="0000A990"/>
+    <w:multiLevelType w:val="multilevel"/>
+    <w:tmpl w:val="148A3584"/>
+    <w:lvl w:ilvl="0">
+      <w:numFmt w:val="bullet"/>
+      <w:lvlText w:val=" "/>
+      <w:lvlJc w:val="left"/>
+      <w:pPr>
+        <w:ind w:left="720" w:hanging="360"/>
+      </w:pPr>
+    </w:lvl>
+    <w:lvl w:ilvl="1">
+      <w:numFmt w:val="bullet"/>
+      <w:lvlText w:val=" "/>
+      <w:lvlJc w:val="left"/>
+      <w:pPr>
+        <w:ind w:left="1440" w:hanging="360"/>
+      </w:pPr>
+    </w:lvl>
+    <w:lvl w:ilvl="2">
+      <w:numFmt w:val="bullet"/>
+      <w:lvlText w:val=" "/>
+      <w:lvlJc w:val="left"/>
+      <w:pPr>
+        <w:ind w:left="2160" w:hanging="360"/>
+      </w:pPr>
+    </w:lvl>
+    <w:lvl w:ilvl="3">
+      <w:numFmt w:val="bullet"/>
+      <w:lvlText w:val=" "/>
+      <w:lvlJc w:val="left"/>
+      <w:pPr>
+        <w:ind w:left="2880" w:hanging="360"/>
+      </w:pPr>
+    </w:lvl>
+    <w:lvl w:ilvl="4">
+      <w:numFmt w:val="bullet"/>
+      <w:lvlText w:val=" "/>
+      <w:lvlJc w:val="left"/>
+      <w:pPr>
+        <w:ind w:left="3600" w:hanging="360"/>
+      </w:pPr>
+    </w:lvl>
+    <w:lvl w:ilvl="5">
+      <w:numFmt w:val="bullet"/>
+      <w:lvlText w:val=" "/>
+      <w:lvlJc w:val="left"/>
+      <w:pPr>
+        <w:ind w:left="4320" w:hanging="360"/>
+      </w:pPr>
+    </w:lvl>
+    <w:lvl w:ilvl="6">
+      <w:numFmt w:val="bullet"/>
+      <w:lvlText w:val=" "/>
+      <w:lvlJc w:val="left"/>
+      <w:pPr>
+        <w:ind w:left="5040" w:hanging="360"/>
+      </w:pPr>
+    </w:lvl>
+    <w:lvl w:ilvl="7">
+      <w:numFmt w:val="bullet"/>
+      <w:lvlText w:val=" "/>
+      <w:lvlJc w:val="left"/>
+      <w:pPr>
+        <w:ind w:left="5760" w:hanging="360"/>
+      </w:pPr>
+    </w:lvl>
+    <w:lvl w:ilvl="8">
+      <w:numFmt w:val="bullet"/>
+      <w:lvlText w:val=" "/>
+      <w:lvlJc w:val="left"/>
+      <w:pPr>
+        <w:ind w:left="6480" w:hanging="360"/>
+      </w:pPr>
+    </w:lvl>
+  </w:abstractNum>
+  <w:abstractNum w:abstractNumId="1" w15:restartNumberingAfterBreak="0">
     <w:nsid w:val="170CD2DE"/>
     <w:multiLevelType w:val="multilevel"/>
     <w:tmpl w:val="C09E2436"/>
@@ -3011,9 +2920,9 @@
       <w:lvlJc w:val="left"/>
       <w:pPr>
         <w:tabs>
-          <w:tab w:pos="0" w:val="num"/>
+          <w:tab w:val="num" w:pos="0"/>
         </w:tabs>
-        <w:ind w:hanging="480" w:left="480"/>
+        <w:ind w:left="480" w:hanging="480"/>
       </w:pPr>
     </w:lvl>
     <w:lvl w:ilvl="1">
@@ -3022,9 +2931,9 @@
       <w:lvlJc w:val="left"/>
       <w:pPr>
         <w:tabs>
-          <w:tab w:pos="720" w:val="num"/>
+          <w:tab w:val="num" w:pos="720"/>
         </w:tabs>
-        <w:ind w:hanging="480" w:left="1200"/>
+        <w:ind w:left="1200" w:hanging="480"/>
       </w:pPr>
     </w:lvl>
     <w:lvl w:ilvl="2">
@@ -3033,9 +2942,9 @@
       <w:lvlJc w:val="left"/>
       <w:pPr>
         <w:tabs>
-          <w:tab w:pos="1440" w:val="num"/>
+          <w:tab w:val="num" w:pos="1440"/>
         </w:tabs>
-        <w:ind w:hanging="480" w:left="1920"/>
+        <w:ind w:left="1920" w:hanging="480"/>
       </w:pPr>
     </w:lvl>
     <w:lvl w:ilvl="3">
@@ -3044,9 +2953,9 @@
       <w:lvlJc w:val="left"/>
       <w:pPr>
         <w:tabs>
-          <w:tab w:pos="2160" w:val="num"/>
+          <w:tab w:val="num" w:pos="2160"/>
         </w:tabs>
-        <w:ind w:hanging="480" w:left="2640"/>
+        <w:ind w:left="2640" w:hanging="480"/>
       </w:pPr>
     </w:lvl>
     <w:lvl w:ilvl="4">
@@ -3055,9 +2964,9 @@
       <w:lvlJc w:val="left"/>
       <w:pPr>
         <w:tabs>
-          <w:tab w:pos="2880" w:val="num"/>
+          <w:tab w:val="num" w:pos="2880"/>
         </w:tabs>
-        <w:ind w:hanging="480" w:left="3360"/>
+        <w:ind w:left="3360" w:hanging="480"/>
       </w:pPr>
     </w:lvl>
     <w:lvl w:ilvl="5">
@@ -3066,9 +2975,9 @@
       <w:lvlJc w:val="left"/>
       <w:pPr>
         <w:tabs>
-          <w:tab w:pos="3600" w:val="num"/>
+          <w:tab w:val="num" w:pos="3600"/>
         </w:tabs>
-        <w:ind w:hanging="480" w:left="4080"/>
+        <w:ind w:left="4080" w:hanging="480"/>
       </w:pPr>
     </w:lvl>
     <w:lvl w:ilvl="6">
@@ -3077,9 +2986,9 @@
       <w:lvlJc w:val="left"/>
       <w:pPr>
         <w:tabs>
-          <w:tab w:pos="4320" w:val="num"/>
+          <w:tab w:val="num" w:pos="4320"/>
         </w:tabs>
-        <w:ind w:hanging="480" w:left="4800"/>
+        <w:ind w:left="4800" w:hanging="480"/>
       </w:pPr>
     </w:lvl>
     <w:lvl w:ilvl="7">
@@ -3088,9 +2997,9 @@
       <w:lvlJc w:val="left"/>
       <w:pPr>
         <w:tabs>
-          <w:tab w:pos="5040" w:val="num"/>
+          <w:tab w:val="num" w:pos="5040"/>
         </w:tabs>
-        <w:ind w:hanging="480" w:left="5520"/>
+        <w:ind w:left="5520" w:hanging="480"/>
       </w:pPr>
     </w:lvl>
     <w:lvl w:ilvl="8">
@@ -3099,106 +3008,30 @@
       <w:lvlJc w:val="left"/>
       <w:pPr>
         <w:tabs>
-          <w:tab w:pos="5760" w:val="num"/>
+          <w:tab w:val="num" w:pos="5760"/>
         </w:tabs>
-        <w:ind w:hanging="480" w:left="6240"/>
+        <w:ind w:left="6240" w:hanging="480"/>
       </w:pPr>
     </w:lvl>
   </w:abstractNum>
-  <w:abstractNum w:abstractNumId="990">
-    <w:nsid w:val="0000A990"/>
-    <w:multiLevelType w:val="multilevel"/>
-    <w:lvl w:ilvl="0">
-      <w:numFmt w:val="bullet"/>
-      <w:lvlText w:val=" "/>
-      <w:lvlJc w:val="left"/>
-      <w:pPr>
-        <w:ind w:left="720" w:hanging="360"/>
-      </w:pPr>
-    </w:lvl>
-    <w:lvl w:ilvl="1">
-      <w:numFmt w:val="bullet"/>
-      <w:lvlText w:val=" "/>
-      <w:lvlJc w:val="left"/>
-      <w:pPr>
-        <w:ind w:left="1440" w:hanging="360"/>
-      </w:pPr>
-    </w:lvl>
-    <w:lvl w:ilvl="2">
-      <w:numFmt w:val="bullet"/>
-      <w:lvlText w:val=" "/>
-      <w:lvlJc w:val="left"/>
-      <w:pPr>
-        <w:ind w:left="2160" w:hanging="360"/>
-      </w:pPr>
-    </w:lvl>
-    <w:lvl w:ilvl="3">
-      <w:numFmt w:val="bullet"/>
-      <w:lvlText w:val=" "/>
-      <w:lvlJc w:val="left"/>
-      <w:pPr>
-        <w:ind w:left="2880" w:hanging="360"/>
-      </w:pPr>
-    </w:lvl>
-    <w:lvl w:ilvl="4">
-      <w:numFmt w:val="bullet"/>
-      <w:lvlText w:val=" "/>
-      <w:lvlJc w:val="left"/>
-      <w:pPr>
-        <w:ind w:left="3600" w:hanging="360"/>
-      </w:pPr>
-    </w:lvl>
-    <w:lvl w:ilvl="5">
-      <w:numFmt w:val="bullet"/>
-      <w:lvlText w:val=" "/>
-      <w:lvlJc w:val="left"/>
-      <w:pPr>
-        <w:ind w:left="4320" w:hanging="360"/>
-      </w:pPr>
-    </w:lvl>
-    <w:lvl w:ilvl="6">
-      <w:numFmt w:val="bullet"/>
-      <w:lvlText w:val=" "/>
-      <w:lvlJc w:val="left"/>
-      <w:pPr>
-        <w:ind w:left="5040" w:hanging="360"/>
-      </w:pPr>
-    </w:lvl>
-    <w:lvl w:ilvl="7">
-      <w:numFmt w:val="bullet"/>
-      <w:lvlText w:val=" "/>
-      <w:lvlJc w:val="left"/>
-      <w:pPr>
-        <w:ind w:left="5760" w:hanging="360"/>
-      </w:pPr>
-    </w:lvl>
-    <w:lvl w:ilvl="8">
-      <w:numFmt w:val="bullet"/>
-      <w:lvlText w:val=" "/>
-      <w:lvlJc w:val="left"/>
-      <w:pPr>
-        <w:ind w:left="6480" w:hanging="360"/>
-      </w:pPr>
-    </w:lvl>
-  </w:abstractNum>
-  <w:num w16cid:durableId="1217203207" w:numId="1">
+  <w:num w:numId="1" w16cid:durableId="1217203207">
+    <w:abstractNumId w:val="1"/>
+  </w:num>
+  <w:num w:numId="2" w16cid:durableId="1858696950">
     <w:abstractNumId w:val="0"/>
-  </w:num>
-  <w:num w:numId="1000">
-    <w:abstractNumId w:val="990"/>
   </w:num>
 </w:numbering>
 </file>
 
 <file path=word/styles.xml><?xml version="1.0" encoding="utf-8"?>
-<w:styles xmlns:mc="http://schemas.openxmlformats.org/markup-compatibility/2006" xmlns:r="http://schemas.openxmlformats.org/officeDocument/2006/relationships" xmlns:w="http://schemas.openxmlformats.org/wordprocessingml/2006/main" xmlns:w14="http://schemas.microsoft.com/office/word/2010/wordml" xmlns:w15="http://schemas.microsoft.com/office/word/2012/wordml" xmlns:w16="http://schemas.microsoft.com/office/word/2018/wordml" xmlns:w16cex="http://schemas.microsoft.com/office/word/2018/wordml/cex" xmlns:w16cid="http://schemas.microsoft.com/office/word/2016/wordml/cid" xmlns:w16du="http://schemas.microsoft.com/office/word/2023/wordml/word16du" xmlns:w16sdtdh="http://schemas.microsoft.com/office/word/2020/wordml/sdtdatahash" xmlns:w16sdtfl="http://schemas.microsoft.com/office/word/2024/wordml/sdtformatlock" xmlns:w16se="http://schemas.microsoft.com/office/word/2015/wordml/symex" mc:Ignorable="w14 w15 w16se w16cid w16 w16cex w16sdtdh w16sdtfl w16du">
+<w:styles xmlns:mc="http://schemas.openxmlformats.org/markup-compatibility/2006" xmlns:r="http://schemas.openxmlformats.org/officeDocument/2006/relationships" xmlns:w="http://schemas.openxmlformats.org/wordprocessingml/2006/main" xmlns:w14="http://schemas.microsoft.com/office/word/2010/wordml" xmlns:w15="http://schemas.microsoft.com/office/word/2012/wordml" xmlns:w16cex="http://schemas.microsoft.com/office/word/2018/wordml/cex" xmlns:w16cid="http://schemas.microsoft.com/office/word/2016/wordml/cid" xmlns:w16="http://schemas.microsoft.com/office/word/2018/wordml" xmlns:w16du="http://schemas.microsoft.com/office/word/2023/wordml/word16du" xmlns:w16sdtdh="http://schemas.microsoft.com/office/word/2020/wordml/sdtdatahash" xmlns:w16sdtfl="http://schemas.microsoft.com/office/word/2024/wordml/sdtformatlock" xmlns:w16se="http://schemas.microsoft.com/office/word/2015/wordml/symex" mc:Ignorable="w14 w15 w16se w16cid w16 w16cex w16sdtdh w16sdtfl w16du">
   <w:docDefaults>
     <w:rPrDefault>
       <w:rPr>
-        <w:rFonts w:asciiTheme="minorHAnsi" w:cstheme="minorBidi" w:eastAsiaTheme="minorEastAsia" w:hAnsiTheme="minorHAnsi"/>
+        <w:rFonts w:asciiTheme="minorHAnsi" w:eastAsiaTheme="minorEastAsia" w:hAnsiTheme="minorHAnsi" w:cstheme="minorBidi"/>
         <w:sz w:val="24"/>
         <w:szCs w:val="24"/>
-        <w:lang w:bidi="ar-SA" w:eastAsia="zh-CN" w:val="en-US"/>
+        <w:lang w:val="en-US" w:eastAsia="zh-CN" w:bidi="ar-SA"/>
       </w:rPr>
     </w:rPrDefault>
     <w:pPrDefault>
@@ -3207,7 +3040,7 @@
       </w:pPr>
     </w:pPrDefault>
   </w:docDefaults>
-  <w:latentStyles w:count="376" w:defLockedState="0" w:defQFormat="0" w:defSemiHidden="0" w:defUIPriority="0" w:defUnhideWhenUsed="0">
+  <w:latentStyles w:defLockedState="0" w:defUIPriority="0" w:defSemiHidden="0" w:defUnhideWhenUsed="0" w:defQFormat="0" w:count="376">
     <w:lsdException w:name="Normal Table" w:semiHidden="1" w:unhideWhenUsed="1"/>
     <w:lsdException w:name="Table Simple 1" w:semiHidden="1" w:unhideWhenUsed="1"/>
     <w:lsdException w:name="Table Simple 2" w:semiHidden="1" w:unhideWhenUsed="1"/>
@@ -3451,14 +3284,14 @@
     <w:lsdException w:name="Unresolved Mention" w:semiHidden="1" w:uiPriority="99" w:unhideWhenUsed="1"/>
     <w:lsdException w:name="Smart Link" w:semiHidden="1" w:uiPriority="99" w:unhideWhenUsed="1"/>
   </w:latentStyles>
-  <w:style w:default="1" w:styleId="Normal" w:type="paragraph">
+  <w:style w:type="paragraph" w:default="1" w:styleId="Normal">
     <w:name w:val="Normal"/>
     <w:qFormat/>
     <w:rPr>
       <w:lang w:val="pt-BR"/>
     </w:rPr>
   </w:style>
-  <w:style w:styleId="Ttulo1" w:type="paragraph">
+  <w:style w:type="paragraph" w:styleId="Ttulo1">
     <w:name w:val="heading 1"/>
     <w:basedOn w:val="Normal"/>
     <w:next w:val="Corpodetexto"/>
@@ -3469,17 +3302,17 @@
     <w:pPr>
       <w:keepNext/>
       <w:keepLines/>
-      <w:spacing w:after="80" w:before="360"/>
+      <w:spacing w:before="360" w:after="80"/>
       <w:outlineLvl w:val="0"/>
     </w:pPr>
     <w:rPr>
-      <w:rFonts w:asciiTheme="majorHAnsi" w:cstheme="majorBidi" w:eastAsiaTheme="majorEastAsia" w:hAnsiTheme="majorHAnsi"/>
-      <w:color w:themeColor="accent1" w:themeShade="BF" w:val="0F4761"/>
+      <w:rFonts w:asciiTheme="majorHAnsi" w:eastAsiaTheme="majorEastAsia" w:hAnsiTheme="majorHAnsi" w:cstheme="majorBidi"/>
+      <w:color w:val="0F4761" w:themeColor="accent1" w:themeShade="BF"/>
       <w:sz w:val="40"/>
       <w:szCs w:val="40"/>
     </w:rPr>
   </w:style>
-  <w:style w:styleId="Ttulo2" w:type="paragraph">
+  <w:style w:type="paragraph" w:styleId="Ttulo2">
     <w:name w:val="heading 2"/>
     <w:basedOn w:val="Normal"/>
     <w:next w:val="Corpodetexto"/>
@@ -3492,17 +3325,17 @@
     <w:pPr>
       <w:keepNext/>
       <w:keepLines/>
-      <w:spacing w:after="80" w:before="160"/>
+      <w:spacing w:before="160" w:after="80"/>
       <w:outlineLvl w:val="1"/>
     </w:pPr>
     <w:rPr>
-      <w:rFonts w:asciiTheme="majorHAnsi" w:cstheme="majorBidi" w:eastAsiaTheme="majorEastAsia" w:hAnsiTheme="majorHAnsi"/>
-      <w:color w:themeColor="accent1" w:themeShade="BF" w:val="0F4761"/>
+      <w:rFonts w:asciiTheme="majorHAnsi" w:eastAsiaTheme="majorEastAsia" w:hAnsiTheme="majorHAnsi" w:cstheme="majorBidi"/>
+      <w:color w:val="0F4761" w:themeColor="accent1" w:themeShade="BF"/>
       <w:sz w:val="32"/>
       <w:szCs w:val="32"/>
     </w:rPr>
   </w:style>
-  <w:style w:styleId="Ttulo3" w:type="paragraph">
+  <w:style w:type="paragraph" w:styleId="Ttulo3">
     <w:name w:val="heading 3"/>
     <w:basedOn w:val="Normal"/>
     <w:next w:val="Corpodetexto"/>
@@ -3515,17 +3348,17 @@
     <w:pPr>
       <w:keepNext/>
       <w:keepLines/>
-      <w:spacing w:after="80" w:before="160"/>
+      <w:spacing w:before="160" w:after="80"/>
       <w:outlineLvl w:val="2"/>
     </w:pPr>
     <w:rPr>
-      <w:rFonts w:cstheme="majorBidi" w:eastAsiaTheme="majorEastAsia"/>
-      <w:color w:themeColor="accent1" w:themeShade="BF" w:val="0F4761"/>
+      <w:rFonts w:eastAsiaTheme="majorEastAsia" w:cstheme="majorBidi"/>
+      <w:color w:val="0F4761" w:themeColor="accent1" w:themeShade="BF"/>
       <w:sz w:val="28"/>
       <w:szCs w:val="28"/>
     </w:rPr>
   </w:style>
-  <w:style w:styleId="Ttulo4" w:type="paragraph">
+  <w:style w:type="paragraph" w:styleId="Ttulo4">
     <w:name w:val="heading 4"/>
     <w:basedOn w:val="Normal"/>
     <w:next w:val="Corpodetexto"/>
@@ -3538,17 +3371,17 @@
     <w:pPr>
       <w:keepNext/>
       <w:keepLines/>
-      <w:spacing w:after="40" w:before="80"/>
+      <w:spacing w:before="80" w:after="40"/>
       <w:outlineLvl w:val="3"/>
     </w:pPr>
     <w:rPr>
-      <w:rFonts w:cstheme="majorBidi" w:eastAsiaTheme="majorEastAsia"/>
+      <w:rFonts w:eastAsiaTheme="majorEastAsia" w:cstheme="majorBidi"/>
       <w:i/>
       <w:iCs/>
-      <w:color w:themeColor="accent1" w:themeShade="BF" w:val="0F4761"/>
-    </w:rPr>
-  </w:style>
-  <w:style w:styleId="Ttulo5" w:type="paragraph">
+      <w:color w:val="0F4761" w:themeColor="accent1" w:themeShade="BF"/>
+    </w:rPr>
+  </w:style>
+  <w:style w:type="paragraph" w:styleId="Ttulo5">
     <w:name w:val="heading 5"/>
     <w:basedOn w:val="Normal"/>
     <w:next w:val="Corpodetexto"/>
@@ -3561,15 +3394,15 @@
     <w:pPr>
       <w:keepNext/>
       <w:keepLines/>
-      <w:spacing w:after="40" w:before="80"/>
+      <w:spacing w:before="80" w:after="40"/>
       <w:outlineLvl w:val="4"/>
     </w:pPr>
     <w:rPr>
-      <w:rFonts w:cstheme="majorBidi" w:eastAsiaTheme="majorEastAsia"/>
-      <w:color w:themeColor="accent1" w:themeShade="BF" w:val="0F4761"/>
-    </w:rPr>
-  </w:style>
-  <w:style w:styleId="Ttulo6" w:type="paragraph">
+      <w:rFonts w:eastAsiaTheme="majorEastAsia" w:cstheme="majorBidi"/>
+      <w:color w:val="0F4761" w:themeColor="accent1" w:themeShade="BF"/>
+    </w:rPr>
+  </w:style>
+  <w:style w:type="paragraph" w:styleId="Ttulo6">
     <w:name w:val="heading 6"/>
     <w:basedOn w:val="Normal"/>
     <w:next w:val="Corpodetexto"/>
@@ -3582,17 +3415,17 @@
     <w:pPr>
       <w:keepNext/>
       <w:keepLines/>
-      <w:spacing w:after="0" w:before="40"/>
+      <w:spacing w:before="40" w:after="0"/>
       <w:outlineLvl w:val="5"/>
     </w:pPr>
     <w:rPr>
-      <w:rFonts w:cstheme="majorBidi" w:eastAsiaTheme="majorEastAsia"/>
+      <w:rFonts w:eastAsiaTheme="majorEastAsia" w:cstheme="majorBidi"/>
       <w:i/>
       <w:iCs/>
-      <w:color w:themeColor="text1" w:themeTint="A6" w:val="595959"/>
-    </w:rPr>
-  </w:style>
-  <w:style w:styleId="Ttulo7" w:type="paragraph">
+      <w:color w:val="595959" w:themeColor="text1" w:themeTint="A6"/>
+    </w:rPr>
+  </w:style>
+  <w:style w:type="paragraph" w:styleId="Ttulo7">
     <w:name w:val="heading 7"/>
     <w:basedOn w:val="Normal"/>
     <w:next w:val="Corpodetexto"/>
@@ -3605,15 +3438,15 @@
     <w:pPr>
       <w:keepNext/>
       <w:keepLines/>
-      <w:spacing w:after="0" w:before="40"/>
+      <w:spacing w:before="40" w:after="0"/>
       <w:outlineLvl w:val="6"/>
     </w:pPr>
     <w:rPr>
-      <w:rFonts w:cstheme="majorBidi" w:eastAsiaTheme="majorEastAsia"/>
-      <w:color w:themeColor="text1" w:themeTint="A6" w:val="595959"/>
-    </w:rPr>
-  </w:style>
-  <w:style w:styleId="Ttulo8" w:type="paragraph">
+      <w:rFonts w:eastAsiaTheme="majorEastAsia" w:cstheme="majorBidi"/>
+      <w:color w:val="595959" w:themeColor="text1" w:themeTint="A6"/>
+    </w:rPr>
+  </w:style>
+  <w:style w:type="paragraph" w:styleId="Ttulo8">
     <w:name w:val="heading 8"/>
     <w:basedOn w:val="Normal"/>
     <w:next w:val="Corpodetexto"/>
@@ -3630,13 +3463,13 @@
       <w:outlineLvl w:val="7"/>
     </w:pPr>
     <w:rPr>
-      <w:rFonts w:cstheme="majorBidi" w:eastAsiaTheme="majorEastAsia"/>
+      <w:rFonts w:eastAsiaTheme="majorEastAsia" w:cstheme="majorBidi"/>
       <w:i/>
       <w:iCs/>
-      <w:color w:themeColor="text1" w:themeTint="D8" w:val="272727"/>
-    </w:rPr>
-  </w:style>
-  <w:style w:styleId="Ttulo9" w:type="paragraph">
+      <w:color w:val="272727" w:themeColor="text1" w:themeTint="D8"/>
+    </w:rPr>
+  </w:style>
+  <w:style w:type="paragraph" w:styleId="Ttulo9">
     <w:name w:val="heading 9"/>
     <w:basedOn w:val="Normal"/>
     <w:next w:val="Corpodetexto"/>
@@ -3653,60 +3486,60 @@
       <w:outlineLvl w:val="8"/>
     </w:pPr>
     <w:rPr>
-      <w:rFonts w:cstheme="majorBidi" w:eastAsiaTheme="majorEastAsia"/>
-      <w:color w:themeColor="text1" w:themeTint="D8" w:val="272727"/>
-    </w:rPr>
-  </w:style>
-  <w:style w:default="1" w:styleId="Fontepargpadro" w:type="character">
+      <w:rFonts w:eastAsiaTheme="majorEastAsia" w:cstheme="majorBidi"/>
+      <w:color w:val="272727" w:themeColor="text1" w:themeTint="D8"/>
+    </w:rPr>
+  </w:style>
+  <w:style w:type="character" w:default="1" w:styleId="Fontepargpadro">
     <w:name w:val="Default Paragraph Font"/>
     <w:uiPriority w:val="1"/>
     <w:semiHidden/>
     <w:unhideWhenUsed/>
   </w:style>
-  <w:style w:default="1" w:styleId="Tabelanormal" w:type="table">
+  <w:style w:type="table" w:default="1" w:styleId="Tabelanormal">
     <w:name w:val="Normal Table"/>
     <w:uiPriority w:val="99"/>
     <w:semiHidden/>
     <w:unhideWhenUsed/>
     <w:tblPr>
-      <w:tblInd w:type="dxa" w:w="0"/>
+      <w:tblInd w:w="0" w:type="dxa"/>
       <w:tblCellMar>
-        <w:top w:type="dxa" w:w="0"/>
-        <w:left w:type="dxa" w:w="108"/>
-        <w:bottom w:type="dxa" w:w="0"/>
-        <w:right w:type="dxa" w:w="108"/>
+        <w:top w:w="0" w:type="dxa"/>
+        <w:left w:w="108" w:type="dxa"/>
+        <w:bottom w:w="0" w:type="dxa"/>
+        <w:right w:w="108" w:type="dxa"/>
       </w:tblCellMar>
     </w:tblPr>
   </w:style>
-  <w:style w:default="1" w:styleId="Semlista" w:type="numbering">
+  <w:style w:type="numbering" w:default="1" w:styleId="Semlista">
     <w:name w:val="No List"/>
     <w:uiPriority w:val="99"/>
     <w:semiHidden/>
     <w:unhideWhenUsed/>
   </w:style>
-  <w:style w:styleId="Corpodetexto" w:type="paragraph">
+  <w:style w:type="paragraph" w:styleId="Corpodetexto">
     <w:name w:val="Body Text"/>
     <w:basedOn w:val="Normal"/>
     <w:qFormat/>
     <w:pPr>
-      <w:spacing w:after="180" w:before="180"/>
+      <w:spacing w:before="180" w:after="180"/>
     </w:pPr>
   </w:style>
-  <w:style w:customStyle="1" w:styleId="FirstParagraph" w:type="paragraph">
+  <w:style w:type="paragraph" w:customStyle="1" w:styleId="FirstParagraph">
     <w:name w:val="First Paragraph"/>
     <w:basedOn w:val="Corpodetexto"/>
     <w:next w:val="Corpodetexto"/>
     <w:qFormat/>
   </w:style>
-  <w:style w:customStyle="1" w:styleId="Compact" w:type="paragraph">
+  <w:style w:type="paragraph" w:customStyle="1" w:styleId="Compact">
     <w:name w:val="Compact"/>
     <w:basedOn w:val="Corpodetexto"/>
     <w:qFormat/>
     <w:pPr>
-      <w:spacing w:after="36" w:before="36"/>
+      <w:spacing w:before="36" w:after="36"/>
     </w:pPr>
   </w:style>
-  <w:style w:styleId="Ttulo" w:type="paragraph">
+  <w:style w:type="paragraph" w:styleId="Ttulo">
     <w:name w:val="Title"/>
     <w:basedOn w:val="Normal"/>
     <w:next w:val="Corpodetexto"/>
@@ -3720,24 +3553,24 @@
       <w:jc w:val="center"/>
     </w:pPr>
     <w:rPr>
-      <w:rFonts w:asciiTheme="majorHAnsi" w:cstheme="majorBidi" w:eastAsiaTheme="majorEastAsia" w:hAnsiTheme="majorHAnsi"/>
+      <w:rFonts w:asciiTheme="majorHAnsi" w:eastAsiaTheme="majorEastAsia" w:hAnsiTheme="majorHAnsi" w:cstheme="majorBidi"/>
       <w:sz w:val="56"/>
       <w:szCs w:val="56"/>
     </w:rPr>
   </w:style>
-  <w:style w:customStyle="1" w:styleId="TtuloChar" w:type="character">
+  <w:style w:type="character" w:customStyle="1" w:styleId="TtuloChar">
     <w:name w:val="Título Char"/>
     <w:basedOn w:val="Fontepargpadro"/>
     <w:link w:val="Ttulo"/>
     <w:uiPriority w:val="10"/>
     <w:rsid w:val="00A10FD9"/>
     <w:rPr>
-      <w:rFonts w:asciiTheme="majorHAnsi" w:cstheme="majorBidi" w:eastAsiaTheme="majorEastAsia" w:hAnsiTheme="majorHAnsi"/>
+      <w:rFonts w:asciiTheme="majorHAnsi" w:eastAsiaTheme="majorEastAsia" w:hAnsiTheme="majorHAnsi" w:cstheme="majorBidi"/>
       <w:sz w:val="56"/>
       <w:szCs w:val="56"/>
     </w:rPr>
   </w:style>
-  <w:style w:styleId="Subttulo" w:type="paragraph">
+  <w:style w:type="paragraph" w:styleId="Subttulo">
     <w:name w:val="Subtitle"/>
     <w:basedOn w:val="Ttulo"/>
     <w:next w:val="Corpodetexto"/>
@@ -3756,21 +3589,21 @@
       <w:szCs w:val="28"/>
     </w:rPr>
   </w:style>
-  <w:style w:customStyle="1" w:styleId="SubttuloChar" w:type="character">
+  <w:style w:type="character" w:customStyle="1" w:styleId="SubttuloChar">
     <w:name w:val="Subtítulo Char"/>
     <w:basedOn w:val="Fontepargpadro"/>
     <w:link w:val="Subttulo"/>
     <w:uiPriority w:val="11"/>
     <w:rsid w:val="00A10FD9"/>
     <w:rPr>
-      <w:rFonts w:cstheme="majorBidi" w:eastAsiaTheme="majorEastAsia"/>
-      <w:color w:themeColor="text1" w:themeTint="A6" w:val="595959"/>
+      <w:rFonts w:eastAsiaTheme="majorEastAsia" w:cstheme="majorBidi"/>
+      <w:color w:val="595959" w:themeColor="text1" w:themeTint="A6"/>
       <w:spacing w:val="15"/>
       <w:sz w:val="28"/>
       <w:szCs w:val="28"/>
     </w:rPr>
   </w:style>
-  <w:style w:customStyle="1" w:styleId="Author" w:type="paragraph">
+  <w:style w:type="paragraph" w:customStyle="1" w:styleId="Author">
     <w:name w:val="Author"/>
     <w:basedOn w:val="Ttulo"/>
     <w:next w:val="Corpodetexto"/>
@@ -3784,7 +3617,7 @@
       <w:szCs w:val="24"/>
     </w:rPr>
   </w:style>
-  <w:style w:styleId="Data" w:type="paragraph">
+  <w:style w:type="paragraph" w:styleId="Data">
     <w:name w:val="Date"/>
     <w:basedOn w:val="Ttulo"/>
     <w:next w:val="Corpodetexto"/>
@@ -3798,7 +3631,7 @@
       <w:szCs w:val="24"/>
     </w:rPr>
   </w:style>
-  <w:style w:customStyle="1" w:styleId="AbstractTitle" w:type="paragraph">
+  <w:style w:type="paragraph" w:customStyle="1" w:styleId="AbstractTitle">
     <w:name w:val="Abstract Title"/>
     <w:basedOn w:val="Normal"/>
     <w:next w:val="Abstract"/>
@@ -3806,7 +3639,7 @@
     <w:pPr>
       <w:keepNext/>
       <w:keepLines/>
-      <w:spacing w:after="0" w:before="300"/>
+      <w:spacing w:before="300" w:after="0"/>
       <w:jc w:val="center"/>
     </w:pPr>
     <w:rPr>
@@ -3815,7 +3648,7 @@
       <w:szCs w:val="20"/>
     </w:rPr>
   </w:style>
-  <w:style w:customStyle="1" w:styleId="Abstract" w:type="paragraph">
+  <w:style w:type="paragraph" w:customStyle="1" w:styleId="Abstract">
     <w:name w:val="Abstract"/>
     <w:basedOn w:val="Normal"/>
     <w:next w:val="Corpodetexto"/>
@@ -3823,32 +3656,32 @@
     <w:pPr>
       <w:keepNext/>
       <w:keepLines/>
-      <w:spacing w:after="300" w:before="100"/>
+      <w:spacing w:before="100" w:after="300"/>
     </w:pPr>
     <w:rPr>
       <w:sz w:val="20"/>
       <w:szCs w:val="20"/>
     </w:rPr>
   </w:style>
-  <w:style w:styleId="Bibliografia" w:type="paragraph">
+  <w:style w:type="paragraph" w:styleId="Bibliografia">
     <w:name w:val="Bibliography"/>
     <w:basedOn w:val="Normal"/>
     <w:qFormat/>
   </w:style>
-  <w:style w:customStyle="1" w:styleId="Ttulo1Char" w:type="character">
+  <w:style w:type="character" w:customStyle="1" w:styleId="Ttulo1Char">
     <w:name w:val="Título 1 Char"/>
     <w:basedOn w:val="Fontepargpadro"/>
     <w:link w:val="Ttulo1"/>
     <w:uiPriority w:val="9"/>
     <w:rsid w:val="00A10FD9"/>
     <w:rPr>
-      <w:rFonts w:asciiTheme="majorHAnsi" w:cstheme="majorBidi" w:eastAsiaTheme="majorEastAsia" w:hAnsiTheme="majorHAnsi"/>
-      <w:color w:themeColor="accent1" w:themeShade="BF" w:val="0F4761"/>
+      <w:rFonts w:asciiTheme="majorHAnsi" w:eastAsiaTheme="majorEastAsia" w:hAnsiTheme="majorHAnsi" w:cstheme="majorBidi"/>
+      <w:color w:val="0F4761" w:themeColor="accent1" w:themeShade="BF"/>
       <w:sz w:val="40"/>
       <w:szCs w:val="40"/>
     </w:rPr>
   </w:style>
-  <w:style w:customStyle="1" w:styleId="Ttulo2Char" w:type="character">
+  <w:style w:type="character" w:customStyle="1" w:styleId="Ttulo2Char">
     <w:name w:val="Título 2 Char"/>
     <w:basedOn w:val="Fontepargpadro"/>
     <w:link w:val="Ttulo2"/>
@@ -3856,13 +3689,13 @@
     <w:semiHidden/>
     <w:rsid w:val="00A10FD9"/>
     <w:rPr>
-      <w:rFonts w:asciiTheme="majorHAnsi" w:cstheme="majorBidi" w:eastAsiaTheme="majorEastAsia" w:hAnsiTheme="majorHAnsi"/>
-      <w:color w:themeColor="accent1" w:themeShade="BF" w:val="0F4761"/>
+      <w:rFonts w:asciiTheme="majorHAnsi" w:eastAsiaTheme="majorEastAsia" w:hAnsiTheme="majorHAnsi" w:cstheme="majorBidi"/>
+      <w:color w:val="0F4761" w:themeColor="accent1" w:themeShade="BF"/>
       <w:sz w:val="32"/>
       <w:szCs w:val="32"/>
     </w:rPr>
   </w:style>
-  <w:style w:customStyle="1" w:styleId="Ttulo3Char" w:type="character">
+  <w:style w:type="character" w:customStyle="1" w:styleId="Ttulo3Char">
     <w:name w:val="Título 3 Char"/>
     <w:basedOn w:val="Fontepargpadro"/>
     <w:link w:val="Ttulo3"/>
@@ -3870,13 +3703,13 @@
     <w:semiHidden/>
     <w:rsid w:val="00A10FD9"/>
     <w:rPr>
-      <w:rFonts w:cstheme="majorBidi" w:eastAsiaTheme="majorEastAsia"/>
-      <w:color w:themeColor="accent1" w:themeShade="BF" w:val="0F4761"/>
+      <w:rFonts w:eastAsiaTheme="majorEastAsia" w:cstheme="majorBidi"/>
+      <w:color w:val="0F4761" w:themeColor="accent1" w:themeShade="BF"/>
       <w:sz w:val="28"/>
       <w:szCs w:val="28"/>
     </w:rPr>
   </w:style>
-  <w:style w:customStyle="1" w:styleId="Ttulo4Char" w:type="character">
+  <w:style w:type="character" w:customStyle="1" w:styleId="Ttulo4Char">
     <w:name w:val="Título 4 Char"/>
     <w:basedOn w:val="Fontepargpadro"/>
     <w:link w:val="Ttulo4"/>
@@ -3884,13 +3717,13 @@
     <w:semiHidden/>
     <w:rsid w:val="00A10FD9"/>
     <w:rPr>
-      <w:rFonts w:cstheme="majorBidi" w:eastAsiaTheme="majorEastAsia"/>
+      <w:rFonts w:eastAsiaTheme="majorEastAsia" w:cstheme="majorBidi"/>
       <w:i/>
       <w:iCs/>
-      <w:color w:themeColor="accent1" w:themeShade="BF" w:val="0F4761"/>
-    </w:rPr>
-  </w:style>
-  <w:style w:customStyle="1" w:styleId="Ttulo5Char" w:type="character">
+      <w:color w:val="0F4761" w:themeColor="accent1" w:themeShade="BF"/>
+    </w:rPr>
+  </w:style>
+  <w:style w:type="character" w:customStyle="1" w:styleId="Ttulo5Char">
     <w:name w:val="Título 5 Char"/>
     <w:basedOn w:val="Fontepargpadro"/>
     <w:link w:val="Ttulo5"/>
@@ -3898,11 +3731,11 @@
     <w:semiHidden/>
     <w:rsid w:val="00A10FD9"/>
     <w:rPr>
-      <w:rFonts w:cstheme="majorBidi" w:eastAsiaTheme="majorEastAsia"/>
-      <w:color w:themeColor="accent1" w:themeShade="BF" w:val="0F4761"/>
-    </w:rPr>
-  </w:style>
-  <w:style w:customStyle="1" w:styleId="Ttulo6Char" w:type="character">
+      <w:rFonts w:eastAsiaTheme="majorEastAsia" w:cstheme="majorBidi"/>
+      <w:color w:val="0F4761" w:themeColor="accent1" w:themeShade="BF"/>
+    </w:rPr>
+  </w:style>
+  <w:style w:type="character" w:customStyle="1" w:styleId="Ttulo6Char">
     <w:name w:val="Título 6 Char"/>
     <w:basedOn w:val="Fontepargpadro"/>
     <w:link w:val="Ttulo6"/>
@@ -3910,13 +3743,13 @@
     <w:semiHidden/>
     <w:rsid w:val="00A10FD9"/>
     <w:rPr>
-      <w:rFonts w:cstheme="majorBidi" w:eastAsiaTheme="majorEastAsia"/>
+      <w:rFonts w:eastAsiaTheme="majorEastAsia" w:cstheme="majorBidi"/>
       <w:i/>
       <w:iCs/>
-      <w:color w:themeColor="text1" w:themeTint="A6" w:val="595959"/>
-    </w:rPr>
-  </w:style>
-  <w:style w:customStyle="1" w:styleId="Ttulo7Char" w:type="character">
+      <w:color w:val="595959" w:themeColor="text1" w:themeTint="A6"/>
+    </w:rPr>
+  </w:style>
+  <w:style w:type="character" w:customStyle="1" w:styleId="Ttulo7Char">
     <w:name w:val="Título 7 Char"/>
     <w:basedOn w:val="Fontepargpadro"/>
     <w:link w:val="Ttulo7"/>
@@ -3924,11 +3757,11 @@
     <w:semiHidden/>
     <w:rsid w:val="00A10FD9"/>
     <w:rPr>
-      <w:rFonts w:cstheme="majorBidi" w:eastAsiaTheme="majorEastAsia"/>
-      <w:color w:themeColor="text1" w:themeTint="A6" w:val="595959"/>
-    </w:rPr>
-  </w:style>
-  <w:style w:customStyle="1" w:styleId="Ttulo8Char" w:type="character">
+      <w:rFonts w:eastAsiaTheme="majorEastAsia" w:cstheme="majorBidi"/>
+      <w:color w:val="595959" w:themeColor="text1" w:themeTint="A6"/>
+    </w:rPr>
+  </w:style>
+  <w:style w:type="character" w:customStyle="1" w:styleId="Ttulo8Char">
     <w:name w:val="Título 8 Char"/>
     <w:basedOn w:val="Fontepargpadro"/>
     <w:link w:val="Ttulo8"/>
@@ -3936,13 +3769,13 @@
     <w:semiHidden/>
     <w:rsid w:val="00A10FD9"/>
     <w:rPr>
-      <w:rFonts w:cstheme="majorBidi" w:eastAsiaTheme="majorEastAsia"/>
+      <w:rFonts w:eastAsiaTheme="majorEastAsia" w:cstheme="majorBidi"/>
       <w:i/>
       <w:iCs/>
-      <w:color w:themeColor="text1" w:themeTint="D8" w:val="272727"/>
-    </w:rPr>
-  </w:style>
-  <w:style w:customStyle="1" w:styleId="Ttulo9Char" w:type="character">
+      <w:color w:val="272727" w:themeColor="text1" w:themeTint="D8"/>
+    </w:rPr>
+  </w:style>
+  <w:style w:type="character" w:customStyle="1" w:styleId="Ttulo9Char">
     <w:name w:val="Título 9 Char"/>
     <w:basedOn w:val="Fontepargpadro"/>
     <w:link w:val="Ttulo9"/>
@@ -3950,11 +3783,11 @@
     <w:semiHidden/>
     <w:rsid w:val="00A10FD9"/>
     <w:rPr>
-      <w:rFonts w:cstheme="majorBidi" w:eastAsiaTheme="majorEastAsia"/>
-      <w:color w:themeColor="text1" w:themeTint="D8" w:val="272727"/>
-    </w:rPr>
-  </w:style>
-  <w:style w:styleId="Textoembloco" w:type="paragraph">
+      <w:rFonts w:eastAsiaTheme="majorEastAsia" w:cstheme="majorBidi"/>
+      <w:color w:val="272727" w:themeColor="text1" w:themeTint="D8"/>
+    </w:rPr>
+  </w:style>
+  <w:style w:type="paragraph" w:styleId="Textoembloco">
     <w:name w:val="Block Text"/>
     <w:basedOn w:val="Corpodetexto"/>
     <w:next w:val="Corpodetexto"/>
@@ -3962,18 +3795,18 @@
     <w:unhideWhenUsed/>
     <w:qFormat/>
     <w:pPr>
-      <w:spacing w:after="100" w:before="100"/>
+      <w:spacing w:before="100" w:after="100"/>
       <w:ind w:left="480" w:right="480"/>
     </w:pPr>
   </w:style>
-  <w:style w:styleId="Textodenotaderodap" w:type="paragraph">
+  <w:style w:type="paragraph" w:styleId="Textodenotaderodap">
     <w:name w:val="footnote text"/>
     <w:basedOn w:val="Normal"/>
     <w:uiPriority w:val="9"/>
     <w:unhideWhenUsed/>
     <w:qFormat/>
   </w:style>
-  <w:style w:customStyle="1" w:styleId="FootnoteBlockText" w:type="paragraph">
+  <w:style w:type="paragraph" w:customStyle="1" w:styleId="FootnoteBlockText">
     <w:name w:val="Footnote Block Text"/>
     <w:basedOn w:val="Textodenotaderodap"/>
     <w:next w:val="Textodenotaderodap"/>
@@ -3981,35 +3814,35 @@
     <w:unhideWhenUsed/>
     <w:qFormat/>
     <w:pPr>
-      <w:spacing w:after="100" w:before="100"/>
+      <w:spacing w:before="100" w:after="100"/>
       <w:ind w:left="480" w:right="480"/>
     </w:pPr>
   </w:style>
-  <w:style w:customStyle="1" w:styleId="Table" w:type="table">
+  <w:style w:type="table" w:customStyle="1" w:styleId="Table">
     <w:name w:val="Table"/>
     <w:semiHidden/>
     <w:unhideWhenUsed/>
     <w:qFormat/>
     <w:tblPr>
-      <w:tblInd w:type="dxa" w:w="0"/>
+      <w:tblInd w:w="0" w:type="dxa"/>
       <w:tblCellMar>
-        <w:top w:type="dxa" w:w="0"/>
-        <w:left w:type="dxa" w:w="108"/>
-        <w:bottom w:type="dxa" w:w="0"/>
-        <w:right w:type="dxa" w:w="108"/>
+        <w:top w:w="0" w:type="dxa"/>
+        <w:left w:w="108" w:type="dxa"/>
+        <w:bottom w:w="0" w:type="dxa"/>
+        <w:right w:w="108" w:type="dxa"/>
       </w:tblCellMar>
     </w:tblPr>
     <w:tblStylePr w:type="firstRow">
       <w:tblPr/>
       <w:tcPr>
         <w:tcBorders>
-          <w:bottom w:color="auto" w:space="0" w:sz="0" w:val="single"/>
+          <w:bottom w:val="single" w:sz="0" w:space="0" w:color="auto"/>
         </w:tcBorders>
         <w:vAlign w:val="bottom"/>
       </w:tcPr>
     </w:tblStylePr>
   </w:style>
-  <w:style w:customStyle="1" w:styleId="DefinitionTerm" w:type="paragraph">
+  <w:style w:type="paragraph" w:customStyle="1" w:styleId="DefinitionTerm">
     <w:name w:val="Definition Term"/>
     <w:basedOn w:val="Normal"/>
     <w:next w:val="Definition"/>
@@ -4022,11 +3855,11 @@
       <w:b/>
     </w:rPr>
   </w:style>
-  <w:style w:customStyle="1" w:styleId="Definition" w:type="paragraph">
+  <w:style w:type="paragraph" w:customStyle="1" w:styleId="Definition">
     <w:name w:val="Definition"/>
     <w:basedOn w:val="Normal"/>
   </w:style>
-  <w:style w:styleId="Legenda" w:type="paragraph">
+  <w:style w:type="paragraph" w:styleId="Legenda">
     <w:name w:val="caption"/>
     <w:basedOn w:val="Normal"/>
     <w:link w:val="LegendaChar"/>
@@ -4037,60 +3870,61 @@
       <w:i/>
     </w:rPr>
   </w:style>
-  <w:style w:customStyle="1" w:styleId="TableCaption" w:type="paragraph">
+  <w:style w:type="paragraph" w:customStyle="1" w:styleId="TableCaption">
     <w:name w:val="Table Caption"/>
     <w:basedOn w:val="Legenda"/>
     <w:pPr>
       <w:keepNext/>
     </w:pPr>
   </w:style>
-  <w:style w:customStyle="1" w:styleId="ImageCaption" w:type="paragraph">
+  <w:style w:type="paragraph" w:customStyle="1" w:styleId="ImageCaption">
     <w:name w:val="Image Caption"/>
     <w:basedOn w:val="Legenda"/>
   </w:style>
-  <w:style w:customStyle="1" w:styleId="Figure" w:type="paragraph">
+  <w:style w:type="paragraph" w:customStyle="1" w:styleId="Figure">
     <w:name w:val="Figure"/>
     <w:basedOn w:val="Normal"/>
   </w:style>
-  <w:style w:customStyle="1" w:styleId="CaptionedFigure" w:type="paragraph">
+  <w:style w:type="paragraph" w:customStyle="1" w:styleId="CaptionedFigure">
     <w:name w:val="Captioned Figure"/>
     <w:basedOn w:val="Figure"/>
     <w:pPr>
       <w:keepNext/>
     </w:pPr>
   </w:style>
-  <w:style w:customStyle="1" w:styleId="LegendaChar" w:type="character">
+  <w:style w:type="character" w:customStyle="1" w:styleId="LegendaChar">
     <w:name w:val="Legenda Char"/>
     <w:basedOn w:val="Fontepargpadro"/>
     <w:link w:val="Legenda"/>
   </w:style>
-  <w:style w:customStyle="1" w:styleId="VerbatimChar" w:type="character">
+  <w:style w:type="character" w:customStyle="1" w:styleId="VerbatimChar">
     <w:name w:val="Verbatim Char"/>
     <w:basedOn w:val="LegendaChar"/>
+    <w:link w:val="SourceCode"/>
     <w:rPr>
       <w:rFonts w:ascii="Consolas" w:hAnsi="Consolas"/>
       <w:sz w:val="22"/>
     </w:rPr>
   </w:style>
-  <w:style w:customStyle="1" w:styleId="SectionNumber" w:type="character">
+  <w:style w:type="character" w:customStyle="1" w:styleId="SectionNumber">
     <w:name w:val="Section Number"/>
     <w:basedOn w:val="LegendaChar"/>
   </w:style>
-  <w:style w:styleId="Refdenotaderodap" w:type="character">
+  <w:style w:type="character" w:styleId="Refdenotaderodap">
     <w:name w:val="footnote reference"/>
     <w:basedOn w:val="LegendaChar"/>
     <w:rPr>
       <w:vertAlign w:val="superscript"/>
     </w:rPr>
   </w:style>
-  <w:style w:styleId="Hyperlink" w:type="character">
+  <w:style w:type="character" w:styleId="Hyperlink">
     <w:name w:val="Hyperlink"/>
     <w:basedOn w:val="LegendaChar"/>
     <w:rPr>
-      <w:color w:themeColor="accent1" w:val="156082"/>
-    </w:rPr>
-  </w:style>
-  <w:style w:styleId="CabealhodoSumrio" w:type="paragraph">
+      <w:color w:val="156082" w:themeColor="accent1"/>
+    </w:rPr>
+  </w:style>
+  <w:style w:type="paragraph" w:styleId="CabealhodoSumrio">
     <w:name w:val="TOC Heading"/>
     <w:basedOn w:val="Ttulo1"/>
     <w:next w:val="Corpodetexto"/>
@@ -4102,7 +3936,7 @@
       <w:outlineLvl w:val="9"/>
     </w:pPr>
   </w:style>
-  <w:style w:styleId="TabeladeGrade5Escura-nfase1" w:type="table">
+  <w:style w:type="table" w:styleId="TabeladeGrade5Escura-nfase1">
     <w:name w:val="Grid Table 5 Dark Accent 1"/>
     <w:basedOn w:val="Tabelanormal"/>
     <w:uiPriority w:val="50"/>
@@ -4114,139 +3948,139 @@
       <w:tblStyleRowBandSize w:val="1"/>
       <w:tblStyleColBandSize w:val="1"/>
       <w:tblBorders>
-        <w:top w:color="FFFFFF" w:space="0" w:sz="4" w:themeColor="background1" w:val="single"/>
-        <w:left w:color="FFFFFF" w:space="0" w:sz="4" w:themeColor="background1" w:val="single"/>
-        <w:bottom w:color="FFFFFF" w:space="0" w:sz="4" w:themeColor="background1" w:val="single"/>
-        <w:right w:color="FFFFFF" w:space="0" w:sz="4" w:themeColor="background1" w:val="single"/>
-        <w:insideH w:color="FFFFFF" w:space="0" w:sz="4" w:themeColor="background1" w:val="single"/>
-        <w:insideV w:color="FFFFFF" w:space="0" w:sz="4" w:themeColor="background1" w:val="single"/>
+        <w:top w:val="single" w:sz="4" w:space="0" w:color="FFFFFF" w:themeColor="background1"/>
+        <w:left w:val="single" w:sz="4" w:space="0" w:color="FFFFFF" w:themeColor="background1"/>
+        <w:bottom w:val="single" w:sz="4" w:space="0" w:color="FFFFFF" w:themeColor="background1"/>
+        <w:right w:val="single" w:sz="4" w:space="0" w:color="FFFFFF" w:themeColor="background1"/>
+        <w:insideH w:val="single" w:sz="4" w:space="0" w:color="FFFFFF" w:themeColor="background1"/>
+        <w:insideV w:val="single" w:sz="4" w:space="0" w:color="FFFFFF" w:themeColor="background1"/>
       </w:tblBorders>
     </w:tblPr>
     <w:tcPr>
-      <w:shd w:color="auto" w:fill="C1E4F5" w:themeFill="accent1" w:themeFillTint="33" w:val="clear"/>
+      <w:shd w:val="clear" w:color="auto" w:fill="C1E4F5" w:themeFill="accent1" w:themeFillTint="33"/>
     </w:tcPr>
     <w:tblStylePr w:type="firstRow">
       <w:rPr>
         <w:b/>
         <w:bCs/>
-        <w:color w:themeColor="background1" w:val="FFFFFF"/>
+        <w:color w:val="FFFFFF" w:themeColor="background1"/>
       </w:rPr>
       <w:tblPr/>
       <w:tcPr>
         <w:tcBorders>
-          <w:top w:color="FFFFFF" w:space="0" w:sz="4" w:themeColor="background1" w:val="single"/>
-          <w:left w:color="FFFFFF" w:space="0" w:sz="4" w:themeColor="background1" w:val="single"/>
-          <w:right w:color="FFFFFF" w:space="0" w:sz="4" w:themeColor="background1" w:val="single"/>
+          <w:top w:val="single" w:sz="4" w:space="0" w:color="FFFFFF" w:themeColor="background1"/>
+          <w:left w:val="single" w:sz="4" w:space="0" w:color="FFFFFF" w:themeColor="background1"/>
+          <w:right w:val="single" w:sz="4" w:space="0" w:color="FFFFFF" w:themeColor="background1"/>
           <w:insideH w:val="nil"/>
           <w:insideV w:val="nil"/>
         </w:tcBorders>
-        <w:shd w:color="auto" w:fill="156082" w:themeFill="accent1" w:val="clear"/>
+        <w:shd w:val="clear" w:color="auto" w:fill="156082" w:themeFill="accent1"/>
       </w:tcPr>
     </w:tblStylePr>
     <w:tblStylePr w:type="lastRow">
       <w:rPr>
         <w:b/>
         <w:bCs/>
-        <w:color w:themeColor="background1" w:val="FFFFFF"/>
+        <w:color w:val="FFFFFF" w:themeColor="background1"/>
       </w:rPr>
       <w:tblPr/>
       <w:tcPr>
         <w:tcBorders>
-          <w:left w:color="FFFFFF" w:space="0" w:sz="4" w:themeColor="background1" w:val="single"/>
-          <w:bottom w:color="FFFFFF" w:space="0" w:sz="4" w:themeColor="background1" w:val="single"/>
-          <w:right w:color="FFFFFF" w:space="0" w:sz="4" w:themeColor="background1" w:val="single"/>
+          <w:left w:val="single" w:sz="4" w:space="0" w:color="FFFFFF" w:themeColor="background1"/>
+          <w:bottom w:val="single" w:sz="4" w:space="0" w:color="FFFFFF" w:themeColor="background1"/>
+          <w:right w:val="single" w:sz="4" w:space="0" w:color="FFFFFF" w:themeColor="background1"/>
           <w:insideH w:val="nil"/>
           <w:insideV w:val="nil"/>
         </w:tcBorders>
-        <w:shd w:color="auto" w:fill="156082" w:themeFill="accent1" w:val="clear"/>
+        <w:shd w:val="clear" w:color="auto" w:fill="156082" w:themeFill="accent1"/>
       </w:tcPr>
     </w:tblStylePr>
     <w:tblStylePr w:type="firstCol">
       <w:rPr>
         <w:b/>
         <w:bCs/>
-        <w:color w:themeColor="background1" w:val="FFFFFF"/>
+        <w:color w:val="FFFFFF" w:themeColor="background1"/>
       </w:rPr>
       <w:tblPr/>
       <w:tcPr>
         <w:tcBorders>
-          <w:top w:color="FFFFFF" w:space="0" w:sz="4" w:themeColor="background1" w:val="single"/>
-          <w:left w:color="FFFFFF" w:space="0" w:sz="4" w:themeColor="background1" w:val="single"/>
-          <w:bottom w:color="FFFFFF" w:space="0" w:sz="4" w:themeColor="background1" w:val="single"/>
+          <w:top w:val="single" w:sz="4" w:space="0" w:color="FFFFFF" w:themeColor="background1"/>
+          <w:left w:val="single" w:sz="4" w:space="0" w:color="FFFFFF" w:themeColor="background1"/>
+          <w:bottom w:val="single" w:sz="4" w:space="0" w:color="FFFFFF" w:themeColor="background1"/>
           <w:insideV w:val="nil"/>
         </w:tcBorders>
-        <w:shd w:color="auto" w:fill="156082" w:themeFill="accent1" w:val="clear"/>
+        <w:shd w:val="clear" w:color="auto" w:fill="156082" w:themeFill="accent1"/>
       </w:tcPr>
     </w:tblStylePr>
     <w:tblStylePr w:type="lastCol">
       <w:rPr>
         <w:b/>
         <w:bCs/>
-        <w:color w:themeColor="background1" w:val="FFFFFF"/>
+        <w:color w:val="FFFFFF" w:themeColor="background1"/>
       </w:rPr>
       <w:tblPr/>
       <w:tcPr>
         <w:tcBorders>
-          <w:top w:color="FFFFFF" w:space="0" w:sz="4" w:themeColor="background1" w:val="single"/>
-          <w:bottom w:color="FFFFFF" w:space="0" w:sz="4" w:themeColor="background1" w:val="single"/>
-          <w:right w:color="FFFFFF" w:space="0" w:sz="4" w:themeColor="background1" w:val="single"/>
+          <w:top w:val="single" w:sz="4" w:space="0" w:color="FFFFFF" w:themeColor="background1"/>
+          <w:bottom w:val="single" w:sz="4" w:space="0" w:color="FFFFFF" w:themeColor="background1"/>
+          <w:right w:val="single" w:sz="4" w:space="0" w:color="FFFFFF" w:themeColor="background1"/>
           <w:insideV w:val="nil"/>
         </w:tcBorders>
-        <w:shd w:color="auto" w:fill="156082" w:themeFill="accent1" w:val="clear"/>
+        <w:shd w:val="clear" w:color="auto" w:fill="156082" w:themeFill="accent1"/>
       </w:tcPr>
     </w:tblStylePr>
     <w:tblStylePr w:type="band1Vert">
       <w:tblPr/>
       <w:tcPr>
-        <w:shd w:color="auto" w:fill="83CAEB" w:themeFill="accent1" w:themeFillTint="66" w:val="clear"/>
+        <w:shd w:val="clear" w:color="auto" w:fill="83CAEB" w:themeFill="accent1" w:themeFillTint="66"/>
       </w:tcPr>
     </w:tblStylePr>
     <w:tblStylePr w:type="band1Horz">
       <w:tblPr/>
       <w:tcPr>
-        <w:shd w:color="auto" w:fill="83CAEB" w:themeFill="accent1" w:themeFillTint="66" w:val="clear"/>
+        <w:shd w:val="clear" w:color="auto" w:fill="83CAEB" w:themeFill="accent1" w:themeFillTint="66"/>
       </w:tcPr>
     </w:tblStylePr>
   </w:style>
-  <w:style w:styleId="Cabealho" w:type="paragraph">
+  <w:style w:type="paragraph" w:styleId="Cabealho">
     <w:name w:val="header"/>
     <w:basedOn w:val="Normal"/>
     <w:link w:val="CabealhoChar"/>
     <w:rsid w:val="00102FF8"/>
     <w:pPr>
       <w:tabs>
-        <w:tab w:pos="4252" w:val="center"/>
-        <w:tab w:pos="8504" w:val="right"/>
+        <w:tab w:val="center" w:pos="4252"/>
+        <w:tab w:val="right" w:pos="8504"/>
       </w:tabs>
       <w:spacing w:after="0"/>
     </w:pPr>
   </w:style>
-  <w:style w:customStyle="1" w:styleId="CabealhoChar" w:type="character">
+  <w:style w:type="character" w:customStyle="1" w:styleId="CabealhoChar">
     <w:name w:val="Cabeçalho Char"/>
     <w:basedOn w:val="Fontepargpadro"/>
     <w:link w:val="Cabealho"/>
     <w:rsid w:val="00102FF8"/>
   </w:style>
-  <w:style w:styleId="Rodap" w:type="paragraph">
+  <w:style w:type="paragraph" w:styleId="Rodap">
     <w:name w:val="footer"/>
     <w:basedOn w:val="Normal"/>
     <w:link w:val="RodapChar"/>
     <w:rsid w:val="00102FF8"/>
     <w:pPr>
       <w:tabs>
-        <w:tab w:pos="4252" w:val="center"/>
-        <w:tab w:pos="8504" w:val="right"/>
+        <w:tab w:val="center" w:pos="4252"/>
+        <w:tab w:val="right" w:pos="8504"/>
       </w:tabs>
       <w:spacing w:after="0"/>
     </w:pPr>
   </w:style>
-  <w:style w:customStyle="1" w:styleId="RodapChar" w:type="character">
+  <w:style w:type="character" w:customStyle="1" w:styleId="RodapChar">
     <w:name w:val="Rodapé Char"/>
     <w:basedOn w:val="Fontepargpadro"/>
     <w:link w:val="Rodap"/>
     <w:rsid w:val="00102FF8"/>
   </w:style>
-  <w:style w:styleId="MenoPendente" w:type="character">
+  <w:style w:type="character" w:styleId="MenoPendente">
     <w:name w:val="Unresolved Mention"/>
     <w:basedOn w:val="Fontepargpadro"/>
     <w:uiPriority w:val="99"/>
@@ -4255,7 +4089,7 @@
     <w:rsid w:val="00892829"/>
     <w:rPr>
       <w:color w:val="605E5C"/>
-      <w:shd w:color="auto" w:fill="E1DFDD" w:val="clear"/>
+      <w:shd w:val="clear" w:color="auto" w:fill="E1DFDD"/>
     </w:rPr>
   </w:style>
   <w:style w:type="paragraph" w:customStyle="1" w:styleId="SourceCode">
@@ -4263,234 +4097,299 @@
     <w:basedOn w:val="Normal"/>
     <w:link w:val="VerbatimChar"/>
     <w:pPr>
-      <w:wordWrap w:val="off"/>
+      <w:wordWrap w:val="0"/>
     </w:pPr>
   </w:style>
   <w:style w:type="character" w:customStyle="1" w:styleId="KeywordTok">
     <w:name w:val="KeywordTok"/>
     <w:basedOn w:val="VerbatimChar"/>
     <w:rPr>
+      <w:rFonts w:ascii="Consolas" w:hAnsi="Consolas"/>
       <w:b/>
       <w:color w:val="007020"/>
+      <w:sz w:val="22"/>
     </w:rPr>
   </w:style>
   <w:style w:type="character" w:customStyle="1" w:styleId="DataTypeTok">
     <w:name w:val="DataTypeTok"/>
     <w:basedOn w:val="VerbatimChar"/>
     <w:rPr>
+      <w:rFonts w:ascii="Consolas" w:hAnsi="Consolas"/>
       <w:color w:val="902000"/>
+      <w:sz w:val="22"/>
     </w:rPr>
   </w:style>
   <w:style w:type="character" w:customStyle="1" w:styleId="DecValTok">
     <w:name w:val="DecValTok"/>
     <w:basedOn w:val="VerbatimChar"/>
     <w:rPr>
-      <w:color w:val="40a070"/>
+      <w:rFonts w:ascii="Consolas" w:hAnsi="Consolas"/>
+      <w:color w:val="40A070"/>
+      <w:sz w:val="22"/>
     </w:rPr>
   </w:style>
   <w:style w:type="character" w:customStyle="1" w:styleId="BaseNTok">
     <w:name w:val="BaseNTok"/>
     <w:basedOn w:val="VerbatimChar"/>
     <w:rPr>
-      <w:color w:val="40a070"/>
+      <w:rFonts w:ascii="Consolas" w:hAnsi="Consolas"/>
+      <w:color w:val="40A070"/>
+      <w:sz w:val="22"/>
     </w:rPr>
   </w:style>
   <w:style w:type="character" w:customStyle="1" w:styleId="FloatTok">
     <w:name w:val="FloatTok"/>
     <w:basedOn w:val="VerbatimChar"/>
     <w:rPr>
-      <w:color w:val="40a070"/>
+      <w:rFonts w:ascii="Consolas" w:hAnsi="Consolas"/>
+      <w:color w:val="40A070"/>
+      <w:sz w:val="22"/>
     </w:rPr>
   </w:style>
   <w:style w:type="character" w:customStyle="1" w:styleId="ConstantTok">
     <w:name w:val="ConstantTok"/>
     <w:basedOn w:val="VerbatimChar"/>
     <w:rPr>
+      <w:rFonts w:ascii="Consolas" w:hAnsi="Consolas"/>
       <w:color w:val="880000"/>
+      <w:sz w:val="22"/>
     </w:rPr>
   </w:style>
   <w:style w:type="character" w:customStyle="1" w:styleId="CharTok">
     <w:name w:val="CharTok"/>
     <w:basedOn w:val="VerbatimChar"/>
     <w:rPr>
-      <w:color w:val="4070a0"/>
+      <w:rFonts w:ascii="Consolas" w:hAnsi="Consolas"/>
+      <w:color w:val="4070A0"/>
+      <w:sz w:val="22"/>
     </w:rPr>
   </w:style>
   <w:style w:type="character" w:customStyle="1" w:styleId="SpecialCharTok">
     <w:name w:val="SpecialCharTok"/>
     <w:basedOn w:val="VerbatimChar"/>
     <w:rPr>
-      <w:color w:val="4070a0"/>
+      <w:rFonts w:ascii="Consolas" w:hAnsi="Consolas"/>
+      <w:color w:val="4070A0"/>
+      <w:sz w:val="22"/>
     </w:rPr>
   </w:style>
   <w:style w:type="character" w:customStyle="1" w:styleId="StringTok">
     <w:name w:val="StringTok"/>
     <w:basedOn w:val="VerbatimChar"/>
     <w:rPr>
-      <w:color w:val="4070a0"/>
+      <w:rFonts w:ascii="Consolas" w:hAnsi="Consolas"/>
+      <w:color w:val="4070A0"/>
+      <w:sz w:val="22"/>
     </w:rPr>
   </w:style>
   <w:style w:type="character" w:customStyle="1" w:styleId="VerbatimStringTok">
     <w:name w:val="VerbatimStringTok"/>
     <w:basedOn w:val="VerbatimChar"/>
     <w:rPr>
-      <w:color w:val="4070a0"/>
+      <w:rFonts w:ascii="Consolas" w:hAnsi="Consolas"/>
+      <w:color w:val="4070A0"/>
+      <w:sz w:val="22"/>
     </w:rPr>
   </w:style>
   <w:style w:type="character" w:customStyle="1" w:styleId="SpecialStringTok">
     <w:name w:val="SpecialStringTok"/>
     <w:basedOn w:val="VerbatimChar"/>
     <w:rPr>
-      <w:color w:val="bb6688"/>
+      <w:rFonts w:ascii="Consolas" w:hAnsi="Consolas"/>
+      <w:color w:val="BB6688"/>
+      <w:sz w:val="22"/>
     </w:rPr>
   </w:style>
   <w:style w:type="character" w:customStyle="1" w:styleId="ImportTok">
     <w:name w:val="ImportTok"/>
     <w:basedOn w:val="VerbatimChar"/>
     <w:rPr>
+      <w:rFonts w:ascii="Consolas" w:hAnsi="Consolas"/>
       <w:b/>
       <w:color w:val="008000"/>
+      <w:sz w:val="22"/>
     </w:rPr>
   </w:style>
   <w:style w:type="character" w:customStyle="1" w:styleId="CommentTok">
     <w:name w:val="CommentTok"/>
     <w:basedOn w:val="VerbatimChar"/>
     <w:rPr>
+      <w:rFonts w:ascii="Consolas" w:hAnsi="Consolas"/>
       <w:i/>
-      <w:color w:val="60a0b0"/>
+      <w:color w:val="60A0B0"/>
+      <w:sz w:val="22"/>
     </w:rPr>
   </w:style>
   <w:style w:type="character" w:customStyle="1" w:styleId="DocumentationTok">
     <w:name w:val="DocumentationTok"/>
     <w:basedOn w:val="VerbatimChar"/>
     <w:rPr>
+      <w:rFonts w:ascii="Consolas" w:hAnsi="Consolas"/>
       <w:i/>
-      <w:color w:val="ba2121"/>
+      <w:color w:val="BA2121"/>
+      <w:sz w:val="22"/>
     </w:rPr>
   </w:style>
   <w:style w:type="character" w:customStyle="1" w:styleId="AnnotationTok">
     <w:name w:val="AnnotationTok"/>
     <w:basedOn w:val="VerbatimChar"/>
     <w:rPr>
+      <w:rFonts w:ascii="Consolas" w:hAnsi="Consolas"/>
       <w:b/>
       <w:i/>
-      <w:color w:val="60a0b0"/>
+      <w:color w:val="60A0B0"/>
+      <w:sz w:val="22"/>
     </w:rPr>
   </w:style>
   <w:style w:type="character" w:customStyle="1" w:styleId="CommentVarTok">
     <w:name w:val="CommentVarTok"/>
     <w:basedOn w:val="VerbatimChar"/>
     <w:rPr>
+      <w:rFonts w:ascii="Consolas" w:hAnsi="Consolas"/>
       <w:b/>
       <w:i/>
-      <w:color w:val="60a0b0"/>
+      <w:color w:val="60A0B0"/>
+      <w:sz w:val="22"/>
     </w:rPr>
   </w:style>
   <w:style w:type="character" w:customStyle="1" w:styleId="OtherTok">
     <w:name w:val="OtherTok"/>
     <w:basedOn w:val="VerbatimChar"/>
     <w:rPr>
+      <w:rFonts w:ascii="Consolas" w:hAnsi="Consolas"/>
       <w:color w:val="007020"/>
+      <w:sz w:val="22"/>
     </w:rPr>
   </w:style>
   <w:style w:type="character" w:customStyle="1" w:styleId="FunctionTok">
     <w:name w:val="FunctionTok"/>
     <w:basedOn w:val="VerbatimChar"/>
     <w:rPr>
-      <w:color w:val="06287e"/>
+      <w:rFonts w:ascii="Consolas" w:hAnsi="Consolas"/>
+      <w:color w:val="06287E"/>
+      <w:sz w:val="22"/>
     </w:rPr>
   </w:style>
   <w:style w:type="character" w:customStyle="1" w:styleId="VariableTok">
     <w:name w:val="VariableTok"/>
     <w:basedOn w:val="VerbatimChar"/>
     <w:rPr>
-      <w:color w:val="19177c"/>
+      <w:rFonts w:ascii="Consolas" w:hAnsi="Consolas"/>
+      <w:color w:val="19177C"/>
+      <w:sz w:val="22"/>
     </w:rPr>
   </w:style>
   <w:style w:type="character" w:customStyle="1" w:styleId="ControlFlowTok">
     <w:name w:val="ControlFlowTok"/>
     <w:basedOn w:val="VerbatimChar"/>
     <w:rPr>
+      <w:rFonts w:ascii="Consolas" w:hAnsi="Consolas"/>
       <w:b/>
       <w:color w:val="007020"/>
+      <w:sz w:val="22"/>
     </w:rPr>
   </w:style>
   <w:style w:type="character" w:customStyle="1" w:styleId="OperatorTok">
     <w:name w:val="OperatorTok"/>
     <w:basedOn w:val="VerbatimChar"/>
     <w:rPr>
+      <w:rFonts w:ascii="Consolas" w:hAnsi="Consolas"/>
       <w:color w:val="666666"/>
+      <w:sz w:val="22"/>
     </w:rPr>
   </w:style>
   <w:style w:type="character" w:customStyle="1" w:styleId="BuiltInTok">
     <w:name w:val="BuiltInTok"/>
     <w:basedOn w:val="VerbatimChar"/>
     <w:rPr>
+      <w:rFonts w:ascii="Consolas" w:hAnsi="Consolas"/>
       <w:color w:val="008000"/>
+      <w:sz w:val="22"/>
     </w:rPr>
   </w:style>
   <w:style w:type="character" w:customStyle="1" w:styleId="ExtensionTok">
     <w:name w:val="ExtensionTok"/>
     <w:basedOn w:val="VerbatimChar"/>
-    <w:rPr/>
+    <w:rPr>
+      <w:rFonts w:ascii="Consolas" w:hAnsi="Consolas"/>
+      <w:sz w:val="22"/>
+    </w:rPr>
   </w:style>
   <w:style w:type="character" w:customStyle="1" w:styleId="PreprocessorTok">
     <w:name w:val="PreprocessorTok"/>
     <w:basedOn w:val="VerbatimChar"/>
     <w:rPr>
-      <w:color w:val="bc7a00"/>
+      <w:rFonts w:ascii="Consolas" w:hAnsi="Consolas"/>
+      <w:color w:val="BC7A00"/>
+      <w:sz w:val="22"/>
     </w:rPr>
   </w:style>
   <w:style w:type="character" w:customStyle="1" w:styleId="AttributeTok">
     <w:name w:val="AttributeTok"/>
     <w:basedOn w:val="VerbatimChar"/>
     <w:rPr>
-      <w:color w:val="7d9029"/>
+      <w:rFonts w:ascii="Consolas" w:hAnsi="Consolas"/>
+      <w:color w:val="7D9029"/>
+      <w:sz w:val="22"/>
     </w:rPr>
   </w:style>
   <w:style w:type="character" w:customStyle="1" w:styleId="RegionMarkerTok">
     <w:name w:val="RegionMarkerTok"/>
     <w:basedOn w:val="VerbatimChar"/>
-    <w:rPr/>
+    <w:rPr>
+      <w:rFonts w:ascii="Consolas" w:hAnsi="Consolas"/>
+      <w:sz w:val="22"/>
+    </w:rPr>
   </w:style>
   <w:style w:type="character" w:customStyle="1" w:styleId="InformationTok">
     <w:name w:val="InformationTok"/>
     <w:basedOn w:val="VerbatimChar"/>
     <w:rPr>
+      <w:rFonts w:ascii="Consolas" w:hAnsi="Consolas"/>
       <w:b/>
       <w:i/>
-      <w:color w:val="60a0b0"/>
+      <w:color w:val="60A0B0"/>
+      <w:sz w:val="22"/>
     </w:rPr>
   </w:style>
   <w:style w:type="character" w:customStyle="1" w:styleId="WarningTok">
     <w:name w:val="WarningTok"/>
     <w:basedOn w:val="VerbatimChar"/>
     <w:rPr>
+      <w:rFonts w:ascii="Consolas" w:hAnsi="Consolas"/>
       <w:b/>
       <w:i/>
-      <w:color w:val="60a0b0"/>
+      <w:color w:val="60A0B0"/>
+      <w:sz w:val="22"/>
     </w:rPr>
   </w:style>
   <w:style w:type="character" w:customStyle="1" w:styleId="AlertTok">
     <w:name w:val="AlertTok"/>
     <w:basedOn w:val="VerbatimChar"/>
     <w:rPr>
+      <w:rFonts w:ascii="Consolas" w:hAnsi="Consolas"/>
       <w:b/>
-      <w:color w:val="ff0000"/>
+      <w:color w:val="FF0000"/>
+      <w:sz w:val="22"/>
     </w:rPr>
   </w:style>
   <w:style w:type="character" w:customStyle="1" w:styleId="ErrorTok">
     <w:name w:val="ErrorTok"/>
     <w:basedOn w:val="VerbatimChar"/>
     <w:rPr>
+      <w:rFonts w:ascii="Consolas" w:hAnsi="Consolas"/>
       <w:b/>
-      <w:color w:val="ff0000"/>
+      <w:color w:val="FF0000"/>
+      <w:sz w:val="22"/>
     </w:rPr>
   </w:style>
   <w:style w:type="character" w:customStyle="1" w:styleId="NormalTok">
     <w:name w:val="NormalTok"/>
     <w:basedOn w:val="VerbatimChar"/>
-    <w:rPr/>
+    <w:rPr>
+      <w:rFonts w:ascii="Consolas" w:hAnsi="Consolas"/>
+      <w:sz w:val="22"/>
+    </w:rPr>
   </w:style>
 </w:styles>
 </file>

--- a/Documentos/2026/regulamentoDasCompeticoesCearenses.docx
+++ b/Documentos/2026/regulamentoDasCompeticoesCearenses.docx
@@ -5,7 +5,6 @@
     <w:p>
       <w:pPr>
         <w:pStyle w:val="Ttulo1"/>
-        <w:jc w:val="both"/>
       </w:pPr>
       <w:bookmarkStart w:id="0" w:name="X9d2b1a7d218659fd06a36ab5598bc81824129ff"/>
       <w:r>
@@ -19,7 +18,6 @@
     <w:p>
       <w:pPr>
         <w:pStyle w:val="Ttulo2"/>
-        <w:jc w:val="both"/>
       </w:pPr>
       <w:bookmarkStart w:id="1" w:name="disposições-gerais"/>
       <w:r>
@@ -29,7 +27,6 @@
     <w:p>
       <w:pPr>
         <w:pStyle w:val="FirstParagraph"/>
-        <w:jc w:val="both"/>
       </w:pPr>
       <w:r>
         <w:rPr>
@@ -85,7 +82,6 @@
     <w:p>
       <w:pPr>
         <w:pStyle w:val="Corpodetexto"/>
-        <w:jc w:val="both"/>
       </w:pPr>
       <w:r>
         <w:rPr>
@@ -111,7 +107,6 @@
     <w:p>
       <w:pPr>
         <w:pStyle w:val="Textoembloco"/>
-        <w:jc w:val="both"/>
       </w:pPr>
       <w:r>
         <w:rPr>
@@ -127,8 +122,6 @@
     <w:p>
       <w:pPr>
         <w:pStyle w:val="Textoembloco"/>
-        <w:ind w:left="709"/>
-        <w:jc w:val="both"/>
       </w:pPr>
       <w:r>
         <w:rPr>
@@ -144,8 +137,6 @@
     <w:p>
       <w:pPr>
         <w:pStyle w:val="Textoembloco"/>
-        <w:ind w:left="709"/>
-        <w:jc w:val="both"/>
       </w:pPr>
       <w:r>
         <w:rPr>
@@ -161,7 +152,6 @@
     <w:p>
       <w:pPr>
         <w:pStyle w:val="Textoembloco"/>
-        <w:jc w:val="both"/>
       </w:pPr>
       <w:r>
         <w:rPr>
@@ -177,7 +167,6 @@
     <w:p>
       <w:pPr>
         <w:pStyle w:val="Textoembloco"/>
-        <w:jc w:val="both"/>
       </w:pPr>
       <w:r>
         <w:rPr>
@@ -213,7 +202,6 @@
     <w:p>
       <w:pPr>
         <w:pStyle w:val="Textoembloco"/>
-        <w:jc w:val="both"/>
       </w:pPr>
       <w:r>
         <w:rPr>
@@ -239,7 +227,6 @@
     <w:p>
       <w:pPr>
         <w:pStyle w:val="Textoembloco"/>
-        <w:jc w:val="both"/>
       </w:pPr>
       <w:r>
         <w:rPr>
@@ -265,7 +252,6 @@
     <w:p>
       <w:pPr>
         <w:pStyle w:val="Ttulo2"/>
-        <w:jc w:val="both"/>
       </w:pPr>
       <w:bookmarkStart w:id="2" w:name="das-competições"/>
       <w:bookmarkEnd w:id="1"/>
@@ -276,7 +262,6 @@
     <w:p>
       <w:pPr>
         <w:pStyle w:val="FirstParagraph"/>
-        <w:jc w:val="both"/>
       </w:pPr>
       <w:r>
         <w:rPr>
@@ -302,7 +287,6 @@
     <w:p>
       <w:pPr>
         <w:pStyle w:val="Textoembloco"/>
-        <w:jc w:val="both"/>
       </w:pPr>
       <w:r>
         <w:rPr>
@@ -318,7 +302,6 @@
     <w:p>
       <w:pPr>
         <w:pStyle w:val="Textoembloco"/>
-        <w:jc w:val="both"/>
       </w:pPr>
       <w:r>
         <w:rPr>
@@ -334,7 +317,6 @@
     <w:p>
       <w:pPr>
         <w:pStyle w:val="FirstParagraph"/>
-        <w:jc w:val="both"/>
       </w:pPr>
       <w:r>
         <w:rPr>
@@ -360,7 +342,6 @@
     <w:p>
       <w:pPr>
         <w:pStyle w:val="Corpodetexto"/>
-        <w:jc w:val="both"/>
       </w:pPr>
       <w:r>
         <w:rPr>
@@ -370,33 +351,34 @@
         <w:t>Art. 5º</w:t>
       </w:r>
       <w:r>
-        <w:t xml:space="preserve"> – Ambas as competições serão realizadas, se possível, em áreas de fácil acesso, agradáveis e com infraestrutura compatível ao número de participantes. O terreno deve ser propício à prática de orientação e o conjunto das ações dos organizadores deve ser previamente aprovado pelo árbitro do evento.</w:t>
+        <w:t xml:space="preserve"> </w:t>
+      </w:r>
+      <w:r>
+        <w:t>– Ambas as competições serão realizadas, se possível, em áreas de fácil acesso, agradáveis e com infraestrutura compatível ao número de participantes. O terreno deve ser propício à prática de orientação e o conjunto das ações dos organizadores deve ser previamente aprovado pelo árbitro do evento.</w:t>
       </w:r>
     </w:p>
     <w:p>
       <w:pPr>
         <w:pStyle w:val="Corpodetexto"/>
-        <w:jc w:val="both"/>
-      </w:pPr>
-      <w:r>
-        <w:rPr>
-          <w:b/>
-          <w:bCs/>
-        </w:rPr>
+      </w:pPr>
+      <w:r>
+        <w:rPr>
+          <w:b/>
+          <w:bCs/>
+        </w:rPr>
+        <w:t>Art. 6º</w:t>
+      </w:r>
+      <w:r>
+        <w:t xml:space="preserve"> – A organização geral de cada competição é de responsabilidade de um ou mais clubes filiados à FECORI, conforme calendários abaixo:</w:t>
+      </w:r>
+    </w:p>
+    <w:p>
+      <w:pPr>
+        <w:pStyle w:val="Ttulo3"/>
+      </w:pPr>
+      <w:bookmarkStart w:id="3" w:name="Xfc7263bc551f591fd24a57a0de31d0a3e17d277"/>
+      <w:r>
         <w:lastRenderedPageBreak/>
-        <w:t>Art. 6º</w:t>
-      </w:r>
-      <w:r>
-        <w:t xml:space="preserve"> – A organização geral de cada competição é de responsabilidade de um ou mais clubes filiados à FECORI, conforme calendários abaixo:</w:t>
-      </w:r>
-    </w:p>
-    <w:p>
-      <w:pPr>
-        <w:pStyle w:val="Ttulo3"/>
-        <w:jc w:val="both"/>
-      </w:pPr>
-      <w:bookmarkStart w:id="3" w:name="Xfc7263bc551f591fd24a57a0de31d0a3e17d277"/>
-      <w:r>
         <w:t>Calendário do XIX Campeonato Cearense de Orientação (CCO XIX)</w:t>
       </w:r>
     </w:p>
@@ -425,7 +407,6 @@
           <w:p>
             <w:pPr>
               <w:pStyle w:val="Compact"/>
-              <w:jc w:val="both"/>
             </w:pPr>
             <w:r>
               <w:rPr>
@@ -443,7 +424,6 @@
           <w:p>
             <w:pPr>
               <w:pStyle w:val="Compact"/>
-              <w:jc w:val="both"/>
             </w:pPr>
             <w:r>
               <w:rPr>
@@ -461,7 +441,6 @@
           <w:p>
             <w:pPr>
               <w:pStyle w:val="Compact"/>
-              <w:jc w:val="both"/>
             </w:pPr>
             <w:r>
               <w:rPr>
@@ -479,7 +458,6 @@
           <w:p>
             <w:pPr>
               <w:pStyle w:val="Compact"/>
-              <w:jc w:val="both"/>
             </w:pPr>
             <w:r>
               <w:rPr>
@@ -499,7 +477,6 @@
           <w:p>
             <w:pPr>
               <w:pStyle w:val="Compact"/>
-              <w:jc w:val="both"/>
             </w:pPr>
             <w:r>
               <w:t>1ª</w:t>
@@ -513,7 +490,6 @@
           <w:p>
             <w:pPr>
               <w:pStyle w:val="Compact"/>
-              <w:jc w:val="both"/>
             </w:pPr>
             <w:r>
               <w:t>31/Mai</w:t>
@@ -527,7 +503,6 @@
           <w:p>
             <w:pPr>
               <w:pStyle w:val="Compact"/>
-              <w:jc w:val="both"/>
             </w:pPr>
             <w:r>
               <w:t>COqueiro</w:t>
@@ -541,10 +516,9 @@
           <w:p>
             <w:pPr>
               <w:pStyle w:val="Compact"/>
-              <w:jc w:val="both"/>
             </w:pPr>
             <w:r>
-              <w:t>??? - ??????? (QA/FECORI ??)</w:t>
+              <w:t>Jorge Saraiva de Amorim (QA/FECORI 65)</w:t>
             </w:r>
           </w:p>
         </w:tc>
@@ -557,7 +531,6 @@
           <w:p>
             <w:pPr>
               <w:pStyle w:val="Compact"/>
-              <w:jc w:val="both"/>
             </w:pPr>
             <w:r>
               <w:t>2ª</w:t>
@@ -571,7 +544,6 @@
           <w:p>
             <w:pPr>
               <w:pStyle w:val="Compact"/>
-              <w:jc w:val="both"/>
             </w:pPr>
             <w:r>
               <w:t>28/Jun</w:t>
@@ -585,7 +557,6 @@
           <w:p>
             <w:pPr>
               <w:pStyle w:val="Compact"/>
-              <w:jc w:val="both"/>
             </w:pPr>
             <w:r>
               <w:t>COFORT</w:t>
@@ -599,7 +570,60 @@
           <w:p>
             <w:pPr>
               <w:pStyle w:val="Compact"/>
-              <w:jc w:val="both"/>
+            </w:pPr>
+            <w:r>
+              <w:t>Antônio Marden Oliveira de Sousa (QA/FECORI 80)</w:t>
+            </w:r>
+          </w:p>
+        </w:tc>
+      </w:tr>
+      <w:tr>
+        <w:tc>
+          <w:tcPr>
+            <w:tcW w:w="1188" w:type="dxa"/>
+          </w:tcPr>
+          <w:p>
+            <w:pPr>
+              <w:pStyle w:val="Compact"/>
+            </w:pPr>
+            <w:r>
+              <w:t>3ª</w:t>
+            </w:r>
+          </w:p>
+        </w:tc>
+        <w:tc>
+          <w:tcPr>
+            <w:tcW w:w="1056" w:type="dxa"/>
+          </w:tcPr>
+          <w:p>
+            <w:pPr>
+              <w:pStyle w:val="Compact"/>
+            </w:pPr>
+            <w:r>
+              <w:t>30/Ago</w:t>
+            </w:r>
+          </w:p>
+        </w:tc>
+        <w:tc>
+          <w:tcPr>
+            <w:tcW w:w="1980" w:type="dxa"/>
+          </w:tcPr>
+          <w:p>
+            <w:pPr>
+              <w:pStyle w:val="Compact"/>
+            </w:pPr>
+            <w:r>
+              <w:t>???</w:t>
+            </w:r>
+          </w:p>
+        </w:tc>
+        <w:tc>
+          <w:tcPr>
+            <w:tcW w:w="3696" w:type="dxa"/>
+          </w:tcPr>
+          <w:p>
+            <w:pPr>
+              <w:pStyle w:val="Compact"/>
             </w:pPr>
             <w:r>
               <w:t>??? – ??????? (QA/FECORI ??)</w:t>
@@ -615,10 +639,9 @@
           <w:p>
             <w:pPr>
               <w:pStyle w:val="Compact"/>
-              <w:jc w:val="both"/>
             </w:pPr>
             <w:r>
-              <w:t>3ª</w:t>
+              <w:t>4ª</w:t>
             </w:r>
           </w:p>
         </w:tc>
@@ -629,10 +652,9 @@
           <w:p>
             <w:pPr>
               <w:pStyle w:val="Compact"/>
-              <w:jc w:val="both"/>
             </w:pPr>
             <w:r>
-              <w:t>30/Ago</w:t>
+              <w:t>08/Nov</w:t>
             </w:r>
           </w:p>
         </w:tc>
@@ -643,7 +665,6 @@
           <w:p>
             <w:pPr>
               <w:pStyle w:val="Compact"/>
-              <w:jc w:val="both"/>
             </w:pPr>
             <w:r>
               <w:t>???</w:t>
@@ -657,65 +678,6 @@
           <w:p>
             <w:pPr>
               <w:pStyle w:val="Compact"/>
-              <w:jc w:val="both"/>
-            </w:pPr>
-            <w:r>
-              <w:t>??? – ??????? (QA/FECORI ??)</w:t>
-            </w:r>
-          </w:p>
-        </w:tc>
-      </w:tr>
-      <w:tr>
-        <w:tc>
-          <w:tcPr>
-            <w:tcW w:w="1188" w:type="dxa"/>
-          </w:tcPr>
-          <w:p>
-            <w:pPr>
-              <w:pStyle w:val="Compact"/>
-              <w:jc w:val="both"/>
-            </w:pPr>
-            <w:r>
-              <w:t>4ª</w:t>
-            </w:r>
-          </w:p>
-        </w:tc>
-        <w:tc>
-          <w:tcPr>
-            <w:tcW w:w="1056" w:type="dxa"/>
-          </w:tcPr>
-          <w:p>
-            <w:pPr>
-              <w:pStyle w:val="Compact"/>
-              <w:jc w:val="both"/>
-            </w:pPr>
-            <w:r>
-              <w:t>08/Nov</w:t>
-            </w:r>
-          </w:p>
-        </w:tc>
-        <w:tc>
-          <w:tcPr>
-            <w:tcW w:w="1980" w:type="dxa"/>
-          </w:tcPr>
-          <w:p>
-            <w:pPr>
-              <w:pStyle w:val="Compact"/>
-              <w:jc w:val="both"/>
-            </w:pPr>
-            <w:r>
-              <w:t>???</w:t>
-            </w:r>
-          </w:p>
-        </w:tc>
-        <w:tc>
-          <w:tcPr>
-            <w:tcW w:w="3696" w:type="dxa"/>
-          </w:tcPr>
-          <w:p>
-            <w:pPr>
-              <w:pStyle w:val="Compact"/>
-              <w:jc w:val="both"/>
             </w:pPr>
             <w:r>
               <w:t>??? – ??????? (QA/FECORI ??)</w:t>
@@ -727,7 +689,6 @@
     <w:p>
       <w:pPr>
         <w:pStyle w:val="Ttulo3"/>
-        <w:jc w:val="both"/>
       </w:pPr>
       <w:bookmarkStart w:id="4" w:name="Xfbdba5622b410d1ea40c17b7d68e28d162a11ba"/>
       <w:bookmarkEnd w:id="3"/>
@@ -760,7 +721,6 @@
           <w:p>
             <w:pPr>
               <w:pStyle w:val="Compact"/>
-              <w:jc w:val="both"/>
             </w:pPr>
             <w:r>
               <w:rPr>
@@ -778,7 +738,6 @@
           <w:p>
             <w:pPr>
               <w:pStyle w:val="Compact"/>
-              <w:jc w:val="both"/>
             </w:pPr>
             <w:r>
               <w:rPr>
@@ -796,7 +755,6 @@
           <w:p>
             <w:pPr>
               <w:pStyle w:val="Compact"/>
-              <w:jc w:val="both"/>
             </w:pPr>
             <w:r>
               <w:rPr>
@@ -814,7 +772,6 @@
           <w:p>
             <w:pPr>
               <w:pStyle w:val="Compact"/>
-              <w:jc w:val="both"/>
             </w:pPr>
             <w:r>
               <w:rPr>
@@ -834,7 +791,6 @@
           <w:p>
             <w:pPr>
               <w:pStyle w:val="Compact"/>
-              <w:jc w:val="both"/>
             </w:pPr>
             <w:r>
               <w:t>1º</w:t>
@@ -848,7 +804,6 @@
           <w:p>
             <w:pPr>
               <w:pStyle w:val="Compact"/>
-              <w:jc w:val="both"/>
             </w:pPr>
             <w:r>
               <w:t>26/Set</w:t>
@@ -862,7 +817,6 @@
           <w:p>
             <w:pPr>
               <w:pStyle w:val="Compact"/>
-              <w:jc w:val="both"/>
             </w:pPr>
             <w:r>
               <w:t>FECORI</w:t>
@@ -876,7 +830,6 @@
           <w:p>
             <w:pPr>
               <w:pStyle w:val="Compact"/>
-              <w:jc w:val="both"/>
             </w:pPr>
             <w:r>
               <w:t>??? - ??????? (QA/FECORI ??)</w:t>
@@ -892,7 +845,6 @@
           <w:p>
             <w:pPr>
               <w:pStyle w:val="Compact"/>
-              <w:jc w:val="both"/>
             </w:pPr>
             <w:r>
               <w:t>2º</w:t>
@@ -906,7 +858,6 @@
           <w:p>
             <w:pPr>
               <w:pStyle w:val="Compact"/>
-              <w:jc w:val="both"/>
             </w:pPr>
             <w:r>
               <w:t>27/Set</w:t>
@@ -920,7 +871,6 @@
           <w:p>
             <w:pPr>
               <w:pStyle w:val="Compact"/>
-              <w:jc w:val="both"/>
             </w:pPr>
             <w:r>
               <w:t>FECORI</w:t>
@@ -934,7 +884,6 @@
           <w:p>
             <w:pPr>
               <w:pStyle w:val="Compact"/>
-              <w:jc w:val="both"/>
             </w:pPr>
             <w:r>
               <w:t>??? - ??????? (QA/FECORI ??)</w:t>
@@ -950,7 +899,6 @@
           <w:p>
             <w:pPr>
               <w:pStyle w:val="Compact"/>
-              <w:jc w:val="both"/>
             </w:pPr>
             <w:r>
               <w:t>3º</w:t>
@@ -964,7 +912,6 @@
           <w:p>
             <w:pPr>
               <w:pStyle w:val="Compact"/>
-              <w:jc w:val="both"/>
             </w:pPr>
             <w:r>
               <w:t>27/Set</w:t>
@@ -978,7 +925,6 @@
           <w:p>
             <w:pPr>
               <w:pStyle w:val="Compact"/>
-              <w:jc w:val="both"/>
             </w:pPr>
             <w:r>
               <w:t>FECORI</w:t>
@@ -992,7 +938,6 @@
           <w:p>
             <w:pPr>
               <w:pStyle w:val="Compact"/>
-              <w:jc w:val="both"/>
             </w:pPr>
             <w:r>
               <w:t>??? - ??????? (QA/FECORI ??)</w:t>
@@ -1004,7 +949,6 @@
     <w:p>
       <w:pPr>
         <w:pStyle w:val="Textoembloco"/>
-        <w:jc w:val="both"/>
       </w:pPr>
       <w:r>
         <w:rPr>
@@ -1020,7 +964,6 @@
     <w:p>
       <w:pPr>
         <w:pStyle w:val="FirstParagraph"/>
-        <w:jc w:val="both"/>
       </w:pPr>
       <w:r>
         <w:rPr>
@@ -1056,7 +999,6 @@
     <w:p>
       <w:pPr>
         <w:pStyle w:val="Ttulo2"/>
-        <w:jc w:val="both"/>
       </w:pPr>
       <w:bookmarkStart w:id="5" w:name="das-categorias-e-uniformes"/>
       <w:bookmarkEnd w:id="2"/>
@@ -1068,7 +1010,6 @@
     <w:p>
       <w:pPr>
         <w:pStyle w:val="FirstParagraph"/>
-        <w:jc w:val="both"/>
       </w:pPr>
       <w:r>
         <w:rPr>
@@ -1084,7 +1025,6 @@
     <w:p>
       <w:pPr>
         <w:pStyle w:val="Textoembloco"/>
-        <w:jc w:val="both"/>
       </w:pPr>
       <w:r>
         <w:rPr>
@@ -1100,7 +1040,6 @@
     <w:p>
       <w:pPr>
         <w:pStyle w:val="FirstParagraph"/>
-        <w:jc w:val="both"/>
       </w:pPr>
       <w:r>
         <w:rPr>
@@ -1116,7 +1055,6 @@
     <w:p>
       <w:pPr>
         <w:pStyle w:val="Textoembloco"/>
-        <w:jc w:val="both"/>
       </w:pPr>
       <w:r>
         <w:rPr>
@@ -1132,7 +1070,6 @@
     <w:p>
       <w:pPr>
         <w:pStyle w:val="Textoembloco"/>
-        <w:jc w:val="both"/>
       </w:pPr>
       <w:r>
         <w:rPr>
@@ -1218,7 +1155,6 @@
     <w:p>
       <w:pPr>
         <w:pStyle w:val="FirstParagraph"/>
-        <w:jc w:val="both"/>
       </w:pPr>
       <w:r>
         <w:rPr>
@@ -1234,7 +1170,6 @@
     <w:p>
       <w:pPr>
         <w:pStyle w:val="Textoembloco"/>
-        <w:jc w:val="both"/>
       </w:pPr>
       <w:r>
         <w:rPr>
@@ -1244,20 +1179,21 @@
         <w:t>Parágrafo 1º:</w:t>
       </w:r>
       <w:r>
-        <w:t xml:space="preserve"> É obrigatório o uso de um número de identificação do atleta que proporcione sua visualização clara, devendo ser fixado no uniforme.</w:t>
+        <w:t xml:space="preserve"> </w:t>
+      </w:r>
+      <w:r>
+        <w:t>É obrigatório o uso de um número de identificação do atleta que proporcione sua visualização clara, devendo ser fixado no uniforme.</w:t>
       </w:r>
     </w:p>
     <w:p>
       <w:pPr>
         <w:pStyle w:val="Textoembloco"/>
-        <w:jc w:val="both"/>
-      </w:pPr>
-      <w:r>
-        <w:rPr>
-          <w:b/>
-          <w:bCs/>
-        </w:rPr>
-        <w:lastRenderedPageBreak/>
+      </w:pPr>
+      <w:r>
+        <w:rPr>
+          <w:b/>
+          <w:bCs/>
+        </w:rPr>
         <w:t>Parágrafo 2º:</w:t>
       </w:r>
       <w:r>
@@ -1277,7 +1213,6 @@
     <w:p>
       <w:pPr>
         <w:pStyle w:val="Textoembloco"/>
-        <w:jc w:val="both"/>
       </w:pPr>
       <w:r>
         <w:rPr>
@@ -1303,7 +1238,6 @@
     <w:p>
       <w:pPr>
         <w:pStyle w:val="Ttulo2"/>
-        <w:jc w:val="both"/>
       </w:pPr>
       <w:bookmarkStart w:id="6" w:name="da-inscrição-e-responsabilidades"/>
       <w:bookmarkEnd w:id="5"/>
@@ -1314,7 +1248,6 @@
     <w:p>
       <w:pPr>
         <w:pStyle w:val="FirstParagraph"/>
-        <w:jc w:val="both"/>
       </w:pPr>
       <w:r>
         <w:rPr>
@@ -1324,13 +1257,15 @@
         <w:t>Art. 11</w:t>
       </w:r>
       <w:r>
-        <w:t xml:space="preserve"> – As inscrições dos atletas devem ser realizadas no site da FECORI no evento correspondente à etapa ou competição.</w:t>
+        <w:t xml:space="preserve"> </w:t>
+      </w:r>
+      <w:r>
+        <w:t>– As inscrições dos atletas devem ser realizadas no site da FECORI no evento correspondente à etapa ou competição.</w:t>
       </w:r>
     </w:p>
     <w:p>
       <w:pPr>
         <w:pStyle w:val="Textoembloco"/>
-        <w:jc w:val="both"/>
       </w:pPr>
       <w:r>
         <w:rPr>
@@ -1346,7 +1281,6 @@
     <w:p>
       <w:pPr>
         <w:pStyle w:val="Textoembloco"/>
-        <w:jc w:val="both"/>
       </w:pPr>
       <w:r>
         <w:rPr>
@@ -1362,7 +1296,6 @@
     <w:p>
       <w:pPr>
         <w:pStyle w:val="Textoembloco"/>
-        <w:jc w:val="both"/>
       </w:pPr>
       <w:r>
         <w:rPr>
@@ -1378,7 +1311,6 @@
     <w:p>
       <w:pPr>
         <w:pStyle w:val="Textoembloco"/>
-        <w:jc w:val="both"/>
       </w:pPr>
       <w:r>
         <w:rPr>
@@ -1394,7 +1326,6 @@
     <w:p>
       <w:pPr>
         <w:pStyle w:val="Textoembloco"/>
-        <w:jc w:val="both"/>
       </w:pPr>
       <w:r>
         <w:rPr>
@@ -1410,7 +1341,6 @@
     <w:p>
       <w:pPr>
         <w:pStyle w:val="FirstParagraph"/>
-        <w:jc w:val="both"/>
       </w:pPr>
       <w:r>
         <w:rPr>
@@ -1426,7 +1356,6 @@
     <w:p>
       <w:pPr>
         <w:pStyle w:val="Textoembloco"/>
-        <w:jc w:val="both"/>
       </w:pPr>
       <w:r>
         <w:rPr>
@@ -1442,7 +1371,6 @@
     <w:p>
       <w:pPr>
         <w:pStyle w:val="Textoembloco"/>
-        <w:jc w:val="both"/>
       </w:pPr>
       <w:r>
         <w:rPr>
@@ -1458,7 +1386,6 @@
     <w:p>
       <w:pPr>
         <w:pStyle w:val="FirstParagraph"/>
-        <w:jc w:val="both"/>
       </w:pPr>
       <w:r>
         <w:rPr>
@@ -1474,7 +1401,6 @@
     <w:p>
       <w:pPr>
         <w:pStyle w:val="Textoembloco"/>
-        <w:jc w:val="both"/>
       </w:pPr>
       <w:r>
         <w:rPr>
@@ -1490,7 +1416,6 @@
     <w:p>
       <w:pPr>
         <w:pStyle w:val="Textoembloco"/>
-        <w:jc w:val="both"/>
       </w:pPr>
       <w:r>
         <w:rPr>
@@ -1506,14 +1431,12 @@
     <w:p>
       <w:pPr>
         <w:pStyle w:val="FirstParagraph"/>
-        <w:jc w:val="both"/>
-      </w:pPr>
-      <w:r>
-        <w:rPr>
-          <w:b/>
-          <w:bCs/>
-        </w:rPr>
-        <w:lastRenderedPageBreak/>
+      </w:pPr>
+      <w:r>
+        <w:rPr>
+          <w:b/>
+          <w:bCs/>
+        </w:rPr>
         <w:t>Art. 14</w:t>
       </w:r>
       <w:r>
@@ -1523,7 +1446,6 @@
     <w:p>
       <w:pPr>
         <w:pStyle w:val="Corpodetexto"/>
-        <w:jc w:val="both"/>
       </w:pPr>
       <w:r>
         <w:rPr>
@@ -1539,7 +1461,6 @@
     <w:p>
       <w:pPr>
         <w:pStyle w:val="Textoembloco"/>
-        <w:jc w:val="both"/>
       </w:pPr>
       <w:r>
         <w:rPr>
@@ -1555,7 +1476,6 @@
     <w:p>
       <w:pPr>
         <w:pStyle w:val="FirstParagraph"/>
-        <w:jc w:val="both"/>
       </w:pPr>
       <w:r>
         <w:rPr>
@@ -1571,7 +1491,6 @@
     <w:p>
       <w:pPr>
         <w:pStyle w:val="Corpodetexto"/>
-        <w:jc w:val="both"/>
       </w:pPr>
       <w:r>
         <w:rPr>
@@ -1587,7 +1506,6 @@
     <w:p>
       <w:pPr>
         <w:pStyle w:val="Ttulo2"/>
-        <w:jc w:val="both"/>
       </w:pPr>
       <w:bookmarkStart w:id="7" w:name="da-apuração-partida-e-classificação"/>
       <w:bookmarkEnd w:id="6"/>
@@ -1598,7 +1516,6 @@
     <w:p>
       <w:pPr>
         <w:pStyle w:val="FirstParagraph"/>
-        <w:jc w:val="both"/>
       </w:pPr>
       <w:r>
         <w:rPr>
@@ -1614,7 +1531,6 @@
     <w:p>
       <w:pPr>
         <w:pStyle w:val="Corpodetexto"/>
-        <w:jc w:val="both"/>
       </w:pPr>
       <w:r>
         <w:rPr>
@@ -1630,7 +1546,6 @@
     <w:p>
       <w:pPr>
         <w:pStyle w:val="Corpodetexto"/>
-        <w:jc w:val="both"/>
       </w:pPr>
       <w:r>
         <w:rPr>
@@ -1646,7 +1561,6 @@
     <w:p>
       <w:pPr>
         <w:pStyle w:val="Corpodetexto"/>
-        <w:jc w:val="both"/>
       </w:pPr>
       <w:r>
         <w:rPr>
@@ -1662,7 +1576,6 @@
     <w:p>
       <w:pPr>
         <w:pStyle w:val="Corpodetexto"/>
-        <w:jc w:val="both"/>
       </w:pPr>
       <w:r>
         <w:rPr>
@@ -1688,7 +1601,6 @@
     <w:p>
       <w:pPr>
         <w:pStyle w:val="Textoembloco"/>
-        <w:jc w:val="both"/>
       </w:pPr>
       <w:r>
         <w:rPr>
@@ -1698,13 +1610,15 @@
         <w:t>Parágrafo 1º (CCOS):</w:t>
       </w:r>
       <w:r>
-        <w:t xml:space="preserve"> A ordem de partida do primeiro e segundo percursos será por sorteio. O último percurso terá partida em ordem inversa à classificação parcial dos percursos anteriores para cada categoria.</w:t>
+        <w:t xml:space="preserve"> </w:t>
+      </w:r>
+      <w:r>
+        <w:t>A ordem de partida do primeiro e segundo percursos será por sorteio. O último percurso terá partida em ordem inversa à classificação parcial dos percursos anteriores para cada categoria.</w:t>
       </w:r>
     </w:p>
     <w:p>
       <w:pPr>
         <w:pStyle w:val="Textoembloco"/>
-        <w:jc w:val="both"/>
       </w:pPr>
       <w:r>
         <w:rPr>
@@ -1720,7 +1634,6 @@
     <w:p>
       <w:pPr>
         <w:pStyle w:val="FirstParagraph"/>
-        <w:jc w:val="both"/>
       </w:pPr>
       <w:r>
         <w:rPr>
@@ -1736,7 +1649,6 @@
     <w:p>
       <w:pPr>
         <w:pStyle w:val="Textoembloco"/>
-        <w:jc w:val="both"/>
       </w:pPr>
       <w:r>
         <w:rPr>
@@ -1752,19 +1664,16 @@
     <w:p>
       <w:pPr>
         <w:pStyle w:val="Ttulo2"/>
-        <w:jc w:val="both"/>
       </w:pPr>
       <w:bookmarkStart w:id="8" w:name="X89a63427626da8f2bc271701c70d2142ead9eb8"/>
       <w:bookmarkEnd w:id="7"/>
       <w:r>
-        <w:lastRenderedPageBreak/>
         <w:t>6. Das Infrações, Desclassificação e Júri Técnico</w:t>
       </w:r>
     </w:p>
     <w:p>
       <w:pPr>
         <w:pStyle w:val="FirstParagraph"/>
-        <w:jc w:val="both"/>
       </w:pPr>
       <w:r>
         <w:rPr>
@@ -1774,13 +1683,15 @@
         <w:t>Art. 24</w:t>
       </w:r>
       <w:r>
-        <w:t xml:space="preserve"> – As causas de desclassificação são as previstas nos itens 3.9, 3.17, 3.20, 18.7, 19.9 e 23 da ROP, além de:</w:t>
+        <w:t xml:space="preserve"> </w:t>
+      </w:r>
+      <w:r>
+        <w:t>– As causas de desclassificação são as previstas nos itens 3.9, 3.17, 3.20, 18.7, 19.9 e 23 da ROP, além de:</w:t>
       </w:r>
     </w:p>
     <w:p>
       <w:pPr>
         <w:pStyle w:val="Textoembloco"/>
-        <w:jc w:val="both"/>
       </w:pPr>
       <w:r>
         <w:rPr>
@@ -1796,7 +1707,6 @@
     <w:p>
       <w:pPr>
         <w:pStyle w:val="FirstParagraph"/>
-        <w:jc w:val="both"/>
       </w:pPr>
       <w:r>
         <w:rPr>
@@ -1812,7 +1722,6 @@
     <w:p>
       <w:pPr>
         <w:pStyle w:val="Corpodetexto"/>
-        <w:jc w:val="both"/>
       </w:pPr>
       <w:r>
         <w:rPr>
@@ -1828,7 +1737,6 @@
     <w:p>
       <w:pPr>
         <w:pStyle w:val="Textoembloco"/>
-        <w:jc w:val="both"/>
       </w:pPr>
       <w:r>
         <w:rPr>
@@ -1844,7 +1752,6 @@
     <w:p>
       <w:pPr>
         <w:pStyle w:val="FirstParagraph"/>
-        <w:jc w:val="both"/>
       </w:pPr>
       <w:r>
         <w:rPr>
@@ -1860,7 +1767,6 @@
     <w:p>
       <w:pPr>
         <w:pStyle w:val="Ttulo2"/>
-        <w:jc w:val="both"/>
       </w:pPr>
       <w:bookmarkStart w:id="9" w:name="da-segurança"/>
       <w:bookmarkEnd w:id="8"/>
@@ -1871,7 +1777,6 @@
     <w:p>
       <w:pPr>
         <w:pStyle w:val="FirstParagraph"/>
-        <w:jc w:val="both"/>
       </w:pPr>
       <w:r>
         <w:rPr>
@@ -1887,7 +1792,6 @@
     <w:p>
       <w:pPr>
         <w:pStyle w:val="Corpodetexto"/>
-        <w:jc w:val="both"/>
       </w:pPr>
       <w:r>
         <w:rPr>
@@ -1903,7 +1807,6 @@
     <w:p>
       <w:pPr>
         <w:pStyle w:val="Corpodetexto"/>
-        <w:jc w:val="both"/>
       </w:pPr>
       <w:r>
         <w:rPr>
@@ -1919,7 +1822,6 @@
     <w:p>
       <w:pPr>
         <w:pStyle w:val="Ttulo2"/>
-        <w:jc w:val="both"/>
       </w:pPr>
       <w:bookmarkStart w:id="10" w:name="da-pontuação-e-apuração-do-campeonato"/>
       <w:bookmarkEnd w:id="9"/>
@@ -1930,7 +1832,6 @@
     <w:p>
       <w:pPr>
         <w:pStyle w:val="FirstParagraph"/>
-        <w:jc w:val="both"/>
       </w:pPr>
       <w:r>
         <w:rPr>
@@ -1966,7 +1867,6 @@
     <w:p>
       <w:pPr>
         <w:pStyle w:val="Textoembloco"/>
-        <w:jc w:val="both"/>
       </w:pPr>
       <w:r>
         <w:rPr>
@@ -1982,7 +1882,6 @@
     <w:p>
       <w:pPr>
         <w:pStyle w:val="Textoembloco"/>
-        <w:jc w:val="both"/>
       </w:pPr>
       <w:r>
         <w:rPr>
@@ -1998,7 +1897,6 @@
     <w:p>
       <w:pPr>
         <w:pStyle w:val="Textoembloco"/>
-        <w:jc w:val="both"/>
       </w:pPr>
       <w:r>
         <w:rPr>
@@ -2014,7 +1912,6 @@
     <w:p>
       <w:pPr>
         <w:pStyle w:val="FirstParagraph"/>
-        <w:jc w:val="both"/>
       </w:pPr>
       <w:r>
         <w:rPr>
@@ -2030,7 +1927,6 @@
     <w:p>
       <w:pPr>
         <w:pStyle w:val="Textoembloco"/>
-        <w:jc w:val="both"/>
       </w:pPr>
       <w:r>
         <w:rPr>
@@ -2046,14 +1942,12 @@
     <w:p>
       <w:pPr>
         <w:pStyle w:val="Textoembloco"/>
-        <w:jc w:val="both"/>
-      </w:pPr>
-      <w:r>
-        <w:rPr>
-          <w:b/>
-          <w:bCs/>
-        </w:rPr>
-        <w:lastRenderedPageBreak/>
+      </w:pPr>
+      <w:r>
+        <w:rPr>
+          <w:b/>
+          <w:bCs/>
+        </w:rPr>
         <w:t>Parágrafo 2º:</w:t>
       </w:r>
       <w:r>
@@ -2063,7 +1957,6 @@
     <w:p>
       <w:pPr>
         <w:pStyle w:val="FirstParagraph"/>
-        <w:jc w:val="both"/>
       </w:pPr>
       <w:r>
         <w:rPr>
@@ -2089,7 +1982,6 @@
     <w:p>
       <w:pPr>
         <w:pStyle w:val="Textoembloco"/>
-        <w:jc w:val="both"/>
       </w:pPr>
       <w:r>
         <w:rPr>
@@ -2115,7 +2007,6 @@
     <w:p>
       <w:pPr>
         <w:pStyle w:val="Textoembloco"/>
-        <w:jc w:val="both"/>
       </w:pPr>
       <w:r>
         <w:rPr>
@@ -2131,7 +2022,6 @@
     <w:p>
       <w:pPr>
         <w:pStyle w:val="Textoembloco"/>
-        <w:jc w:val="both"/>
       </w:pPr>
       <w:r>
         <w:rPr>
@@ -2147,7 +2037,6 @@
     <w:p>
       <w:pPr>
         <w:pStyle w:val="Textoembloco"/>
-        <w:jc w:val="both"/>
       </w:pPr>
       <w:r>
         <w:rPr>
@@ -2163,7 +2052,6 @@
     <w:p>
       <w:pPr>
         <w:pStyle w:val="Textoembloco"/>
-        <w:jc w:val="both"/>
       </w:pPr>
       <w:r>
         <w:rPr>
@@ -2189,7 +2077,6 @@
     <w:p>
       <w:pPr>
         <w:pStyle w:val="FirstParagraph"/>
-        <w:jc w:val="both"/>
       </w:pPr>
       <w:r>
         <w:rPr>
@@ -2209,13 +2096,15 @@
         <w:t>Exclusivo do CCO:</w:t>
       </w:r>
       <w:r>
-        <w:t xml:space="preserve"> A classificação individual geral será calculada com base no somatório dos pontos obtidos pelo atleta em todas as etapas, descartando-se obrigatoriamente uma etapa, aquela com a menor pontuação, desde que o campeonato tenha sido disputado em mais de três etapas.</w:t>
+        <w:t xml:space="preserve"> </w:t>
+      </w:r>
+      <w:r>
+        <w:t>A classificação individual geral será calculada com base no somatório dos pontos obtidos pelo atleta em todas as etapas, descartando-se obrigatoriamente uma etapa, aquela com a menor pontuação, desde que o campeonato tenha sido disputado em mais de três etapas.</w:t>
       </w:r>
     </w:p>
     <w:p>
       <w:pPr>
         <w:pStyle w:val="Textoembloco"/>
-        <w:jc w:val="both"/>
       </w:pPr>
       <w:r>
         <w:rPr>
@@ -2241,7 +2130,6 @@
     <w:p>
       <w:pPr>
         <w:pStyle w:val="Textoembloco"/>
-        <w:jc w:val="both"/>
       </w:pPr>
       <w:r>
         <w:rPr>
@@ -2251,13 +2139,15 @@
         <w:t>Parágrafo 2º:</w:t>
       </w:r>
       <w:r>
-        <w:t xml:space="preserve"> Em caso de empate individual, prevalece o melhor resultado no último percurso. Persistindo o empate, considerar-se-á o percurso anterior, e assim sucessivamente. Persistindo o empate, o atleta com maior idade fica melhor classificado.</w:t>
+        <w:t xml:space="preserve"> </w:t>
+      </w:r>
+      <w:r>
+        <w:t>Em caso de empate individual, prevalece o melhor resultado no último percurso. Persistindo o empate, considerar-se-á o percurso anterior, e assim sucessivamente. Persistindo o empate, o atleta com maior idade fica melhor classificado.</w:t>
       </w:r>
     </w:p>
     <w:p>
       <w:pPr>
         <w:pStyle w:val="FirstParagraph"/>
-        <w:jc w:val="both"/>
       </w:pPr>
       <w:r>
         <w:rPr>
@@ -2283,7 +2173,6 @@
     <w:p>
       <w:pPr>
         <w:pStyle w:val="Textoembloco"/>
-        <w:jc w:val="both"/>
       </w:pPr>
       <w:r>
         <w:rPr>
@@ -2299,7 +2188,6 @@
     <w:p>
       <w:pPr>
         <w:pStyle w:val="Ttulo2"/>
-        <w:jc w:val="both"/>
       </w:pPr>
       <w:bookmarkStart w:id="11" w:name="da-premiação"/>
       <w:bookmarkEnd w:id="10"/>
@@ -2310,7 +2198,6 @@
     <w:p>
       <w:pPr>
         <w:pStyle w:val="FirstParagraph"/>
-        <w:jc w:val="both"/>
       </w:pPr>
       <w:r>
         <w:rPr>
@@ -2326,14 +2213,12 @@
     <w:p>
       <w:pPr>
         <w:pStyle w:val="Corpodetexto"/>
-        <w:jc w:val="both"/>
-      </w:pPr>
-      <w:r>
-        <w:rPr>
-          <w:b/>
-          <w:bCs/>
-        </w:rPr>
-        <w:lastRenderedPageBreak/>
+      </w:pPr>
+      <w:r>
+        <w:rPr>
+          <w:b/>
+          <w:bCs/>
+        </w:rPr>
         <w:t>Art. 37</w:t>
       </w:r>
       <w:r>
@@ -2343,7 +2228,6 @@
     <w:p>
       <w:pPr>
         <w:pStyle w:val="Corpodetexto"/>
-        <w:jc w:val="both"/>
       </w:pPr>
       <w:r>
         <w:rPr>
@@ -2379,7 +2263,6 @@
     <w:p>
       <w:pPr>
         <w:pStyle w:val="Corpodetexto"/>
-        <w:jc w:val="both"/>
       </w:pPr>
       <w:r>
         <w:rPr>
@@ -2415,7 +2298,6 @@
     <w:p>
       <w:pPr>
         <w:pStyle w:val="Textoembloco"/>
-        <w:jc w:val="both"/>
       </w:pPr>
       <w:r>
         <w:rPr>
@@ -2431,7 +2313,6 @@
     <w:p>
       <w:pPr>
         <w:pStyle w:val="Textoembloco"/>
-        <w:jc w:val="both"/>
       </w:pPr>
       <w:r>
         <w:rPr>
@@ -2447,7 +2328,6 @@
     <w:p>
       <w:pPr>
         <w:pStyle w:val="FirstParagraph"/>
-        <w:jc w:val="both"/>
       </w:pPr>
       <w:r>
         <w:rPr>
@@ -2466,7 +2346,7 @@
         <w:numRestart w:val="eachSect"/>
       </w:footnotePr>
       <w:pgSz w:w="11907" w:h="16840" w:code="9"/>
-      <w:pgMar w:top="2127" w:right="567" w:bottom="1418" w:left="567" w:header="851" w:footer="851" w:gutter="0"/>
+      <w:pgMar w:top="1701" w:right="567" w:bottom="993" w:left="567" w:header="567" w:footer="567" w:gutter="0"/>
       <w:cols w:space="720"/>
     </w:sectPr>
   </w:body>
@@ -2509,7 +2389,6 @@
       <w:tabs>
         <w:tab w:val="clear" w:pos="4252"/>
         <w:tab w:val="clear" w:pos="8504"/>
-        <w:tab w:val="center" w:pos="5245"/>
         <w:tab w:val="right" w:pos="10773"/>
       </w:tabs>
     </w:pPr>
@@ -2521,9 +2400,6 @@
         <w:t>www.fecori.org.br</w:t>
       </w:r>
     </w:hyperlink>
-    <w:r>
-      <w:tab/>
-    </w:r>
     <w:r>
       <w:tab/>
     </w:r>
@@ -2630,10 +2506,10 @@
               <w:noProof/>
             </w:rPr>
             <w:drawing>
-              <wp:inline distT="114300" distB="114300" distL="114300" distR="114300" wp14:anchorId="71B8EB04" wp14:editId="71B8EB05">
+              <wp:inline distT="114300" distB="114300" distL="114300" distR="114300" wp14:anchorId="7A1EABA9" wp14:editId="7A1EABAA">
                 <wp:extent cx="1130400" cy="230400"/>
                 <wp:effectExtent l="0" t="0" r="0" b="0"/>
-                <wp:docPr id="2056914862" name="image2.png"/>
+                <wp:docPr id="869517583" name="image2.png"/>
                 <wp:cNvGraphicFramePr/>
                 <a:graphic xmlns:a="http://schemas.openxmlformats.org/drawingml/2006/main">
                   <a:graphicData uri="http://schemas.openxmlformats.org/drawingml/2006/picture">
@@ -2766,10 +2642,10 @@
               <w:noProof/>
             </w:rPr>
             <w:drawing>
-              <wp:inline distT="0" distB="0" distL="0" distR="0" wp14:anchorId="71B8EB06" wp14:editId="71B8EB07">
+              <wp:inline distT="0" distB="0" distL="0" distR="0" wp14:anchorId="7A1EABAB" wp14:editId="7A1EABAC">
                 <wp:extent cx="808990" cy="474345"/>
                 <wp:effectExtent l="0" t="0" r="0" b="1905"/>
-                <wp:docPr id="1816387719" name="Imagem 1" descr="Orientação - O que é?"/>
+                <wp:docPr id="2088517251" name="Imagem 1" descr="Orientação - O que é?"/>
                 <wp:cNvGraphicFramePr>
                   <a:graphicFrameLocks xmlns:a="http://schemas.openxmlformats.org/drawingml/2006/main" noChangeAspect="1"/>
                 </wp:cNvGraphicFramePr>
@@ -2836,7 +2712,7 @@
   <w:abstractNum w:abstractNumId="0" w15:restartNumberingAfterBreak="0">
     <w:nsid w:val="0000A990"/>
     <w:multiLevelType w:val="multilevel"/>
-    <w:tmpl w:val="148A3584"/>
+    <w:tmpl w:val="2570BEB8"/>
     <w:lvl w:ilvl="0">
       <w:numFmt w:val="bullet"/>
       <w:lvlText w:val=" "/>
@@ -3017,7 +2893,7 @@
   <w:num w:numId="1" w16cid:durableId="1217203207">
     <w:abstractNumId w:val="1"/>
   </w:num>
-  <w:num w:numId="2" w16cid:durableId="1858696950">
+  <w:num w:numId="2" w16cid:durableId="1421869068">
     <w:abstractNumId w:val="0"/>
   </w:num>
 </w:numbering>

--- a/Documentos/2026/regulamentoDasCompeticoesCearenses.docx
+++ b/Documentos/2026/regulamentoDasCompeticoesCearenses.docx
@@ -1,27 +1,27 @@
 
 <file path=word/document.xml><?xml version="1.0" encoding="utf-8"?>
-<w:document xmlns:wpc="http://schemas.microsoft.com/office/word/2010/wordprocessingCanvas" xmlns:cx="http://schemas.microsoft.com/office/drawing/2014/chartex" xmlns:cx1="http://schemas.microsoft.com/office/drawing/2015/9/8/chartex" xmlns:cx2="http://schemas.microsoft.com/office/drawing/2015/10/21/chartex" xmlns:cx3="http://schemas.microsoft.com/office/drawing/2016/5/9/chartex" xmlns:cx4="http://schemas.microsoft.com/office/drawing/2016/5/10/chartex" xmlns:cx5="http://schemas.microsoft.com/office/drawing/2016/5/11/chartex" xmlns:cx6="http://schemas.microsoft.com/office/drawing/2016/5/12/chartex" xmlns:cx7="http://schemas.microsoft.com/office/drawing/2016/5/13/chartex" xmlns:cx8="http://schemas.microsoft.com/office/drawing/2016/5/14/chartex" xmlns:mc="http://schemas.openxmlformats.org/markup-compatibility/2006" xmlns:aink="http://schemas.microsoft.com/office/drawing/2016/ink" xmlns:am3d="http://schemas.microsoft.com/office/drawing/2017/model3d" xmlns:o="urn:schemas-microsoft-com:office:office" xmlns:oel="http://schemas.microsoft.com/office/2019/extlst" xmlns:r="http://schemas.openxmlformats.org/officeDocument/2006/relationships" xmlns:m="http://schemas.openxmlformats.org/officeDocument/2006/math" xmlns:v="urn:schemas-microsoft-com:vml" xmlns:wp14="http://schemas.microsoft.com/office/word/2010/wordprocessingDrawing" xmlns:wp="http://schemas.openxmlformats.org/drawingml/2006/wordprocessingDrawing" xmlns:w10="urn:schemas-microsoft-com:office:word" xmlns:w="http://schemas.openxmlformats.org/wordprocessingml/2006/main" xmlns:w14="http://schemas.microsoft.com/office/word/2010/wordml" xmlns:w15="http://schemas.microsoft.com/office/word/2012/wordml" xmlns:w16cex="http://schemas.microsoft.com/office/word/2018/wordml/cex" xmlns:w16cid="http://schemas.microsoft.com/office/word/2016/wordml/cid" xmlns:w16="http://schemas.microsoft.com/office/word/2018/wordml" xmlns:w16du="http://schemas.microsoft.com/office/word/2023/wordml/word16du" xmlns:w16sdtdh="http://schemas.microsoft.com/office/word/2020/wordml/sdtdatahash" xmlns:w16sdtfl="http://schemas.microsoft.com/office/word/2024/wordml/sdtformatlock" xmlns:w16se="http://schemas.microsoft.com/office/word/2015/wordml/symex" xmlns:wpg="http://schemas.microsoft.com/office/word/2010/wordprocessingGroup" xmlns:wpi="http://schemas.microsoft.com/office/word/2010/wordprocessingInk" xmlns:wne="http://schemas.microsoft.com/office/word/2006/wordml" xmlns:wps="http://schemas.microsoft.com/office/word/2010/wordprocessingShape" mc:Ignorable="w14 w15 w16se w16cid w16 w16cex w16sdtdh w16sdtfl w16du wp14">
+<w:document xmlns:w="http://schemas.openxmlformats.org/wordprocessingml/2006/main" xmlns:m="http://schemas.openxmlformats.org/officeDocument/2006/math" xmlns:r="http://schemas.openxmlformats.org/officeDocument/2006/relationships" xmlns:o="urn:schemas-microsoft-com:office:office" xmlns:v="urn:schemas-microsoft-com:vml" xmlns:w10="urn:schemas-microsoft-com:office:word" xmlns:a="http://schemas.openxmlformats.org/drawingml/2006/main" xmlns:pic="http://schemas.openxmlformats.org/drawingml/2006/picture" xmlns:wp="http://schemas.openxmlformats.org/drawingml/2006/wordprocessingDrawing">
   <w:body>
+    <w:bookmarkStart w:id="30" w:name="X9d2b1a7d218659fd06a36ab5598bc81824129ff"/>
     <w:p>
       <w:pPr>
         <w:pStyle w:val="Ttulo1"/>
       </w:pPr>
-      <w:bookmarkStart w:id="0" w:name="X9d2b1a7d218659fd06a36ab5598bc81824129ff"/>
-      <w:r>
-        <w:rPr>
-          <w:b/>
-          <w:bCs/>
-        </w:rPr>
-        <w:t>Regulamento das Competições Cearenses de Orientação</w:t>
-      </w:r>
-    </w:p>
+      <w:r>
+        <w:rPr>
+          <w:b/>
+          <w:bCs/>
+        </w:rPr>
+        <w:t xml:space="preserve">Regulamento das Competições Cearenses de Orientação</w:t>
+      </w:r>
+    </w:p>
+    <w:bookmarkStart w:id="19" w:name="disposições-gerais"/>
     <w:p>
       <w:pPr>
         <w:pStyle w:val="Ttulo2"/>
       </w:pPr>
-      <w:bookmarkStart w:id="1" w:name="disposições-gerais"/>
-      <w:r>
-        <w:t>1. Disposições Gerais</w:t>
+      <w:r>
+        <w:t xml:space="preserve">1. Disposições Gerais</w:t>
       </w:r>
     </w:p>
     <w:p>
@@ -33,170 +33,265 @@
           <w:b/>
           <w:bCs/>
         </w:rPr>
-        <w:t>Art. 1º</w:t>
-      </w:r>
-      <w:r>
-        <w:t xml:space="preserve"> – O presente regulamento unifica as diretrizes para a realização do </w:t>
+        <w:t xml:space="preserve">Art. 1º</w:t>
+      </w:r>
+      <w:r>
+        <w:t xml:space="preserve"> </w:t>
+      </w:r>
+      <w:r>
+        <w:t xml:space="preserve">– O presente regulamento unifica as diretrizes para a realização do</w:t>
+      </w:r>
+      <w:r>
+        <w:t xml:space="preserve"> </w:t>
       </w:r>
       <w:r>
         <w:rPr>
           <w:i/>
           <w:iCs/>
         </w:rPr>
-        <w:t>Campeonato Cearense de Orientação</w:t>
-      </w:r>
-      <w:r>
-        <w:t xml:space="preserve"> (CCO) e do </w:t>
+        <w:t xml:space="preserve">Campeonato Cearense de Orientação</w:t>
+      </w:r>
+      <w:r>
+        <w:t xml:space="preserve"> </w:t>
+      </w:r>
+      <w:r>
+        <w:t xml:space="preserve">(CCO) e do</w:t>
+      </w:r>
+      <w:r>
+        <w:t xml:space="preserve"> </w:t>
       </w:r>
       <w:r>
         <w:rPr>
           <w:i/>
           <w:iCs/>
         </w:rPr>
-        <w:t>Campeonato Cearense de Orientação Sprint</w:t>
-      </w:r>
-      <w:r>
-        <w:t xml:space="preserve"> (CCOS). Às omissões neste regulamento aplicam-se as </w:t>
+        <w:t xml:space="preserve">Campeonato Cearense de Orientação Sprint</w:t>
+      </w:r>
+      <w:r>
+        <w:t xml:space="preserve"> </w:t>
+      </w:r>
+      <w:r>
+        <w:t xml:space="preserve">(CCOS). Às omissões neste regulamento aplicam-se as</w:t>
+      </w:r>
+      <w:r>
+        <w:t xml:space="preserve"> </w:t>
+      </w:r>
+      <w:hyperlink r:id="rId18">
+        <w:r>
+          <w:rPr>
+            <w:rStyle w:val="Hyperlink"/>
+          </w:rPr>
+          <w:t xml:space="preserve">Regras de Orientação Pedestre (ROP)</w:t>
+        </w:r>
+      </w:hyperlink>
+      <w:r>
+        <w:t xml:space="preserve"> </w:t>
+      </w:r>
+      <w:r>
+        <w:t xml:space="preserve">vigentes da</w:t>
+      </w:r>
+      <w:r>
+        <w:t xml:space="preserve"> </w:t>
+      </w:r>
+      <w:r>
+        <w:rPr>
+          <w:b/>
+          <w:bCs/>
+        </w:rPr>
+        <w:t xml:space="preserve">Confederação Brasileira de Orientação</w:t>
+      </w:r>
+      <w:r>
+        <w:t xml:space="preserve"> </w:t>
+      </w:r>
+      <w:r>
+        <w:t xml:space="preserve">(CBO).</w:t>
+      </w:r>
+    </w:p>
+    <w:p>
+      <w:pPr>
+        <w:pStyle w:val="Corpodetexto"/>
+      </w:pPr>
+      <w:r>
+        <w:rPr>
+          <w:b/>
+          <w:bCs/>
+        </w:rPr>
+        <w:t xml:space="preserve">Art. 2º</w:t>
+      </w:r>
+      <w:r>
+        <w:t xml:space="preserve"> </w:t>
+      </w:r>
+      <w:r>
+        <w:t xml:space="preserve">– Considera-se por atleta ou clube filiado à</w:t>
+      </w:r>
+      <w:r>
+        <w:t xml:space="preserve"> </w:t>
+      </w:r>
+      <w:r>
+        <w:rPr>
+          <w:b/>
+          <w:bCs/>
+        </w:rPr>
+        <w:t xml:space="preserve">Federação Cearense de Orientação</w:t>
+      </w:r>
+      <w:r>
+        <w:t xml:space="preserve"> </w:t>
+      </w:r>
+      <w:r>
+        <w:t xml:space="preserve">(FECORI) aquele que estiver devidamente registrado e em dia com suas obrigações a esta entidade.</w:t>
+      </w:r>
+    </w:p>
+    <w:p>
+      <w:pPr>
+        <w:pStyle w:val="Textoembloco"/>
+      </w:pPr>
+      <w:r>
+        <w:rPr>
+          <w:b/>
+          <w:bCs/>
+        </w:rPr>
+        <w:t xml:space="preserve">Parágrafo 1º:</w:t>
+      </w:r>
+      <w:r>
+        <w:t xml:space="preserve"> </w:t>
+      </w:r>
+      <w:r>
+        <w:t xml:space="preserve">O registro do atleta na FECORI se dará quando:</w:t>
+      </w:r>
+    </w:p>
+    <w:p>
+      <w:pPr>
+        <w:pStyle w:val="Textoembloco"/>
+      </w:pPr>
+      <w:r>
+        <w:rPr>
+          <w:b/>
+          <w:bCs/>
+        </w:rPr>
+        <w:t xml:space="preserve">a.</w:t>
+      </w:r>
+      <w:r>
+        <w:t xml:space="preserve"> </w:t>
+      </w:r>
+      <w:r>
+        <w:t xml:space="preserve">Efetivar seu registro na CBO e indicar a FECORI como sua federação;</w:t>
+      </w:r>
+    </w:p>
+    <w:p>
+      <w:pPr>
+        <w:pStyle w:val="Textoembloco"/>
+      </w:pPr>
+      <w:r>
+        <w:rPr>
+          <w:b/>
+          <w:bCs/>
+        </w:rPr>
+        <w:t xml:space="preserve">b.</w:t>
+      </w:r>
+      <w:r>
+        <w:t xml:space="preserve"> </w:t>
+      </w:r>
+      <w:r>
+        <w:t xml:space="preserve">Estiver em dia com as obrigações junto à CBO/FECORI.</w:t>
+      </w:r>
+    </w:p>
+    <w:p>
+      <w:pPr>
+        <w:pStyle w:val="Textoembloco"/>
+      </w:pPr>
+      <w:r>
+        <w:rPr>
+          <w:b/>
+          <w:bCs/>
+        </w:rPr>
+        <w:t xml:space="preserve">Parágrafo 2º:</w:t>
+      </w:r>
+      <w:r>
+        <w:t xml:space="preserve"> </w:t>
+      </w:r>
+      <w:r>
+        <w:t xml:space="preserve">A FECORI utilizará o número de registro da CBO como identificação do atleta.</w:t>
+      </w:r>
+    </w:p>
+    <w:p>
+      <w:pPr>
+        <w:pStyle w:val="Textoembloco"/>
+      </w:pPr>
+      <w:r>
+        <w:rPr>
+          <w:b/>
+          <w:bCs/>
+        </w:rPr>
+        <w:t xml:space="preserve">Parágrafo 3º:</w:t>
+      </w:r>
+      <w:r>
+        <w:t xml:space="preserve"> </w:t>
+      </w:r>
+      <w:r>
+        <w:t xml:space="preserve">O registro de um clube na FECORI se dará conforme</w:t>
+      </w:r>
+      <w:r>
+        <w:t xml:space="preserve"> </w:t>
       </w:r>
       <w:r>
         <w:rPr>
           <w:i/>
           <w:iCs/>
         </w:rPr>
-        <w:t>Regras de Orientação Pedestre</w:t>
-      </w:r>
-      <w:r>
-        <w:t xml:space="preserve"> (ROP) vigentes da </w:t>
-      </w:r>
-      <w:r>
-        <w:rPr>
-          <w:b/>
-          <w:bCs/>
-        </w:rPr>
-        <w:t>Confederação Brasileira de Orientação</w:t>
-      </w:r>
-      <w:r>
-        <w:t xml:space="preserve"> (CBO).</w:t>
-      </w:r>
-    </w:p>
-    <w:p>
-      <w:pPr>
-        <w:pStyle w:val="Corpodetexto"/>
-      </w:pPr>
-      <w:r>
-        <w:rPr>
-          <w:b/>
-          <w:bCs/>
-        </w:rPr>
-        <w:t>Art. 2º</w:t>
-      </w:r>
-      <w:r>
-        <w:t xml:space="preserve"> – Considera-se por atleta ou clube filiado à </w:t>
-      </w:r>
-      <w:r>
-        <w:rPr>
-          <w:b/>
-          <w:bCs/>
-        </w:rPr>
-        <w:t>Federação Cearense de Orientação</w:t>
-      </w:r>
-      <w:r>
-        <w:t xml:space="preserve"> (FECORI) aquele que estiver devidamente registrado e em dia com suas obrigações a esta entidade.</w:t>
-      </w:r>
-    </w:p>
-    <w:p>
-      <w:pPr>
-        <w:pStyle w:val="Textoembloco"/>
-      </w:pPr>
-      <w:r>
-        <w:rPr>
-          <w:b/>
-          <w:bCs/>
-        </w:rPr>
-        <w:t>Parágrafo 1º:</w:t>
-      </w:r>
-      <w:r>
-        <w:t xml:space="preserve"> O registro do atleta na FECORI se dará quando:</w:t>
-      </w:r>
-    </w:p>
-    <w:p>
-      <w:pPr>
-        <w:pStyle w:val="Textoembloco"/>
-      </w:pPr>
-      <w:r>
-        <w:rPr>
-          <w:b/>
-          <w:bCs/>
-        </w:rPr>
-        <w:t>a.</w:t>
-      </w:r>
-      <w:r>
-        <w:t xml:space="preserve"> Efetivar seu registro na CBO e indicar a FECORI como sua federação;</w:t>
-      </w:r>
-    </w:p>
-    <w:p>
-      <w:pPr>
-        <w:pStyle w:val="Textoembloco"/>
-      </w:pPr>
-      <w:r>
-        <w:rPr>
-          <w:b/>
-          <w:bCs/>
-        </w:rPr>
-        <w:t>b.</w:t>
-      </w:r>
-      <w:r>
-        <w:t xml:space="preserve"> Estiver em dia com as obrigações junto à CBO/FECORI.</w:t>
-      </w:r>
-    </w:p>
-    <w:p>
-      <w:pPr>
-        <w:pStyle w:val="Textoembloco"/>
-      </w:pPr>
-      <w:r>
-        <w:rPr>
-          <w:b/>
-          <w:bCs/>
-        </w:rPr>
-        <w:t>Parágrafo 2º:</w:t>
-      </w:r>
-      <w:r>
-        <w:t xml:space="preserve"> A FECORI utilizará o número de registro da CBO como identificação do atleta.</w:t>
-      </w:r>
-    </w:p>
-    <w:p>
-      <w:pPr>
-        <w:pStyle w:val="Textoembloco"/>
-      </w:pPr>
-      <w:r>
-        <w:rPr>
-          <w:b/>
-          <w:bCs/>
-        </w:rPr>
-        <w:t>Parágrafo 3º:</w:t>
-      </w:r>
-      <w:r>
-        <w:t xml:space="preserve"> O registro de um clube na FECORI se dará conforme </w:t>
+        <w:t xml:space="preserve">Capítulo IX</w:t>
+      </w:r>
+      <w:r>
+        <w:t xml:space="preserve"> </w:t>
+      </w:r>
+      <w:r>
+        <w:t xml:space="preserve">do</w:t>
+      </w:r>
+      <w:r>
+        <w:t xml:space="preserve"> </w:t>
       </w:r>
       <w:r>
         <w:rPr>
           <w:i/>
           <w:iCs/>
         </w:rPr>
-        <w:t>Capítulo IX</w:t>
-      </w:r>
-      <w:r>
-        <w:t xml:space="preserve"> do </w:t>
+        <w:t xml:space="preserve">Estatuto da FECORI</w:t>
+      </w:r>
+      <w:r>
+        <w:t xml:space="preserve">.</w:t>
+      </w:r>
+    </w:p>
+    <w:p>
+      <w:pPr>
+        <w:pStyle w:val="Textoembloco"/>
+      </w:pPr>
+      <w:r>
+        <w:rPr>
+          <w:b/>
+          <w:bCs/>
+        </w:rPr>
+        <w:t xml:space="preserve">Parágrafo 4º:</w:t>
+      </w:r>
+      <w:r>
+        <w:t xml:space="preserve"> </w:t>
+      </w:r>
+      <w:r>
+        <w:t xml:space="preserve">As obrigações de taxas da FECORI são definidas no</w:t>
+      </w:r>
+      <w:r>
+        <w:t xml:space="preserve"> </w:t>
       </w:r>
       <w:r>
         <w:rPr>
           <w:i/>
           <w:iCs/>
         </w:rPr>
-        <w:t>Estatuto da FECORI</w:t>
-      </w:r>
-      <w:r>
-        <w:t>.</w:t>
+        <w:t xml:space="preserve">Regimento de Taxas</w:t>
+      </w:r>
+      <w:r>
+        <w:t xml:space="preserve"> </w:t>
+      </w:r>
+      <w:r>
+        <w:t xml:space="preserve">vigente, aplicadas ao evento, e constarão nos Boletins que serão divulgados.</w:t>
       </w:r>
     </w:p>
     <w:p>
@@ -208,20 +303,70 @@
           <w:b/>
           <w:bCs/>
         </w:rPr>
-        <w:t>Parágrafo 4º:</w:t>
-      </w:r>
-      <w:r>
-        <w:t xml:space="preserve"> As obrigações de taxas da FECORI são definidas no </w:t>
+        <w:t xml:space="preserve">Parágrafo 5º:</w:t>
+      </w:r>
+      <w:r>
+        <w:t xml:space="preserve"> </w:t>
+      </w:r>
+      <w:r>
+        <w:t xml:space="preserve">Outras obrigações são previstas no</w:t>
+      </w:r>
+      <w:r>
+        <w:t xml:space="preserve"> </w:t>
       </w:r>
       <w:r>
         <w:rPr>
           <w:i/>
           <w:iCs/>
         </w:rPr>
-        <w:t>Regimento de Taxas</w:t>
-      </w:r>
-      <w:r>
-        <w:t xml:space="preserve"> vigente, aplicadas ao evento, e constarão nos Boletins que serão divulgados.</w:t>
+        <w:t xml:space="preserve">Estatuto da FECORI</w:t>
+      </w:r>
+      <w:r>
+        <w:t xml:space="preserve">.</w:t>
+      </w:r>
+    </w:p>
+    <w:bookmarkEnd w:id="19"/>
+    <w:bookmarkStart w:id="22" w:name="das-competições"/>
+    <w:p>
+      <w:pPr>
+        <w:pStyle w:val="Ttulo2"/>
+      </w:pPr>
+      <w:r>
+        <w:t xml:space="preserve">2. Das Competições</w:t>
+      </w:r>
+    </w:p>
+    <w:p>
+      <w:pPr>
+        <w:pStyle w:val="FirstParagraph"/>
+      </w:pPr>
+      <w:r>
+        <w:rPr>
+          <w:b/>
+          <w:bCs/>
+        </w:rPr>
+        <w:t xml:space="preserve">Art. 3º</w:t>
+      </w:r>
+      <w:r>
+        <w:t xml:space="preserve"> </w:t>
+      </w:r>
+      <w:r>
+        <w:t xml:space="preserve">– As etapas do</w:t>
+      </w:r>
+      <w:r>
+        <w:t xml:space="preserve"> </w:t>
+      </w:r>
+      <w:r>
+        <w:rPr>
+          <w:b/>
+          <w:bCs/>
+        </w:rPr>
+        <w:t xml:space="preserve">Campeonato Cearense de Orientação (CCO)</w:t>
+      </w:r>
+      <w:r>
+        <w:t xml:space="preserve"> </w:t>
+      </w:r>
+      <w:r>
+        <w:t xml:space="preserve">são competições de orientação pedestre, diurnas, de natureza individual, com resultado de um único percurso, com ordem de visitação aos pontos de controle específica e extensão de percurso médio ou longo. O CCO é disputado em múltiplas etapas ao longo do ano.</w:t>
       </w:r>
     </w:p>
     <w:p>
@@ -233,30 +378,31 @@
           <w:b/>
           <w:bCs/>
         </w:rPr>
-        <w:t>Parágrafo 5º:</w:t>
-      </w:r>
-      <w:r>
-        <w:t xml:space="preserve"> Outras obrigações são previstas no </w:t>
-      </w:r>
-      <w:r>
-        <w:rPr>
-          <w:i/>
-          <w:iCs/>
-        </w:rPr>
-        <w:t>Estatuto da FECORI</w:t>
-      </w:r>
-      <w:r>
-        <w:t>.</w:t>
-      </w:r>
-    </w:p>
-    <w:p>
-      <w:pPr>
-        <w:pStyle w:val="Ttulo2"/>
-      </w:pPr>
-      <w:bookmarkStart w:id="2" w:name="das-competições"/>
-      <w:bookmarkEnd w:id="1"/>
-      <w:r>
-        <w:t>2. Das Competições</w:t>
+        <w:t xml:space="preserve">Parágrafo 1º:</w:t>
+      </w:r>
+      <w:r>
+        <w:t xml:space="preserve"> </w:t>
+      </w:r>
+      <w:r>
+        <w:t xml:space="preserve">Fica proibida a utilização de área mapeada onde tenha ocorrido alguma atividade de orientação nos últimos 3 (três) anos, contados da data do evento.</w:t>
+      </w:r>
+    </w:p>
+    <w:p>
+      <w:pPr>
+        <w:pStyle w:val="Textoembloco"/>
+      </w:pPr>
+      <w:r>
+        <w:rPr>
+          <w:b/>
+          <w:bCs/>
+        </w:rPr>
+        <w:t xml:space="preserve">Parágrafo 2º:</w:t>
+      </w:r>
+      <w:r>
+        <w:t xml:space="preserve"> </w:t>
+      </w:r>
+      <w:r>
+        <w:t xml:space="preserve">O organizador de uma etapa deve informar até o último boletim informativo qual a extensão do percurso.</w:t>
       </w:r>
     </w:p>
     <w:p>
@@ -268,75 +414,29 @@
           <w:b/>
           <w:bCs/>
         </w:rPr>
-        <w:t>Art. 3º</w:t>
-      </w:r>
-      <w:r>
-        <w:t xml:space="preserve"> – As etapas do </w:t>
-      </w:r>
-      <w:r>
-        <w:rPr>
-          <w:b/>
-          <w:bCs/>
-        </w:rPr>
-        <w:t>Campeonato Cearense de Orientação (CCO)</w:t>
-      </w:r>
-      <w:r>
-        <w:t xml:space="preserve"> são competições de orientação pedestre, diurnas, de natureza individual, com resultado de um único percurso, com ordem de visitação aos pontos de controle específica e extensão de percurso médio ou longo. O CCO é disputado em múltiplas etapas ao longo do ano.</w:t>
-      </w:r>
-    </w:p>
-    <w:p>
-      <w:pPr>
-        <w:pStyle w:val="Textoembloco"/>
-      </w:pPr>
-      <w:r>
-        <w:rPr>
-          <w:b/>
-          <w:bCs/>
-        </w:rPr>
-        <w:t>Parágrafo 1º:</w:t>
-      </w:r>
-      <w:r>
-        <w:t xml:space="preserve"> Fica proibida a utilização de área mapeada onde tenha ocorrido alguma atividade de orientação nos últimos 3 (três) anos, contados da data do evento.</w:t>
-      </w:r>
-    </w:p>
-    <w:p>
-      <w:pPr>
-        <w:pStyle w:val="Textoembloco"/>
-      </w:pPr>
-      <w:r>
-        <w:rPr>
-          <w:b/>
-          <w:bCs/>
-        </w:rPr>
-        <w:t>Parágrafo 2º:</w:t>
-      </w:r>
-      <w:r>
-        <w:t xml:space="preserve"> O organizador de uma etapa deve informar até o último boletim informativo qual a extensão do percurso.</w:t>
-      </w:r>
-    </w:p>
-    <w:p>
-      <w:pPr>
-        <w:pStyle w:val="FirstParagraph"/>
-      </w:pPr>
-      <w:r>
-        <w:rPr>
-          <w:b/>
-          <w:bCs/>
-        </w:rPr>
-        <w:t>Art. 4º</w:t>
-      </w:r>
-      <w:r>
-        <w:t xml:space="preserve"> – O </w:t>
-      </w:r>
-      <w:r>
-        <w:rPr>
-          <w:b/>
-          <w:bCs/>
-        </w:rPr>
-        <w:t>Campeonato Cearense de Orientação Sprint (CCOS)</w:t>
-      </w:r>
-      <w:r>
-        <w:t xml:space="preserve"> é caracterizado por percursos em que os atletas devam ser testados em suas habilidades de leitura e interpretação dos mapas, com escolhas de rotas em ambientes urbanos ou semiurbanos, em alta velocidade. O CCOS será realizado em um único evento, composto de múltiplos percursos (geralmente três).</w:t>
+        <w:t xml:space="preserve">Art. 4º</w:t>
+      </w:r>
+      <w:r>
+        <w:t xml:space="preserve"> </w:t>
+      </w:r>
+      <w:r>
+        <w:t xml:space="preserve">– O</w:t>
+      </w:r>
+      <w:r>
+        <w:t xml:space="preserve"> </w:t>
+      </w:r>
+      <w:r>
+        <w:rPr>
+          <w:b/>
+          <w:bCs/>
+        </w:rPr>
+        <w:t xml:space="preserve">Campeonato Cearense de Orientação Sprint (CCOS)</w:t>
+      </w:r>
+      <w:r>
+        <w:t xml:space="preserve"> </w:t>
+      </w:r>
+      <w:r>
+        <w:t xml:space="preserve">é caracterizado por percursos em que os atletas devam ser testados em suas habilidades de leitura e interpretação dos mapas, com escolhas de rotas em ambientes urbanos ou semiurbanos, em alta velocidade. O CCOS será realizado em um único evento, composto de múltiplos percursos (geralmente três).</w:t>
       </w:r>
     </w:p>
     <w:p>
@@ -348,13 +448,13 @@
           <w:b/>
           <w:bCs/>
         </w:rPr>
-        <w:t>Art. 5º</w:t>
-      </w:r>
-      <w:r>
-        <w:t xml:space="preserve"> </w:t>
-      </w:r>
-      <w:r>
-        <w:t>– Ambas as competições serão realizadas, se possível, em áreas de fácil acesso, agradáveis e com infraestrutura compatível ao número de participantes. O terreno deve ser propício à prática de orientação e o conjunto das ações dos organizadores deve ser previamente aprovado pelo árbitro do evento.</w:t>
+        <w:t xml:space="preserve">Art. 5º</w:t>
+      </w:r>
+      <w:r>
+        <w:t xml:space="preserve"> </w:t>
+      </w:r>
+      <w:r>
+        <w:t xml:space="preserve">– Ambas as competições serão realizadas, se possível, em áreas de fácil acesso, agradáveis e com infraestrutura compatível ao número de participantes. O terreno deve ser propício à prática de orientação e o conjunto das ações dos organizadores deve ser previamente aprovado pelo árbitro do evento.</w:t>
       </w:r>
     </w:p>
     <w:p>
@@ -366,581 +466,545 @@
           <w:b/>
           <w:bCs/>
         </w:rPr>
-        <w:t>Art. 6º</w:t>
-      </w:r>
-      <w:r>
-        <w:t xml:space="preserve"> – A organização geral de cada competição é de responsabilidade de um ou mais clubes filiados à FECORI, conforme calendários abaixo:</w:t>
-      </w:r>
-    </w:p>
+        <w:t xml:space="preserve">Art. 6º</w:t>
+      </w:r>
+      <w:r>
+        <w:t xml:space="preserve"> </w:t>
+      </w:r>
+      <w:r>
+        <w:t xml:space="preserve">– A organização geral de cada competição é de responsabilidade de um ou mais clubes filiados à FECORI, conforme calendários abaixo:</w:t>
+      </w:r>
+    </w:p>
+    <w:bookmarkStart w:id="20" w:name="Xfc7263bc551f591fd24a57a0de31d0a3e17d277"/>
     <w:p>
       <w:pPr>
         <w:pStyle w:val="Ttulo3"/>
       </w:pPr>
-      <w:bookmarkStart w:id="3" w:name="Xfc7263bc551f591fd24a57a0de31d0a3e17d277"/>
-      <w:r>
-        <w:lastRenderedPageBreak/>
-        <w:t>Calendário do XIX Campeonato Cearense de Orientação (CCO XIX)</w:t>
+      <w:r>
+        <w:t xml:space="preserve">Calendário do XIX Campeonato Cearense de Orientação (CCO XIX)</w:t>
       </w:r>
     </w:p>
     <w:tbl>
       <w:tblPr>
         <w:tblStyle w:val="Table"/>
-        <w:tblW w:w="5000" w:type="pct"/>
+        <w:tblW w:type="pct" w:w="5000"/>
         <w:tblLayout w:type="fixed"/>
-        <w:tblLook w:val="0020" w:firstRow="1" w:lastRow="0" w:firstColumn="0" w:lastColumn="0" w:noHBand="0" w:noVBand="0"/>
+        <w:tblLook w:firstRow="1" w:lastRow="0" w:firstColumn="0" w:lastColumn="0" w:noHBand="0" w:noVBand="0" w:val="0020"/>
       </w:tblPr>
       <w:tblGrid>
-        <w:gridCol w:w="1617"/>
-        <w:gridCol w:w="1436"/>
-        <w:gridCol w:w="2693"/>
-        <w:gridCol w:w="5027"/>
+        <w:gridCol w:w="1188"/>
+        <w:gridCol w:w="1056"/>
+        <w:gridCol w:w="1980"/>
+        <w:gridCol w:w="3696"/>
       </w:tblGrid>
       <w:tr>
         <w:trPr>
-          <w:cnfStyle w:val="100000000000" w:firstRow="1" w:lastRow="0" w:firstColumn="0" w:lastColumn="0" w:oddVBand="0" w:evenVBand="0" w:oddHBand="0" w:evenHBand="0" w:firstRowFirstColumn="0" w:firstRowLastColumn="0" w:lastRowFirstColumn="0" w:lastRowLastColumn="0"/>
-          <w:tblHeader/>
+          <w:tblHeader w:val="on"/>
         </w:trPr>
         <w:tc>
-          <w:tcPr>
-            <w:tcW w:w="1188" w:type="dxa"/>
-          </w:tcPr>
+          <w:tcPr/>
           <w:p>
             <w:pPr>
               <w:pStyle w:val="Compact"/>
+              <w:jc w:val="center"/>
             </w:pPr>
             <w:r>
               <w:rPr>
                 <w:b/>
                 <w:bCs/>
               </w:rPr>
-              <w:t>Etapa</w:t>
+              <w:t xml:space="preserve">Etapa</w:t>
             </w:r>
           </w:p>
         </w:tc>
         <w:tc>
-          <w:tcPr>
-            <w:tcW w:w="1056" w:type="dxa"/>
-          </w:tcPr>
+          <w:tcPr/>
           <w:p>
             <w:pPr>
               <w:pStyle w:val="Compact"/>
+              <w:jc w:val="center"/>
             </w:pPr>
             <w:r>
               <w:rPr>
                 <w:b/>
                 <w:bCs/>
               </w:rPr>
-              <w:t>Data</w:t>
+              <w:t xml:space="preserve">Data</w:t>
             </w:r>
           </w:p>
         </w:tc>
         <w:tc>
-          <w:tcPr>
-            <w:tcW w:w="1980" w:type="dxa"/>
-          </w:tcPr>
+          <w:tcPr/>
           <w:p>
             <w:pPr>
               <w:pStyle w:val="Compact"/>
+              <w:jc w:val="left"/>
             </w:pPr>
             <w:r>
               <w:rPr>
                 <w:b/>
                 <w:bCs/>
               </w:rPr>
-              <w:t>Organizador</w:t>
+              <w:t xml:space="preserve">Organizador</w:t>
             </w:r>
           </w:p>
         </w:tc>
         <w:tc>
-          <w:tcPr>
-            <w:tcW w:w="3696" w:type="dxa"/>
-          </w:tcPr>
+          <w:tcPr/>
           <w:p>
             <w:pPr>
               <w:pStyle w:val="Compact"/>
+              <w:jc w:val="left"/>
             </w:pPr>
             <w:r>
               <w:rPr>
                 <w:b/>
                 <w:bCs/>
               </w:rPr>
-              <w:t>Árbitro</w:t>
+              <w:t xml:space="preserve">Árbitro</w:t>
             </w:r>
           </w:p>
         </w:tc>
       </w:tr>
       <w:tr>
         <w:tc>
-          <w:tcPr>
-            <w:tcW w:w="1188" w:type="dxa"/>
-          </w:tcPr>
+          <w:tcPr/>
           <w:p>
             <w:pPr>
               <w:pStyle w:val="Compact"/>
+              <w:jc w:val="center"/>
             </w:pPr>
             <w:r>
-              <w:t>1ª</w:t>
+              <w:t xml:space="preserve">1ª</w:t>
             </w:r>
           </w:p>
         </w:tc>
         <w:tc>
-          <w:tcPr>
-            <w:tcW w:w="1056" w:type="dxa"/>
-          </w:tcPr>
+          <w:tcPr/>
           <w:p>
             <w:pPr>
               <w:pStyle w:val="Compact"/>
+              <w:jc w:val="center"/>
             </w:pPr>
             <w:r>
-              <w:t>31/Mai</w:t>
+              <w:t xml:space="preserve">31/Mai</w:t>
             </w:r>
           </w:p>
         </w:tc>
         <w:tc>
-          <w:tcPr>
-            <w:tcW w:w="1980" w:type="dxa"/>
-          </w:tcPr>
+          <w:tcPr/>
           <w:p>
             <w:pPr>
               <w:pStyle w:val="Compact"/>
+              <w:jc w:val="left"/>
             </w:pPr>
             <w:r>
-              <w:t>COqueiro</w:t>
+              <w:t xml:space="preserve">COqueiro</w:t>
             </w:r>
           </w:p>
         </w:tc>
         <w:tc>
-          <w:tcPr>
-            <w:tcW w:w="3696" w:type="dxa"/>
-          </w:tcPr>
+          <w:tcPr/>
           <w:p>
             <w:pPr>
               <w:pStyle w:val="Compact"/>
+              <w:jc w:val="left"/>
             </w:pPr>
             <w:r>
-              <w:t>Jorge Saraiva de Amorim (QA/FECORI 65)</w:t>
+              <w:t xml:space="preserve">Jorge Saraiva de Amorim (QA/FECORI 65)</w:t>
             </w:r>
           </w:p>
         </w:tc>
       </w:tr>
       <w:tr>
         <w:tc>
-          <w:tcPr>
-            <w:tcW w:w="1188" w:type="dxa"/>
-          </w:tcPr>
+          <w:tcPr/>
           <w:p>
             <w:pPr>
               <w:pStyle w:val="Compact"/>
+              <w:jc w:val="center"/>
             </w:pPr>
             <w:r>
-              <w:t>2ª</w:t>
+              <w:t xml:space="preserve">2ª</w:t>
             </w:r>
           </w:p>
         </w:tc>
         <w:tc>
-          <w:tcPr>
-            <w:tcW w:w="1056" w:type="dxa"/>
-          </w:tcPr>
+          <w:tcPr/>
           <w:p>
             <w:pPr>
               <w:pStyle w:val="Compact"/>
+              <w:jc w:val="center"/>
             </w:pPr>
             <w:r>
-              <w:t>28/Jun</w:t>
+              <w:t xml:space="preserve">28/Jun</w:t>
             </w:r>
           </w:p>
         </w:tc>
         <w:tc>
-          <w:tcPr>
-            <w:tcW w:w="1980" w:type="dxa"/>
-          </w:tcPr>
+          <w:tcPr/>
           <w:p>
             <w:pPr>
               <w:pStyle w:val="Compact"/>
+              <w:jc w:val="left"/>
             </w:pPr>
             <w:r>
-              <w:t>COFORT</w:t>
+              <w:t xml:space="preserve">COFORT</w:t>
             </w:r>
           </w:p>
         </w:tc>
         <w:tc>
-          <w:tcPr>
-            <w:tcW w:w="3696" w:type="dxa"/>
-          </w:tcPr>
+          <w:tcPr/>
           <w:p>
             <w:pPr>
               <w:pStyle w:val="Compact"/>
+              <w:jc w:val="left"/>
             </w:pPr>
             <w:r>
-              <w:t>Antônio Marden Oliveira de Sousa (QA/FECORI 80)</w:t>
+              <w:t xml:space="preserve">Antônio Marden Oliveira de Sousa (QA/FECORI 80)</w:t>
             </w:r>
           </w:p>
         </w:tc>
       </w:tr>
       <w:tr>
         <w:tc>
-          <w:tcPr>
-            <w:tcW w:w="1188" w:type="dxa"/>
-          </w:tcPr>
+          <w:tcPr/>
           <w:p>
             <w:pPr>
               <w:pStyle w:val="Compact"/>
+              <w:jc w:val="center"/>
             </w:pPr>
             <w:r>
-              <w:t>3ª</w:t>
+              <w:t xml:space="preserve">3ª</w:t>
             </w:r>
           </w:p>
         </w:tc>
         <w:tc>
-          <w:tcPr>
-            <w:tcW w:w="1056" w:type="dxa"/>
-          </w:tcPr>
+          <w:tcPr/>
           <w:p>
             <w:pPr>
               <w:pStyle w:val="Compact"/>
+              <w:jc w:val="center"/>
             </w:pPr>
             <w:r>
-              <w:t>30/Ago</w:t>
+              <w:t xml:space="preserve">30/Ago</w:t>
             </w:r>
           </w:p>
         </w:tc>
         <w:tc>
-          <w:tcPr>
-            <w:tcW w:w="1980" w:type="dxa"/>
-          </w:tcPr>
+          <w:tcPr/>
           <w:p>
             <w:pPr>
               <w:pStyle w:val="Compact"/>
+              <w:jc w:val="left"/>
             </w:pPr>
             <w:r>
-              <w:t>???</w:t>
+              <w:t xml:space="preserve">???</w:t>
             </w:r>
           </w:p>
         </w:tc>
         <w:tc>
-          <w:tcPr>
-            <w:tcW w:w="3696" w:type="dxa"/>
-          </w:tcPr>
+          <w:tcPr/>
           <w:p>
             <w:pPr>
               <w:pStyle w:val="Compact"/>
+              <w:jc w:val="left"/>
             </w:pPr>
             <w:r>
-              <w:t>??? – ??????? (QA/FECORI ??)</w:t>
+              <w:t xml:space="preserve">??? – ??????? (QA/FECORI ??)</w:t>
             </w:r>
           </w:p>
         </w:tc>
       </w:tr>
       <w:tr>
         <w:tc>
-          <w:tcPr>
-            <w:tcW w:w="1188" w:type="dxa"/>
-          </w:tcPr>
+          <w:tcPr/>
           <w:p>
             <w:pPr>
               <w:pStyle w:val="Compact"/>
+              <w:jc w:val="center"/>
             </w:pPr>
             <w:r>
-              <w:t>4ª</w:t>
+              <w:t xml:space="preserve">4ª</w:t>
             </w:r>
           </w:p>
         </w:tc>
         <w:tc>
-          <w:tcPr>
-            <w:tcW w:w="1056" w:type="dxa"/>
-          </w:tcPr>
+          <w:tcPr/>
           <w:p>
             <w:pPr>
               <w:pStyle w:val="Compact"/>
+              <w:jc w:val="center"/>
             </w:pPr>
             <w:r>
-              <w:t>08/Nov</w:t>
+              <w:t xml:space="preserve">08/Nov</w:t>
             </w:r>
           </w:p>
         </w:tc>
         <w:tc>
-          <w:tcPr>
-            <w:tcW w:w="1980" w:type="dxa"/>
-          </w:tcPr>
+          <w:tcPr/>
           <w:p>
             <w:pPr>
               <w:pStyle w:val="Compact"/>
+              <w:jc w:val="left"/>
             </w:pPr>
             <w:r>
-              <w:t>???</w:t>
+              <w:t xml:space="preserve">???</w:t>
             </w:r>
           </w:p>
         </w:tc>
         <w:tc>
-          <w:tcPr>
-            <w:tcW w:w="3696" w:type="dxa"/>
-          </w:tcPr>
+          <w:tcPr/>
           <w:p>
             <w:pPr>
               <w:pStyle w:val="Compact"/>
+              <w:jc w:val="left"/>
             </w:pPr>
             <w:r>
-              <w:t>??? – ??????? (QA/FECORI ??)</w:t>
+              <w:t xml:space="preserve">??? – ??????? (QA/FECORI ??)</w:t>
             </w:r>
           </w:p>
         </w:tc>
       </w:tr>
     </w:tbl>
+    <w:bookmarkEnd w:id="20"/>
+    <w:bookmarkStart w:id="21" w:name="Xfbdba5622b410d1ea40c17b7d68e28d162a11ba"/>
     <w:p>
       <w:pPr>
         <w:pStyle w:val="Ttulo3"/>
       </w:pPr>
-      <w:bookmarkStart w:id="4" w:name="Xfbdba5622b410d1ea40c17b7d68e28d162a11ba"/>
-      <w:bookmarkEnd w:id="3"/>
-      <w:r>
-        <w:t>Calendário do XIII Campeonato Cearense de Orientação Sprint (CCOS XIII)</w:t>
+      <w:r>
+        <w:t xml:space="preserve">Calendário do XIII Campeonato Cearense de Orientação Sprint (CCOS XIII)</w:t>
       </w:r>
     </w:p>
     <w:tbl>
       <w:tblPr>
         <w:tblStyle w:val="Table"/>
-        <w:tblW w:w="5000" w:type="pct"/>
+        <w:tblW w:type="pct" w:w="5000"/>
         <w:tblLayout w:type="fixed"/>
-        <w:tblLook w:val="0020" w:firstRow="1" w:lastRow="0" w:firstColumn="0" w:lastColumn="0" w:noHBand="0" w:noVBand="0"/>
+        <w:tblLook w:firstRow="1" w:lastRow="0" w:firstColumn="0" w:lastColumn="0" w:noHBand="0" w:noVBand="0" w:val="0020"/>
       </w:tblPr>
       <w:tblGrid>
-        <w:gridCol w:w="2052"/>
-        <w:gridCol w:w="1367"/>
-        <w:gridCol w:w="2565"/>
-        <w:gridCol w:w="4789"/>
+        <w:gridCol w:w="1508"/>
+        <w:gridCol w:w="1005"/>
+        <w:gridCol w:w="1885"/>
+        <w:gridCol w:w="3520"/>
       </w:tblGrid>
       <w:tr>
         <w:trPr>
-          <w:cnfStyle w:val="100000000000" w:firstRow="1" w:lastRow="0" w:firstColumn="0" w:lastColumn="0" w:oddVBand="0" w:evenVBand="0" w:oddHBand="0" w:evenHBand="0" w:firstRowFirstColumn="0" w:firstRowLastColumn="0" w:lastRowFirstColumn="0" w:lastRowLastColumn="0"/>
-          <w:tblHeader/>
+          <w:tblHeader w:val="on"/>
         </w:trPr>
         <w:tc>
-          <w:tcPr>
-            <w:tcW w:w="1508" w:type="dxa"/>
-          </w:tcPr>
+          <w:tcPr/>
           <w:p>
             <w:pPr>
               <w:pStyle w:val="Compact"/>
+              <w:jc w:val="center"/>
             </w:pPr>
             <w:r>
               <w:rPr>
                 <w:b/>
                 <w:bCs/>
               </w:rPr>
-              <w:t>Percurso</w:t>
+              <w:t xml:space="preserve">Percurso</w:t>
             </w:r>
           </w:p>
         </w:tc>
         <w:tc>
-          <w:tcPr>
-            <w:tcW w:w="1005" w:type="dxa"/>
-          </w:tcPr>
+          <w:tcPr/>
           <w:p>
             <w:pPr>
               <w:pStyle w:val="Compact"/>
+              <w:jc w:val="right"/>
             </w:pPr>
             <w:r>
               <w:rPr>
                 <w:b/>
                 <w:bCs/>
               </w:rPr>
-              <w:t>Data</w:t>
+              <w:t xml:space="preserve">Data</w:t>
             </w:r>
           </w:p>
         </w:tc>
         <w:tc>
-          <w:tcPr>
-            <w:tcW w:w="1885" w:type="dxa"/>
-          </w:tcPr>
+          <w:tcPr/>
           <w:p>
             <w:pPr>
               <w:pStyle w:val="Compact"/>
+              <w:jc w:val="left"/>
             </w:pPr>
             <w:r>
               <w:rPr>
                 <w:b/>
                 <w:bCs/>
               </w:rPr>
-              <w:t>Organizador</w:t>
+              <w:t xml:space="preserve">Organizador</w:t>
             </w:r>
           </w:p>
         </w:tc>
         <w:tc>
-          <w:tcPr>
-            <w:tcW w:w="3520" w:type="dxa"/>
-          </w:tcPr>
+          <w:tcPr/>
           <w:p>
             <w:pPr>
               <w:pStyle w:val="Compact"/>
+              <w:jc w:val="left"/>
             </w:pPr>
             <w:r>
               <w:rPr>
                 <w:b/>
                 <w:bCs/>
               </w:rPr>
-              <w:t>Árbitro</w:t>
+              <w:t xml:space="preserve">Árbitro</w:t>
             </w:r>
           </w:p>
         </w:tc>
       </w:tr>
       <w:tr>
         <w:tc>
-          <w:tcPr>
-            <w:tcW w:w="1508" w:type="dxa"/>
-          </w:tcPr>
+          <w:tcPr/>
           <w:p>
             <w:pPr>
               <w:pStyle w:val="Compact"/>
+              <w:jc w:val="center"/>
             </w:pPr>
             <w:r>
-              <w:t>1º</w:t>
+              <w:t xml:space="preserve">1º</w:t>
             </w:r>
           </w:p>
         </w:tc>
         <w:tc>
-          <w:tcPr>
-            <w:tcW w:w="1005" w:type="dxa"/>
-          </w:tcPr>
+          <w:tcPr/>
           <w:p>
             <w:pPr>
               <w:pStyle w:val="Compact"/>
+              <w:jc w:val="right"/>
             </w:pPr>
             <w:r>
-              <w:t>26/Set</w:t>
+              <w:t xml:space="preserve">26/Set</w:t>
             </w:r>
           </w:p>
         </w:tc>
         <w:tc>
-          <w:tcPr>
-            <w:tcW w:w="1885" w:type="dxa"/>
-          </w:tcPr>
+          <w:tcPr/>
           <w:p>
             <w:pPr>
               <w:pStyle w:val="Compact"/>
+              <w:jc w:val="left"/>
             </w:pPr>
             <w:r>
-              <w:t>FECORI</w:t>
+              <w:t xml:space="preserve">FECORI</w:t>
             </w:r>
           </w:p>
         </w:tc>
         <w:tc>
-          <w:tcPr>
-            <w:tcW w:w="3520" w:type="dxa"/>
-          </w:tcPr>
+          <w:tcPr/>
           <w:p>
             <w:pPr>
               <w:pStyle w:val="Compact"/>
+              <w:jc w:val="left"/>
             </w:pPr>
             <w:r>
-              <w:t>??? - ??????? (QA/FECORI ??)</w:t>
+              <w:t xml:space="preserve">??? - ??????? (QA/FECORI ??)</w:t>
             </w:r>
           </w:p>
         </w:tc>
       </w:tr>
       <w:tr>
         <w:tc>
-          <w:tcPr>
-            <w:tcW w:w="1508" w:type="dxa"/>
-          </w:tcPr>
+          <w:tcPr/>
           <w:p>
             <w:pPr>
               <w:pStyle w:val="Compact"/>
+              <w:jc w:val="center"/>
             </w:pPr>
             <w:r>
-              <w:t>2º</w:t>
+              <w:t xml:space="preserve">2º</w:t>
             </w:r>
           </w:p>
         </w:tc>
         <w:tc>
-          <w:tcPr>
-            <w:tcW w:w="1005" w:type="dxa"/>
-          </w:tcPr>
+          <w:tcPr/>
           <w:p>
             <w:pPr>
               <w:pStyle w:val="Compact"/>
+              <w:jc w:val="right"/>
             </w:pPr>
             <w:r>
-              <w:t>27/Set</w:t>
+              <w:t xml:space="preserve">27/Set</w:t>
             </w:r>
           </w:p>
         </w:tc>
         <w:tc>
-          <w:tcPr>
-            <w:tcW w:w="1885" w:type="dxa"/>
-          </w:tcPr>
+          <w:tcPr/>
           <w:p>
             <w:pPr>
               <w:pStyle w:val="Compact"/>
+              <w:jc w:val="left"/>
             </w:pPr>
             <w:r>
-              <w:t>FECORI</w:t>
+              <w:t xml:space="preserve">FECORI</w:t>
             </w:r>
           </w:p>
         </w:tc>
         <w:tc>
-          <w:tcPr>
-            <w:tcW w:w="3520" w:type="dxa"/>
-          </w:tcPr>
+          <w:tcPr/>
           <w:p>
             <w:pPr>
               <w:pStyle w:val="Compact"/>
+              <w:jc w:val="left"/>
             </w:pPr>
             <w:r>
-              <w:t>??? - ??????? (QA/FECORI ??)</w:t>
+              <w:t xml:space="preserve">??? - ??????? (QA/FECORI ??)</w:t>
             </w:r>
           </w:p>
         </w:tc>
       </w:tr>
       <w:tr>
         <w:tc>
-          <w:tcPr>
-            <w:tcW w:w="1508" w:type="dxa"/>
-          </w:tcPr>
+          <w:tcPr/>
           <w:p>
             <w:pPr>
               <w:pStyle w:val="Compact"/>
+              <w:jc w:val="center"/>
             </w:pPr>
             <w:r>
-              <w:t>3º</w:t>
+              <w:t xml:space="preserve">3º</w:t>
             </w:r>
           </w:p>
         </w:tc>
         <w:tc>
-          <w:tcPr>
-            <w:tcW w:w="1005" w:type="dxa"/>
-          </w:tcPr>
+          <w:tcPr/>
           <w:p>
             <w:pPr>
               <w:pStyle w:val="Compact"/>
+              <w:jc w:val="right"/>
             </w:pPr>
             <w:r>
-              <w:t>27/Set</w:t>
+              <w:t xml:space="preserve">27/Set</w:t>
             </w:r>
           </w:p>
         </w:tc>
         <w:tc>
-          <w:tcPr>
-            <w:tcW w:w="1885" w:type="dxa"/>
-          </w:tcPr>
+          <w:tcPr/>
           <w:p>
             <w:pPr>
               <w:pStyle w:val="Compact"/>
+              <w:jc w:val="left"/>
             </w:pPr>
             <w:r>
-              <w:t>FECORI</w:t>
+              <w:t xml:space="preserve">FECORI</w:t>
             </w:r>
           </w:p>
         </w:tc>
         <w:tc>
-          <w:tcPr>
-            <w:tcW w:w="3520" w:type="dxa"/>
-          </w:tcPr>
+          <w:tcPr/>
           <w:p>
             <w:pPr>
               <w:pStyle w:val="Compact"/>
+              <w:jc w:val="left"/>
             </w:pPr>
             <w:r>
-              <w:t>??? - ??????? (QA/FECORI ??)</w:t>
+              <w:t xml:space="preserve">??? - ??????? (QA/FECORI ??)</w:t>
             </w:r>
           </w:p>
         </w:tc>
@@ -955,10 +1019,13 @@
           <w:b/>
           <w:bCs/>
         </w:rPr>
-        <w:t>Parágrafo Único:</w:t>
-      </w:r>
-      <w:r>
-        <w:t xml:space="preserve"> O local do evento será divulgado pelo organizador no primeiro boletim informativo, que deve ser publicado até 2 (dois) dias após o término das inscrições do evento anterior.</w:t>
+        <w:t xml:space="preserve">Parágrafo Único:</w:t>
+      </w:r>
+      <w:r>
+        <w:t xml:space="preserve"> </w:t>
+      </w:r>
+      <w:r>
+        <w:t xml:space="preserve">O local do evento será divulgado pelo organizador no primeiro boletim informativo, que deve ser publicado até 2 (dois) dias após o término das inscrições do evento anterior.</w:t>
       </w:r>
     </w:p>
     <w:p>
@@ -970,41 +1037,50 @@
           <w:b/>
           <w:bCs/>
         </w:rPr>
-        <w:t>Art. 7º</w:t>
-      </w:r>
-      <w:r>
-        <w:t xml:space="preserve"> – Os Boletins com as orientações e especificações sobre cada etapa/percurso serão de responsabilidade do </w:t>
+        <w:t xml:space="preserve">Art. 7º</w:t>
+      </w:r>
+      <w:r>
+        <w:t xml:space="preserve"> </w:t>
+      </w:r>
+      <w:r>
+        <w:t xml:space="preserve">– Os Boletins com as orientações e especificações sobre cada etapa/percurso serão de responsabilidade do</w:t>
+      </w:r>
+      <w:r>
+        <w:t xml:space="preserve"> </w:t>
       </w:r>
       <w:r>
         <w:rPr>
           <w:i/>
           <w:iCs/>
         </w:rPr>
-        <w:t>Diretor do Evento</w:t>
-      </w:r>
-      <w:r>
-        <w:t xml:space="preserve">, que os emitirá com anuência do </w:t>
+        <w:t xml:space="preserve">Diretor do Evento</w:t>
+      </w:r>
+      <w:r>
+        <w:t xml:space="preserve">, que os emitirá com anuência do</w:t>
+      </w:r>
+      <w:r>
+        <w:t xml:space="preserve"> </w:t>
       </w:r>
       <w:r>
         <w:rPr>
           <w:i/>
           <w:iCs/>
         </w:rPr>
-        <w:t>Árbitro</w:t>
-      </w:r>
-      <w:r>
-        <w:t>, conforme itens 5.1 e 35.6 da ROP.</w:t>
-      </w:r>
-    </w:p>
+        <w:t xml:space="preserve">Árbitro</w:t>
+      </w:r>
+      <w:r>
+        <w:t xml:space="preserve">, conforme itens 5.1 e 35.6 da ROP.</w:t>
+      </w:r>
+    </w:p>
+    <w:bookmarkEnd w:id="21"/>
+    <w:bookmarkEnd w:id="22"/>
+    <w:bookmarkStart w:id="23" w:name="das-categorias-e-uniformes"/>
     <w:p>
       <w:pPr>
         <w:pStyle w:val="Ttulo2"/>
       </w:pPr>
-      <w:bookmarkStart w:id="5" w:name="das-categorias-e-uniformes"/>
-      <w:bookmarkEnd w:id="2"/>
-      <w:bookmarkEnd w:id="4"/>
-      <w:r>
-        <w:t>3. Das Categorias e Uniformes</w:t>
+      <w:r>
+        <w:t xml:space="preserve">3. Das Categorias e Uniformes</w:t>
       </w:r>
     </w:p>
     <w:p>
@@ -1016,10 +1092,13 @@
           <w:b/>
           <w:bCs/>
         </w:rPr>
-        <w:t>Art. 8º</w:t>
-      </w:r>
-      <w:r>
-        <w:t xml:space="preserve"> – O atleta deve escolher uma das categorias descritas no item 2 da ROP para a competição.</w:t>
+        <w:t xml:space="preserve">Art. 8º</w:t>
+      </w:r>
+      <w:r>
+        <w:t xml:space="preserve"> </w:t>
+      </w:r>
+      <w:r>
+        <w:t xml:space="preserve">– O atleta deve escolher uma das categorias descritas no item 2 da ROP para a competição.</w:t>
       </w:r>
     </w:p>
     <w:p>
@@ -1031,10 +1110,13 @@
           <w:b/>
           <w:bCs/>
         </w:rPr>
-        <w:t>Parágrafo Único:</w:t>
-      </w:r>
-      <w:r>
-        <w:t xml:space="preserve"> Recomenda-se que a primeira inscrição de um atleta iniciante seja em uma das categorias acompanhadas.</w:t>
+        <w:t xml:space="preserve">Parágrafo Único:</w:t>
+      </w:r>
+      <w:r>
+        <w:t xml:space="preserve"> </w:t>
+      </w:r>
+      <w:r>
+        <w:t xml:space="preserve">Recomenda-se que a primeira inscrição de um atleta iniciante seja em uma das categorias acompanhadas.</w:t>
       </w:r>
     </w:p>
     <w:p>
@@ -1046,10 +1128,13 @@
           <w:b/>
           <w:bCs/>
         </w:rPr>
-        <w:t>Art. 9º</w:t>
-      </w:r>
-      <w:r>
-        <w:t xml:space="preserve"> – As categorias acompanhadas são categorias de apresentação do esporte. Os atletas inscritos participarão do percurso acompanhados de um atleta experiente designado pelo clube organizador da etapa, após este ter concluído seu percurso na competição ou não competir na etapa. Para estas categorias não há classificação na etapa, percurso ou no campeonato.</w:t>
+        <w:t xml:space="preserve">Art. 9º</w:t>
+      </w:r>
+      <w:r>
+        <w:t xml:space="preserve"> </w:t>
+      </w:r>
+      <w:r>
+        <w:t xml:space="preserve">– As categorias acompanhadas são categorias de apresentação do esporte. Os atletas inscritos participarão do percurso acompanhados de um atleta experiente designado pelo clube organizador da etapa, após este ter concluído seu percurso na competição ou não competir na etapa. Para estas categorias não há classificação na etapa, percurso ou no campeonato.</w:t>
       </w:r>
     </w:p>
     <w:p>
@@ -1061,10 +1146,22 @@
           <w:b/>
           <w:bCs/>
         </w:rPr>
-        <w:t>Parágrafo 1º:</w:t>
-      </w:r>
-      <w:r>
-        <w:t xml:space="preserve"> É facultado a cada clube oferecer um atleta experiente para acompanhar os atletas das categorias “acompanhados”.</w:t>
+        <w:t xml:space="preserve">Parágrafo 1º:</w:t>
+      </w:r>
+      <w:r>
+        <w:t xml:space="preserve"> </w:t>
+      </w:r>
+      <w:r>
+        <w:t xml:space="preserve">É facultado a cada clube oferecer um atleta experiente para acompanhar os atletas das categorias</w:t>
+      </w:r>
+      <w:r>
+        <w:t xml:space="preserve"> </w:t>
+      </w:r>
+      <w:r>
+        <w:t xml:space="preserve">“acompanhados”</w:t>
+      </w:r>
+      <w:r>
+        <w:t xml:space="preserve">.</w:t>
       </w:r>
     </w:p>
     <w:p>
@@ -1076,80 +1173,104 @@
           <w:b/>
           <w:bCs/>
         </w:rPr>
-        <w:t>Parágrafo 2º:</w:t>
-      </w:r>
-      <w:r>
-        <w:t xml:space="preserve"> No caso exclusivo do </w:t>
-      </w:r>
-      <w:r>
-        <w:rPr>
-          <w:b/>
-          <w:bCs/>
-        </w:rPr>
-        <w:t>CCOS</w:t>
-      </w:r>
-      <w:r>
-        <w:t>, atletas das categorias acompanhadas (</w:t>
+        <w:t xml:space="preserve">Parágrafo 2º:</w:t>
+      </w:r>
+      <w:r>
+        <w:t xml:space="preserve"> </w:t>
+      </w:r>
+      <w:r>
+        <w:t xml:space="preserve">No caso exclusivo do</w:t>
+      </w:r>
+      <w:r>
+        <w:t xml:space="preserve"> </w:t>
+      </w:r>
+      <w:r>
+        <w:rPr>
+          <w:b/>
+          <w:bCs/>
+        </w:rPr>
+        <w:t xml:space="preserve">CCOS</w:t>
+      </w:r>
+      <w:r>
+        <w:t xml:space="preserve">, atletas das categorias acompanhadas (</w:t>
       </w:r>
       <w:r>
         <w:rPr>
           <w:i/>
           <w:iCs/>
         </w:rPr>
-        <w:t>HN1</w:t>
-      </w:r>
-      <w:r>
-        <w:t xml:space="preserve">, </w:t>
+        <w:t xml:space="preserve">HN1</w:t>
+      </w:r>
+      <w:r>
+        <w:t xml:space="preserve">,</w:t>
+      </w:r>
+      <w:r>
+        <w:t xml:space="preserve"> </w:t>
       </w:r>
       <w:r>
         <w:rPr>
           <w:i/>
           <w:iCs/>
         </w:rPr>
-        <w:t>HN2</w:t>
-      </w:r>
-      <w:r>
-        <w:t xml:space="preserve">, </w:t>
+        <w:t xml:space="preserve">HN2</w:t>
+      </w:r>
+      <w:r>
+        <w:t xml:space="preserve">,</w:t>
+      </w:r>
+      <w:r>
+        <w:t xml:space="preserve"> </w:t>
       </w:r>
       <w:r>
         <w:rPr>
           <w:i/>
           <w:iCs/>
         </w:rPr>
-        <w:t>HN3</w:t>
-      </w:r>
-      <w:r>
-        <w:t xml:space="preserve">, </w:t>
+        <w:t xml:space="preserve">HN3</w:t>
+      </w:r>
+      <w:r>
+        <w:t xml:space="preserve">,</w:t>
+      </w:r>
+      <w:r>
+        <w:t xml:space="preserve"> </w:t>
       </w:r>
       <w:r>
         <w:rPr>
           <w:i/>
           <w:iCs/>
         </w:rPr>
-        <w:t>DN1</w:t>
-      </w:r>
-      <w:r>
-        <w:t xml:space="preserve">, </w:t>
+        <w:t xml:space="preserve">DN1</w:t>
+      </w:r>
+      <w:r>
+        <w:t xml:space="preserve">,</w:t>
+      </w:r>
+      <w:r>
+        <w:t xml:space="preserve"> </w:t>
       </w:r>
       <w:r>
         <w:rPr>
           <w:i/>
           <w:iCs/>
         </w:rPr>
-        <w:t>DN2</w:t>
-      </w:r>
-      <w:r>
-        <w:t xml:space="preserve"> e </w:t>
+        <w:t xml:space="preserve">DN2</w:t>
+      </w:r>
+      <w:r>
+        <w:t xml:space="preserve"> </w:t>
+      </w:r>
+      <w:r>
+        <w:t xml:space="preserve">e</w:t>
+      </w:r>
+      <w:r>
+        <w:t xml:space="preserve"> </w:t>
       </w:r>
       <w:r>
         <w:rPr>
           <w:i/>
           <w:iCs/>
         </w:rPr>
-        <w:t>DN3</w:t>
-      </w:r>
-      <w:r>
-        <w:t>) só podem se inscrever e participar dos percursos diurnos.</w:t>
+        <w:t xml:space="preserve">DN3</w:t>
+      </w:r>
+      <w:r>
+        <w:t xml:space="preserve">) só podem se inscrever e participar dos percursos diurnos.</w:t>
       </w:r>
     </w:p>
     <w:p>
@@ -1161,10 +1282,13 @@
           <w:b/>
           <w:bCs/>
         </w:rPr>
-        <w:t>Art. 10</w:t>
-      </w:r>
-      <w:r>
-        <w:t xml:space="preserve"> – O uniforme do atleta deve atender ao item 14 da ROP.</w:t>
+        <w:t xml:space="preserve">Art. 10</w:t>
+      </w:r>
+      <w:r>
+        <w:t xml:space="preserve"> </w:t>
+      </w:r>
+      <w:r>
+        <w:t xml:space="preserve">– O uniforme do atleta deve atender ao item 14 da ROP.</w:t>
       </w:r>
     </w:p>
     <w:p>
@@ -1176,13 +1300,13 @@
           <w:b/>
           <w:bCs/>
         </w:rPr>
-        <w:t>Parágrafo 1º:</w:t>
-      </w:r>
-      <w:r>
-        <w:t xml:space="preserve"> </w:t>
-      </w:r>
-      <w:r>
-        <w:t>É obrigatório o uso de um número de identificação do atleta que proporcione sua visualização clara, devendo ser fixado no uniforme.</w:t>
+        <w:t xml:space="preserve">Parágrafo 1º:</w:t>
+      </w:r>
+      <w:r>
+        <w:t xml:space="preserve"> </w:t>
+      </w:r>
+      <w:r>
+        <w:t xml:space="preserve">É obrigatório o uso de um número de identificação do atleta que proporcione sua visualização clara, devendo ser fixado no uniforme.</w:t>
       </w:r>
     </w:p>
     <w:p>
@@ -1194,20 +1318,20 @@
           <w:b/>
           <w:bCs/>
         </w:rPr>
-        <w:t>Parágrafo 2º:</w:t>
-      </w:r>
-      <w:r>
-        <w:t xml:space="preserve"> </w:t>
-      </w:r>
-      <w:r>
-        <w:rPr>
-          <w:b/>
-          <w:bCs/>
-        </w:rPr>
-        <w:t>Para as etapas do CCO</w:t>
-      </w:r>
-      <w:r>
-        <w:t>, recomenda-se o uso da camisa de manga comprida, cobrindo os cotovelos, o uso de caneleiras de proteção e a condução de um apito para sinalizar emergências.</w:t>
+        <w:t xml:space="preserve">Parágrafo 2º:</w:t>
+      </w:r>
+      <w:r>
+        <w:t xml:space="preserve"> </w:t>
+      </w:r>
+      <w:r>
+        <w:rPr>
+          <w:b/>
+          <w:bCs/>
+        </w:rPr>
+        <w:t xml:space="preserve">Para as etapas do CCO</w:t>
+      </w:r>
+      <w:r>
+        <w:t xml:space="preserve">, recomenda-se o uso da camisa de manga comprida, cobrindo os cotovelos, o uso de caneleiras de proteção e a condução de um apito para sinalizar emergências.</w:t>
       </w:r>
     </w:p>
     <w:p>
@@ -1219,30 +1343,30 @@
           <w:b/>
           <w:bCs/>
         </w:rPr>
-        <w:t>Parágrafo 3º:</w:t>
-      </w:r>
-      <w:r>
-        <w:t xml:space="preserve"> </w:t>
-      </w:r>
-      <w:r>
-        <w:rPr>
-          <w:b/>
-          <w:bCs/>
-        </w:rPr>
-        <w:t>Para os percursos do CCOS</w:t>
-      </w:r>
-      <w:r>
-        <w:t>, poderão ser usados calção e camiseta cavada.</w:t>
-      </w:r>
-    </w:p>
+        <w:t xml:space="preserve">Parágrafo 3º:</w:t>
+      </w:r>
+      <w:r>
+        <w:t xml:space="preserve"> </w:t>
+      </w:r>
+      <w:r>
+        <w:rPr>
+          <w:b/>
+          <w:bCs/>
+        </w:rPr>
+        <w:t xml:space="preserve">Para os percursos do CCOS</w:t>
+      </w:r>
+      <w:r>
+        <w:t xml:space="preserve">, poderão ser usados calção e camiseta cavada.</w:t>
+      </w:r>
+    </w:p>
+    <w:bookmarkEnd w:id="23"/>
+    <w:bookmarkStart w:id="24" w:name="da-inscrição-e-responsabilidades"/>
     <w:p>
       <w:pPr>
         <w:pStyle w:val="Ttulo2"/>
       </w:pPr>
-      <w:bookmarkStart w:id="6" w:name="da-inscrição-e-responsabilidades"/>
-      <w:bookmarkEnd w:id="5"/>
-      <w:r>
-        <w:t>4. Da Inscrição e Responsabilidades</w:t>
+      <w:r>
+        <w:t xml:space="preserve">4. Da Inscrição e Responsabilidades</w:t>
       </w:r>
     </w:p>
     <w:p>
@@ -1254,13 +1378,13 @@
           <w:b/>
           <w:bCs/>
         </w:rPr>
-        <w:t>Art. 11</w:t>
-      </w:r>
-      <w:r>
-        <w:t xml:space="preserve"> </w:t>
-      </w:r>
-      <w:r>
-        <w:t>– As inscrições dos atletas devem ser realizadas no site da FECORI no evento correspondente à etapa ou competição.</w:t>
+        <w:t xml:space="preserve">Art. 11</w:t>
+      </w:r>
+      <w:r>
+        <w:t xml:space="preserve"> </w:t>
+      </w:r>
+      <w:r>
+        <w:t xml:space="preserve">– As inscrições dos atletas devem ser realizadas no site da FECORI no evento correspondente à etapa ou competição.</w:t>
       </w:r>
     </w:p>
     <w:p>
@@ -1272,10 +1396,13 @@
           <w:b/>
           <w:bCs/>
         </w:rPr>
-        <w:t>Parágrafo 1º:</w:t>
-      </w:r>
-      <w:r>
-        <w:t xml:space="preserve"> A data limite para a inscrição será de no mínimo 15 (quinze) dias antes do evento. Podendo o organizador mudar este prazo (no caso do CCO), desde que autorizado pelo árbitro e informado em boletim informativo do evento.</w:t>
+        <w:t xml:space="preserve">Parágrafo 1º:</w:t>
+      </w:r>
+      <w:r>
+        <w:t xml:space="preserve"> </w:t>
+      </w:r>
+      <w:r>
+        <w:t xml:space="preserve">A data limite para a inscrição será de no mínimo 15 (quinze) dias antes do evento. Podendo o organizador mudar este prazo (no caso do CCO), desde que autorizado pelo árbitro e informado em boletim informativo do evento.</w:t>
       </w:r>
     </w:p>
     <w:p>
@@ -1287,10 +1414,13 @@
           <w:b/>
           <w:bCs/>
         </w:rPr>
-        <w:t>Parágrafo 2º:</w:t>
-      </w:r>
-      <w:r>
-        <w:t xml:space="preserve"> O 1º prazo de inscrição termina com no mínimo 15 (quinze) dias após a publicação do 1º boletim informativo. As datas serão publicadas nos boletins informativos.</w:t>
+        <w:t xml:space="preserve">Parágrafo 2º:</w:t>
+      </w:r>
+      <w:r>
+        <w:t xml:space="preserve"> </w:t>
+      </w:r>
+      <w:r>
+        <w:t xml:space="preserve">O 1º prazo de inscrição termina com no mínimo 15 (quinze) dias após a publicação do 1º boletim informativo. As datas serão publicadas nos boletins informativos.</w:t>
       </w:r>
     </w:p>
     <w:p>
@@ -1302,10 +1432,13 @@
           <w:b/>
           <w:bCs/>
         </w:rPr>
-        <w:t>Parágrafo 3º:</w:t>
-      </w:r>
-      <w:r>
-        <w:t xml:space="preserve"> Os atletas são responsáveis pelos dados informados à CBO e devem sempre mantê-los atualizados. O organizador de uma etapa não tem acesso para fazer ajustes no cadastro do atleta. É de responsabilidade do atleta verificar se os dados estão corretos e atualizados.</w:t>
+        <w:t xml:space="preserve">Parágrafo 3º:</w:t>
+      </w:r>
+      <w:r>
+        <w:t xml:space="preserve"> </w:t>
+      </w:r>
+      <w:r>
+        <w:t xml:space="preserve">Os atletas são responsáveis pelos dados informados à CBO e devem sempre mantê-los atualizados. O organizador de uma etapa não tem acesso para fazer ajustes no cadastro do atleta. É de responsabilidade do atleta verificar se os dados estão corretos e atualizados.</w:t>
       </w:r>
     </w:p>
     <w:p>
@@ -1317,10 +1450,13 @@
           <w:b/>
           <w:bCs/>
         </w:rPr>
-        <w:t>Parágrafo 4º:</w:t>
-      </w:r>
-      <w:r>
-        <w:t xml:space="preserve"> A organização poderá recusar inscrições realizadas com dados ou valores incorretos ou incompletos, ou fora do prazo de inscrição.</w:t>
+        <w:t xml:space="preserve">Parágrafo 4º:</w:t>
+      </w:r>
+      <w:r>
+        <w:t xml:space="preserve"> </w:t>
+      </w:r>
+      <w:r>
+        <w:t xml:space="preserve">A organização poderá recusar inscrições realizadas com dados ou valores incorretos ou incompletos, ou fora do prazo de inscrição.</w:t>
       </w:r>
     </w:p>
     <w:p>
@@ -1332,10 +1468,13 @@
           <w:b/>
           <w:bCs/>
         </w:rPr>
-        <w:t>Parágrafo 5º:</w:t>
-      </w:r>
-      <w:r>
-        <w:t xml:space="preserve"> Caso o sistema de inscrição não esteja disponível por questões técnicas, a alternativa para inscrição será informada em boletim. Os atletas são responsáveis pelos dados informados à CBO.</w:t>
+        <w:t xml:space="preserve">Parágrafo 5º:</w:t>
+      </w:r>
+      <w:r>
+        <w:t xml:space="preserve"> </w:t>
+      </w:r>
+      <w:r>
+        <w:t xml:space="preserve">Caso o sistema de inscrição não esteja disponível por questões técnicas, a alternativa para inscrição será informada em boletim. Os atletas são responsáveis pelos dados informados à CBO.</w:t>
       </w:r>
     </w:p>
     <w:p>
@@ -1347,10 +1486,13 @@
           <w:b/>
           <w:bCs/>
         </w:rPr>
-        <w:t>Art. 12</w:t>
-      </w:r>
-      <w:r>
-        <w:t xml:space="preserve"> – Aos menores de dezoito anos é exigida a autorização expressa do responsável para sua participação.</w:t>
+        <w:t xml:space="preserve">Art. 12</w:t>
+      </w:r>
+      <w:r>
+        <w:t xml:space="preserve"> </w:t>
+      </w:r>
+      <w:r>
+        <w:t xml:space="preserve">– Aos menores de dezoito anos é exigida a autorização expressa do responsável para sua participação.</w:t>
       </w:r>
     </w:p>
     <w:p>
@@ -1362,10 +1504,13 @@
           <w:b/>
           <w:bCs/>
         </w:rPr>
-        <w:t>Parágrafo 1º:</w:t>
-      </w:r>
-      <w:r>
-        <w:t xml:space="preserve"> A autorização deve ser entregue ao organizador na secretaria do evento; caso não exista área de secretaria, entregar diretamente ao diretor do evento.</w:t>
+        <w:t xml:space="preserve">Parágrafo 1º:</w:t>
+      </w:r>
+      <w:r>
+        <w:t xml:space="preserve"> </w:t>
+      </w:r>
+      <w:r>
+        <w:t xml:space="preserve">A autorização deve ser entregue ao organizador na secretaria do evento; caso não exista área de secretaria, entregar diretamente ao diretor do evento.</w:t>
       </w:r>
     </w:p>
     <w:p>
@@ -1377,10 +1522,13 @@
           <w:b/>
           <w:bCs/>
         </w:rPr>
-        <w:t>Parágrafo 2º:</w:t>
-      </w:r>
-      <w:r>
-        <w:t xml:space="preserve"> Será considerado como autorização caso o responsável participe da etapa e não faça nenhuma manifestação contrária no período de correção (previsto no Art. 15).</w:t>
+        <w:t xml:space="preserve">Parágrafo 2º:</w:t>
+      </w:r>
+      <w:r>
+        <w:t xml:space="preserve"> </w:t>
+      </w:r>
+      <w:r>
+        <w:t xml:space="preserve">Será considerado como autorização caso o responsável participe da etapa e não faça nenhuma manifestação contrária no período de correção (previsto no Art. 15).</w:t>
       </w:r>
     </w:p>
     <w:p>
@@ -1392,10 +1540,13 @@
           <w:b/>
           <w:bCs/>
         </w:rPr>
-        <w:t>Art. 13</w:t>
-      </w:r>
-      <w:r>
-        <w:t xml:space="preserve"> – Os participantes, ao se inscreverem, declaram que o fazem por iniciativa própria, gozam de boas condições de saúde, possuem conhecimentos técnicos suficientes para participar da competição e são responsáveis pelos riscos e acidentes que venham a sofrer no deslocamento, concentração e execução dos percursos.</w:t>
+        <w:t xml:space="preserve">Art. 13</w:t>
+      </w:r>
+      <w:r>
+        <w:t xml:space="preserve"> </w:t>
+      </w:r>
+      <w:r>
+        <w:t xml:space="preserve">– Os participantes, ao se inscreverem, declaram que o fazem por iniciativa própria, gozam de boas condições de saúde, possuem conhecimentos técnicos suficientes para participar da competição e são responsáveis pelos riscos e acidentes que venham a sofrer no deslocamento, concentração e execução dos percursos.</w:t>
       </w:r>
     </w:p>
     <w:p>
@@ -1407,10 +1558,13 @@
           <w:b/>
           <w:bCs/>
         </w:rPr>
-        <w:t>Parágrafo 1º:</w:t>
-      </w:r>
-      <w:r>
-        <w:t xml:space="preserve"> Os organizadores não podem ser responsabilizados por acidentes ocorridos durante o evento, mas devem disponibilizar meios para prestar os primeiros socorros e transporte para o hospital ou posto de saúde mais próximo.</w:t>
+        <w:t xml:space="preserve">Parágrafo 1º:</w:t>
+      </w:r>
+      <w:r>
+        <w:t xml:space="preserve"> </w:t>
+      </w:r>
+      <w:r>
+        <w:t xml:space="preserve">Os organizadores não podem ser responsabilizados por acidentes ocorridos durante o evento, mas devem disponibilizar meios para prestar os primeiros socorros e transporte para o hospital ou posto de saúde mais próximo.</w:t>
       </w:r>
     </w:p>
     <w:p>
@@ -1422,10 +1576,13 @@
           <w:b/>
           <w:bCs/>
         </w:rPr>
-        <w:t>Parágrafo 2º:</w:t>
-      </w:r>
-      <w:r>
-        <w:t xml:space="preserve"> Para pessoas iniciantes, devem se inscrever no percurso acompanhado ou novato. Pessoas não filiadas à CBO podem se inscrever no percurso acompanhado, aberto, novato ou bravo.</w:t>
+        <w:t xml:space="preserve">Parágrafo 2º:</w:t>
+      </w:r>
+      <w:r>
+        <w:t xml:space="preserve"> </w:t>
+      </w:r>
+      <w:r>
+        <w:t xml:space="preserve">Para pessoas iniciantes, devem se inscrever no percurso acompanhado ou novato. Pessoas não filiadas à CBO podem se inscrever no percurso acompanhado, aberto, novato ou bravo.</w:t>
       </w:r>
     </w:p>
     <w:p>
@@ -1437,10 +1594,13 @@
           <w:b/>
           <w:bCs/>
         </w:rPr>
-        <w:t>Art. 14</w:t>
-      </w:r>
-      <w:r>
-        <w:t xml:space="preserve"> – Os participantes autorizam o uso gratuito de sua imagem, vídeo, voz ou dados biográficos capturados durante a etapa/evento em materiais institucionais e promocionais, sem limite de tempo ou uso, no Brasil ou no exterior.</w:t>
+        <w:t xml:space="preserve">Art. 14</w:t>
+      </w:r>
+      <w:r>
+        <w:t xml:space="preserve"> </w:t>
+      </w:r>
+      <w:r>
+        <w:t xml:space="preserve">– Os participantes autorizam o uso gratuito de sua imagem, vídeo, voz ou dados biográficos capturados durante a etapa/evento em materiais institucionais e promocionais, sem limite de tempo ou uso, no Brasil ou no exterior.</w:t>
       </w:r>
     </w:p>
     <w:p>
@@ -1452,10 +1612,13 @@
           <w:b/>
           <w:bCs/>
         </w:rPr>
-        <w:t>Art. 15</w:t>
-      </w:r>
-      <w:r>
-        <w:t xml:space="preserve"> – A lista de inscritos estará disponível na página do evento no site da FECORI para conferência. O técnico do clube e o próprio atleta são responsáveis por verificar os dados registrados e solicitar eventuais correções até 5 (cinco) dias antes da competição. As eventuais correções solicitadas no prazo devem constar na lista de partida até 1 (um) dia antes da competição.</w:t>
+        <w:t xml:space="preserve">Art. 15</w:t>
+      </w:r>
+      <w:r>
+        <w:t xml:space="preserve"> </w:t>
+      </w:r>
+      <w:r>
+        <w:t xml:space="preserve">– A lista de inscritos estará disponível na página do evento no site da FECORI para conferência. O técnico do clube e o próprio atleta são responsáveis por verificar os dados registrados e solicitar eventuais correções até 5 (cinco) dias antes da competição. As eventuais correções solicitadas no prazo devem constar na lista de partida até 1 (um) dia antes da competição.</w:t>
       </w:r>
     </w:p>
     <w:p>
@@ -1467,10 +1630,13 @@
           <w:b/>
           <w:bCs/>
         </w:rPr>
-        <w:t>Parágrafo Único:</w:t>
-      </w:r>
-      <w:r>
-        <w:t xml:space="preserve"> Passado o prazo, o organizador pode recusar correções, e o atleta competirá com os dados registrados, assumindo, inclusive, riscos de desclassificação ou perda de pontuação.</w:t>
+        <w:t xml:space="preserve">Parágrafo Único:</w:t>
+      </w:r>
+      <w:r>
+        <w:t xml:space="preserve"> </w:t>
+      </w:r>
+      <w:r>
+        <w:t xml:space="preserve">Passado o prazo, o organizador pode recusar correções, e o atleta competirá com os dados registrados, assumindo, inclusive, riscos de desclassificação ou perda de pontuação.</w:t>
       </w:r>
     </w:p>
     <w:p>
@@ -1482,10 +1648,13 @@
           <w:b/>
           <w:bCs/>
         </w:rPr>
-        <w:t>Art. 16</w:t>
-      </w:r>
-      <w:r>
-        <w:t xml:space="preserve"> – A devolução das taxas de inscrição é prevista apenas quando o evento/etapa for cancelado ou se a data for alterada e o atleta optar por não participar. Caso o adiamento decorra de órgãos externos ou medidas legais, a devolução não é obrigatória.</w:t>
+        <w:t xml:space="preserve">Art. 16</w:t>
+      </w:r>
+      <w:r>
+        <w:t xml:space="preserve"> </w:t>
+      </w:r>
+      <w:r>
+        <w:t xml:space="preserve">– A devolução das taxas de inscrição é prevista apenas quando o evento/etapa for cancelado ou se a data for alterada e o atleta optar por não participar. Caso o adiamento decorra de órgãos externos ou medidas legais, a devolução não é obrigatória.</w:t>
       </w:r>
     </w:p>
     <w:p>
@@ -1497,20 +1666,23 @@
           <w:b/>
           <w:bCs/>
         </w:rPr>
-        <w:t>Art. 17</w:t>
-      </w:r>
-      <w:r>
-        <w:t xml:space="preserve"> – Caso o número de inscritos supere a quantidade de SI-Cards disponíveis, a prioridade será das categorias Elite, Alfa, Bravo e Novato (nesta ordem). Atletas não contemplados receberão estorno da taxa de aluguel.</w:t>
-      </w:r>
-    </w:p>
+        <w:t xml:space="preserve">Art. 17</w:t>
+      </w:r>
+      <w:r>
+        <w:t xml:space="preserve"> </w:t>
+      </w:r>
+      <w:r>
+        <w:t xml:space="preserve">– Caso o número de inscritos supere a quantidade de SI-Cards disponíveis, a prioridade será das categorias Elite, Alfa, Bravo e Novato (nesta ordem). Atletas não contemplados receberão estorno da taxa de aluguel.</w:t>
+      </w:r>
+    </w:p>
+    <w:bookmarkEnd w:id="24"/>
+    <w:bookmarkStart w:id="25" w:name="da-apuração-partida-e-classificação"/>
     <w:p>
       <w:pPr>
         <w:pStyle w:val="Ttulo2"/>
       </w:pPr>
-      <w:bookmarkStart w:id="7" w:name="da-apuração-partida-e-classificação"/>
-      <w:bookmarkEnd w:id="6"/>
-      <w:r>
-        <w:t>5. Da Apuração, Partida e Classificação</w:t>
+      <w:r>
+        <w:t xml:space="preserve">5. Da Apuração, Partida e Classificação</w:t>
       </w:r>
     </w:p>
     <w:p>
@@ -1522,10 +1694,13 @@
           <w:b/>
           <w:bCs/>
         </w:rPr>
-        <w:t>Art. 18</w:t>
-      </w:r>
-      <w:r>
-        <w:t xml:space="preserve"> – O tempo limite para execução do percurso deve atender ao item 18.7 da ROP e o tempo do percurso do atleta vencedor deverá seguir o previsto no item 8.8 da ROP.</w:t>
+        <w:t xml:space="preserve">Art. 18</w:t>
+      </w:r>
+      <w:r>
+        <w:t xml:space="preserve"> </w:t>
+      </w:r>
+      <w:r>
+        <w:t xml:space="preserve">– O tempo limite para execução do percurso deve atender ao item 18.7 da ROP e o tempo do percurso do atleta vencedor deverá seguir o previsto no item 8.8 da ROP.</w:t>
       </w:r>
     </w:p>
     <w:p>
@@ -1537,10 +1712,13 @@
           <w:b/>
           <w:bCs/>
         </w:rPr>
-        <w:t>Art. 19</w:t>
-      </w:r>
-      <w:r>
-        <w:t xml:space="preserve"> – As etapas e eventos acontecerão com qualquer condição climática, salvo iminente risco aos atletas, cabendo ao diretor do evento e árbitro a decisão de adiamento ou cancelamento.</w:t>
+        <w:t xml:space="preserve">Art. 19</w:t>
+      </w:r>
+      <w:r>
+        <w:t xml:space="preserve"> </w:t>
+      </w:r>
+      <w:r>
+        <w:t xml:space="preserve">– As etapas e eventos acontecerão com qualquer condição climática, salvo iminente risco aos atletas, cabendo ao diretor do evento e árbitro a decisão de adiamento ou cancelamento.</w:t>
       </w:r>
     </w:p>
     <w:p>
@@ -1552,10 +1730,13 @@
           <w:b/>
           <w:bCs/>
         </w:rPr>
-        <w:t>Art. 20</w:t>
-      </w:r>
-      <w:r>
-        <w:t xml:space="preserve"> – Se declarada a impossibilidade de utilização do sistema eletrônico (SPORTident), será utilizada apuração através de cartão de controle (papel impermeabilizado). Taxas de aluguel de SI-Card serão devolvidas.</w:t>
+        <w:t xml:space="preserve">Art. 20</w:t>
+      </w:r>
+      <w:r>
+        <w:t xml:space="preserve"> </w:t>
+      </w:r>
+      <w:r>
+        <w:t xml:space="preserve">– Se declarada a impossibilidade de utilização do sistema eletrônico (SPORTident), será utilizada apuração através de cartão de controle (papel impermeabilizado). Taxas de aluguel de SI-Card serão devolvidas.</w:t>
       </w:r>
     </w:p>
     <w:p>
@@ -1567,10 +1748,13 @@
           <w:b/>
           <w:bCs/>
         </w:rPr>
-        <w:t>Art. 21</w:t>
-      </w:r>
-      <w:r>
-        <w:t xml:space="preserve"> – A classificação individual dos atletas segue o previsto no item 19 da ROP.</w:t>
+        <w:t xml:space="preserve">Art. 21</w:t>
+      </w:r>
+      <w:r>
+        <w:t xml:space="preserve"> </w:t>
+      </w:r>
+      <w:r>
+        <w:t xml:space="preserve">– A classificação individual dos atletas segue o previsto no item 19 da ROP.</w:t>
       </w:r>
     </w:p>
     <w:p>
@@ -1582,20 +1766,29 @@
           <w:b/>
           <w:bCs/>
         </w:rPr>
-        <w:t>Art. 22</w:t>
-      </w:r>
-      <w:r>
-        <w:t xml:space="preserve"> – A </w:t>
-      </w:r>
-      <w:r>
-        <w:rPr>
-          <w:b/>
-          <w:bCs/>
-        </w:rPr>
-        <w:t>ordem de partida</w:t>
-      </w:r>
-      <w:r>
-        <w:t xml:space="preserve"> seguirá as seguintes regras conforme a competição:</w:t>
+        <w:t xml:space="preserve">Art. 22</w:t>
+      </w:r>
+      <w:r>
+        <w:t xml:space="preserve"> </w:t>
+      </w:r>
+      <w:r>
+        <w:t xml:space="preserve">– A</w:t>
+      </w:r>
+      <w:r>
+        <w:t xml:space="preserve"> </w:t>
+      </w:r>
+      <w:r>
+        <w:rPr>
+          <w:b/>
+          <w:bCs/>
+        </w:rPr>
+        <w:t xml:space="preserve">ordem de partida</w:t>
+      </w:r>
+      <w:r>
+        <w:t xml:space="preserve"> </w:t>
+      </w:r>
+      <w:r>
+        <w:t xml:space="preserve">seguirá as seguintes regras conforme a competição:</w:t>
       </w:r>
     </w:p>
     <w:p>
@@ -1607,13 +1800,13 @@
           <w:b/>
           <w:bCs/>
         </w:rPr>
-        <w:t>Parágrafo 1º (CCOS):</w:t>
-      </w:r>
-      <w:r>
-        <w:t xml:space="preserve"> </w:t>
-      </w:r>
-      <w:r>
-        <w:t>A ordem de partida do primeiro e segundo percursos será por sorteio. O último percurso terá partida em ordem inversa à classificação parcial dos percursos anteriores para cada categoria.</w:t>
+        <w:t xml:space="preserve">Parágrafo 1º (CCOS):</w:t>
+      </w:r>
+      <w:r>
+        <w:t xml:space="preserve"> </w:t>
+      </w:r>
+      <w:r>
+        <w:t xml:space="preserve">A ordem de partida do primeiro e segundo percursos será por sorteio. O último percurso terá partida em ordem inversa à classificação parcial dos percursos anteriores para cada categoria.</w:t>
       </w:r>
     </w:p>
     <w:p>
@@ -1625,10 +1818,13 @@
           <w:b/>
           <w:bCs/>
         </w:rPr>
-        <w:t>Parágrafo 2º:</w:t>
-      </w:r>
-      <w:r>
-        <w:t xml:space="preserve"> O intervalo entre as partidas em cada categoria atenderá ao item 16.12 da ROP.</w:t>
+        <w:t xml:space="preserve">Parágrafo 2º:</w:t>
+      </w:r>
+      <w:r>
+        <w:t xml:space="preserve"> </w:t>
+      </w:r>
+      <w:r>
+        <w:t xml:space="preserve">O intervalo entre as partidas em cada categoria atenderá ao item 16.12 da ROP.</w:t>
       </w:r>
     </w:p>
     <w:p>
@@ -1640,10 +1836,13 @@
           <w:b/>
           <w:bCs/>
         </w:rPr>
-        <w:t>Art. 23</w:t>
-      </w:r>
-      <w:r>
-        <w:t xml:space="preserve"> – O atleta que não concluir ou desistir do percurso é obrigado a registrar sua passagem pela faixa de chegada ou informar ao Controlador de Chegada o mais rápido possível, devendo entregar o mapa e o chip (SI-Card), conforme item 3.12 da ROP.</w:t>
+        <w:t xml:space="preserve">Art. 23</w:t>
+      </w:r>
+      <w:r>
+        <w:t xml:space="preserve"> </w:t>
+      </w:r>
+      <w:r>
+        <w:t xml:space="preserve">– O atleta que não concluir ou desistir do percurso é obrigado a registrar sua passagem pela faixa de chegada ou informar ao Controlador de Chegada o mais rápido possível, devendo entregar o mapa e o chip (SI-Card), conforme item 3.12 da ROP.</w:t>
       </w:r>
     </w:p>
     <w:p>
@@ -1655,20 +1854,23 @@
           <w:b/>
           <w:bCs/>
         </w:rPr>
-        <w:t>Parágrafo Único:</w:t>
-      </w:r>
-      <w:r>
-        <w:t xml:space="preserve"> O não cumprimento desta regra gerará penalização, tornando a etapa/percurso não passível de descarte.</w:t>
-      </w:r>
-    </w:p>
+        <w:t xml:space="preserve">Parágrafo Único:</w:t>
+      </w:r>
+      <w:r>
+        <w:t xml:space="preserve"> </w:t>
+      </w:r>
+      <w:r>
+        <w:t xml:space="preserve">O não cumprimento desta regra gerará penalização, tornando a etapa/percurso não passível de descarte.</w:t>
+      </w:r>
+    </w:p>
+    <w:bookmarkEnd w:id="25"/>
+    <w:bookmarkStart w:id="26" w:name="X89a63427626da8f2bc271701c70d2142ead9eb8"/>
     <w:p>
       <w:pPr>
         <w:pStyle w:val="Ttulo2"/>
       </w:pPr>
-      <w:bookmarkStart w:id="8" w:name="X89a63427626da8f2bc271701c70d2142ead9eb8"/>
-      <w:bookmarkEnd w:id="7"/>
-      <w:r>
-        <w:t>6. Das Infrações, Desclassificação e Júri Técnico</w:t>
+      <w:r>
+        <w:t xml:space="preserve">6. Das Infrações, Desclassificação e Júri Técnico</w:t>
       </w:r>
     </w:p>
     <w:p>
@@ -1680,13 +1882,13 @@
           <w:b/>
           <w:bCs/>
         </w:rPr>
-        <w:t>Art. 24</w:t>
-      </w:r>
-      <w:r>
-        <w:t xml:space="preserve"> </w:t>
-      </w:r>
-      <w:r>
-        <w:t>– As causas de desclassificação são as previstas nos itens 3.9, 3.17, 3.20, 18.7, 19.9 e 23 da ROP, além de:</w:t>
+        <w:t xml:space="preserve">Art. 24</w:t>
+      </w:r>
+      <w:r>
+        <w:t xml:space="preserve"> </w:t>
+      </w:r>
+      <w:r>
+        <w:t xml:space="preserve">– As causas de desclassificação são as previstas nos itens 3.9, 3.17, 3.20, 18.7, 19.9 e 23 da ROP, além de:</w:t>
       </w:r>
     </w:p>
     <w:p>
@@ -1698,10 +1900,13 @@
           <w:b/>
           <w:bCs/>
         </w:rPr>
-        <w:t>a.</w:t>
-      </w:r>
-      <w:r>
-        <w:t xml:space="preserve"> Deixar de informar a utilização de SI-Card diferente do registrado para o competidor.</w:t>
+        <w:t xml:space="preserve">a.</w:t>
+      </w:r>
+      <w:r>
+        <w:t xml:space="preserve"> </w:t>
+      </w:r>
+      <w:r>
+        <w:t xml:space="preserve">Deixar de informar a utilização de SI-Card diferente do registrado para o competidor.</w:t>
       </w:r>
     </w:p>
     <w:p>
@@ -1713,10 +1918,13 @@
           <w:b/>
           <w:bCs/>
         </w:rPr>
-        <w:t>Art. 25</w:t>
-      </w:r>
-      <w:r>
-        <w:t xml:space="preserve"> – O fluxo de contestações obedece aos itens 36, 37 e 39 da ROP.</w:t>
+        <w:t xml:space="preserve">Art. 25</w:t>
+      </w:r>
+      <w:r>
+        <w:t xml:space="preserve"> </w:t>
+      </w:r>
+      <w:r>
+        <w:t xml:space="preserve">– O fluxo de contestações obedece aos itens 36, 37 e 39 da ROP.</w:t>
       </w:r>
     </w:p>
     <w:p>
@@ -1728,10 +1936,13 @@
           <w:b/>
           <w:bCs/>
         </w:rPr>
-        <w:t>Art. 26</w:t>
-      </w:r>
-      <w:r>
-        <w:t xml:space="preserve"> – Após a divulgação do resultado final do campeonato (CCO ou CCOS), detecções de infrações a este regulamento podem ser comunicadas à FECORI, por escrito, em até 48 horas. A FECORI terá 24 horas para analisar e emitir decisão.</w:t>
+        <w:t xml:space="preserve">Art. 26</w:t>
+      </w:r>
+      <w:r>
+        <w:t xml:space="preserve"> </w:t>
+      </w:r>
+      <w:r>
+        <w:t xml:space="preserve">– Após a divulgação do resultado final do campeonato (CCO ou CCOS), detecções de infrações a este regulamento podem ser comunicadas à FECORI, por escrito, em até 48 horas. A FECORI terá 24 horas para analisar e emitir decisão.</w:t>
       </w:r>
     </w:p>
     <w:p>
@@ -1743,10 +1954,13 @@
           <w:b/>
           <w:bCs/>
         </w:rPr>
-        <w:t>Parágrafo 1º:</w:t>
-      </w:r>
-      <w:r>
-        <w:t xml:space="preserve"> A contestação só poderá ser feita em relação ao resultado final do campeonato.</w:t>
+        <w:t xml:space="preserve">Parágrafo 1º:</w:t>
+      </w:r>
+      <w:r>
+        <w:t xml:space="preserve"> </w:t>
+      </w:r>
+      <w:r>
+        <w:t xml:space="preserve">A contestação só poderá ser feita em relação ao resultado final do campeonato.</w:t>
       </w:r>
     </w:p>
     <w:p>
@@ -1758,20 +1972,23 @@
           <w:b/>
           <w:bCs/>
         </w:rPr>
-        <w:t>Art. 27</w:t>
-      </w:r>
-      <w:r>
-        <w:t xml:space="preserve"> – O objetivo, composição e prerrogativas do Júri Técnico obedecem às DIRETRIZES PARA OS JÚRIS EM EVENTOS OFICIAIS da CBO e ao item 38 da ROP.</w:t>
-      </w:r>
-    </w:p>
+        <w:t xml:space="preserve">Art. 27</w:t>
+      </w:r>
+      <w:r>
+        <w:t xml:space="preserve"> </w:t>
+      </w:r>
+      <w:r>
+        <w:t xml:space="preserve">– O objetivo, composição e prerrogativas do Júri Técnico obedecem às DIRETRIZES PARA OS JÚRIS EM EVENTOS OFICIAIS da CBO e ao item 38 da ROP.</w:t>
+      </w:r>
+    </w:p>
+    <w:bookmarkEnd w:id="26"/>
+    <w:bookmarkStart w:id="27" w:name="da-segurança"/>
     <w:p>
       <w:pPr>
         <w:pStyle w:val="Ttulo2"/>
       </w:pPr>
-      <w:bookmarkStart w:id="9" w:name="da-segurança"/>
-      <w:bookmarkEnd w:id="8"/>
-      <w:r>
-        <w:t>7. Da Segurança</w:t>
+      <w:r>
+        <w:t xml:space="preserve">7. Da Segurança</w:t>
       </w:r>
     </w:p>
     <w:p>
@@ -1783,10 +2000,13 @@
           <w:b/>
           <w:bCs/>
         </w:rPr>
-        <w:t>Art. 28</w:t>
-      </w:r>
-      <w:r>
-        <w:t xml:space="preserve"> – A Organização deverá empregar todos os esforços para atender às exigências e regras do desporto orientação com relação à segurança individual dos atletas.</w:t>
+        <w:t xml:space="preserve">Art. 28</w:t>
+      </w:r>
+      <w:r>
+        <w:t xml:space="preserve"> </w:t>
+      </w:r>
+      <w:r>
+        <w:t xml:space="preserve">– A Organização deverá empregar todos os esforços para atender às exigências e regras do desporto orientação com relação à segurança individual dos atletas.</w:t>
       </w:r>
     </w:p>
     <w:p>
@@ -1798,10 +2018,13 @@
           <w:b/>
           <w:bCs/>
         </w:rPr>
-        <w:t>Art. 29</w:t>
-      </w:r>
-      <w:r>
-        <w:t xml:space="preserve"> – O traçado dos percursos deverá atender com rigor e sensibilidade às exigências técnicas para cada categoria.</w:t>
+        <w:t xml:space="preserve">Art. 29</w:t>
+      </w:r>
+      <w:r>
+        <w:t xml:space="preserve"> </w:t>
+      </w:r>
+      <w:r>
+        <w:t xml:space="preserve">– O traçado dos percursos deverá atender com rigor e sensibilidade às exigências técnicas para cada categoria.</w:t>
       </w:r>
     </w:p>
     <w:p>
@@ -1813,20 +2036,23 @@
           <w:b/>
           <w:bCs/>
         </w:rPr>
-        <w:t>Art. 30</w:t>
-      </w:r>
-      <w:r>
-        <w:t xml:space="preserve"> – Deverão ser ressaltados nos avisos preliminares, antes da partida da primeira bateria de atletas, bem como indicados nos mapas, os pontos que apresentam qualquer perigo ou áreas interditadas para a competição.</w:t>
-      </w:r>
-    </w:p>
+        <w:t xml:space="preserve">Art. 30</w:t>
+      </w:r>
+      <w:r>
+        <w:t xml:space="preserve"> </w:t>
+      </w:r>
+      <w:r>
+        <w:t xml:space="preserve">– Deverão ser ressaltados nos avisos preliminares, antes da partida da primeira bateria de atletas, bem como indicados nos mapas, os pontos que apresentam qualquer perigo ou áreas interditadas para a competição.</w:t>
+      </w:r>
+    </w:p>
+    <w:bookmarkEnd w:id="27"/>
+    <w:bookmarkStart w:id="28" w:name="da-pontuação-e-apuração-do-campeonato"/>
     <w:p>
       <w:pPr>
         <w:pStyle w:val="Ttulo2"/>
       </w:pPr>
-      <w:bookmarkStart w:id="10" w:name="da-pontuação-e-apuração-do-campeonato"/>
-      <w:bookmarkEnd w:id="9"/>
-      <w:r>
-        <w:t>8. Da Pontuação e Apuração do Campeonato</w:t>
+      <w:r>
+        <w:t xml:space="preserve">8. Da Pontuação e Apuração do Campeonato</w:t>
       </w:r>
     </w:p>
     <w:p>
@@ -1838,30 +2064,42 @@
           <w:b/>
           <w:bCs/>
         </w:rPr>
-        <w:t>Art. 31</w:t>
-      </w:r>
-      <w:r>
-        <w:t xml:space="preserve"> – Conforme o item </w:t>
-      </w:r>
-      <w:r>
-        <w:rPr>
-          <w:b/>
-          <w:bCs/>
-        </w:rPr>
-        <w:t>21.5.1</w:t>
-      </w:r>
-      <w:r>
-        <w:t xml:space="preserve"> da ROP, em cada categoria, os 26 (vinte e seis) primeiros colocados em cada etapa/percurso receberão a seguinte pontuação: </w:t>
+        <w:t xml:space="preserve">Art. 31</w:t>
+      </w:r>
+      <w:r>
+        <w:t xml:space="preserve"> </w:t>
+      </w:r>
+      <w:r>
+        <w:t xml:space="preserve">– Conforme o item</w:t>
+      </w:r>
+      <w:r>
+        <w:t xml:space="preserve"> </w:t>
+      </w:r>
+      <w:r>
+        <w:rPr>
+          <w:b/>
+          <w:bCs/>
+        </w:rPr>
+        <w:t xml:space="preserve">21.5.1</w:t>
+      </w:r>
+      <w:r>
+        <w:t xml:space="preserve"> </w:t>
+      </w:r>
+      <w:r>
+        <w:t xml:space="preserve">da ROP, em cada categoria, os 26 (vinte e seis) primeiros colocados em cada etapa/percurso receberão a seguinte pontuação:</w:t>
+      </w:r>
+      <w:r>
+        <w:t xml:space="preserve"> </w:t>
       </w:r>
       <w:r>
         <w:rPr>
           <w:i/>
           <w:iCs/>
         </w:rPr>
-        <w:t>40, 37, 35, 33, 32, 31, 30, 29, 28, 27, 26, 25, 24, 23, 22, 21, 20, 19, 18, 17, 16, 15, 14, 13, 12, 11</w:t>
-      </w:r>
-      <w:r>
-        <w:t>.</w:t>
+        <w:t xml:space="preserve">40, 37, 35, 33, 32, 31, 30, 29, 28, 27, 26, 25, 24, 23, 22, 21, 20, 19, 18, 17, 16, 15, 14, 13, 12, 11</w:t>
+      </w:r>
+      <w:r>
+        <w:t xml:space="preserve">.</w:t>
       </w:r>
     </w:p>
     <w:p>
@@ -1873,10 +2111,13 @@
           <w:b/>
           <w:bCs/>
         </w:rPr>
-        <w:t>Parágrafo 1º:</w:t>
-      </w:r>
-      <w:r>
-        <w:t xml:space="preserve"> Atletas classificados a partir da 27ª colocação que concluírem o percurso receberão 10 pontos.</w:t>
+        <w:t xml:space="preserve">Parágrafo 1º:</w:t>
+      </w:r>
+      <w:r>
+        <w:t xml:space="preserve"> </w:t>
+      </w:r>
+      <w:r>
+        <w:t xml:space="preserve">Atletas classificados a partir da 27ª colocação que concluírem o percurso receberão 10 pontos.</w:t>
       </w:r>
     </w:p>
     <w:p>
@@ -1888,10 +2129,13 @@
           <w:b/>
           <w:bCs/>
         </w:rPr>
-        <w:t>Parágrafo 2º:</w:t>
-      </w:r>
-      <w:r>
-        <w:t xml:space="preserve"> Atletas de percursos anulados e atletas não classificados receberão 1 ponto pela participação.</w:t>
+        <w:t xml:space="preserve">Parágrafo 2º:</w:t>
+      </w:r>
+      <w:r>
+        <w:t xml:space="preserve"> </w:t>
+      </w:r>
+      <w:r>
+        <w:t xml:space="preserve">Atletas de percursos anulados e atletas não classificados receberão 1 ponto pela participação.</w:t>
       </w:r>
     </w:p>
     <w:p>
@@ -1903,10 +2147,13 @@
           <w:b/>
           <w:bCs/>
         </w:rPr>
-        <w:t>Parágrafo 3º:</w:t>
-      </w:r>
-      <w:r>
-        <w:t xml:space="preserve"> Participantes das categorias Acompanhado e percurso aberto não pontuam.</w:t>
+        <w:t xml:space="preserve">Parágrafo 3º:</w:t>
+      </w:r>
+      <w:r>
+        <w:t xml:space="preserve"> </w:t>
+      </w:r>
+      <w:r>
+        <w:t xml:space="preserve">Participantes das categorias Acompanhado e percurso aberto não pontuam.</w:t>
       </w:r>
     </w:p>
     <w:p>
@@ -1918,10 +2165,13 @@
           <w:b/>
           <w:bCs/>
         </w:rPr>
-        <w:t>Art. 32</w:t>
-      </w:r>
-      <w:r>
-        <w:t xml:space="preserve"> – O competidor poderá trocar de categoria em diferentes etapas/eventos, porém a pontuação não será cumulativa entre categorias. Valerá para classificação a categoria de melhor resultado (ou a mais recente, em caso de empate).</w:t>
+        <w:t xml:space="preserve">Art. 32</w:t>
+      </w:r>
+      <w:r>
+        <w:t xml:space="preserve"> </w:t>
+      </w:r>
+      <w:r>
+        <w:t xml:space="preserve">– O competidor poderá trocar de categoria em diferentes etapas/eventos, porém a pontuação não será cumulativa entre categorias. Valerá para classificação a categoria de melhor resultado (ou a mais recente, em caso de empate).</w:t>
       </w:r>
     </w:p>
     <w:p>
@@ -1933,10 +2183,13 @@
           <w:b/>
           <w:bCs/>
         </w:rPr>
-        <w:t>Parágrafo 1º:</w:t>
-      </w:r>
-      <w:r>
-        <w:t xml:space="preserve"> É responsabilidade de todos (dirigentes, técnicos, responsáveis e atletas) a adequada distribuição e inscrição dos atletas nas categorias corretas, conforme o item 2.10 da ROP.</w:t>
+        <w:t xml:space="preserve">Parágrafo 1º:</w:t>
+      </w:r>
+      <w:r>
+        <w:t xml:space="preserve"> </w:t>
+      </w:r>
+      <w:r>
+        <w:t xml:space="preserve">É responsabilidade de todos (dirigentes, técnicos, responsáveis e atletas) a adequada distribuição e inscrição dos atletas nas categorias corretas, conforme o item 2.10 da ROP.</w:t>
       </w:r>
     </w:p>
     <w:p>
@@ -1948,10 +2201,13 @@
           <w:b/>
           <w:bCs/>
         </w:rPr>
-        <w:t>Parágrafo 2º:</w:t>
-      </w:r>
-      <w:r>
-        <w:t xml:space="preserve"> Os casos de mudança de categoria devem respeitar o período de correção previsto no Art. 15 deste regulamento.</w:t>
+        <w:t xml:space="preserve">Parágrafo 2º:</w:t>
+      </w:r>
+      <w:r>
+        <w:t xml:space="preserve"> </w:t>
+      </w:r>
+      <w:r>
+        <w:t xml:space="preserve">Os casos de mudança de categoria devem respeitar o período de correção previsto no Art. 15 deste regulamento.</w:t>
       </w:r>
     </w:p>
     <w:p>
@@ -1963,20 +2219,29 @@
           <w:b/>
           <w:bCs/>
         </w:rPr>
-        <w:t>Art. 33</w:t>
-      </w:r>
-      <w:r>
-        <w:t xml:space="preserve"> – </w:t>
-      </w:r>
-      <w:r>
-        <w:rPr>
-          <w:b/>
-          <w:bCs/>
-        </w:rPr>
-        <w:t>Pontuação de Voluntários:</w:t>
-      </w:r>
-      <w:r>
-        <w:t xml:space="preserve"> Atletas convocados formalmente por seus clubes para atuarem na equipe organizadora — ou convocados pela FECORI para atuar como árbitro — e impedidos de competir, poderão receber a média da pontuação de suas outras participações, desde que autorizados pelo árbitro e cujo percurso da categoria não tenha sido anulado:</w:t>
+        <w:t xml:space="preserve">Art. 33</w:t>
+      </w:r>
+      <w:r>
+        <w:t xml:space="preserve"> </w:t>
+      </w:r>
+      <w:r>
+        <w:t xml:space="preserve">–</w:t>
+      </w:r>
+      <w:r>
+        <w:t xml:space="preserve"> </w:t>
+      </w:r>
+      <w:r>
+        <w:rPr>
+          <w:b/>
+          <w:bCs/>
+        </w:rPr>
+        <w:t xml:space="preserve">Pontuação de Voluntários:</w:t>
+      </w:r>
+      <w:r>
+        <w:t xml:space="preserve"> </w:t>
+      </w:r>
+      <w:r>
+        <w:t xml:space="preserve">Atletas convocados formalmente por seus clubes para atuarem na equipe organizadora — ou convocados pela FECORI para atuar como árbitro — e impedidos de competir, poderão receber a média da pontuação de suas outras participações, desde que autorizados pelo árbitro e cujo percurso da categoria não tenha sido anulado:</w:t>
       </w:r>
     </w:p>
     <w:p>
@@ -1988,20 +2253,29 @@
           <w:b/>
           <w:bCs/>
         </w:rPr>
-        <w:t>Parágrafo 1º (CCO):</w:t>
-      </w:r>
-      <w:r>
-        <w:t xml:space="preserve"> O atleta precisa participar de pelo menos metade das etapas realizadas no campeonato anual — </w:t>
+        <w:t xml:space="preserve">Parágrafo 1º (CCO):</w:t>
+      </w:r>
+      <w:r>
+        <w:t xml:space="preserve"> </w:t>
+      </w:r>
+      <w:r>
+        <w:t xml:space="preserve">O atleta precisa participar de pelo menos metade das etapas realizadas no campeonato anual —</w:t>
+      </w:r>
+      <w:r>
+        <w:t xml:space="preserve"> </w:t>
       </w:r>
       <w:r>
         <w:rPr>
           <w:i/>
           <w:iCs/>
         </w:rPr>
-        <w:t>considerando apenas as etapas que realmente aconteceram, excluindo as canceladas, e arredondando o número para baixo</w:t>
-      </w:r>
-      <w:r>
-        <w:t xml:space="preserve"> — para ter direito à pontuação. A média é calculada com base nas etapas em que o atleta se inscreveu, exceto a etapa de voluntário, aplicando-se previamente o descarte previsto no Art. 34.</w:t>
+        <w:t xml:space="preserve">considerando apenas as etapas que realmente aconteceram, excluindo as canceladas, e arredondando o número para baixo</w:t>
+      </w:r>
+      <w:r>
+        <w:t xml:space="preserve"> </w:t>
+      </w:r>
+      <w:r>
+        <w:t xml:space="preserve">— para ter direito à pontuação. A média é calculada com base nas etapas em que o atleta se inscreveu, exceto a etapa de voluntário, aplicando-se previamente o descarte previsto no Art. 34.</w:t>
       </w:r>
     </w:p>
     <w:p>
@@ -2013,10 +2287,13 @@
           <w:b/>
           <w:bCs/>
         </w:rPr>
-        <w:t>Parágrafo 2º (CCOS):</w:t>
-      </w:r>
-      <w:r>
-        <w:t xml:space="preserve"> A média é calculada com base nos outros percursos do mesmo evento. Servirá também para definir a ordem de partida inversa no último percurso.</w:t>
+        <w:t xml:space="preserve">Parágrafo 2º (CCOS):</w:t>
+      </w:r>
+      <w:r>
+        <w:t xml:space="preserve"> </w:t>
+      </w:r>
+      <w:r>
+        <w:t xml:space="preserve">A média é calculada com base nos outros percursos do mesmo evento. Servirá também para definir a ordem de partida inversa no último percurso.</w:t>
       </w:r>
     </w:p>
     <w:p>
@@ -2028,10 +2305,13 @@
           <w:b/>
           <w:bCs/>
         </w:rPr>
-        <w:t>Parágrafo 3º:</w:t>
-      </w:r>
-      <w:r>
-        <w:t xml:space="preserve"> Qualquer atleta poderá se candidatar a participar como voluntário da organização de um evento, desde que a entidade organizadora aceite, mas só receberão a média da pontuação aqueles enquadrados neste artigo.</w:t>
+        <w:t xml:space="preserve">Parágrafo 3º:</w:t>
+      </w:r>
+      <w:r>
+        <w:t xml:space="preserve"> </w:t>
+      </w:r>
+      <w:r>
+        <w:t xml:space="preserve">Qualquer atleta poderá se candidatar a participar como voluntário da organização de um evento, desde que a entidade organizadora aceite, mas só receberão a média da pontuação aqueles enquadrados neste artigo.</w:t>
       </w:r>
     </w:p>
     <w:p>
@@ -2043,10 +2323,13 @@
           <w:b/>
           <w:bCs/>
         </w:rPr>
-        <w:t>Parágrafo 4º:</w:t>
-      </w:r>
-      <w:r>
-        <w:t xml:space="preserve"> A lista com os voluntários que serão beneficiados com a média deve ser reportada ao árbitro e à FECORI ao término da apuração (CCOS) ou em até 15 dias (CCO).</w:t>
+        <w:t xml:space="preserve">Parágrafo 4º:</w:t>
+      </w:r>
+      <w:r>
+        <w:t xml:space="preserve"> </w:t>
+      </w:r>
+      <w:r>
+        <w:t xml:space="preserve">A lista com os voluntários que serão beneficiados com a média deve ser reportada ao árbitro e à FECORI ao término da apuração (CCOS) ou em até 15 dias (CCO).</w:t>
       </w:r>
     </w:p>
     <w:p>
@@ -2058,20 +2341,29 @@
           <w:b/>
           <w:bCs/>
         </w:rPr>
-        <w:t>Parágrafo 5º:</w:t>
-      </w:r>
-      <w:r>
-        <w:t xml:space="preserve"> O árbitro do evento elaborará o seu Relatório, previsto nas </w:t>
+        <w:t xml:space="preserve">Parágrafo 5º:</w:t>
+      </w:r>
+      <w:r>
+        <w:t xml:space="preserve"> </w:t>
+      </w:r>
+      <w:r>
+        <w:t xml:space="preserve">O árbitro do evento elaborará o seu Relatório, previsto nas</w:t>
+      </w:r>
+      <w:r>
+        <w:t xml:space="preserve"> </w:t>
       </w:r>
       <w:r>
         <w:rPr>
           <w:i/>
           <w:iCs/>
         </w:rPr>
-        <w:t>DIRETRIZES PARA EVENTOS</w:t>
-      </w:r>
-      <w:r>
-        <w:t xml:space="preserve"> da CBO, e o encaminhará à FECORI no prazo de 30 (trinta) dias, conforme item 40.2 da ROP.</w:t>
+        <w:t xml:space="preserve">DIRETRIZES PARA EVENTOS</w:t>
+      </w:r>
+      <w:r>
+        <w:t xml:space="preserve"> </w:t>
+      </w:r>
+      <w:r>
+        <w:t xml:space="preserve">da CBO, e o encaminhará à FECORI no prazo de 30 (trinta) dias, conforme item 40.2 da ROP.</w:t>
       </w:r>
     </w:p>
     <w:p>
@@ -2083,23 +2375,29 @@
           <w:b/>
           <w:bCs/>
         </w:rPr>
-        <w:t>Art. 34</w:t>
-      </w:r>
-      <w:r>
-        <w:t xml:space="preserve"> – </w:t>
-      </w:r>
-      <w:r>
-        <w:rPr>
-          <w:b/>
-          <w:bCs/>
-        </w:rPr>
-        <w:t>Exclusivo do CCO:</w:t>
-      </w:r>
-      <w:r>
-        <w:t xml:space="preserve"> </w:t>
-      </w:r>
-      <w:r>
-        <w:t>A classificação individual geral será calculada com base no somatório dos pontos obtidos pelo atleta em todas as etapas, descartando-se obrigatoriamente uma etapa, aquela com a menor pontuação, desde que o campeonato tenha sido disputado em mais de três etapas.</w:t>
+        <w:t xml:space="preserve">Art. 34</w:t>
+      </w:r>
+      <w:r>
+        <w:t xml:space="preserve"> </w:t>
+      </w:r>
+      <w:r>
+        <w:t xml:space="preserve">–</w:t>
+      </w:r>
+      <w:r>
+        <w:t xml:space="preserve"> </w:t>
+      </w:r>
+      <w:r>
+        <w:rPr>
+          <w:b/>
+          <w:bCs/>
+        </w:rPr>
+        <w:t xml:space="preserve">Exclusivo do CCO:</w:t>
+      </w:r>
+      <w:r>
+        <w:t xml:space="preserve"> </w:t>
+      </w:r>
+      <w:r>
+        <w:t xml:space="preserve">A classificação individual geral será calculada com base no somatório dos pontos obtidos pelo atleta em todas as etapas, descartando-se obrigatoriamente uma etapa, aquela com a menor pontuação, desde que o campeonato tenha sido disputado em mais de três etapas.</w:t>
       </w:r>
     </w:p>
     <w:p>
@@ -2111,20 +2409,26 @@
           <w:b/>
           <w:bCs/>
         </w:rPr>
-        <w:t>Parágrafo 1º:</w:t>
-      </w:r>
-      <w:r>
-        <w:t xml:space="preserve"> Caso o campeonato, </w:t>
-      </w:r>
-      <w:r>
-        <w:rPr>
-          <w:b/>
-          <w:bCs/>
-        </w:rPr>
-        <w:t>inclusive por motivo de cancelamento de etapas pela organização</w:t>
-      </w:r>
-      <w:r>
-        <w:t>, venha a ser disputado em três etapas ou menos, não haverá descarte e a classificação será dada pelo somatório de todas as etapas efetivamente realizadas.</w:t>
+        <w:t xml:space="preserve">Parágrafo 1º:</w:t>
+      </w:r>
+      <w:r>
+        <w:t xml:space="preserve"> </w:t>
+      </w:r>
+      <w:r>
+        <w:t xml:space="preserve">Caso o campeonato,</w:t>
+      </w:r>
+      <w:r>
+        <w:t xml:space="preserve"> </w:t>
+      </w:r>
+      <w:r>
+        <w:rPr>
+          <w:b/>
+          <w:bCs/>
+        </w:rPr>
+        <w:t xml:space="preserve">inclusive por motivo de cancelamento de etapas pela organização</w:t>
+      </w:r>
+      <w:r>
+        <w:t xml:space="preserve">, venha a ser disputado em três etapas ou menos, não haverá descarte e a classificação será dada pelo somatório de todas as etapas efetivamente realizadas.</w:t>
       </w:r>
     </w:p>
     <w:p>
@@ -2136,13 +2440,13 @@
           <w:b/>
           <w:bCs/>
         </w:rPr>
-        <w:t>Parágrafo 2º:</w:t>
-      </w:r>
-      <w:r>
-        <w:t xml:space="preserve"> </w:t>
-      </w:r>
-      <w:r>
-        <w:t>Em caso de empate individual, prevalece o melhor resultado no último percurso. Persistindo o empate, considerar-se-á o percurso anterior, e assim sucessivamente. Persistindo o empate, o atleta com maior idade fica melhor classificado.</w:t>
+        <w:t xml:space="preserve">Parágrafo 2º:</w:t>
+      </w:r>
+      <w:r>
+        <w:t xml:space="preserve"> </w:t>
+      </w:r>
+      <w:r>
+        <w:t xml:space="preserve">Em caso de empate individual, prevalece o melhor resultado no último percurso. Persistindo o empate, considerar-se-á o percurso anterior, e assim sucessivamente. Persistindo o empate, o atleta com maior idade fica melhor classificado.</w:t>
       </w:r>
     </w:p>
     <w:p>
@@ -2154,20 +2458,26 @@
           <w:b/>
           <w:bCs/>
         </w:rPr>
-        <w:t>Art. 35</w:t>
-      </w:r>
-      <w:r>
-        <w:t xml:space="preserve"> – A pontuação dos clubes (em ambas as competições) será dada pela soma dos pontos dos seus </w:t>
-      </w:r>
-      <w:r>
-        <w:rPr>
-          <w:b/>
-          <w:bCs/>
-        </w:rPr>
-        <w:t>três atletas filiados à CBO melhores classificados em cada categoria</w:t>
-      </w:r>
-      <w:r>
-        <w:t>, por etapa/percurso. Clubes não filiados à CBO não participam do resultado de clubes.</w:t>
+        <w:t xml:space="preserve">Art. 35</w:t>
+      </w:r>
+      <w:r>
+        <w:t xml:space="preserve"> </w:t>
+      </w:r>
+      <w:r>
+        <w:t xml:space="preserve">– A pontuação dos clubes (em ambas as competições) será dada pela soma dos pontos dos seus</w:t>
+      </w:r>
+      <w:r>
+        <w:t xml:space="preserve"> </w:t>
+      </w:r>
+      <w:r>
+        <w:rPr>
+          <w:b/>
+          <w:bCs/>
+        </w:rPr>
+        <w:t xml:space="preserve">três atletas filiados à CBO melhores classificados em cada categoria</w:t>
+      </w:r>
+      <w:r>
+        <w:t xml:space="preserve">, por etapa/percurso. Clubes não filiados à CBO não participam do resultado de clubes.</w:t>
       </w:r>
     </w:p>
     <w:p>
@@ -2179,20 +2489,23 @@
           <w:b/>
           <w:bCs/>
         </w:rPr>
-        <w:t>Parágrafo Único:</w:t>
-      </w:r>
-      <w:r>
-        <w:t xml:space="preserve"> Em caso de empate entre clubes, vence o que tiver mais primeiros lugares, depois segundos, sucessivamente até o desempate.</w:t>
-      </w:r>
-    </w:p>
+        <w:t xml:space="preserve">Parágrafo Único:</w:t>
+      </w:r>
+      <w:r>
+        <w:t xml:space="preserve"> </w:t>
+      </w:r>
+      <w:r>
+        <w:t xml:space="preserve">Em caso de empate entre clubes, vence o que tiver mais primeiros lugares, depois segundos, sucessivamente até o desempate.</w:t>
+      </w:r>
+    </w:p>
+    <w:bookmarkEnd w:id="28"/>
+    <w:bookmarkStart w:id="29" w:name="da-premiação"/>
     <w:p>
       <w:pPr>
         <w:pStyle w:val="Ttulo2"/>
       </w:pPr>
-      <w:bookmarkStart w:id="11" w:name="da-premiação"/>
-      <w:bookmarkEnd w:id="10"/>
-      <w:r>
-        <w:t>9. Da Premiação</w:t>
+      <w:r>
+        <w:t xml:space="preserve">9. Da Premiação</w:t>
       </w:r>
     </w:p>
     <w:p>
@@ -2204,10 +2517,13 @@
           <w:b/>
           <w:bCs/>
         </w:rPr>
-        <w:t>Art. 36</w:t>
-      </w:r>
-      <w:r>
-        <w:t xml:space="preserve"> – Não haverá premiação por etapa/percurso, ocorrendo apenas no final de cada campeonato.</w:t>
+        <w:t xml:space="preserve">Art. 36</w:t>
+      </w:r>
+      <w:r>
+        <w:t xml:space="preserve"> </w:t>
+      </w:r>
+      <w:r>
+        <w:t xml:space="preserve">– Não haverá premiação por etapa/percurso, ocorrendo apenas no final de cada campeonato.</w:t>
       </w:r>
     </w:p>
     <w:p>
@@ -2219,10 +2535,13 @@
           <w:b/>
           <w:bCs/>
         </w:rPr>
-        <w:t>Art. 37</w:t>
-      </w:r>
-      <w:r>
-        <w:t xml:space="preserve"> – Outros prêmios poderão ser concedidos durante o campeonato, a cargo dos organizadores das etapas ou eventos.</w:t>
+        <w:t xml:space="preserve">Art. 37</w:t>
+      </w:r>
+      <w:r>
+        <w:t xml:space="preserve"> </w:t>
+      </w:r>
+      <w:r>
+        <w:t xml:space="preserve">– Outros prêmios poderão ser concedidos durante o campeonato, a cargo dos organizadores das etapas ou eventos.</w:t>
       </w:r>
     </w:p>
     <w:p>
@@ -2234,30 +2553,45 @@
           <w:b/>
           <w:bCs/>
         </w:rPr>
-        <w:t>Art. 38</w:t>
-      </w:r>
-      <w:r>
-        <w:t xml:space="preserve"> – Os </w:t>
-      </w:r>
-      <w:r>
-        <w:rPr>
-          <w:b/>
-          <w:bCs/>
-        </w:rPr>
-        <w:t>atletas</w:t>
-      </w:r>
-      <w:r>
-        <w:t xml:space="preserve"> campeões, vice-campeões e terceiros lugares em cada categoria (incluindo Novatos) serão premiados com </w:t>
-      </w:r>
-      <w:r>
-        <w:rPr>
-          <w:b/>
-          <w:bCs/>
-        </w:rPr>
-        <w:t>medalhas</w:t>
-      </w:r>
-      <w:r>
-        <w:t xml:space="preserve"> em cada campeonato.</w:t>
+        <w:t xml:space="preserve">Art. 38</w:t>
+      </w:r>
+      <w:r>
+        <w:t xml:space="preserve"> </w:t>
+      </w:r>
+      <w:r>
+        <w:t xml:space="preserve">– Os</w:t>
+      </w:r>
+      <w:r>
+        <w:t xml:space="preserve"> </w:t>
+      </w:r>
+      <w:r>
+        <w:rPr>
+          <w:b/>
+          <w:bCs/>
+        </w:rPr>
+        <w:t xml:space="preserve">atletas</w:t>
+      </w:r>
+      <w:r>
+        <w:t xml:space="preserve"> </w:t>
+      </w:r>
+      <w:r>
+        <w:t xml:space="preserve">campeões, vice-campeões e terceiros lugares em cada categoria (incluindo Novatos) serão premiados com</w:t>
+      </w:r>
+      <w:r>
+        <w:t xml:space="preserve"> </w:t>
+      </w:r>
+      <w:r>
+        <w:rPr>
+          <w:b/>
+          <w:bCs/>
+        </w:rPr>
+        <w:t xml:space="preserve">medalhas</w:t>
+      </w:r>
+      <w:r>
+        <w:t xml:space="preserve"> </w:t>
+      </w:r>
+      <w:r>
+        <w:t xml:space="preserve">em cada campeonato.</w:t>
       </w:r>
     </w:p>
     <w:p>
@@ -2269,30 +2603,42 @@
           <w:b/>
           <w:bCs/>
         </w:rPr>
-        <w:t>Art. 39</w:t>
-      </w:r>
-      <w:r>
-        <w:t xml:space="preserve"> – Os </w:t>
-      </w:r>
-      <w:r>
-        <w:rPr>
-          <w:b/>
-          <w:bCs/>
-        </w:rPr>
-        <w:t>3 (três) clubes melhor pontuados</w:t>
-      </w:r>
-      <w:r>
-        <w:t xml:space="preserve"> ao final de cada campeonato serão premiados com </w:t>
-      </w:r>
-      <w:r>
-        <w:rPr>
-          <w:b/>
-          <w:bCs/>
-        </w:rPr>
-        <w:t>troféus</w:t>
-      </w:r>
-      <w:r>
-        <w:t>.</w:t>
+        <w:t xml:space="preserve">Art. 39</w:t>
+      </w:r>
+      <w:r>
+        <w:t xml:space="preserve"> </w:t>
+      </w:r>
+      <w:r>
+        <w:t xml:space="preserve">– Os</w:t>
+      </w:r>
+      <w:r>
+        <w:t xml:space="preserve"> </w:t>
+      </w:r>
+      <w:r>
+        <w:rPr>
+          <w:b/>
+          <w:bCs/>
+        </w:rPr>
+        <w:t xml:space="preserve">3 (três) clubes melhor pontuados</w:t>
+      </w:r>
+      <w:r>
+        <w:t xml:space="preserve"> </w:t>
+      </w:r>
+      <w:r>
+        <w:t xml:space="preserve">ao final de cada campeonato serão premiados com</w:t>
+      </w:r>
+      <w:r>
+        <w:t xml:space="preserve"> </w:t>
+      </w:r>
+      <w:r>
+        <w:rPr>
+          <w:b/>
+          <w:bCs/>
+        </w:rPr>
+        <w:t xml:space="preserve">troféus</w:t>
+      </w:r>
+      <w:r>
+        <w:t xml:space="preserve">.</w:t>
       </w:r>
     </w:p>
     <w:p>
@@ -2304,10 +2650,13 @@
           <w:b/>
           <w:bCs/>
         </w:rPr>
-        <w:t>Parágrafo 1º:</w:t>
-      </w:r>
-      <w:r>
-        <w:t xml:space="preserve"> Têm direito à premiação final apenas atletas filiados à CBO que participarem de no mínimo metade dos percursos/etapas realizados e estiverem em situação regular.</w:t>
+        <w:t xml:space="preserve">Parágrafo 1º:</w:t>
+      </w:r>
+      <w:r>
+        <w:t xml:space="preserve"> </w:t>
+      </w:r>
+      <w:r>
+        <w:t xml:space="preserve">Têm direito à premiação final apenas atletas filiados à CBO que participarem de no mínimo metade dos percursos/etapas realizados e estiverem em situação regular.</w:t>
       </w:r>
     </w:p>
     <w:p>
@@ -2319,10 +2668,13 @@
           <w:b/>
           <w:bCs/>
         </w:rPr>
-        <w:t>Parágrafo 2º:</w:t>
-      </w:r>
-      <w:r>
-        <w:t xml:space="preserve"> Na ausência do atleta ou representante de clube na cerimônia, o prêmio poderá ser despachado com custas ressarcidas pelo recebedor.</w:t>
+        <w:t xml:space="preserve">Parágrafo 2º:</w:t>
+      </w:r>
+      <w:r>
+        <w:t xml:space="preserve"> </w:t>
+      </w:r>
+      <w:r>
+        <w:t xml:space="preserve">Na ausência do atleta ou representante de clube na cerimônia, o prêmio poderá ser despachado com custas ressarcidas pelo recebedor.</w:t>
       </w:r>
     </w:p>
     <w:p>
@@ -2334,48 +2686,27 @@
           <w:i/>
           <w:iCs/>
         </w:rPr>
-        <w:t>Fortaleza/CE, 27 de abril de 2026.</w:t>
-      </w:r>
-      <w:bookmarkEnd w:id="0"/>
-      <w:bookmarkEnd w:id="11"/>
-    </w:p>
+        <w:t xml:space="preserve">Fortaleza/CE, 27 de abril de 2026.</w:t>
+      </w:r>
+    </w:p>
+    <w:bookmarkEnd w:id="29"/>
+    <w:bookmarkEnd w:id="30"/>
     <w:sectPr>
-      <w:headerReference w:type="default" r:id="rId7"/>
-      <w:footerReference w:type="default" r:id="rId8"/>
+      <w:headerReference r:id="rId8" w:type="default"/>
+      <w:footerReference r:id="rId9" w:type="default"/>
       <w:footnotePr>
         <w:numRestart w:val="eachSect"/>
       </w:footnotePr>
-      <w:pgSz w:w="11907" w:h="16840" w:code="9"/>
-      <w:pgMar w:top="1701" w:right="567" w:bottom="993" w:left="567" w:header="567" w:footer="567" w:gutter="0"/>
+      <w:pgSz w:code="9" w:h="16840" w:w="11907"/>
+      <w:pgMar w:bottom="993" w:footer="567" w:gutter="0" w:header="567" w:left="567" w:right="567" w:top="1701"/>
       <w:cols w:space="720"/>
     </w:sectPr>
   </w:body>
 </w:document>
 </file>
 
-<file path=word/endnotes.xml><?xml version="1.0" encoding="utf-8"?>
-<w:endnotes xmlns:wpc="http://schemas.microsoft.com/office/word/2010/wordprocessingCanvas" xmlns:cx="http://schemas.microsoft.com/office/drawing/2014/chartex" xmlns:cx1="http://schemas.microsoft.com/office/drawing/2015/9/8/chartex" xmlns:cx2="http://schemas.microsoft.com/office/drawing/2015/10/21/chartex" xmlns:cx3="http://schemas.microsoft.com/office/drawing/2016/5/9/chartex" xmlns:cx4="http://schemas.microsoft.com/office/drawing/2016/5/10/chartex" xmlns:cx5="http://schemas.microsoft.com/office/drawing/2016/5/11/chartex" xmlns:cx6="http://schemas.microsoft.com/office/drawing/2016/5/12/chartex" xmlns:cx7="http://schemas.microsoft.com/office/drawing/2016/5/13/chartex" xmlns:cx8="http://schemas.microsoft.com/office/drawing/2016/5/14/chartex" xmlns:mc="http://schemas.openxmlformats.org/markup-compatibility/2006" xmlns:aink="http://schemas.microsoft.com/office/drawing/2016/ink" xmlns:am3d="http://schemas.microsoft.com/office/drawing/2017/model3d" xmlns:o="urn:schemas-microsoft-com:office:office" xmlns:oel="http://schemas.microsoft.com/office/2019/extlst" xmlns:r="http://schemas.openxmlformats.org/officeDocument/2006/relationships" xmlns:m="http://schemas.openxmlformats.org/officeDocument/2006/math" xmlns:v="urn:schemas-microsoft-com:vml" xmlns:wp14="http://schemas.microsoft.com/office/word/2010/wordprocessingDrawing" xmlns:wp="http://schemas.openxmlformats.org/drawingml/2006/wordprocessingDrawing" xmlns:w10="urn:schemas-microsoft-com:office:word" xmlns:w="http://schemas.openxmlformats.org/wordprocessingml/2006/main" xmlns:w14="http://schemas.microsoft.com/office/word/2010/wordml" xmlns:w15="http://schemas.microsoft.com/office/word/2012/wordml" xmlns:w16cex="http://schemas.microsoft.com/office/word/2018/wordml/cex" xmlns:w16cid="http://schemas.microsoft.com/office/word/2016/wordml/cid" xmlns:w16="http://schemas.microsoft.com/office/word/2018/wordml" xmlns:w16du="http://schemas.microsoft.com/office/word/2023/wordml/word16du" xmlns:w16sdtdh="http://schemas.microsoft.com/office/word/2020/wordml/sdtdatahash" xmlns:w16sdtfl="http://schemas.microsoft.com/office/word/2024/wordml/sdtformatlock" xmlns:w16se="http://schemas.microsoft.com/office/word/2015/wordml/symex" xmlns:wpg="http://schemas.microsoft.com/office/word/2010/wordprocessingGroup" xmlns:wpi="http://schemas.microsoft.com/office/word/2010/wordprocessingInk" xmlns:wne="http://schemas.microsoft.com/office/word/2006/wordml" xmlns:wps="http://schemas.microsoft.com/office/word/2010/wordprocessingShape" mc:Ignorable="w14 w15 w16se w16cid w16 w16cex w16sdtdh w16sdtfl w16du wp14">
-  <w:endnote w:type="separator" w:id="-1">
-    <w:p>
-      <w:pPr>
-        <w:spacing w:after="0"/>
-      </w:pPr>
-      <w:r>
-        <w:separator/>
-      </w:r>
-    </w:p>
-  </w:endnote>
-  <w:endnote w:type="continuationSeparator" w:id="0">
-    <w:p>
-      <w:pPr>
-        <w:spacing w:after="0"/>
-      </w:pPr>
-      <w:r>
-        <w:continuationSeparator/>
-      </w:r>
-    </w:p>
-  </w:endnote>
-</w:endnotes>
+<file path=word/comments.xml><?xml version="1.0" encoding="utf-8"?>
+<w:comments xmlns:w="http://schemas.openxmlformats.org/wordprocessingml/2006/main" xmlns:m="http://schemas.openxmlformats.org/officeDocument/2006/math" xmlns:r="http://schemas.openxmlformats.org/officeDocument/2006/relationships" xmlns:o="urn:schemas-microsoft-com:office:office" xmlns:v="urn:schemas-microsoft-com:vml" xmlns:w10="urn:schemas-microsoft-com:office:word" xmlns:a="http://schemas.openxmlformats.org/drawingml/2006/main" xmlns:pic="http://schemas.openxmlformats.org/drawingml/2006/picture" xmlns:wp="http://schemas.openxmlformats.org/drawingml/2006/wordprocessingDrawing"/>
 </file>
 
 <file path=word/footer1.xml><?xml version="1.0" encoding="utf-8"?>
@@ -2389,6 +2720,7 @@
       <w:tabs>
         <w:tab w:val="clear" w:pos="4252"/>
         <w:tab w:val="clear" w:pos="8504"/>
+        <w:tab w:val="center" w:pos="5387"/>
         <w:tab w:val="right" w:pos="10773"/>
       </w:tabs>
     </w:pPr>
@@ -2429,29 +2761,59 @@
         <w:t>1</w:t>
       </w:r>
     </w:fldSimple>
+    <w:r>
+      <w:rPr>
+        <w:noProof/>
+      </w:rPr>
+      <w:tab/>
+    </w:r>
+    <w:r>
+      <w:rPr>
+        <w:noProof/>
+      </w:rPr>
+      <w:fldChar w:fldCharType="begin"/>
+    </w:r>
+    <w:r>
+      <w:rPr>
+        <w:noProof/>
+      </w:rPr>
+      <w:instrText xml:space="preserve"> PRINTDATE  \@ "dd/MM/yy HH:mm"  \* MERGEFORMAT </w:instrText>
+    </w:r>
+    <w:r>
+      <w:rPr>
+        <w:noProof/>
+      </w:rPr>
+      <w:fldChar w:fldCharType="separate"/>
+    </w:r>
+    <w:r>
+      <w:rPr>
+        <w:noProof/>
+      </w:rPr>
+      <w:t>00/00/00 00:00</w:t>
+    </w:r>
+    <w:r>
+      <w:rPr>
+        <w:noProof/>
+      </w:rPr>
+      <w:fldChar w:fldCharType="end"/>
+    </w:r>
   </w:p>
 </w:ftr>
 </file>
 
 <file path=word/footnotes.xml><?xml version="1.0" encoding="utf-8"?>
-<w:footnotes xmlns:wpc="http://schemas.microsoft.com/office/word/2010/wordprocessingCanvas" xmlns:cx="http://schemas.microsoft.com/office/drawing/2014/chartex" xmlns:cx1="http://schemas.microsoft.com/office/drawing/2015/9/8/chartex" xmlns:cx2="http://schemas.microsoft.com/office/drawing/2015/10/21/chartex" xmlns:cx3="http://schemas.microsoft.com/office/drawing/2016/5/9/chartex" xmlns:cx4="http://schemas.microsoft.com/office/drawing/2016/5/10/chartex" xmlns:cx5="http://schemas.microsoft.com/office/drawing/2016/5/11/chartex" xmlns:cx6="http://schemas.microsoft.com/office/drawing/2016/5/12/chartex" xmlns:cx7="http://schemas.microsoft.com/office/drawing/2016/5/13/chartex" xmlns:cx8="http://schemas.microsoft.com/office/drawing/2016/5/14/chartex" xmlns:mc="http://schemas.openxmlformats.org/markup-compatibility/2006" xmlns:aink="http://schemas.microsoft.com/office/drawing/2016/ink" xmlns:am3d="http://schemas.microsoft.com/office/drawing/2017/model3d" xmlns:o="urn:schemas-microsoft-com:office:office" xmlns:oel="http://schemas.microsoft.com/office/2019/extlst" xmlns:r="http://schemas.openxmlformats.org/officeDocument/2006/relationships" xmlns:m="http://schemas.openxmlformats.org/officeDocument/2006/math" xmlns:v="urn:schemas-microsoft-com:vml" xmlns:wp14="http://schemas.microsoft.com/office/word/2010/wordprocessingDrawing" xmlns:wp="http://schemas.openxmlformats.org/drawingml/2006/wordprocessingDrawing" xmlns:w10="urn:schemas-microsoft-com:office:word" xmlns:w="http://schemas.openxmlformats.org/wordprocessingml/2006/main" xmlns:w14="http://schemas.microsoft.com/office/word/2010/wordml" xmlns:w15="http://schemas.microsoft.com/office/word/2012/wordml" xmlns:w16cex="http://schemas.microsoft.com/office/word/2018/wordml/cex" xmlns:w16cid="http://schemas.microsoft.com/office/word/2016/wordml/cid" xmlns:w16="http://schemas.microsoft.com/office/word/2018/wordml" xmlns:w16du="http://schemas.microsoft.com/office/word/2023/wordml/word16du" xmlns:w16sdtdh="http://schemas.microsoft.com/office/word/2020/wordml/sdtdatahash" xmlns:w16sdtfl="http://schemas.microsoft.com/office/word/2024/wordml/sdtformatlock" xmlns:w16se="http://schemas.microsoft.com/office/word/2015/wordml/symex" xmlns:wpg="http://schemas.microsoft.com/office/word/2010/wordprocessingGroup" xmlns:wpi="http://schemas.microsoft.com/office/word/2010/wordprocessingInk" xmlns:wne="http://schemas.microsoft.com/office/word/2006/wordml" xmlns:wps="http://schemas.microsoft.com/office/word/2010/wordprocessingShape" mc:Ignorable="w14 w15 w16se w16cid w16 w16cex w16sdtdh w16sdtfl w16du wp14">
+<w:footnotes xmlns:w="http://schemas.openxmlformats.org/wordprocessingml/2006/main" xmlns:m="http://schemas.openxmlformats.org/officeDocument/2006/math" xmlns:r="http://schemas.openxmlformats.org/officeDocument/2006/relationships" xmlns:o="urn:schemas-microsoft-com:office:office" xmlns:v="urn:schemas-microsoft-com:vml" xmlns:w10="urn:schemas-microsoft-com:office:word" xmlns:a="http://schemas.openxmlformats.org/drawingml/2006/main" xmlns:pic="http://schemas.openxmlformats.org/drawingml/2006/picture" xmlns:wp="http://schemas.openxmlformats.org/drawingml/2006/wordprocessingDrawing">
+  <w:footnote w:type="continuationSeparator" w:id="0">
+    <w:p>
+      <w:r>
+        <w:continuationSeparator/>
+      </w:r>
+    </w:p>
+  </w:footnote>
   <w:footnote w:type="separator" w:id="-1">
     <w:p>
-      <w:pPr>
-        <w:spacing w:after="0"/>
-      </w:pPr>
       <w:r>
         <w:separator/>
-      </w:r>
-    </w:p>
-  </w:footnote>
-  <w:footnote w:type="continuationSeparator" w:id="0">
-    <w:p>
-      <w:pPr>
-        <w:spacing w:after="0"/>
-      </w:pPr>
-      <w:r>
-        <w:continuationSeparator/>
       </w:r>
     </w:p>
   </w:footnote>
@@ -2506,7 +2868,7 @@
               <w:noProof/>
             </w:rPr>
             <w:drawing>
-              <wp:inline distT="114300" distB="114300" distL="114300" distR="114300" wp14:anchorId="7A1EABA9" wp14:editId="7A1EABAA">
+              <wp:inline distT="114300" distB="114300" distL="114300" distR="114300" wp14:anchorId="6DC0184D" wp14:editId="0F5FFAD8">
                 <wp:extent cx="1130400" cy="230400"/>
                 <wp:effectExtent l="0" t="0" r="0" b="0"/>
                 <wp:docPr id="869517583" name="image2.png"/>
@@ -2642,7 +3004,7 @@
               <w:noProof/>
             </w:rPr>
             <w:drawing>
-              <wp:inline distT="0" distB="0" distL="0" distR="0" wp14:anchorId="7A1EABAB" wp14:editId="7A1EABAC">
+              <wp:inline distT="0" distB="0" distL="0" distR="0" wp14:anchorId="7BEDB6B6" wp14:editId="69875BA0">
                 <wp:extent cx="808990" cy="474345"/>
                 <wp:effectExtent l="0" t="0" r="0" b="1905"/>
                 <wp:docPr id="2088517251" name="Imagem 1" descr="Orientação - O que é?"/>
@@ -2708,85 +3070,8 @@
 </file>
 
 <file path=word/numbering.xml><?xml version="1.0" encoding="utf-8"?>
-<w:numbering xmlns:wpc="http://schemas.microsoft.com/office/word/2010/wordprocessingCanvas" xmlns:cx="http://schemas.microsoft.com/office/drawing/2014/chartex" xmlns:cx1="http://schemas.microsoft.com/office/drawing/2015/9/8/chartex" xmlns:cx2="http://schemas.microsoft.com/office/drawing/2015/10/21/chartex" xmlns:cx3="http://schemas.microsoft.com/office/drawing/2016/5/9/chartex" xmlns:cx4="http://schemas.microsoft.com/office/drawing/2016/5/10/chartex" xmlns:cx5="http://schemas.microsoft.com/office/drawing/2016/5/11/chartex" xmlns:cx6="http://schemas.microsoft.com/office/drawing/2016/5/12/chartex" xmlns:cx7="http://schemas.microsoft.com/office/drawing/2016/5/13/chartex" xmlns:cx8="http://schemas.microsoft.com/office/drawing/2016/5/14/chartex" xmlns:mc="http://schemas.openxmlformats.org/markup-compatibility/2006" xmlns:aink="http://schemas.microsoft.com/office/drawing/2016/ink" xmlns:am3d="http://schemas.microsoft.com/office/drawing/2017/model3d" xmlns:o="urn:schemas-microsoft-com:office:office" xmlns:oel="http://schemas.microsoft.com/office/2019/extlst" xmlns:r="http://schemas.openxmlformats.org/officeDocument/2006/relationships" xmlns:m="http://schemas.openxmlformats.org/officeDocument/2006/math" xmlns:v="urn:schemas-microsoft-com:vml" xmlns:wp14="http://schemas.microsoft.com/office/word/2010/wordprocessingDrawing" xmlns:wp="http://schemas.openxmlformats.org/drawingml/2006/wordprocessingDrawing" xmlns:w10="urn:schemas-microsoft-com:office:word" xmlns:w="http://schemas.openxmlformats.org/wordprocessingml/2006/main" xmlns:w14="http://schemas.microsoft.com/office/word/2010/wordml" xmlns:w15="http://schemas.microsoft.com/office/word/2012/wordml" xmlns:w16cex="http://schemas.microsoft.com/office/word/2018/wordml/cex" xmlns:w16cid="http://schemas.microsoft.com/office/word/2016/wordml/cid" xmlns:w16="http://schemas.microsoft.com/office/word/2018/wordml" xmlns:w16du="http://schemas.microsoft.com/office/word/2023/wordml/word16du" xmlns:w16sdtdh="http://schemas.microsoft.com/office/word/2020/wordml/sdtdatahash" xmlns:w16sdtfl="http://schemas.microsoft.com/office/word/2024/wordml/sdtformatlock" xmlns:w16se="http://schemas.microsoft.com/office/word/2015/wordml/symex" xmlns:wpg="http://schemas.microsoft.com/office/word/2010/wordprocessingGroup" xmlns:wpi="http://schemas.microsoft.com/office/word/2010/wordprocessingInk" xmlns:wne="http://schemas.microsoft.com/office/word/2006/wordml" xmlns:wps="http://schemas.microsoft.com/office/word/2010/wordprocessingShape" mc:Ignorable="w14 w15 w16se w16cid w16 w16cex w16sdtdh w16sdtfl w16du wp14">
-  <w:abstractNum w:abstractNumId="0" w15:restartNumberingAfterBreak="0">
-    <w:nsid w:val="0000A990"/>
-    <w:multiLevelType w:val="multilevel"/>
-    <w:tmpl w:val="2570BEB8"/>
-    <w:lvl w:ilvl="0">
-      <w:numFmt w:val="bullet"/>
-      <w:lvlText w:val=" "/>
-      <w:lvlJc w:val="left"/>
-      <w:pPr>
-        <w:ind w:left="720" w:hanging="360"/>
-      </w:pPr>
-    </w:lvl>
-    <w:lvl w:ilvl="1">
-      <w:numFmt w:val="bullet"/>
-      <w:lvlText w:val=" "/>
-      <w:lvlJc w:val="left"/>
-      <w:pPr>
-        <w:ind w:left="1440" w:hanging="360"/>
-      </w:pPr>
-    </w:lvl>
-    <w:lvl w:ilvl="2">
-      <w:numFmt w:val="bullet"/>
-      <w:lvlText w:val=" "/>
-      <w:lvlJc w:val="left"/>
-      <w:pPr>
-        <w:ind w:left="2160" w:hanging="360"/>
-      </w:pPr>
-    </w:lvl>
-    <w:lvl w:ilvl="3">
-      <w:numFmt w:val="bullet"/>
-      <w:lvlText w:val=" "/>
-      <w:lvlJc w:val="left"/>
-      <w:pPr>
-        <w:ind w:left="2880" w:hanging="360"/>
-      </w:pPr>
-    </w:lvl>
-    <w:lvl w:ilvl="4">
-      <w:numFmt w:val="bullet"/>
-      <w:lvlText w:val=" "/>
-      <w:lvlJc w:val="left"/>
-      <w:pPr>
-        <w:ind w:left="3600" w:hanging="360"/>
-      </w:pPr>
-    </w:lvl>
-    <w:lvl w:ilvl="5">
-      <w:numFmt w:val="bullet"/>
-      <w:lvlText w:val=" "/>
-      <w:lvlJc w:val="left"/>
-      <w:pPr>
-        <w:ind w:left="4320" w:hanging="360"/>
-      </w:pPr>
-    </w:lvl>
-    <w:lvl w:ilvl="6">
-      <w:numFmt w:val="bullet"/>
-      <w:lvlText w:val=" "/>
-      <w:lvlJc w:val="left"/>
-      <w:pPr>
-        <w:ind w:left="5040" w:hanging="360"/>
-      </w:pPr>
-    </w:lvl>
-    <w:lvl w:ilvl="7">
-      <w:numFmt w:val="bullet"/>
-      <w:lvlText w:val=" "/>
-      <w:lvlJc w:val="left"/>
-      <w:pPr>
-        <w:ind w:left="5760" w:hanging="360"/>
-      </w:pPr>
-    </w:lvl>
-    <w:lvl w:ilvl="8">
-      <w:numFmt w:val="bullet"/>
-      <w:lvlText w:val=" "/>
-      <w:lvlJc w:val="left"/>
-      <w:pPr>
-        <w:ind w:left="6480" w:hanging="360"/>
-      </w:pPr>
-    </w:lvl>
-  </w:abstractNum>
-  <w:abstractNum w:abstractNumId="1" w15:restartNumberingAfterBreak="0">
+<w:numbering xmlns:aink="http://schemas.microsoft.com/office/drawing/2016/ink" xmlns:am3d="http://schemas.microsoft.com/office/drawing/2017/model3d" xmlns:cx="http://schemas.microsoft.com/office/drawing/2014/chartex" xmlns:cx1="http://schemas.microsoft.com/office/drawing/2015/9/8/chartex" xmlns:cx2="http://schemas.microsoft.com/office/drawing/2015/10/21/chartex" xmlns:cx3="http://schemas.microsoft.com/office/drawing/2016/5/9/chartex" xmlns:cx4="http://schemas.microsoft.com/office/drawing/2016/5/10/chartex" xmlns:cx5="http://schemas.microsoft.com/office/drawing/2016/5/11/chartex" xmlns:cx6="http://schemas.microsoft.com/office/drawing/2016/5/12/chartex" xmlns:cx7="http://schemas.microsoft.com/office/drawing/2016/5/13/chartex" xmlns:cx8="http://schemas.microsoft.com/office/drawing/2016/5/14/chartex" xmlns:m="http://schemas.openxmlformats.org/officeDocument/2006/math" xmlns:mc="http://schemas.openxmlformats.org/markup-compatibility/2006" xmlns:o="urn:schemas-microsoft-com:office:office" xmlns:oel="http://schemas.microsoft.com/office/2019/extlst" xmlns:r="http://schemas.openxmlformats.org/officeDocument/2006/relationships" xmlns:v="urn:schemas-microsoft-com:vml" xmlns:w="http://schemas.openxmlformats.org/wordprocessingml/2006/main" xmlns:w10="urn:schemas-microsoft-com:office:word" xmlns:w14="http://schemas.microsoft.com/office/word/2010/wordml" xmlns:w15="http://schemas.microsoft.com/office/word/2012/wordml" xmlns:w16="http://schemas.microsoft.com/office/word/2018/wordml" xmlns:w16cex="http://schemas.microsoft.com/office/word/2018/wordml/cex" xmlns:w16cid="http://schemas.microsoft.com/office/word/2016/wordml/cid" xmlns:w16du="http://schemas.microsoft.com/office/word/2023/wordml/word16du" xmlns:w16sdtdh="http://schemas.microsoft.com/office/word/2020/wordml/sdtdatahash" xmlns:w16sdtfl="http://schemas.microsoft.com/office/word/2024/wordml/sdtformatlock" xmlns:w16se="http://schemas.microsoft.com/office/word/2015/wordml/symex" xmlns:wne="http://schemas.microsoft.com/office/word/2006/wordml" xmlns:wp="http://schemas.openxmlformats.org/drawingml/2006/wordprocessingDrawing" xmlns:wp14="http://schemas.microsoft.com/office/word/2010/wordprocessingDrawing" xmlns:wpc="http://schemas.microsoft.com/office/word/2010/wordprocessingCanvas" xmlns:wpg="http://schemas.microsoft.com/office/word/2010/wordprocessingGroup" xmlns:wpi="http://schemas.microsoft.com/office/word/2010/wordprocessingInk" xmlns:wps="http://schemas.microsoft.com/office/word/2010/wordprocessingShape" mc:Ignorable="w14 w15 w16se w16cid w16 w16cex w16sdtdh w16sdtfl w16du wp14">
+  <w:abstractNum w15:restartNumberingAfterBreak="0" w:abstractNumId="0">
     <w:nsid w:val="170CD2DE"/>
     <w:multiLevelType w:val="multilevel"/>
     <w:tmpl w:val="C09E2436"/>
@@ -2796,9 +3081,9 @@
       <w:lvlJc w:val="left"/>
       <w:pPr>
         <w:tabs>
-          <w:tab w:val="num" w:pos="0"/>
+          <w:tab w:pos="0" w:val="num"/>
         </w:tabs>
-        <w:ind w:left="480" w:hanging="480"/>
+        <w:ind w:hanging="480" w:left="480"/>
       </w:pPr>
     </w:lvl>
     <w:lvl w:ilvl="1">
@@ -2807,9 +3092,9 @@
       <w:lvlJc w:val="left"/>
       <w:pPr>
         <w:tabs>
-          <w:tab w:val="num" w:pos="720"/>
+          <w:tab w:pos="720" w:val="num"/>
         </w:tabs>
-        <w:ind w:left="1200" w:hanging="480"/>
+        <w:ind w:hanging="480" w:left="1200"/>
       </w:pPr>
     </w:lvl>
     <w:lvl w:ilvl="2">
@@ -2818,9 +3103,9 @@
       <w:lvlJc w:val="left"/>
       <w:pPr>
         <w:tabs>
-          <w:tab w:val="num" w:pos="1440"/>
+          <w:tab w:pos="1440" w:val="num"/>
         </w:tabs>
-        <w:ind w:left="1920" w:hanging="480"/>
+        <w:ind w:hanging="480" w:left="1920"/>
       </w:pPr>
     </w:lvl>
     <w:lvl w:ilvl="3">
@@ -2829,9 +3114,9 @@
       <w:lvlJc w:val="left"/>
       <w:pPr>
         <w:tabs>
-          <w:tab w:val="num" w:pos="2160"/>
+          <w:tab w:pos="2160" w:val="num"/>
         </w:tabs>
-        <w:ind w:left="2640" w:hanging="480"/>
+        <w:ind w:hanging="480" w:left="2640"/>
       </w:pPr>
     </w:lvl>
     <w:lvl w:ilvl="4">
@@ -2840,9 +3125,9 @@
       <w:lvlJc w:val="left"/>
       <w:pPr>
         <w:tabs>
-          <w:tab w:val="num" w:pos="2880"/>
+          <w:tab w:pos="2880" w:val="num"/>
         </w:tabs>
-        <w:ind w:left="3360" w:hanging="480"/>
+        <w:ind w:hanging="480" w:left="3360"/>
       </w:pPr>
     </w:lvl>
     <w:lvl w:ilvl="5">
@@ -2851,9 +3136,9 @@
       <w:lvlJc w:val="left"/>
       <w:pPr>
         <w:tabs>
-          <w:tab w:val="num" w:pos="3600"/>
+          <w:tab w:pos="3600" w:val="num"/>
         </w:tabs>
-        <w:ind w:left="4080" w:hanging="480"/>
+        <w:ind w:hanging="480" w:left="4080"/>
       </w:pPr>
     </w:lvl>
     <w:lvl w:ilvl="6">
@@ -2862,9 +3147,9 @@
       <w:lvlJc w:val="left"/>
       <w:pPr>
         <w:tabs>
-          <w:tab w:val="num" w:pos="4320"/>
+          <w:tab w:pos="4320" w:val="num"/>
         </w:tabs>
-        <w:ind w:left="4800" w:hanging="480"/>
+        <w:ind w:hanging="480" w:left="4800"/>
       </w:pPr>
     </w:lvl>
     <w:lvl w:ilvl="7">
@@ -2873,9 +3158,9 @@
       <w:lvlJc w:val="left"/>
       <w:pPr>
         <w:tabs>
-          <w:tab w:val="num" w:pos="5040"/>
+          <w:tab w:pos="5040" w:val="num"/>
         </w:tabs>
-        <w:ind w:left="5520" w:hanging="480"/>
+        <w:ind w:hanging="480" w:left="5520"/>
       </w:pPr>
     </w:lvl>
     <w:lvl w:ilvl="8">
@@ -2884,30 +3169,106 @@
       <w:lvlJc w:val="left"/>
       <w:pPr>
         <w:tabs>
-          <w:tab w:val="num" w:pos="5760"/>
+          <w:tab w:pos="5760" w:val="num"/>
         </w:tabs>
-        <w:ind w:left="6240" w:hanging="480"/>
+        <w:ind w:hanging="480" w:left="6240"/>
       </w:pPr>
     </w:lvl>
   </w:abstractNum>
-  <w:num w:numId="1" w16cid:durableId="1217203207">
-    <w:abstractNumId w:val="1"/>
+  <w:abstractNum w:abstractNumId="990">
+    <w:nsid w:val="0000A990"/>
+    <w:multiLevelType w:val="multilevel"/>
+    <w:lvl w:ilvl="0">
+      <w:numFmt w:val="bullet"/>
+      <w:lvlText w:val=" "/>
+      <w:lvlJc w:val="left"/>
+      <w:pPr>
+        <w:ind w:left="720" w:hanging="360"/>
+      </w:pPr>
+    </w:lvl>
+    <w:lvl w:ilvl="1">
+      <w:numFmt w:val="bullet"/>
+      <w:lvlText w:val=" "/>
+      <w:lvlJc w:val="left"/>
+      <w:pPr>
+        <w:ind w:left="1440" w:hanging="360"/>
+      </w:pPr>
+    </w:lvl>
+    <w:lvl w:ilvl="2">
+      <w:numFmt w:val="bullet"/>
+      <w:lvlText w:val=" "/>
+      <w:lvlJc w:val="left"/>
+      <w:pPr>
+        <w:ind w:left="2160" w:hanging="360"/>
+      </w:pPr>
+    </w:lvl>
+    <w:lvl w:ilvl="3">
+      <w:numFmt w:val="bullet"/>
+      <w:lvlText w:val=" "/>
+      <w:lvlJc w:val="left"/>
+      <w:pPr>
+        <w:ind w:left="2880" w:hanging="360"/>
+      </w:pPr>
+    </w:lvl>
+    <w:lvl w:ilvl="4">
+      <w:numFmt w:val="bullet"/>
+      <w:lvlText w:val=" "/>
+      <w:lvlJc w:val="left"/>
+      <w:pPr>
+        <w:ind w:left="3600" w:hanging="360"/>
+      </w:pPr>
+    </w:lvl>
+    <w:lvl w:ilvl="5">
+      <w:numFmt w:val="bullet"/>
+      <w:lvlText w:val=" "/>
+      <w:lvlJc w:val="left"/>
+      <w:pPr>
+        <w:ind w:left="4320" w:hanging="360"/>
+      </w:pPr>
+    </w:lvl>
+    <w:lvl w:ilvl="6">
+      <w:numFmt w:val="bullet"/>
+      <w:lvlText w:val=" "/>
+      <w:lvlJc w:val="left"/>
+      <w:pPr>
+        <w:ind w:left="5040" w:hanging="360"/>
+      </w:pPr>
+    </w:lvl>
+    <w:lvl w:ilvl="7">
+      <w:numFmt w:val="bullet"/>
+      <w:lvlText w:val=" "/>
+      <w:lvlJc w:val="left"/>
+      <w:pPr>
+        <w:ind w:left="5760" w:hanging="360"/>
+      </w:pPr>
+    </w:lvl>
+    <w:lvl w:ilvl="8">
+      <w:numFmt w:val="bullet"/>
+      <w:lvlText w:val=" "/>
+      <w:lvlJc w:val="left"/>
+      <w:pPr>
+        <w:ind w:left="6480" w:hanging="360"/>
+      </w:pPr>
+    </w:lvl>
+  </w:abstractNum>
+  <w:num w16cid:durableId="1217203207" w:numId="1">
+    <w:abstractNumId w:val="0"/>
   </w:num>
-  <w:num w:numId="2" w16cid:durableId="1421869068">
-    <w:abstractNumId w:val="0"/>
+  <w:num w:numId="1000">
+    <w:abstractNumId w:val="990"/>
   </w:num>
 </w:numbering>
 </file>
 
 <file path=word/styles.xml><?xml version="1.0" encoding="utf-8"?>
-<w:styles xmlns:mc="http://schemas.openxmlformats.org/markup-compatibility/2006" xmlns:r="http://schemas.openxmlformats.org/officeDocument/2006/relationships" xmlns:w="http://schemas.openxmlformats.org/wordprocessingml/2006/main" xmlns:w14="http://schemas.microsoft.com/office/word/2010/wordml" xmlns:w15="http://schemas.microsoft.com/office/word/2012/wordml" xmlns:w16cex="http://schemas.microsoft.com/office/word/2018/wordml/cex" xmlns:w16cid="http://schemas.microsoft.com/office/word/2016/wordml/cid" xmlns:w16="http://schemas.microsoft.com/office/word/2018/wordml" xmlns:w16du="http://schemas.microsoft.com/office/word/2023/wordml/word16du" xmlns:w16sdtdh="http://schemas.microsoft.com/office/word/2020/wordml/sdtdatahash" xmlns:w16sdtfl="http://schemas.microsoft.com/office/word/2024/wordml/sdtformatlock" xmlns:w16se="http://schemas.microsoft.com/office/word/2015/wordml/symex" mc:Ignorable="w14 w15 w16se w16cid w16 w16cex w16sdtdh w16sdtfl w16du">
+<w:styles xmlns:mc="http://schemas.openxmlformats.org/markup-compatibility/2006" xmlns:r="http://schemas.openxmlformats.org/officeDocument/2006/relationships" xmlns:w="http://schemas.openxmlformats.org/wordprocessingml/2006/main" xmlns:w14="http://schemas.microsoft.com/office/word/2010/wordml" xmlns:w15="http://schemas.microsoft.com/office/word/2012/wordml" xmlns:w16="http://schemas.microsoft.com/office/word/2018/wordml" xmlns:w16cex="http://schemas.microsoft.com/office/word/2018/wordml/cex" xmlns:w16cid="http://schemas.microsoft.com/office/word/2016/wordml/cid" xmlns:w16du="http://schemas.microsoft.com/office/word/2023/wordml/word16du" xmlns:w16sdtdh="http://schemas.microsoft.com/office/word/2020/wordml/sdtdatahash" xmlns:w16sdtfl="http://schemas.microsoft.com/office/word/2024/wordml/sdtformatlock" xmlns:w16se="http://schemas.microsoft.com/office/word/2015/wordml/symex" mc:Ignorable="w14 w15 w16se w16cid w16 w16cex w16sdtdh w16sdtfl w16du">
   <w:docDefaults>
     <w:rPrDefault>
       <w:rPr>
-        <w:rFonts w:asciiTheme="minorHAnsi" w:eastAsiaTheme="minorEastAsia" w:hAnsiTheme="minorHAnsi" w:cstheme="minorBidi"/>
+        <w:rFonts w:asciiTheme="minorHAnsi" w:cstheme="minorBidi" w:eastAsiaTheme="minorEastAsia" w:hAnsiTheme="minorHAnsi"/>
         <w:sz w:val="24"/>
         <w:szCs w:val="24"/>
-        <w:lang w:val="en-US" w:eastAsia="zh-CN" w:bidi="ar-SA"/>
+        <w:lang w:bidi="ar-SA" w:eastAsia="zh-CN" w:val="en-US"/>
       </w:rPr>
     </w:rPrDefault>
     <w:pPrDefault>
@@ -2916,7 +3277,7 @@
       </w:pPr>
     </w:pPrDefault>
   </w:docDefaults>
-  <w:latentStyles w:defLockedState="0" w:defUIPriority="0" w:defSemiHidden="0" w:defUnhideWhenUsed="0" w:defQFormat="0" w:count="376">
+  <w:latentStyles w:count="376" w:defLockedState="0" w:defQFormat="0" w:defSemiHidden="0" w:defUIPriority="0" w:defUnhideWhenUsed="0">
     <w:lsdException w:name="Normal Table" w:semiHidden="1" w:unhideWhenUsed="1"/>
     <w:lsdException w:name="Table Simple 1" w:semiHidden="1" w:unhideWhenUsed="1"/>
     <w:lsdException w:name="Table Simple 2" w:semiHidden="1" w:unhideWhenUsed="1"/>
@@ -3160,14 +3521,14 @@
     <w:lsdException w:name="Unresolved Mention" w:semiHidden="1" w:uiPriority="99" w:unhideWhenUsed="1"/>
     <w:lsdException w:name="Smart Link" w:semiHidden="1" w:uiPriority="99" w:unhideWhenUsed="1"/>
   </w:latentStyles>
-  <w:style w:type="paragraph" w:default="1" w:styleId="Normal">
+  <w:style w:default="1" w:styleId="Normal" w:type="paragraph">
     <w:name w:val="Normal"/>
     <w:qFormat/>
     <w:rPr>
       <w:lang w:val="pt-BR"/>
     </w:rPr>
   </w:style>
-  <w:style w:type="paragraph" w:styleId="Ttulo1">
+  <w:style w:styleId="Ttulo1" w:type="paragraph">
     <w:name w:val="heading 1"/>
     <w:basedOn w:val="Normal"/>
     <w:next w:val="Corpodetexto"/>
@@ -3178,17 +3539,17 @@
     <w:pPr>
       <w:keepNext/>
       <w:keepLines/>
-      <w:spacing w:before="360" w:after="80"/>
+      <w:spacing w:after="80" w:before="360"/>
       <w:outlineLvl w:val="0"/>
     </w:pPr>
     <w:rPr>
-      <w:rFonts w:asciiTheme="majorHAnsi" w:eastAsiaTheme="majorEastAsia" w:hAnsiTheme="majorHAnsi" w:cstheme="majorBidi"/>
-      <w:color w:val="0F4761" w:themeColor="accent1" w:themeShade="BF"/>
+      <w:rFonts w:asciiTheme="majorHAnsi" w:cstheme="majorBidi" w:eastAsiaTheme="majorEastAsia" w:hAnsiTheme="majorHAnsi"/>
+      <w:color w:themeColor="accent1" w:themeShade="BF" w:val="0F4761"/>
       <w:sz w:val="40"/>
       <w:szCs w:val="40"/>
     </w:rPr>
   </w:style>
-  <w:style w:type="paragraph" w:styleId="Ttulo2">
+  <w:style w:styleId="Ttulo2" w:type="paragraph">
     <w:name w:val="heading 2"/>
     <w:basedOn w:val="Normal"/>
     <w:next w:val="Corpodetexto"/>
@@ -3201,17 +3562,17 @@
     <w:pPr>
       <w:keepNext/>
       <w:keepLines/>
-      <w:spacing w:before="160" w:after="80"/>
+      <w:spacing w:after="80" w:before="160"/>
       <w:outlineLvl w:val="1"/>
     </w:pPr>
     <w:rPr>
-      <w:rFonts w:asciiTheme="majorHAnsi" w:eastAsiaTheme="majorEastAsia" w:hAnsiTheme="majorHAnsi" w:cstheme="majorBidi"/>
-      <w:color w:val="0F4761" w:themeColor="accent1" w:themeShade="BF"/>
+      <w:rFonts w:asciiTheme="majorHAnsi" w:cstheme="majorBidi" w:eastAsiaTheme="majorEastAsia" w:hAnsiTheme="majorHAnsi"/>
+      <w:color w:themeColor="accent1" w:themeShade="BF" w:val="0F4761"/>
       <w:sz w:val="32"/>
       <w:szCs w:val="32"/>
     </w:rPr>
   </w:style>
-  <w:style w:type="paragraph" w:styleId="Ttulo3">
+  <w:style w:styleId="Ttulo3" w:type="paragraph">
     <w:name w:val="heading 3"/>
     <w:basedOn w:val="Normal"/>
     <w:next w:val="Corpodetexto"/>
@@ -3224,17 +3585,17 @@
     <w:pPr>
       <w:keepNext/>
       <w:keepLines/>
-      <w:spacing w:before="160" w:after="80"/>
+      <w:spacing w:after="80" w:before="160"/>
       <w:outlineLvl w:val="2"/>
     </w:pPr>
     <w:rPr>
-      <w:rFonts w:eastAsiaTheme="majorEastAsia" w:cstheme="majorBidi"/>
-      <w:color w:val="0F4761" w:themeColor="accent1" w:themeShade="BF"/>
+      <w:rFonts w:cstheme="majorBidi" w:eastAsiaTheme="majorEastAsia"/>
+      <w:color w:themeColor="accent1" w:themeShade="BF" w:val="0F4761"/>
       <w:sz w:val="28"/>
       <w:szCs w:val="28"/>
     </w:rPr>
   </w:style>
-  <w:style w:type="paragraph" w:styleId="Ttulo4">
+  <w:style w:styleId="Ttulo4" w:type="paragraph">
     <w:name w:val="heading 4"/>
     <w:basedOn w:val="Normal"/>
     <w:next w:val="Corpodetexto"/>
@@ -3247,17 +3608,17 @@
     <w:pPr>
       <w:keepNext/>
       <w:keepLines/>
-      <w:spacing w:before="80" w:after="40"/>
+      <w:spacing w:after="40" w:before="80"/>
       <w:outlineLvl w:val="3"/>
     </w:pPr>
     <w:rPr>
-      <w:rFonts w:eastAsiaTheme="majorEastAsia" w:cstheme="majorBidi"/>
+      <w:rFonts w:cstheme="majorBidi" w:eastAsiaTheme="majorEastAsia"/>
       <w:i/>
       <w:iCs/>
-      <w:color w:val="0F4761" w:themeColor="accent1" w:themeShade="BF"/>
-    </w:rPr>
-  </w:style>
-  <w:style w:type="paragraph" w:styleId="Ttulo5">
+      <w:color w:themeColor="accent1" w:themeShade="BF" w:val="0F4761"/>
+    </w:rPr>
+  </w:style>
+  <w:style w:styleId="Ttulo5" w:type="paragraph">
     <w:name w:val="heading 5"/>
     <w:basedOn w:val="Normal"/>
     <w:next w:val="Corpodetexto"/>
@@ -3270,15 +3631,15 @@
     <w:pPr>
       <w:keepNext/>
       <w:keepLines/>
-      <w:spacing w:before="80" w:after="40"/>
+      <w:spacing w:after="40" w:before="80"/>
       <w:outlineLvl w:val="4"/>
     </w:pPr>
     <w:rPr>
-      <w:rFonts w:eastAsiaTheme="majorEastAsia" w:cstheme="majorBidi"/>
-      <w:color w:val="0F4761" w:themeColor="accent1" w:themeShade="BF"/>
-    </w:rPr>
-  </w:style>
-  <w:style w:type="paragraph" w:styleId="Ttulo6">
+      <w:rFonts w:cstheme="majorBidi" w:eastAsiaTheme="majorEastAsia"/>
+      <w:color w:themeColor="accent1" w:themeShade="BF" w:val="0F4761"/>
+    </w:rPr>
+  </w:style>
+  <w:style w:styleId="Ttulo6" w:type="paragraph">
     <w:name w:val="heading 6"/>
     <w:basedOn w:val="Normal"/>
     <w:next w:val="Corpodetexto"/>
@@ -3291,17 +3652,17 @@
     <w:pPr>
       <w:keepNext/>
       <w:keepLines/>
-      <w:spacing w:before="40" w:after="0"/>
+      <w:spacing w:after="0" w:before="40"/>
       <w:outlineLvl w:val="5"/>
     </w:pPr>
     <w:rPr>
-      <w:rFonts w:eastAsiaTheme="majorEastAsia" w:cstheme="majorBidi"/>
+      <w:rFonts w:cstheme="majorBidi" w:eastAsiaTheme="majorEastAsia"/>
       <w:i/>
       <w:iCs/>
-      <w:color w:val="595959" w:themeColor="text1" w:themeTint="A6"/>
-    </w:rPr>
-  </w:style>
-  <w:style w:type="paragraph" w:styleId="Ttulo7">
+      <w:color w:themeColor="text1" w:themeTint="A6" w:val="595959"/>
+    </w:rPr>
+  </w:style>
+  <w:style w:styleId="Ttulo7" w:type="paragraph">
     <w:name w:val="heading 7"/>
     <w:basedOn w:val="Normal"/>
     <w:next w:val="Corpodetexto"/>
@@ -3314,15 +3675,15 @@
     <w:pPr>
       <w:keepNext/>
       <w:keepLines/>
-      <w:spacing w:before="40" w:after="0"/>
+      <w:spacing w:after="0" w:before="40"/>
       <w:outlineLvl w:val="6"/>
     </w:pPr>
     <w:rPr>
-      <w:rFonts w:eastAsiaTheme="majorEastAsia" w:cstheme="majorBidi"/>
-      <w:color w:val="595959" w:themeColor="text1" w:themeTint="A6"/>
-    </w:rPr>
-  </w:style>
-  <w:style w:type="paragraph" w:styleId="Ttulo8">
+      <w:rFonts w:cstheme="majorBidi" w:eastAsiaTheme="majorEastAsia"/>
+      <w:color w:themeColor="text1" w:themeTint="A6" w:val="595959"/>
+    </w:rPr>
+  </w:style>
+  <w:style w:styleId="Ttulo8" w:type="paragraph">
     <w:name w:val="heading 8"/>
     <w:basedOn w:val="Normal"/>
     <w:next w:val="Corpodetexto"/>
@@ -3339,13 +3700,13 @@
       <w:outlineLvl w:val="7"/>
     </w:pPr>
     <w:rPr>
-      <w:rFonts w:eastAsiaTheme="majorEastAsia" w:cstheme="majorBidi"/>
+      <w:rFonts w:cstheme="majorBidi" w:eastAsiaTheme="majorEastAsia"/>
       <w:i/>
       <w:iCs/>
-      <w:color w:val="272727" w:themeColor="text1" w:themeTint="D8"/>
-    </w:rPr>
-  </w:style>
-  <w:style w:type="paragraph" w:styleId="Ttulo9">
+      <w:color w:themeColor="text1" w:themeTint="D8" w:val="272727"/>
+    </w:rPr>
+  </w:style>
+  <w:style w:styleId="Ttulo9" w:type="paragraph">
     <w:name w:val="heading 9"/>
     <w:basedOn w:val="Normal"/>
     <w:next w:val="Corpodetexto"/>
@@ -3362,60 +3723,60 @@
       <w:outlineLvl w:val="8"/>
     </w:pPr>
     <w:rPr>
-      <w:rFonts w:eastAsiaTheme="majorEastAsia" w:cstheme="majorBidi"/>
-      <w:color w:val="272727" w:themeColor="text1" w:themeTint="D8"/>
-    </w:rPr>
-  </w:style>
-  <w:style w:type="character" w:default="1" w:styleId="Fontepargpadro">
+      <w:rFonts w:cstheme="majorBidi" w:eastAsiaTheme="majorEastAsia"/>
+      <w:color w:themeColor="text1" w:themeTint="D8" w:val="272727"/>
+    </w:rPr>
+  </w:style>
+  <w:style w:default="1" w:styleId="Fontepargpadro" w:type="character">
     <w:name w:val="Default Paragraph Font"/>
     <w:uiPriority w:val="1"/>
     <w:semiHidden/>
     <w:unhideWhenUsed/>
   </w:style>
-  <w:style w:type="table" w:default="1" w:styleId="Tabelanormal">
+  <w:style w:default="1" w:styleId="Tabelanormal" w:type="table">
     <w:name w:val="Normal Table"/>
     <w:uiPriority w:val="99"/>
     <w:semiHidden/>
     <w:unhideWhenUsed/>
     <w:tblPr>
-      <w:tblInd w:w="0" w:type="dxa"/>
+      <w:tblInd w:type="dxa" w:w="0"/>
       <w:tblCellMar>
-        <w:top w:w="0" w:type="dxa"/>
-        <w:left w:w="108" w:type="dxa"/>
-        <w:bottom w:w="0" w:type="dxa"/>
-        <w:right w:w="108" w:type="dxa"/>
+        <w:top w:type="dxa" w:w="0"/>
+        <w:left w:type="dxa" w:w="108"/>
+        <w:bottom w:type="dxa" w:w="0"/>
+        <w:right w:type="dxa" w:w="108"/>
       </w:tblCellMar>
     </w:tblPr>
   </w:style>
-  <w:style w:type="numbering" w:default="1" w:styleId="Semlista">
+  <w:style w:default="1" w:styleId="Semlista" w:type="numbering">
     <w:name w:val="No List"/>
     <w:uiPriority w:val="99"/>
     <w:semiHidden/>
     <w:unhideWhenUsed/>
   </w:style>
-  <w:style w:type="paragraph" w:styleId="Corpodetexto">
+  <w:style w:styleId="Corpodetexto" w:type="paragraph">
     <w:name w:val="Body Text"/>
     <w:basedOn w:val="Normal"/>
     <w:qFormat/>
     <w:pPr>
-      <w:spacing w:before="180" w:after="180"/>
+      <w:spacing w:after="180" w:before="180"/>
     </w:pPr>
   </w:style>
-  <w:style w:type="paragraph" w:customStyle="1" w:styleId="FirstParagraph">
+  <w:style w:customStyle="1" w:styleId="FirstParagraph" w:type="paragraph">
     <w:name w:val="First Paragraph"/>
     <w:basedOn w:val="Corpodetexto"/>
     <w:next w:val="Corpodetexto"/>
     <w:qFormat/>
   </w:style>
-  <w:style w:type="paragraph" w:customStyle="1" w:styleId="Compact">
+  <w:style w:customStyle="1" w:styleId="Compact" w:type="paragraph">
     <w:name w:val="Compact"/>
     <w:basedOn w:val="Corpodetexto"/>
     <w:qFormat/>
     <w:pPr>
-      <w:spacing w:before="36" w:after="36"/>
+      <w:spacing w:after="36" w:before="36"/>
     </w:pPr>
   </w:style>
-  <w:style w:type="paragraph" w:styleId="Ttulo">
+  <w:style w:styleId="Ttulo" w:type="paragraph">
     <w:name w:val="Title"/>
     <w:basedOn w:val="Normal"/>
     <w:next w:val="Corpodetexto"/>
@@ -3429,24 +3790,24 @@
       <w:jc w:val="center"/>
     </w:pPr>
     <w:rPr>
-      <w:rFonts w:asciiTheme="majorHAnsi" w:eastAsiaTheme="majorEastAsia" w:hAnsiTheme="majorHAnsi" w:cstheme="majorBidi"/>
+      <w:rFonts w:asciiTheme="majorHAnsi" w:cstheme="majorBidi" w:eastAsiaTheme="majorEastAsia" w:hAnsiTheme="majorHAnsi"/>
       <w:sz w:val="56"/>
       <w:szCs w:val="56"/>
     </w:rPr>
   </w:style>
-  <w:style w:type="character" w:customStyle="1" w:styleId="TtuloChar">
+  <w:style w:customStyle="1" w:styleId="TtuloChar" w:type="character">
     <w:name w:val="Título Char"/>
     <w:basedOn w:val="Fontepargpadro"/>
     <w:link w:val="Ttulo"/>
     <w:uiPriority w:val="10"/>
     <w:rsid w:val="00A10FD9"/>
     <w:rPr>
-      <w:rFonts w:asciiTheme="majorHAnsi" w:eastAsiaTheme="majorEastAsia" w:hAnsiTheme="majorHAnsi" w:cstheme="majorBidi"/>
+      <w:rFonts w:asciiTheme="majorHAnsi" w:cstheme="majorBidi" w:eastAsiaTheme="majorEastAsia" w:hAnsiTheme="majorHAnsi"/>
       <w:sz w:val="56"/>
       <w:szCs w:val="56"/>
     </w:rPr>
   </w:style>
-  <w:style w:type="paragraph" w:styleId="Subttulo">
+  <w:style w:styleId="Subttulo" w:type="paragraph">
     <w:name w:val="Subtitle"/>
     <w:basedOn w:val="Ttulo"/>
     <w:next w:val="Corpodetexto"/>
@@ -3465,21 +3826,21 @@
       <w:szCs w:val="28"/>
     </w:rPr>
   </w:style>
-  <w:style w:type="character" w:customStyle="1" w:styleId="SubttuloChar">
+  <w:style w:customStyle="1" w:styleId="SubttuloChar" w:type="character">
     <w:name w:val="Subtítulo Char"/>
     <w:basedOn w:val="Fontepargpadro"/>
     <w:link w:val="Subttulo"/>
     <w:uiPriority w:val="11"/>
     <w:rsid w:val="00A10FD9"/>
     <w:rPr>
-      <w:rFonts w:eastAsiaTheme="majorEastAsia" w:cstheme="majorBidi"/>
-      <w:color w:val="595959" w:themeColor="text1" w:themeTint="A6"/>
+      <w:rFonts w:cstheme="majorBidi" w:eastAsiaTheme="majorEastAsia"/>
+      <w:color w:themeColor="text1" w:themeTint="A6" w:val="595959"/>
       <w:spacing w:val="15"/>
       <w:sz w:val="28"/>
       <w:szCs w:val="28"/>
     </w:rPr>
   </w:style>
-  <w:style w:type="paragraph" w:customStyle="1" w:styleId="Author">
+  <w:style w:customStyle="1" w:styleId="Author" w:type="paragraph">
     <w:name w:val="Author"/>
     <w:basedOn w:val="Ttulo"/>
     <w:next w:val="Corpodetexto"/>
@@ -3493,7 +3854,7 @@
       <w:szCs w:val="24"/>
     </w:rPr>
   </w:style>
-  <w:style w:type="paragraph" w:styleId="Data">
+  <w:style w:styleId="Data" w:type="paragraph">
     <w:name w:val="Date"/>
     <w:basedOn w:val="Ttulo"/>
     <w:next w:val="Corpodetexto"/>
@@ -3507,7 +3868,7 @@
       <w:szCs w:val="24"/>
     </w:rPr>
   </w:style>
-  <w:style w:type="paragraph" w:customStyle="1" w:styleId="AbstractTitle">
+  <w:style w:customStyle="1" w:styleId="AbstractTitle" w:type="paragraph">
     <w:name w:val="Abstract Title"/>
     <w:basedOn w:val="Normal"/>
     <w:next w:val="Abstract"/>
@@ -3515,7 +3876,7 @@
     <w:pPr>
       <w:keepNext/>
       <w:keepLines/>
-      <w:spacing w:before="300" w:after="0"/>
+      <w:spacing w:after="0" w:before="300"/>
       <w:jc w:val="center"/>
     </w:pPr>
     <w:rPr>
@@ -3524,7 +3885,7 @@
       <w:szCs w:val="20"/>
     </w:rPr>
   </w:style>
-  <w:style w:type="paragraph" w:customStyle="1" w:styleId="Abstract">
+  <w:style w:customStyle="1" w:styleId="Abstract" w:type="paragraph">
     <w:name w:val="Abstract"/>
     <w:basedOn w:val="Normal"/>
     <w:next w:val="Corpodetexto"/>
@@ -3532,32 +3893,32 @@
     <w:pPr>
       <w:keepNext/>
       <w:keepLines/>
-      <w:spacing w:before="100" w:after="300"/>
+      <w:spacing w:after="300" w:before="100"/>
     </w:pPr>
     <w:rPr>
       <w:sz w:val="20"/>
       <w:szCs w:val="20"/>
     </w:rPr>
   </w:style>
-  <w:style w:type="paragraph" w:styleId="Bibliografia">
+  <w:style w:styleId="Bibliografia" w:type="paragraph">
     <w:name w:val="Bibliography"/>
     <w:basedOn w:val="Normal"/>
     <w:qFormat/>
   </w:style>
-  <w:style w:type="character" w:customStyle="1" w:styleId="Ttulo1Char">
+  <w:style w:customStyle="1" w:styleId="Ttulo1Char" w:type="character">
     <w:name w:val="Título 1 Char"/>
     <w:basedOn w:val="Fontepargpadro"/>
     <w:link w:val="Ttulo1"/>
     <w:uiPriority w:val="9"/>
     <w:rsid w:val="00A10FD9"/>
     <w:rPr>
-      <w:rFonts w:asciiTheme="majorHAnsi" w:eastAsiaTheme="majorEastAsia" w:hAnsiTheme="majorHAnsi" w:cstheme="majorBidi"/>
-      <w:color w:val="0F4761" w:themeColor="accent1" w:themeShade="BF"/>
+      <w:rFonts w:asciiTheme="majorHAnsi" w:cstheme="majorBidi" w:eastAsiaTheme="majorEastAsia" w:hAnsiTheme="majorHAnsi"/>
+      <w:color w:themeColor="accent1" w:themeShade="BF" w:val="0F4761"/>
       <w:sz w:val="40"/>
       <w:szCs w:val="40"/>
     </w:rPr>
   </w:style>
-  <w:style w:type="character" w:customStyle="1" w:styleId="Ttulo2Char">
+  <w:style w:customStyle="1" w:styleId="Ttulo2Char" w:type="character">
     <w:name w:val="Título 2 Char"/>
     <w:basedOn w:val="Fontepargpadro"/>
     <w:link w:val="Ttulo2"/>
@@ -3565,13 +3926,13 @@
     <w:semiHidden/>
     <w:rsid w:val="00A10FD9"/>
     <w:rPr>
-      <w:rFonts w:asciiTheme="majorHAnsi" w:eastAsiaTheme="majorEastAsia" w:hAnsiTheme="majorHAnsi" w:cstheme="majorBidi"/>
-      <w:color w:val="0F4761" w:themeColor="accent1" w:themeShade="BF"/>
+      <w:rFonts w:asciiTheme="majorHAnsi" w:cstheme="majorBidi" w:eastAsiaTheme="majorEastAsia" w:hAnsiTheme="majorHAnsi"/>
+      <w:color w:themeColor="accent1" w:themeShade="BF" w:val="0F4761"/>
       <w:sz w:val="32"/>
       <w:szCs w:val="32"/>
     </w:rPr>
   </w:style>
-  <w:style w:type="character" w:customStyle="1" w:styleId="Ttulo3Char">
+  <w:style w:customStyle="1" w:styleId="Ttulo3Char" w:type="character">
     <w:name w:val="Título 3 Char"/>
     <w:basedOn w:val="Fontepargpadro"/>
     <w:link w:val="Ttulo3"/>
@@ -3579,13 +3940,13 @@
     <w:semiHidden/>
     <w:rsid w:val="00A10FD9"/>
     <w:rPr>
-      <w:rFonts w:eastAsiaTheme="majorEastAsia" w:cstheme="majorBidi"/>
-      <w:color w:val="0F4761" w:themeColor="accent1" w:themeShade="BF"/>
+      <w:rFonts w:cstheme="majorBidi" w:eastAsiaTheme="majorEastAsia"/>
+      <w:color w:themeColor="accent1" w:themeShade="BF" w:val="0F4761"/>
       <w:sz w:val="28"/>
       <w:szCs w:val="28"/>
     </w:rPr>
   </w:style>
-  <w:style w:type="character" w:customStyle="1" w:styleId="Ttulo4Char">
+  <w:style w:customStyle="1" w:styleId="Ttulo4Char" w:type="character">
     <w:name w:val="Título 4 Char"/>
     <w:basedOn w:val="Fontepargpadro"/>
     <w:link w:val="Ttulo4"/>
@@ -3593,13 +3954,13 @@
     <w:semiHidden/>
     <w:rsid w:val="00A10FD9"/>
     <w:rPr>
-      <w:rFonts w:eastAsiaTheme="majorEastAsia" w:cstheme="majorBidi"/>
+      <w:rFonts w:cstheme="majorBidi" w:eastAsiaTheme="majorEastAsia"/>
       <w:i/>
       <w:iCs/>
-      <w:color w:val="0F4761" w:themeColor="accent1" w:themeShade="BF"/>
-    </w:rPr>
-  </w:style>
-  <w:style w:type="character" w:customStyle="1" w:styleId="Ttulo5Char">
+      <w:color w:themeColor="accent1" w:themeShade="BF" w:val="0F4761"/>
+    </w:rPr>
+  </w:style>
+  <w:style w:customStyle="1" w:styleId="Ttulo5Char" w:type="character">
     <w:name w:val="Título 5 Char"/>
     <w:basedOn w:val="Fontepargpadro"/>
     <w:link w:val="Ttulo5"/>
@@ -3607,11 +3968,11 @@
     <w:semiHidden/>
     <w:rsid w:val="00A10FD9"/>
     <w:rPr>
-      <w:rFonts w:eastAsiaTheme="majorEastAsia" w:cstheme="majorBidi"/>
-      <w:color w:val="0F4761" w:themeColor="accent1" w:themeShade="BF"/>
-    </w:rPr>
-  </w:style>
-  <w:style w:type="character" w:customStyle="1" w:styleId="Ttulo6Char">
+      <w:rFonts w:cstheme="majorBidi" w:eastAsiaTheme="majorEastAsia"/>
+      <w:color w:themeColor="accent1" w:themeShade="BF" w:val="0F4761"/>
+    </w:rPr>
+  </w:style>
+  <w:style w:customStyle="1" w:styleId="Ttulo6Char" w:type="character">
     <w:name w:val="Título 6 Char"/>
     <w:basedOn w:val="Fontepargpadro"/>
     <w:link w:val="Ttulo6"/>
@@ -3619,13 +3980,13 @@
     <w:semiHidden/>
     <w:rsid w:val="00A10FD9"/>
     <w:rPr>
-      <w:rFonts w:eastAsiaTheme="majorEastAsia" w:cstheme="majorBidi"/>
+      <w:rFonts w:cstheme="majorBidi" w:eastAsiaTheme="majorEastAsia"/>
       <w:i/>
       <w:iCs/>
-      <w:color w:val="595959" w:themeColor="text1" w:themeTint="A6"/>
-    </w:rPr>
-  </w:style>
-  <w:style w:type="character" w:customStyle="1" w:styleId="Ttulo7Char">
+      <w:color w:themeColor="text1" w:themeTint="A6" w:val="595959"/>
+    </w:rPr>
+  </w:style>
+  <w:style w:customStyle="1" w:styleId="Ttulo7Char" w:type="character">
     <w:name w:val="Título 7 Char"/>
     <w:basedOn w:val="Fontepargpadro"/>
     <w:link w:val="Ttulo7"/>
@@ -3633,11 +3994,11 @@
     <w:semiHidden/>
     <w:rsid w:val="00A10FD9"/>
     <w:rPr>
-      <w:rFonts w:eastAsiaTheme="majorEastAsia" w:cstheme="majorBidi"/>
-      <w:color w:val="595959" w:themeColor="text1" w:themeTint="A6"/>
-    </w:rPr>
-  </w:style>
-  <w:style w:type="character" w:customStyle="1" w:styleId="Ttulo8Char">
+      <w:rFonts w:cstheme="majorBidi" w:eastAsiaTheme="majorEastAsia"/>
+      <w:color w:themeColor="text1" w:themeTint="A6" w:val="595959"/>
+    </w:rPr>
+  </w:style>
+  <w:style w:customStyle="1" w:styleId="Ttulo8Char" w:type="character">
     <w:name w:val="Título 8 Char"/>
     <w:basedOn w:val="Fontepargpadro"/>
     <w:link w:val="Ttulo8"/>
@@ -3645,13 +4006,13 @@
     <w:semiHidden/>
     <w:rsid w:val="00A10FD9"/>
     <w:rPr>
-      <w:rFonts w:eastAsiaTheme="majorEastAsia" w:cstheme="majorBidi"/>
+      <w:rFonts w:cstheme="majorBidi" w:eastAsiaTheme="majorEastAsia"/>
       <w:i/>
       <w:iCs/>
-      <w:color w:val="272727" w:themeColor="text1" w:themeTint="D8"/>
-    </w:rPr>
-  </w:style>
-  <w:style w:type="character" w:customStyle="1" w:styleId="Ttulo9Char">
+      <w:color w:themeColor="text1" w:themeTint="D8" w:val="272727"/>
+    </w:rPr>
+  </w:style>
+  <w:style w:customStyle="1" w:styleId="Ttulo9Char" w:type="character">
     <w:name w:val="Título 9 Char"/>
     <w:basedOn w:val="Fontepargpadro"/>
     <w:link w:val="Ttulo9"/>
@@ -3659,11 +4020,11 @@
     <w:semiHidden/>
     <w:rsid w:val="00A10FD9"/>
     <w:rPr>
-      <w:rFonts w:eastAsiaTheme="majorEastAsia" w:cstheme="majorBidi"/>
-      <w:color w:val="272727" w:themeColor="text1" w:themeTint="D8"/>
-    </w:rPr>
-  </w:style>
-  <w:style w:type="paragraph" w:styleId="Textoembloco">
+      <w:rFonts w:cstheme="majorBidi" w:eastAsiaTheme="majorEastAsia"/>
+      <w:color w:themeColor="text1" w:themeTint="D8" w:val="272727"/>
+    </w:rPr>
+  </w:style>
+  <w:style w:styleId="Textoembloco" w:type="paragraph">
     <w:name w:val="Block Text"/>
     <w:basedOn w:val="Corpodetexto"/>
     <w:next w:val="Corpodetexto"/>
@@ -3671,18 +4032,18 @@
     <w:unhideWhenUsed/>
     <w:qFormat/>
     <w:pPr>
-      <w:spacing w:before="100" w:after="100"/>
+      <w:spacing w:after="100" w:before="100"/>
       <w:ind w:left="480" w:right="480"/>
     </w:pPr>
   </w:style>
-  <w:style w:type="paragraph" w:styleId="Textodenotaderodap">
+  <w:style w:styleId="Textodenotaderodap" w:type="paragraph">
     <w:name w:val="footnote text"/>
     <w:basedOn w:val="Normal"/>
     <w:uiPriority w:val="9"/>
     <w:unhideWhenUsed/>
     <w:qFormat/>
   </w:style>
-  <w:style w:type="paragraph" w:customStyle="1" w:styleId="FootnoteBlockText">
+  <w:style w:customStyle="1" w:styleId="FootnoteBlockText" w:type="paragraph">
     <w:name w:val="Footnote Block Text"/>
     <w:basedOn w:val="Textodenotaderodap"/>
     <w:next w:val="Textodenotaderodap"/>
@@ -3690,35 +4051,35 @@
     <w:unhideWhenUsed/>
     <w:qFormat/>
     <w:pPr>
-      <w:spacing w:before="100" w:after="100"/>
+      <w:spacing w:after="100" w:before="100"/>
       <w:ind w:left="480" w:right="480"/>
     </w:pPr>
   </w:style>
-  <w:style w:type="table" w:customStyle="1" w:styleId="Table">
+  <w:style w:customStyle="1" w:styleId="Table" w:type="table">
     <w:name w:val="Table"/>
     <w:semiHidden/>
     <w:unhideWhenUsed/>
     <w:qFormat/>
     <w:tblPr>
-      <w:tblInd w:w="0" w:type="dxa"/>
+      <w:tblInd w:type="dxa" w:w="0"/>
       <w:tblCellMar>
-        <w:top w:w="0" w:type="dxa"/>
-        <w:left w:w="108" w:type="dxa"/>
-        <w:bottom w:w="0" w:type="dxa"/>
-        <w:right w:w="108" w:type="dxa"/>
+        <w:top w:type="dxa" w:w="0"/>
+        <w:left w:type="dxa" w:w="108"/>
+        <w:bottom w:type="dxa" w:w="0"/>
+        <w:right w:type="dxa" w:w="108"/>
       </w:tblCellMar>
     </w:tblPr>
     <w:tblStylePr w:type="firstRow">
       <w:tblPr/>
       <w:tcPr>
         <w:tcBorders>
-          <w:bottom w:val="single" w:sz="0" w:space="0" w:color="auto"/>
+          <w:bottom w:color="auto" w:space="0" w:sz="0" w:val="single"/>
         </w:tcBorders>
         <w:vAlign w:val="bottom"/>
       </w:tcPr>
     </w:tblStylePr>
   </w:style>
-  <w:style w:type="paragraph" w:customStyle="1" w:styleId="DefinitionTerm">
+  <w:style w:customStyle="1" w:styleId="DefinitionTerm" w:type="paragraph">
     <w:name w:val="Definition Term"/>
     <w:basedOn w:val="Normal"/>
     <w:next w:val="Definition"/>
@@ -3731,11 +4092,11 @@
       <w:b/>
     </w:rPr>
   </w:style>
-  <w:style w:type="paragraph" w:customStyle="1" w:styleId="Definition">
+  <w:style w:customStyle="1" w:styleId="Definition" w:type="paragraph">
     <w:name w:val="Definition"/>
     <w:basedOn w:val="Normal"/>
   </w:style>
-  <w:style w:type="paragraph" w:styleId="Legenda">
+  <w:style w:styleId="Legenda" w:type="paragraph">
     <w:name w:val="caption"/>
     <w:basedOn w:val="Normal"/>
     <w:link w:val="LegendaChar"/>
@@ -3746,61 +4107,60 @@
       <w:i/>
     </w:rPr>
   </w:style>
-  <w:style w:type="paragraph" w:customStyle="1" w:styleId="TableCaption">
+  <w:style w:customStyle="1" w:styleId="TableCaption" w:type="paragraph">
     <w:name w:val="Table Caption"/>
     <w:basedOn w:val="Legenda"/>
     <w:pPr>
       <w:keepNext/>
     </w:pPr>
   </w:style>
-  <w:style w:type="paragraph" w:customStyle="1" w:styleId="ImageCaption">
+  <w:style w:customStyle="1" w:styleId="ImageCaption" w:type="paragraph">
     <w:name w:val="Image Caption"/>
     <w:basedOn w:val="Legenda"/>
   </w:style>
-  <w:style w:type="paragraph" w:customStyle="1" w:styleId="Figure">
+  <w:style w:customStyle="1" w:styleId="Figure" w:type="paragraph">
     <w:name w:val="Figure"/>
     <w:basedOn w:val="Normal"/>
   </w:style>
-  <w:style w:type="paragraph" w:customStyle="1" w:styleId="CaptionedFigure">
+  <w:style w:customStyle="1" w:styleId="CaptionedFigure" w:type="paragraph">
     <w:name w:val="Captioned Figure"/>
     <w:basedOn w:val="Figure"/>
     <w:pPr>
       <w:keepNext/>
     </w:pPr>
   </w:style>
-  <w:style w:type="character" w:customStyle="1" w:styleId="LegendaChar">
+  <w:style w:customStyle="1" w:styleId="LegendaChar" w:type="character">
     <w:name w:val="Legenda Char"/>
     <w:basedOn w:val="Fontepargpadro"/>
     <w:link w:val="Legenda"/>
   </w:style>
-  <w:style w:type="character" w:customStyle="1" w:styleId="VerbatimChar">
+  <w:style w:customStyle="1" w:styleId="VerbatimChar" w:type="character">
     <w:name w:val="Verbatim Char"/>
     <w:basedOn w:val="LegendaChar"/>
-    <w:link w:val="SourceCode"/>
     <w:rPr>
       <w:rFonts w:ascii="Consolas" w:hAnsi="Consolas"/>
       <w:sz w:val="22"/>
     </w:rPr>
   </w:style>
-  <w:style w:type="character" w:customStyle="1" w:styleId="SectionNumber">
+  <w:style w:customStyle="1" w:styleId="SectionNumber" w:type="character">
     <w:name w:val="Section Number"/>
     <w:basedOn w:val="LegendaChar"/>
   </w:style>
-  <w:style w:type="character" w:styleId="Refdenotaderodap">
+  <w:style w:styleId="Refdenotaderodap" w:type="character">
     <w:name w:val="footnote reference"/>
     <w:basedOn w:val="LegendaChar"/>
     <w:rPr>
       <w:vertAlign w:val="superscript"/>
     </w:rPr>
   </w:style>
-  <w:style w:type="character" w:styleId="Hyperlink">
+  <w:style w:styleId="Hyperlink" w:type="character">
     <w:name w:val="Hyperlink"/>
     <w:basedOn w:val="LegendaChar"/>
     <w:rPr>
-      <w:color w:val="156082" w:themeColor="accent1"/>
-    </w:rPr>
-  </w:style>
-  <w:style w:type="paragraph" w:styleId="CabealhodoSumrio">
+      <w:color w:themeColor="accent1" w:val="156082"/>
+    </w:rPr>
+  </w:style>
+  <w:style w:styleId="CabealhodoSumrio" w:type="paragraph">
     <w:name w:val="TOC Heading"/>
     <w:basedOn w:val="Ttulo1"/>
     <w:next w:val="Corpodetexto"/>
@@ -3812,7 +4172,7 @@
       <w:outlineLvl w:val="9"/>
     </w:pPr>
   </w:style>
-  <w:style w:type="table" w:styleId="TabeladeGrade5Escura-nfase1">
+  <w:style w:styleId="TabeladeGrade5Escura-nfase1" w:type="table">
     <w:name w:val="Grid Table 5 Dark Accent 1"/>
     <w:basedOn w:val="Tabelanormal"/>
     <w:uiPriority w:val="50"/>
@@ -3824,139 +4184,139 @@
       <w:tblStyleRowBandSize w:val="1"/>
       <w:tblStyleColBandSize w:val="1"/>
       <w:tblBorders>
-        <w:top w:val="single" w:sz="4" w:space="0" w:color="FFFFFF" w:themeColor="background1"/>
-        <w:left w:val="single" w:sz="4" w:space="0" w:color="FFFFFF" w:themeColor="background1"/>
-        <w:bottom w:val="single" w:sz="4" w:space="0" w:color="FFFFFF" w:themeColor="background1"/>
-        <w:right w:val="single" w:sz="4" w:space="0" w:color="FFFFFF" w:themeColor="background1"/>
-        <w:insideH w:val="single" w:sz="4" w:space="0" w:color="FFFFFF" w:themeColor="background1"/>
-        <w:insideV w:val="single" w:sz="4" w:space="0" w:color="FFFFFF" w:themeColor="background1"/>
+        <w:top w:color="FFFFFF" w:space="0" w:sz="4" w:themeColor="background1" w:val="single"/>
+        <w:left w:color="FFFFFF" w:space="0" w:sz="4" w:themeColor="background1" w:val="single"/>
+        <w:bottom w:color="FFFFFF" w:space="0" w:sz="4" w:themeColor="background1" w:val="single"/>
+        <w:right w:color="FFFFFF" w:space="0" w:sz="4" w:themeColor="background1" w:val="single"/>
+        <w:insideH w:color="FFFFFF" w:space="0" w:sz="4" w:themeColor="background1" w:val="single"/>
+        <w:insideV w:color="FFFFFF" w:space="0" w:sz="4" w:themeColor="background1" w:val="single"/>
       </w:tblBorders>
     </w:tblPr>
     <w:tcPr>
-      <w:shd w:val="clear" w:color="auto" w:fill="C1E4F5" w:themeFill="accent1" w:themeFillTint="33"/>
+      <w:shd w:color="auto" w:fill="C1E4F5" w:themeFill="accent1" w:themeFillTint="33" w:val="clear"/>
     </w:tcPr>
     <w:tblStylePr w:type="firstRow">
       <w:rPr>
         <w:b/>
         <w:bCs/>
-        <w:color w:val="FFFFFF" w:themeColor="background1"/>
+        <w:color w:themeColor="background1" w:val="FFFFFF"/>
       </w:rPr>
       <w:tblPr/>
       <w:tcPr>
         <w:tcBorders>
-          <w:top w:val="single" w:sz="4" w:space="0" w:color="FFFFFF" w:themeColor="background1"/>
-          <w:left w:val="single" w:sz="4" w:space="0" w:color="FFFFFF" w:themeColor="background1"/>
-          <w:right w:val="single" w:sz="4" w:space="0" w:color="FFFFFF" w:themeColor="background1"/>
+          <w:top w:color="FFFFFF" w:space="0" w:sz="4" w:themeColor="background1" w:val="single"/>
+          <w:left w:color="FFFFFF" w:space="0" w:sz="4" w:themeColor="background1" w:val="single"/>
+          <w:right w:color="FFFFFF" w:space="0" w:sz="4" w:themeColor="background1" w:val="single"/>
           <w:insideH w:val="nil"/>
           <w:insideV w:val="nil"/>
         </w:tcBorders>
-        <w:shd w:val="clear" w:color="auto" w:fill="156082" w:themeFill="accent1"/>
+        <w:shd w:color="auto" w:fill="156082" w:themeFill="accent1" w:val="clear"/>
       </w:tcPr>
     </w:tblStylePr>
     <w:tblStylePr w:type="lastRow">
       <w:rPr>
         <w:b/>
         <w:bCs/>
-        <w:color w:val="FFFFFF" w:themeColor="background1"/>
+        <w:color w:themeColor="background1" w:val="FFFFFF"/>
       </w:rPr>
       <w:tblPr/>
       <w:tcPr>
         <w:tcBorders>
-          <w:left w:val="single" w:sz="4" w:space="0" w:color="FFFFFF" w:themeColor="background1"/>
-          <w:bottom w:val="single" w:sz="4" w:space="0" w:color="FFFFFF" w:themeColor="background1"/>
-          <w:right w:val="single" w:sz="4" w:space="0" w:color="FFFFFF" w:themeColor="background1"/>
+          <w:left w:color="FFFFFF" w:space="0" w:sz="4" w:themeColor="background1" w:val="single"/>
+          <w:bottom w:color="FFFFFF" w:space="0" w:sz="4" w:themeColor="background1" w:val="single"/>
+          <w:right w:color="FFFFFF" w:space="0" w:sz="4" w:themeColor="background1" w:val="single"/>
           <w:insideH w:val="nil"/>
           <w:insideV w:val="nil"/>
         </w:tcBorders>
-        <w:shd w:val="clear" w:color="auto" w:fill="156082" w:themeFill="accent1"/>
+        <w:shd w:color="auto" w:fill="156082" w:themeFill="accent1" w:val="clear"/>
       </w:tcPr>
     </w:tblStylePr>
     <w:tblStylePr w:type="firstCol">
       <w:rPr>
         <w:b/>
         <w:bCs/>
-        <w:color w:val="FFFFFF" w:themeColor="background1"/>
+        <w:color w:themeColor="background1" w:val="FFFFFF"/>
       </w:rPr>
       <w:tblPr/>
       <w:tcPr>
         <w:tcBorders>
-          <w:top w:val="single" w:sz="4" w:space="0" w:color="FFFFFF" w:themeColor="background1"/>
-          <w:left w:val="single" w:sz="4" w:space="0" w:color="FFFFFF" w:themeColor="background1"/>
-          <w:bottom w:val="single" w:sz="4" w:space="0" w:color="FFFFFF" w:themeColor="background1"/>
+          <w:top w:color="FFFFFF" w:space="0" w:sz="4" w:themeColor="background1" w:val="single"/>
+          <w:left w:color="FFFFFF" w:space="0" w:sz="4" w:themeColor="background1" w:val="single"/>
+          <w:bottom w:color="FFFFFF" w:space="0" w:sz="4" w:themeColor="background1" w:val="single"/>
           <w:insideV w:val="nil"/>
         </w:tcBorders>
-        <w:shd w:val="clear" w:color="auto" w:fill="156082" w:themeFill="accent1"/>
+        <w:shd w:color="auto" w:fill="156082" w:themeFill="accent1" w:val="clear"/>
       </w:tcPr>
     </w:tblStylePr>
     <w:tblStylePr w:type="lastCol">
       <w:rPr>
         <w:b/>
         <w:bCs/>
-        <w:color w:val="FFFFFF" w:themeColor="background1"/>
+        <w:color w:themeColor="background1" w:val="FFFFFF"/>
       </w:rPr>
       <w:tblPr/>
       <w:tcPr>
         <w:tcBorders>
-          <w:top w:val="single" w:sz="4" w:space="0" w:color="FFFFFF" w:themeColor="background1"/>
-          <w:bottom w:val="single" w:sz="4" w:space="0" w:color="FFFFFF" w:themeColor="background1"/>
-          <w:right w:val="single" w:sz="4" w:space="0" w:color="FFFFFF" w:themeColor="background1"/>
+          <w:top w:color="FFFFFF" w:space="0" w:sz="4" w:themeColor="background1" w:val="single"/>
+          <w:bottom w:color="FFFFFF" w:space="0" w:sz="4" w:themeColor="background1" w:val="single"/>
+          <w:right w:color="FFFFFF" w:space="0" w:sz="4" w:themeColor="background1" w:val="single"/>
           <w:insideV w:val="nil"/>
         </w:tcBorders>
-        <w:shd w:val="clear" w:color="auto" w:fill="156082" w:themeFill="accent1"/>
+        <w:shd w:color="auto" w:fill="156082" w:themeFill="accent1" w:val="clear"/>
       </w:tcPr>
     </w:tblStylePr>
     <w:tblStylePr w:type="band1Vert">
       <w:tblPr/>
       <w:tcPr>
-        <w:shd w:val="clear" w:color="auto" w:fill="83CAEB" w:themeFill="accent1" w:themeFillTint="66"/>
+        <w:shd w:color="auto" w:fill="83CAEB" w:themeFill="accent1" w:themeFillTint="66" w:val="clear"/>
       </w:tcPr>
     </w:tblStylePr>
     <w:tblStylePr w:type="band1Horz">
       <w:tblPr/>
       <w:tcPr>
-        <w:shd w:val="clear" w:color="auto" w:fill="83CAEB" w:themeFill="accent1" w:themeFillTint="66"/>
+        <w:shd w:color="auto" w:fill="83CAEB" w:themeFill="accent1" w:themeFillTint="66" w:val="clear"/>
       </w:tcPr>
     </w:tblStylePr>
   </w:style>
-  <w:style w:type="paragraph" w:styleId="Cabealho">
+  <w:style w:styleId="Cabealho" w:type="paragraph">
     <w:name w:val="header"/>
     <w:basedOn w:val="Normal"/>
     <w:link w:val="CabealhoChar"/>
     <w:rsid w:val="00102FF8"/>
     <w:pPr>
       <w:tabs>
-        <w:tab w:val="center" w:pos="4252"/>
-        <w:tab w:val="right" w:pos="8504"/>
+        <w:tab w:pos="4252" w:val="center"/>
+        <w:tab w:pos="8504" w:val="right"/>
       </w:tabs>
       <w:spacing w:after="0"/>
     </w:pPr>
   </w:style>
-  <w:style w:type="character" w:customStyle="1" w:styleId="CabealhoChar">
+  <w:style w:customStyle="1" w:styleId="CabealhoChar" w:type="character">
     <w:name w:val="Cabeçalho Char"/>
     <w:basedOn w:val="Fontepargpadro"/>
     <w:link w:val="Cabealho"/>
     <w:rsid w:val="00102FF8"/>
   </w:style>
-  <w:style w:type="paragraph" w:styleId="Rodap">
+  <w:style w:styleId="Rodap" w:type="paragraph">
     <w:name w:val="footer"/>
     <w:basedOn w:val="Normal"/>
     <w:link w:val="RodapChar"/>
     <w:rsid w:val="00102FF8"/>
     <w:pPr>
       <w:tabs>
-        <w:tab w:val="center" w:pos="4252"/>
-        <w:tab w:val="right" w:pos="8504"/>
+        <w:tab w:pos="4252" w:val="center"/>
+        <w:tab w:pos="8504" w:val="right"/>
       </w:tabs>
       <w:spacing w:after="0"/>
     </w:pPr>
   </w:style>
-  <w:style w:type="character" w:customStyle="1" w:styleId="RodapChar">
+  <w:style w:customStyle="1" w:styleId="RodapChar" w:type="character">
     <w:name w:val="Rodapé Char"/>
     <w:basedOn w:val="Fontepargpadro"/>
     <w:link w:val="Rodap"/>
     <w:rsid w:val="00102FF8"/>
   </w:style>
-  <w:style w:type="character" w:styleId="MenoPendente">
+  <w:style w:styleId="MenoPendente" w:type="character">
     <w:name w:val="Unresolved Mention"/>
     <w:basedOn w:val="Fontepargpadro"/>
     <w:uiPriority w:val="99"/>
@@ -3965,7 +4325,7 @@
     <w:rsid w:val="00892829"/>
     <w:rPr>
       <w:color w:val="605E5C"/>
-      <w:shd w:val="clear" w:color="auto" w:fill="E1DFDD"/>
+      <w:shd w:color="auto" w:fill="E1DFDD" w:val="clear"/>
     </w:rPr>
   </w:style>
   <w:style w:type="paragraph" w:customStyle="1" w:styleId="SourceCode">
@@ -3973,299 +4333,234 @@
     <w:basedOn w:val="Normal"/>
     <w:link w:val="VerbatimChar"/>
     <w:pPr>
-      <w:wordWrap w:val="0"/>
+      <w:wordWrap w:val="off"/>
     </w:pPr>
   </w:style>
   <w:style w:type="character" w:customStyle="1" w:styleId="KeywordTok">
     <w:name w:val="KeywordTok"/>
     <w:basedOn w:val="VerbatimChar"/>
     <w:rPr>
-      <w:rFonts w:ascii="Consolas" w:hAnsi="Consolas"/>
       <w:b/>
       <w:color w:val="007020"/>
-      <w:sz w:val="22"/>
     </w:rPr>
   </w:style>
   <w:style w:type="character" w:customStyle="1" w:styleId="DataTypeTok">
     <w:name w:val="DataTypeTok"/>
     <w:basedOn w:val="VerbatimChar"/>
     <w:rPr>
-      <w:rFonts w:ascii="Consolas" w:hAnsi="Consolas"/>
       <w:color w:val="902000"/>
-      <w:sz w:val="22"/>
     </w:rPr>
   </w:style>
   <w:style w:type="character" w:customStyle="1" w:styleId="DecValTok">
     <w:name w:val="DecValTok"/>
     <w:basedOn w:val="VerbatimChar"/>
     <w:rPr>
-      <w:rFonts w:ascii="Consolas" w:hAnsi="Consolas"/>
-      <w:color w:val="40A070"/>
-      <w:sz w:val="22"/>
+      <w:color w:val="40a070"/>
     </w:rPr>
   </w:style>
   <w:style w:type="character" w:customStyle="1" w:styleId="BaseNTok">
     <w:name w:val="BaseNTok"/>
     <w:basedOn w:val="VerbatimChar"/>
     <w:rPr>
-      <w:rFonts w:ascii="Consolas" w:hAnsi="Consolas"/>
-      <w:color w:val="40A070"/>
-      <w:sz w:val="22"/>
+      <w:color w:val="40a070"/>
     </w:rPr>
   </w:style>
   <w:style w:type="character" w:customStyle="1" w:styleId="FloatTok">
     <w:name w:val="FloatTok"/>
     <w:basedOn w:val="VerbatimChar"/>
     <w:rPr>
-      <w:rFonts w:ascii="Consolas" w:hAnsi="Consolas"/>
-      <w:color w:val="40A070"/>
-      <w:sz w:val="22"/>
+      <w:color w:val="40a070"/>
     </w:rPr>
   </w:style>
   <w:style w:type="character" w:customStyle="1" w:styleId="ConstantTok">
     <w:name w:val="ConstantTok"/>
     <w:basedOn w:val="VerbatimChar"/>
     <w:rPr>
-      <w:rFonts w:ascii="Consolas" w:hAnsi="Consolas"/>
       <w:color w:val="880000"/>
-      <w:sz w:val="22"/>
     </w:rPr>
   </w:style>
   <w:style w:type="character" w:customStyle="1" w:styleId="CharTok">
     <w:name w:val="CharTok"/>
     <w:basedOn w:val="VerbatimChar"/>
     <w:rPr>
-      <w:rFonts w:ascii="Consolas" w:hAnsi="Consolas"/>
-      <w:color w:val="4070A0"/>
-      <w:sz w:val="22"/>
+      <w:color w:val="4070a0"/>
     </w:rPr>
   </w:style>
   <w:style w:type="character" w:customStyle="1" w:styleId="SpecialCharTok">
     <w:name w:val="SpecialCharTok"/>
     <w:basedOn w:val="VerbatimChar"/>
     <w:rPr>
-      <w:rFonts w:ascii="Consolas" w:hAnsi="Consolas"/>
-      <w:color w:val="4070A0"/>
-      <w:sz w:val="22"/>
+      <w:color w:val="4070a0"/>
     </w:rPr>
   </w:style>
   <w:style w:type="character" w:customStyle="1" w:styleId="StringTok">
     <w:name w:val="StringTok"/>
     <w:basedOn w:val="VerbatimChar"/>
     <w:rPr>
-      <w:rFonts w:ascii="Consolas" w:hAnsi="Consolas"/>
-      <w:color w:val="4070A0"/>
-      <w:sz w:val="22"/>
+      <w:color w:val="4070a0"/>
     </w:rPr>
   </w:style>
   <w:style w:type="character" w:customStyle="1" w:styleId="VerbatimStringTok">
     <w:name w:val="VerbatimStringTok"/>
     <w:basedOn w:val="VerbatimChar"/>
     <w:rPr>
-      <w:rFonts w:ascii="Consolas" w:hAnsi="Consolas"/>
-      <w:color w:val="4070A0"/>
-      <w:sz w:val="22"/>
+      <w:color w:val="4070a0"/>
     </w:rPr>
   </w:style>
   <w:style w:type="character" w:customStyle="1" w:styleId="SpecialStringTok">
     <w:name w:val="SpecialStringTok"/>
     <w:basedOn w:val="VerbatimChar"/>
     <w:rPr>
-      <w:rFonts w:ascii="Consolas" w:hAnsi="Consolas"/>
-      <w:color w:val="BB6688"/>
-      <w:sz w:val="22"/>
+      <w:color w:val="bb6688"/>
     </w:rPr>
   </w:style>
   <w:style w:type="character" w:customStyle="1" w:styleId="ImportTok">
     <w:name w:val="ImportTok"/>
     <w:basedOn w:val="VerbatimChar"/>
     <w:rPr>
-      <w:rFonts w:ascii="Consolas" w:hAnsi="Consolas"/>
       <w:b/>
       <w:color w:val="008000"/>
-      <w:sz w:val="22"/>
     </w:rPr>
   </w:style>
   <w:style w:type="character" w:customStyle="1" w:styleId="CommentTok">
     <w:name w:val="CommentTok"/>
     <w:basedOn w:val="VerbatimChar"/>
     <w:rPr>
-      <w:rFonts w:ascii="Consolas" w:hAnsi="Consolas"/>
       <w:i/>
-      <w:color w:val="60A0B0"/>
-      <w:sz w:val="22"/>
+      <w:color w:val="60a0b0"/>
     </w:rPr>
   </w:style>
   <w:style w:type="character" w:customStyle="1" w:styleId="DocumentationTok">
     <w:name w:val="DocumentationTok"/>
     <w:basedOn w:val="VerbatimChar"/>
     <w:rPr>
-      <w:rFonts w:ascii="Consolas" w:hAnsi="Consolas"/>
       <w:i/>
-      <w:color w:val="BA2121"/>
-      <w:sz w:val="22"/>
+      <w:color w:val="ba2121"/>
     </w:rPr>
   </w:style>
   <w:style w:type="character" w:customStyle="1" w:styleId="AnnotationTok">
     <w:name w:val="AnnotationTok"/>
     <w:basedOn w:val="VerbatimChar"/>
     <w:rPr>
-      <w:rFonts w:ascii="Consolas" w:hAnsi="Consolas"/>
       <w:b/>
       <w:i/>
-      <w:color w:val="60A0B0"/>
-      <w:sz w:val="22"/>
+      <w:color w:val="60a0b0"/>
     </w:rPr>
   </w:style>
   <w:style w:type="character" w:customStyle="1" w:styleId="CommentVarTok">
     <w:name w:val="CommentVarTok"/>
     <w:basedOn w:val="VerbatimChar"/>
     <w:rPr>
-      <w:rFonts w:ascii="Consolas" w:hAnsi="Consolas"/>
       <w:b/>
       <w:i/>
-      <w:color w:val="60A0B0"/>
-      <w:sz w:val="22"/>
+      <w:color w:val="60a0b0"/>
     </w:rPr>
   </w:style>
   <w:style w:type="character" w:customStyle="1" w:styleId="OtherTok">
     <w:name w:val="OtherTok"/>
     <w:basedOn w:val="VerbatimChar"/>
     <w:rPr>
-      <w:rFonts w:ascii="Consolas" w:hAnsi="Consolas"/>
       <w:color w:val="007020"/>
-      <w:sz w:val="22"/>
     </w:rPr>
   </w:style>
   <w:style w:type="character" w:customStyle="1" w:styleId="FunctionTok">
     <w:name w:val="FunctionTok"/>
     <w:basedOn w:val="VerbatimChar"/>
     <w:rPr>
-      <w:rFonts w:ascii="Consolas" w:hAnsi="Consolas"/>
-      <w:color w:val="06287E"/>
-      <w:sz w:val="22"/>
+      <w:color w:val="06287e"/>
     </w:rPr>
   </w:style>
   <w:style w:type="character" w:customStyle="1" w:styleId="VariableTok">
     <w:name w:val="VariableTok"/>
     <w:basedOn w:val="VerbatimChar"/>
     <w:rPr>
-      <w:rFonts w:ascii="Consolas" w:hAnsi="Consolas"/>
-      <w:color w:val="19177C"/>
-      <w:sz w:val="22"/>
+      <w:color w:val="19177c"/>
     </w:rPr>
   </w:style>
   <w:style w:type="character" w:customStyle="1" w:styleId="ControlFlowTok">
     <w:name w:val="ControlFlowTok"/>
     <w:basedOn w:val="VerbatimChar"/>
     <w:rPr>
-      <w:rFonts w:ascii="Consolas" w:hAnsi="Consolas"/>
       <w:b/>
       <w:color w:val="007020"/>
-      <w:sz w:val="22"/>
     </w:rPr>
   </w:style>
   <w:style w:type="character" w:customStyle="1" w:styleId="OperatorTok">
     <w:name w:val="OperatorTok"/>
     <w:basedOn w:val="VerbatimChar"/>
     <w:rPr>
-      <w:rFonts w:ascii="Consolas" w:hAnsi="Consolas"/>
       <w:color w:val="666666"/>
-      <w:sz w:val="22"/>
     </w:rPr>
   </w:style>
   <w:style w:type="character" w:customStyle="1" w:styleId="BuiltInTok">
     <w:name w:val="BuiltInTok"/>
     <w:basedOn w:val="VerbatimChar"/>
     <w:rPr>
-      <w:rFonts w:ascii="Consolas" w:hAnsi="Consolas"/>
       <w:color w:val="008000"/>
-      <w:sz w:val="22"/>
     </w:rPr>
   </w:style>
   <w:style w:type="character" w:customStyle="1" w:styleId="ExtensionTok">
     <w:name w:val="ExtensionTok"/>
     <w:basedOn w:val="VerbatimChar"/>
-    <w:rPr>
-      <w:rFonts w:ascii="Consolas" w:hAnsi="Consolas"/>
-      <w:sz w:val="22"/>
-    </w:rPr>
+    <w:rPr/>
   </w:style>
   <w:style w:type="character" w:customStyle="1" w:styleId="PreprocessorTok">
     <w:name w:val="PreprocessorTok"/>
     <w:basedOn w:val="VerbatimChar"/>
     <w:rPr>
-      <w:rFonts w:ascii="Consolas" w:hAnsi="Consolas"/>
-      <w:color w:val="BC7A00"/>
-      <w:sz w:val="22"/>
+      <w:color w:val="bc7a00"/>
     </w:rPr>
   </w:style>
   <w:style w:type="character" w:customStyle="1" w:styleId="AttributeTok">
     <w:name w:val="AttributeTok"/>
     <w:basedOn w:val="VerbatimChar"/>
     <w:rPr>
-      <w:rFonts w:ascii="Consolas" w:hAnsi="Consolas"/>
-      <w:color w:val="7D9029"/>
-      <w:sz w:val="22"/>
+      <w:color w:val="7d9029"/>
     </w:rPr>
   </w:style>
   <w:style w:type="character" w:customStyle="1" w:styleId="RegionMarkerTok">
     <w:name w:val="RegionMarkerTok"/>
     <w:basedOn w:val="VerbatimChar"/>
-    <w:rPr>
-      <w:rFonts w:ascii="Consolas" w:hAnsi="Consolas"/>
-      <w:sz w:val="22"/>
-    </w:rPr>
+    <w:rPr/>
   </w:style>
   <w:style w:type="character" w:customStyle="1" w:styleId="InformationTok">
     <w:name w:val="InformationTok"/>
     <w:basedOn w:val="VerbatimChar"/>
     <w:rPr>
-      <w:rFonts w:ascii="Consolas" w:hAnsi="Consolas"/>
       <w:b/>
       <w:i/>
-      <w:color w:val="60A0B0"/>
-      <w:sz w:val="22"/>
+      <w:color w:val="60a0b0"/>
     </w:rPr>
   </w:style>
   <w:style w:type="character" w:customStyle="1" w:styleId="WarningTok">
     <w:name w:val="WarningTok"/>
     <w:basedOn w:val="VerbatimChar"/>
     <w:rPr>
-      <w:rFonts w:ascii="Consolas" w:hAnsi="Consolas"/>
       <w:b/>
       <w:i/>
-      <w:color w:val="60A0B0"/>
-      <w:sz w:val="22"/>
+      <w:color w:val="60a0b0"/>
     </w:rPr>
   </w:style>
   <w:style w:type="character" w:customStyle="1" w:styleId="AlertTok">
     <w:name w:val="AlertTok"/>
     <w:basedOn w:val="VerbatimChar"/>
     <w:rPr>
-      <w:rFonts w:ascii="Consolas" w:hAnsi="Consolas"/>
       <w:b/>
-      <w:color w:val="FF0000"/>
-      <w:sz w:val="22"/>
+      <w:color w:val="ff0000"/>
     </w:rPr>
   </w:style>
   <w:style w:type="character" w:customStyle="1" w:styleId="ErrorTok">
     <w:name w:val="ErrorTok"/>
     <w:basedOn w:val="VerbatimChar"/>
     <w:rPr>
-      <w:rFonts w:ascii="Consolas" w:hAnsi="Consolas"/>
       <w:b/>
-      <w:color w:val="FF0000"/>
-      <w:sz w:val="22"/>
+      <w:color w:val="ff0000"/>
     </w:rPr>
   </w:style>
   <w:style w:type="character" w:customStyle="1" w:styleId="NormalTok">
     <w:name w:val="NormalTok"/>
     <w:basedOn w:val="VerbatimChar"/>
-    <w:rPr>
-      <w:rFonts w:ascii="Consolas" w:hAnsi="Consolas"/>
-      <w:sz w:val="22"/>
-    </w:rPr>
+    <w:rPr/>
   </w:style>
 </w:styles>
 </file>

--- a/Documentos/2026/regulamentoDasCompeticoesCearenses.docx
+++ b/Documentos/2026/regulamentoDasCompeticoesCearenses.docx
@@ -699,7 +699,7 @@
               <w:jc w:val="left"/>
             </w:pPr>
             <w:r>
-              <w:t xml:space="preserve">???</w:t>
+              <w:t xml:space="preserve">COCAP</w:t>
             </w:r>
           </w:p>
         </w:tc>
@@ -711,7 +711,7 @@
               <w:jc w:val="left"/>
             </w:pPr>
             <w:r>
-              <w:t xml:space="preserve">??? – ??????? (QA/FECORI ??)</w:t>
+              <w:t xml:space="preserve">Paulo Antônio da Costa Mazulo (QA/FECORI 54)</w:t>
             </w:r>
           </w:p>
         </w:tc>
@@ -749,7 +749,7 @@
               <w:jc w:val="left"/>
             </w:pPr>
             <w:r>
-              <w:t xml:space="preserve">???</w:t>
+              <w:t xml:space="preserve">Trilha Norte/CODL</w:t>
             </w:r>
           </w:p>
         </w:tc>
@@ -761,7 +761,7 @@
               <w:jc w:val="left"/>
             </w:pPr>
             <w:r>
-              <w:t xml:space="preserve">??? – ??????? (QA/FECORI ??)</w:t>
+              <w:t xml:space="preserve">Jayckson Saraiva de Amorim (QA/FECORI 59)</w:t>
             </w:r>
           </w:p>
         </w:tc>

--- a/Documentos/2026/regulamentoDasCompeticoesCearenses.docx
+++ b/Documentos/2026/regulamentoDasCompeticoesCearenses.docx
@@ -2,7 +2,7 @@
 <file path=word/document.xml><?xml version="1.0" encoding="utf-8"?>
 <w:document xmlns:w="http://schemas.openxmlformats.org/wordprocessingml/2006/main" xmlns:m="http://schemas.openxmlformats.org/officeDocument/2006/math" xmlns:r="http://schemas.openxmlformats.org/officeDocument/2006/relationships" xmlns:o="urn:schemas-microsoft-com:office:office" xmlns:v="urn:schemas-microsoft-com:vml" xmlns:w10="urn:schemas-microsoft-com:office:word" xmlns:a="http://schemas.openxmlformats.org/drawingml/2006/main" xmlns:pic="http://schemas.openxmlformats.org/drawingml/2006/picture" xmlns:wp="http://schemas.openxmlformats.org/drawingml/2006/wordprocessingDrawing">
   <w:body>
-    <w:bookmarkStart w:id="30" w:name="X9d2b1a7d218659fd06a36ab5598bc81824129ff"/>
+    <w:bookmarkStart w:id="31" w:name="X9d2b1a7d218659fd06a36ab5598bc81824129ff"/>
     <w:p>
       <w:pPr>
         <w:pStyle w:val="Ttulo1"/>
@@ -15,7 +15,7 @@
         <w:t xml:space="preserve">Regulamento das Competições Cearenses de Orientação</w:t>
       </w:r>
     </w:p>
-    <w:bookmarkStart w:id="19" w:name="disposições-gerais"/>
+    <w:bookmarkStart w:id="20" w:name="disposições-gerais"/>
     <w:p>
       <w:pPr>
         <w:pStyle w:val="Ttulo2"/>
@@ -93,18 +93,16 @@
       <w:r>
         <w:t xml:space="preserve"> </w:t>
       </w:r>
-      <w:r>
-        <w:rPr>
-          <w:b/>
-          <w:bCs/>
-        </w:rPr>
-        <w:t xml:space="preserve">Confederação Brasileira de Orientação</w:t>
-      </w:r>
-      <w:r>
-        <w:t xml:space="preserve"> </w:t>
-      </w:r>
-      <w:r>
-        <w:t xml:space="preserve">(CBO).</w:t>
+      <w:hyperlink r:id="rId19">
+        <w:r>
+          <w:rPr>
+            <w:rStyle w:val="Hyperlink"/>
+          </w:rPr>
+          <w:t xml:space="preserve">Confederação Brasileira de Orientação (CBO)</w:t>
+        </w:r>
+      </w:hyperlink>
+      <w:r>
+        <w:t xml:space="preserve">.</w:t>
       </w:r>
     </w:p>
     <w:p>
@@ -325,8 +323,8 @@
         <w:t xml:space="preserve">.</w:t>
       </w:r>
     </w:p>
-    <w:bookmarkEnd w:id="19"/>
-    <w:bookmarkStart w:id="22" w:name="das-competições"/>
+    <w:bookmarkEnd w:id="20"/>
+    <w:bookmarkStart w:id="23" w:name="das-competições"/>
     <w:p>
       <w:pPr>
         <w:pStyle w:val="Ttulo2"/>
@@ -475,7 +473,7 @@
         <w:t xml:space="preserve">– A organização geral de cada competição é de responsabilidade de um ou mais clubes filiados à FECORI, conforme calendários abaixo:</w:t>
       </w:r>
     </w:p>
-    <w:bookmarkStart w:id="20" w:name="Xfc7263bc551f591fd24a57a0de31d0a3e17d277"/>
+    <w:bookmarkStart w:id="21" w:name="Xfc7263bc551f591fd24a57a0de31d0a3e17d277"/>
     <w:p>
       <w:pPr>
         <w:pStyle w:val="Ttulo3"/>
@@ -767,8 +765,8 @@
         </w:tc>
       </w:tr>
     </w:tbl>
-    <w:bookmarkEnd w:id="20"/>
-    <w:bookmarkStart w:id="21" w:name="Xfbdba5622b410d1ea40c17b7d68e28d162a11ba"/>
+    <w:bookmarkEnd w:id="21"/>
+    <w:bookmarkStart w:id="22" w:name="Xfbdba5622b410d1ea40c17b7d68e28d162a11ba"/>
     <w:p>
       <w:pPr>
         <w:pStyle w:val="Ttulo3"/>
@@ -904,7 +902,7 @@
               <w:jc w:val="left"/>
             </w:pPr>
             <w:r>
-              <w:t xml:space="preserve">??? - ??????? (QA/FECORI ??)</w:t>
+              <w:t xml:space="preserve">Joelson Matias da Silva (QA/FECORI 85)</w:t>
             </w:r>
           </w:p>
         </w:tc>
@@ -954,7 +952,7 @@
               <w:jc w:val="left"/>
             </w:pPr>
             <w:r>
-              <w:t xml:space="preserve">??? - ??????? (QA/FECORI ??)</w:t>
+              <w:t xml:space="preserve">Joelson Matias da Silva (QA/FECORI 85)</w:t>
             </w:r>
           </w:p>
         </w:tc>
@@ -1004,7 +1002,7 @@
               <w:jc w:val="left"/>
             </w:pPr>
             <w:r>
-              <w:t xml:space="preserve">??? - ??????? (QA/FECORI ??)</w:t>
+              <w:t xml:space="preserve">Joelson Matias da Silva (QA/FECORI 85)</w:t>
             </w:r>
           </w:p>
         </w:tc>
@@ -1072,9 +1070,9 @@
         <w:t xml:space="preserve">, conforme itens 5.1 e 35.6 da ROP.</w:t>
       </w:r>
     </w:p>
-    <w:bookmarkEnd w:id="21"/>
     <w:bookmarkEnd w:id="22"/>
-    <w:bookmarkStart w:id="23" w:name="das-categorias-e-uniformes"/>
+    <w:bookmarkEnd w:id="23"/>
+    <w:bookmarkStart w:id="24" w:name="das-categorias-e-uniformes"/>
     <w:p>
       <w:pPr>
         <w:pStyle w:val="Ttulo2"/>
@@ -1359,8 +1357,8 @@
         <w:t xml:space="preserve">, poderão ser usados calção e camiseta cavada.</w:t>
       </w:r>
     </w:p>
-    <w:bookmarkEnd w:id="23"/>
-    <w:bookmarkStart w:id="24" w:name="da-inscrição-e-responsabilidades"/>
+    <w:bookmarkEnd w:id="24"/>
+    <w:bookmarkStart w:id="25" w:name="da-inscrição-e-responsabilidades"/>
     <w:p>
       <w:pPr>
         <w:pStyle w:val="Ttulo2"/>
@@ -1675,8 +1673,8 @@
         <w:t xml:space="preserve">– Caso o número de inscritos supere a quantidade de SI-Cards disponíveis, a prioridade será das categorias Elite, Alfa, Bravo e Novato (nesta ordem). Atletas não contemplados receberão estorno da taxa de aluguel.</w:t>
       </w:r>
     </w:p>
-    <w:bookmarkEnd w:id="24"/>
-    <w:bookmarkStart w:id="25" w:name="da-apuração-partida-e-classificação"/>
+    <w:bookmarkEnd w:id="25"/>
+    <w:bookmarkStart w:id="26" w:name="da-apuração-partida-e-classificação"/>
     <w:p>
       <w:pPr>
         <w:pStyle w:val="Ttulo2"/>
@@ -1863,8 +1861,8 @@
         <w:t xml:space="preserve">O não cumprimento desta regra gerará penalização, tornando a etapa/percurso não passível de descarte.</w:t>
       </w:r>
     </w:p>
-    <w:bookmarkEnd w:id="25"/>
-    <w:bookmarkStart w:id="26" w:name="X89a63427626da8f2bc271701c70d2142ead9eb8"/>
+    <w:bookmarkEnd w:id="26"/>
+    <w:bookmarkStart w:id="27" w:name="X89a63427626da8f2bc271701c70d2142ead9eb8"/>
     <w:p>
       <w:pPr>
         <w:pStyle w:val="Ttulo2"/>
@@ -1981,8 +1979,8 @@
         <w:t xml:space="preserve">– O objetivo, composição e prerrogativas do Júri Técnico obedecem às DIRETRIZES PARA OS JÚRIS EM EVENTOS OFICIAIS da CBO e ao item 38 da ROP.</w:t>
       </w:r>
     </w:p>
-    <w:bookmarkEnd w:id="26"/>
-    <w:bookmarkStart w:id="27" w:name="da-segurança"/>
+    <w:bookmarkEnd w:id="27"/>
+    <w:bookmarkStart w:id="28" w:name="da-segurança"/>
     <w:p>
       <w:pPr>
         <w:pStyle w:val="Ttulo2"/>
@@ -2045,8 +2043,8 @@
         <w:t xml:space="preserve">– Deverão ser ressaltados nos avisos preliminares, antes da partida da primeira bateria de atletas, bem como indicados nos mapas, os pontos que apresentam qualquer perigo ou áreas interditadas para a competição.</w:t>
       </w:r>
     </w:p>
-    <w:bookmarkEnd w:id="27"/>
-    <w:bookmarkStart w:id="28" w:name="da-pontuação-e-apuração-do-campeonato"/>
+    <w:bookmarkEnd w:id="28"/>
+    <w:bookmarkStart w:id="29" w:name="da-pontuação-e-apuração-do-campeonato"/>
     <w:p>
       <w:pPr>
         <w:pStyle w:val="Ttulo2"/>
@@ -2498,8 +2496,8 @@
         <w:t xml:space="preserve">Em caso de empate entre clubes, vence o que tiver mais primeiros lugares, depois segundos, sucessivamente até o desempate.</w:t>
       </w:r>
     </w:p>
-    <w:bookmarkEnd w:id="28"/>
-    <w:bookmarkStart w:id="29" w:name="da-premiação"/>
+    <w:bookmarkEnd w:id="29"/>
+    <w:bookmarkStart w:id="30" w:name="da-premiação"/>
     <w:p>
       <w:pPr>
         <w:pStyle w:val="Ttulo2"/>
@@ -2689,8 +2687,8 @@
         <w:t xml:space="preserve">Fortaleza/CE, 27 de abril de 2026.</w:t>
       </w:r>
     </w:p>
-    <w:bookmarkEnd w:id="29"/>
     <w:bookmarkEnd w:id="30"/>
+    <w:bookmarkEnd w:id="31"/>
     <w:sectPr>
       <w:headerReference r:id="rId8" w:type="default"/>
       <w:footerReference r:id="rId9" w:type="default"/>

--- a/Documentos/2026/regulamentoDasCompeticoesCearenses.docx
+++ b/Documentos/2026/regulamentoDasCompeticoesCearenses.docx
@@ -5,13 +5,32 @@
     <w:p>
       <w:pPr>
         <w:pStyle w:val="Ttulo1"/>
-        <w:jc w:val="both"/>
+        <w:spacing w:before="240"/>
+        <w:jc w:val="center"/>
+        <w:rPr>
+          <w:smallCaps/>
+          <w:sz w:val="44"/>
+          <w:szCs w:val="44"/>
+          <w14:shadow w14:blurRad="50800" w14:dist="38100" w14:dir="2700000" w14:sx="100000" w14:sy="100000" w14:kx="0" w14:ky="0" w14:algn="tl">
+            <w14:srgbClr w14:val="000000">
+              <w14:alpha w14:val="60000"/>
+            </w14:srgbClr>
+          </w14:shadow>
+        </w:rPr>
       </w:pPr>
       <w:bookmarkStart w:id="0" w:name="X9d2b1a7d218659fd06a36ab5598bc81824129ff"/>
       <w:r>
         <w:rPr>
           <w:b/>
           <w:bCs/>
+          <w:smallCaps/>
+          <w:sz w:val="44"/>
+          <w:szCs w:val="44"/>
+          <w14:shadow w14:blurRad="50800" w14:dist="38100" w14:dir="2700000" w14:sx="100000" w14:sy="100000" w14:kx="0" w14:ky="0" w14:algn="tl">
+            <w14:srgbClr w14:val="000000">
+              <w14:alpha w14:val="60000"/>
+            </w14:srgbClr>
+          </w14:shadow>
         </w:rPr>
         <w:t>Regulamento das Competições Cearenses de Orientação</w:t>
       </w:r>
@@ -45,6 +64,12 @@
         <w:rPr>
           <w:i/>
           <w:iCs/>
+          <w:smallCaps/>
+          <w14:shadow w14:blurRad="50800" w14:dist="38100" w14:dir="2700000" w14:sx="100000" w14:sy="100000" w14:kx="0" w14:ky="0" w14:algn="tl">
+            <w14:srgbClr w14:val="000000">
+              <w14:alpha w14:val="60000"/>
+            </w14:srgbClr>
+          </w14:shadow>
         </w:rPr>
         <w:t>Campeonato Cearense de Orientação</w:t>
       </w:r>
@@ -55,6 +80,12 @@
         <w:rPr>
           <w:i/>
           <w:iCs/>
+          <w:smallCaps/>
+          <w14:shadow w14:blurRad="50800" w14:dist="38100" w14:dir="2700000" w14:sx="100000" w14:sy="100000" w14:kx="0" w14:ky="0" w14:algn="tl">
+            <w14:srgbClr w14:val="000000">
+              <w14:alpha w14:val="60000"/>
+            </w14:srgbClr>
+          </w14:shadow>
         </w:rPr>
         <w:t>Campeonato Cearense de Orientação Sprint</w:t>
       </w:r>
@@ -113,7 +144,7 @@
     <w:p>
       <w:pPr>
         <w:pStyle w:val="Textoembloco"/>
-        <w:ind w:left="284"/>
+        <w:ind w:left="284" w:right="0"/>
         <w:jc w:val="both"/>
       </w:pPr>
       <w:r>
@@ -130,7 +161,7 @@
     <w:p>
       <w:pPr>
         <w:pStyle w:val="Textoembloco"/>
-        <w:ind w:left="567"/>
+        <w:ind w:left="567" w:right="0"/>
         <w:jc w:val="both"/>
       </w:pPr>
       <w:r>
@@ -147,7 +178,7 @@
     <w:p>
       <w:pPr>
         <w:pStyle w:val="Textoembloco"/>
-        <w:ind w:left="567"/>
+        <w:ind w:left="567" w:right="0"/>
         <w:jc w:val="both"/>
       </w:pPr>
       <w:r>
@@ -164,7 +195,7 @@
     <w:p>
       <w:pPr>
         <w:pStyle w:val="Textoembloco"/>
-        <w:ind w:left="284"/>
+        <w:ind w:left="284" w:right="0"/>
         <w:jc w:val="both"/>
       </w:pPr>
       <w:r>
@@ -181,7 +212,7 @@
     <w:p>
       <w:pPr>
         <w:pStyle w:val="Textoembloco"/>
-        <w:ind w:left="284"/>
+        <w:ind w:left="284" w:right="0"/>
         <w:jc w:val="both"/>
       </w:pPr>
       <w:r>
@@ -218,7 +249,7 @@
     <w:p>
       <w:pPr>
         <w:pStyle w:val="Textoembloco"/>
-        <w:ind w:left="284"/>
+        <w:ind w:left="284" w:right="0"/>
         <w:jc w:val="both"/>
       </w:pPr>
       <w:r>
@@ -245,7 +276,7 @@
     <w:p>
       <w:pPr>
         <w:pStyle w:val="Textoembloco"/>
-        <w:ind w:left="284"/>
+        <w:ind w:left="284" w:right="0"/>
         <w:jc w:val="both"/>
       </w:pPr>
       <w:r>
@@ -309,7 +340,7 @@
     <w:p>
       <w:pPr>
         <w:pStyle w:val="Textoembloco"/>
-        <w:ind w:left="284"/>
+        <w:ind w:left="284" w:right="0"/>
         <w:jc w:val="both"/>
       </w:pPr>
       <w:r>
@@ -326,7 +357,7 @@
     <w:p>
       <w:pPr>
         <w:pStyle w:val="Textoembloco"/>
-        <w:ind w:left="284"/>
+        <w:ind w:left="284" w:right="0"/>
         <w:jc w:val="both"/>
       </w:pPr>
       <w:r>
@@ -406,7 +437,18 @@
       <w:bookmarkStart w:id="3" w:name="Xfc7263bc551f591fd24a57a0de31d0a3e17d277"/>
       <w:r>
         <w:lastRenderedPageBreak/>
-        <w:t>Calendário do XIX Campeonato Cearense de Orientação (CCO XIX)</w:t>
+        <w:t xml:space="preserve">Calendário do </w:t>
+      </w:r>
+      <w:r>
+        <w:rPr>
+          <w:smallCaps/>
+          <w14:shadow w14:blurRad="50800" w14:dist="38100" w14:dir="2700000" w14:sx="100000" w14:sy="100000" w14:kx="0" w14:ky="0" w14:algn="tl">
+            <w14:srgbClr w14:val="000000">
+              <w14:alpha w14:val="60000"/>
+            </w14:srgbClr>
+          </w14:shadow>
+        </w:rPr>
+        <w:t>XX Campeonato Cearense de Orientação</w:t>
       </w:r>
     </w:p>
     <w:tbl>
@@ -570,8 +612,13 @@
               <w:jc w:val="center"/>
             </w:pPr>
             <w:r>
-              <w:t>28/Jun</w:t>
+              <w:t>28/</w:t>
             </w:r>
+            <w:proofErr w:type="spellStart"/>
+            <w:r>
+              <w:t>Jun</w:t>
+            </w:r>
+            <w:proofErr w:type="spellEnd"/>
           </w:p>
         </w:tc>
         <w:tc>
@@ -598,7 +645,15 @@
               <w:jc w:val="both"/>
             </w:pPr>
             <w:r>
-              <w:t>Antônio Marden Oliveira de Sousa (QA/FECORI 80)</w:t>
+              <w:t xml:space="preserve">Antônio </w:t>
+            </w:r>
+            <w:proofErr w:type="spellStart"/>
+            <w:r>
+              <w:t>Marden</w:t>
+            </w:r>
+            <w:proofErr w:type="spellEnd"/>
+            <w:r>
+              <w:t xml:space="preserve"> Oliveira de Sousa (QA/FECORI 80)</w:t>
             </w:r>
           </w:p>
         </w:tc>
@@ -631,8 +686,13 @@
               <w:jc w:val="center"/>
             </w:pPr>
             <w:r>
-              <w:t>30/Ago</w:t>
+              <w:t>30/</w:t>
             </w:r>
+            <w:proofErr w:type="spellStart"/>
+            <w:r>
+              <w:t>Ago</w:t>
+            </w:r>
+            <w:proofErr w:type="spellEnd"/>
           </w:p>
         </w:tc>
         <w:tc>
@@ -659,7 +719,15 @@
               <w:jc w:val="both"/>
             </w:pPr>
             <w:r>
-              <w:t>Paulo Antônio da Costa Mazulo (QA/FECORI 54)</w:t>
+              <w:t xml:space="preserve">Paulo Antônio da Costa </w:t>
+            </w:r>
+            <w:proofErr w:type="spellStart"/>
+            <w:r>
+              <w:t>Mazulo</w:t>
+            </w:r>
+            <w:proofErr w:type="spellEnd"/>
+            <w:r>
+              <w:t xml:space="preserve"> (QA/FECORI 54)</w:t>
             </w:r>
           </w:p>
         </w:tc>
@@ -689,8 +757,13 @@
               <w:jc w:val="center"/>
             </w:pPr>
             <w:r>
-              <w:t>08/Nov</w:t>
+              <w:t>08/</w:t>
             </w:r>
+            <w:proofErr w:type="spellStart"/>
+            <w:r>
+              <w:t>Nov</w:t>
+            </w:r>
+            <w:proofErr w:type="spellEnd"/>
           </w:p>
         </w:tc>
         <w:tc>
@@ -731,7 +804,18 @@
       <w:bookmarkStart w:id="4" w:name="Xfbdba5622b410d1ea40c17b7d68e28d162a11ba"/>
       <w:bookmarkEnd w:id="3"/>
       <w:r>
-        <w:t>Calendário do XIII Campeonato Cearense de Orientação Sprint (CCOS XIII)</w:t>
+        <w:t xml:space="preserve">Calendário do </w:t>
+      </w:r>
+      <w:r>
+        <w:rPr>
+          <w:smallCaps/>
+          <w14:shadow w14:blurRad="50800" w14:dist="38100" w14:dir="2700000" w14:sx="100000" w14:sy="100000" w14:kx="0" w14:ky="0" w14:algn="tl">
+            <w14:srgbClr w14:val="000000">
+              <w14:alpha w14:val="60000"/>
+            </w14:srgbClr>
+          </w14:shadow>
+        </w:rPr>
+        <w:t>XIII Campeonato Cearense de Orientação Sprint</w:t>
       </w:r>
     </w:p>
     <w:tbl>
@@ -993,7 +1077,7 @@
     <w:p>
       <w:pPr>
         <w:pStyle w:val="Textoembloco"/>
-        <w:ind w:left="284"/>
+        <w:ind w:left="284" w:right="0"/>
         <w:jc w:val="both"/>
       </w:pPr>
       <w:r>
@@ -1074,7 +1158,7 @@
     <w:p>
       <w:pPr>
         <w:pStyle w:val="Textoembloco"/>
-        <w:ind w:left="284"/>
+        <w:ind w:left="284" w:right="0"/>
         <w:jc w:val="both"/>
       </w:pPr>
       <w:r>
@@ -1107,7 +1191,7 @@
     <w:p>
       <w:pPr>
         <w:pStyle w:val="Textoembloco"/>
-        <w:ind w:left="284"/>
+        <w:ind w:left="284" w:right="0"/>
         <w:jc w:val="both"/>
       </w:pPr>
       <w:r>
@@ -1124,7 +1208,7 @@
     <w:p>
       <w:pPr>
         <w:pStyle w:val="Textoembloco"/>
-        <w:ind w:left="284"/>
+        <w:ind w:left="284" w:right="0"/>
         <w:jc w:val="both"/>
       </w:pPr>
       <w:r>
@@ -1227,7 +1311,7 @@
     <w:p>
       <w:pPr>
         <w:pStyle w:val="Textoembloco"/>
-        <w:ind w:left="284"/>
+        <w:ind w:left="284" w:right="0"/>
         <w:jc w:val="both"/>
       </w:pPr>
       <w:r>
@@ -1244,7 +1328,7 @@
     <w:p>
       <w:pPr>
         <w:pStyle w:val="Textoembloco"/>
-        <w:ind w:left="284"/>
+        <w:ind w:left="284" w:right="0"/>
         <w:jc w:val="both"/>
       </w:pPr>
       <w:r>
@@ -1271,7 +1355,7 @@
     <w:p>
       <w:pPr>
         <w:pStyle w:val="Textoembloco"/>
-        <w:ind w:left="284"/>
+        <w:ind w:left="284" w:right="0"/>
         <w:jc w:val="both"/>
       </w:pPr>
       <w:r>
@@ -1326,7 +1410,7 @@
     <w:p>
       <w:pPr>
         <w:pStyle w:val="Textoembloco"/>
-        <w:ind w:left="284"/>
+        <w:ind w:left="284" w:right="0"/>
         <w:jc w:val="both"/>
       </w:pPr>
       <w:r>
@@ -1343,7 +1427,7 @@
     <w:p>
       <w:pPr>
         <w:pStyle w:val="Textoembloco"/>
-        <w:ind w:left="284"/>
+        <w:ind w:left="284" w:right="0"/>
         <w:jc w:val="both"/>
       </w:pPr>
       <w:r>
@@ -1360,7 +1444,7 @@
     <w:p>
       <w:pPr>
         <w:pStyle w:val="Textoembloco"/>
-        <w:ind w:left="284"/>
+        <w:ind w:left="284" w:right="0"/>
         <w:jc w:val="both"/>
       </w:pPr>
       <w:r>
@@ -1377,7 +1461,7 @@
     <w:p>
       <w:pPr>
         <w:pStyle w:val="Textoembloco"/>
-        <w:ind w:left="284"/>
+        <w:ind w:left="284" w:right="0"/>
         <w:jc w:val="both"/>
       </w:pPr>
       <w:r>
@@ -1394,7 +1478,7 @@
     <w:p>
       <w:pPr>
         <w:pStyle w:val="Textoembloco"/>
-        <w:ind w:left="284"/>
+        <w:ind w:left="284" w:right="0"/>
         <w:jc w:val="both"/>
       </w:pPr>
       <w:r>
@@ -1427,7 +1511,7 @@
     <w:p>
       <w:pPr>
         <w:pStyle w:val="Textoembloco"/>
-        <w:ind w:left="284"/>
+        <w:ind w:left="284" w:right="0"/>
         <w:jc w:val="both"/>
       </w:pPr>
       <w:r>
@@ -1444,7 +1528,7 @@
     <w:p>
       <w:pPr>
         <w:pStyle w:val="Textoembloco"/>
-        <w:ind w:left="284"/>
+        <w:ind w:left="284" w:right="0"/>
         <w:jc w:val="both"/>
       </w:pPr>
       <w:r>
@@ -1477,7 +1561,7 @@
     <w:p>
       <w:pPr>
         <w:pStyle w:val="Textoembloco"/>
-        <w:ind w:left="284"/>
+        <w:ind w:left="284" w:right="0"/>
         <w:jc w:val="both"/>
       </w:pPr>
       <w:r>
@@ -1494,7 +1578,7 @@
     <w:p>
       <w:pPr>
         <w:pStyle w:val="Textoembloco"/>
-        <w:ind w:left="284"/>
+        <w:ind w:left="284" w:right="0"/>
         <w:jc w:val="both"/>
       </w:pPr>
       <w:r>
@@ -1526,21 +1610,6 @@
     </w:p>
     <w:p>
       <w:pPr>
-        <w:rPr>
-          <w:b/>
-          <w:bCs/>
-        </w:rPr>
-      </w:pPr>
-      <w:r>
-        <w:rPr>
-          <w:b/>
-          <w:bCs/>
-        </w:rPr>
-        <w:br w:type="page"/>
-      </w:r>
-    </w:p>
-    <w:p>
-      <w:pPr>
         <w:pStyle w:val="Corpodetexto"/>
         <w:jc w:val="both"/>
       </w:pPr>
@@ -1549,40 +1618,40 @@
           <w:b/>
           <w:bCs/>
         </w:rPr>
+        <w:t>Art. 15</w:t>
+      </w:r>
+      <w:r>
+        <w:t xml:space="preserve"> – A lista de inscritos estará disponível na página do evento no site da FECORI para conferência. O técnico do clube e o próprio atleta são responsáveis por verificar os dados registrados e solicitar eventuais correções até 5 (cinco) dias antes da competição. As eventuais correções solicitadas no prazo devem constar na lista de partida até 1 (um) dia antes da competição.</w:t>
+      </w:r>
+    </w:p>
+    <w:p>
+      <w:pPr>
+        <w:pStyle w:val="Textoembloco"/>
+        <w:ind w:left="284" w:right="0"/>
+        <w:jc w:val="both"/>
+      </w:pPr>
+      <w:r>
+        <w:rPr>
+          <w:b/>
+          <w:bCs/>
+        </w:rPr>
+        <w:t>Parágrafo Único:</w:t>
+      </w:r>
+      <w:r>
+        <w:t xml:space="preserve"> Passado o prazo, o organizador pode recusar correções, e o atleta competirá com os dados registrados, assumindo, inclusive, riscos de desclassificação ou perda de pontuação.</w:t>
+      </w:r>
+    </w:p>
+    <w:p>
+      <w:pPr>
+        <w:pStyle w:val="FirstParagraph"/>
+        <w:jc w:val="both"/>
+      </w:pPr>
+      <w:r>
+        <w:rPr>
+          <w:b/>
+          <w:bCs/>
+        </w:rPr>
         <w:lastRenderedPageBreak/>
-        <w:t>Art. 15</w:t>
-      </w:r>
-      <w:r>
-        <w:t xml:space="preserve"> – A lista de inscritos estará disponível na página do evento no site da FECORI para conferência. O técnico do clube e o próprio atleta são responsáveis por verificar os dados registrados e solicitar eventuais correções até 5 (cinco) dias antes da competição. As eventuais correções solicitadas no prazo devem constar na lista de partida até 1 (um) dia antes da competição.</w:t>
-      </w:r>
-    </w:p>
-    <w:p>
-      <w:pPr>
-        <w:pStyle w:val="Textoembloco"/>
-        <w:ind w:left="284"/>
-        <w:jc w:val="both"/>
-      </w:pPr>
-      <w:r>
-        <w:rPr>
-          <w:b/>
-          <w:bCs/>
-        </w:rPr>
-        <w:t>Parágrafo Único:</w:t>
-      </w:r>
-      <w:r>
-        <w:t xml:space="preserve"> Passado o prazo, o organizador pode recusar correções, e o atleta competirá com os dados registrados, assumindo, inclusive, riscos de desclassificação ou perda de pontuação.</w:t>
-      </w:r>
-    </w:p>
-    <w:p>
-      <w:pPr>
-        <w:pStyle w:val="FirstParagraph"/>
-        <w:jc w:val="both"/>
-      </w:pPr>
-      <w:r>
-        <w:rPr>
-          <w:b/>
-          <w:bCs/>
-        </w:rPr>
         <w:t>Art. 16</w:t>
       </w:r>
       <w:r>
@@ -1661,7 +1730,15 @@
         <w:t>Art. 20</w:t>
       </w:r>
       <w:r>
-        <w:t xml:space="preserve"> – Se declarada a impossibilidade de utilização do sistema eletrônico (SPORTident), será utilizada apuração através de cartão de controle (papel impermeabilizado). Taxas de aluguel de SI-Card serão devolvidas.</w:t>
+        <w:t xml:space="preserve"> – Se declarada a impossibilidade de utilização do sistema eletrônico (</w:t>
+      </w:r>
+      <w:proofErr w:type="spellStart"/>
+      <w:r>
+        <w:t>SPORTident</w:t>
+      </w:r>
+      <w:proofErr w:type="spellEnd"/>
+      <w:r>
+        <w:t>), será utilizada apuração através de cartão de controle (papel impermeabilizado). Taxas de aluguel de SI-Card serão devolvidas.</w:t>
       </w:r>
     </w:p>
     <w:p>
@@ -1709,7 +1786,7 @@
     <w:p>
       <w:pPr>
         <w:pStyle w:val="Textoembloco"/>
-        <w:ind w:left="284"/>
+        <w:ind w:left="284" w:right="0"/>
         <w:jc w:val="both"/>
       </w:pPr>
       <w:r>
@@ -1726,7 +1803,7 @@
     <w:p>
       <w:pPr>
         <w:pStyle w:val="Textoembloco"/>
-        <w:ind w:left="284"/>
+        <w:ind w:left="284" w:right="0"/>
         <w:jc w:val="both"/>
       </w:pPr>
       <w:r>
@@ -1759,7 +1836,7 @@
     <w:p>
       <w:pPr>
         <w:pStyle w:val="Textoembloco"/>
-        <w:ind w:left="284"/>
+        <w:ind w:left="284" w:right="0"/>
         <w:jc w:val="both"/>
       </w:pPr>
       <w:r>
@@ -1803,7 +1880,7 @@
     <w:p>
       <w:pPr>
         <w:pStyle w:val="Textoembloco"/>
-        <w:ind w:left="284"/>
+        <w:ind w:left="284" w:right="0"/>
         <w:jc w:val="both"/>
       </w:pPr>
       <w:r>
@@ -1819,21 +1896,6 @@
     </w:p>
     <w:p>
       <w:pPr>
-        <w:rPr>
-          <w:b/>
-          <w:bCs/>
-        </w:rPr>
-      </w:pPr>
-      <w:r>
-        <w:rPr>
-          <w:b/>
-          <w:bCs/>
-        </w:rPr>
-        <w:br w:type="page"/>
-      </w:r>
-    </w:p>
-    <w:p>
-      <w:pPr>
         <w:pStyle w:val="FirstParagraph"/>
         <w:jc w:val="both"/>
       </w:pPr>
@@ -1842,7 +1904,6 @@
           <w:b/>
           <w:bCs/>
         </w:rPr>
-        <w:lastRenderedPageBreak/>
         <w:t>Art. 25</w:t>
       </w:r>
       <w:r>
@@ -1859,14 +1920,7 @@
           <w:b/>
           <w:bCs/>
         </w:rPr>
-        <w:t>A</w:t>
-      </w:r>
-      <w:r>
-        <w:rPr>
-          <w:b/>
-          <w:bCs/>
-        </w:rPr>
-        <w:t>rt. 26</w:t>
+        <w:t>Art. 26</w:t>
       </w:r>
       <w:r>
         <w:t xml:space="preserve"> – Após a divulgação do </w:t>
@@ -1883,7 +1937,7 @@
     <w:p>
       <w:pPr>
         <w:pStyle w:val="Textoembloco"/>
-        <w:ind w:left="284"/>
+        <w:ind w:left="284" w:right="0"/>
         <w:jc w:val="both"/>
       </w:pPr>
       <w:r>
@@ -1918,7 +1972,40 @@
         <w:t>Art. 27</w:t>
       </w:r>
       <w:r>
-        <w:t xml:space="preserve"> – O objetivo, composição e prerrogativas do Júri Técnico obedecem às DIRETRIZES PARA OS JÚRIS EM EVENTOS OFICIAIS da CBO e ao item 38 da ROP.</w:t>
+        <w:t xml:space="preserve"> – O objetivo, composição e prerrogativas do Júri Técnico obedecem às </w:t>
+      </w:r>
+      <w:r>
+        <w:rPr>
+          <w:smallCaps/>
+        </w:rPr>
+        <w:t xml:space="preserve">Diretrizes Para </w:t>
+      </w:r>
+      <w:r>
+        <w:rPr>
+          <w:smallCaps/>
+        </w:rPr>
+        <w:t>o</w:t>
+      </w:r>
+      <w:r>
+        <w:rPr>
+          <w:smallCaps/>
+        </w:rPr>
+        <w:t xml:space="preserve">s Júris </w:t>
+      </w:r>
+      <w:r>
+        <w:rPr>
+          <w:smallCaps/>
+        </w:rPr>
+        <w:t>e</w:t>
+      </w:r>
+      <w:r>
+        <w:rPr>
+          <w:smallCaps/>
+        </w:rPr>
+        <w:t>m Eventos Oficiais</w:t>
+      </w:r>
+      <w:r>
+        <w:t xml:space="preserve"> da CBO e ao item 38 da ROP.</w:t>
       </w:r>
     </w:p>
     <w:p>
@@ -1929,6 +2016,7 @@
       <w:bookmarkStart w:id="9" w:name="da-segurança"/>
       <w:bookmarkEnd w:id="8"/>
       <w:r>
+        <w:lastRenderedPageBreak/>
         <w:t>7. Da Segurança</w:t>
       </w:r>
     </w:p>
@@ -2030,7 +2118,7 @@
     <w:p>
       <w:pPr>
         <w:pStyle w:val="Textoembloco"/>
-        <w:ind w:left="284"/>
+        <w:ind w:left="284" w:right="0"/>
         <w:jc w:val="both"/>
       </w:pPr>
       <w:r>
@@ -2047,7 +2135,7 @@
     <w:p>
       <w:pPr>
         <w:pStyle w:val="Textoembloco"/>
-        <w:ind w:left="284"/>
+        <w:ind w:left="284" w:right="0"/>
         <w:jc w:val="both"/>
       </w:pPr>
       <w:r>
@@ -2064,7 +2152,7 @@
     <w:p>
       <w:pPr>
         <w:pStyle w:val="Textoembloco"/>
-        <w:ind w:left="284"/>
+        <w:ind w:left="284" w:right="0"/>
         <w:jc w:val="both"/>
       </w:pPr>
       <w:r>
@@ -2097,7 +2185,7 @@
     <w:p>
       <w:pPr>
         <w:pStyle w:val="Textoembloco"/>
-        <w:ind w:left="284"/>
+        <w:ind w:left="284" w:right="0"/>
         <w:jc w:val="both"/>
       </w:pPr>
       <w:r>
@@ -2114,7 +2202,7 @@
     <w:p>
       <w:pPr>
         <w:pStyle w:val="Textoembloco"/>
-        <w:ind w:left="284"/>
+        <w:ind w:left="284" w:right="0"/>
         <w:jc w:val="both"/>
       </w:pPr>
       <w:r>
@@ -2157,23 +2245,15 @@
     <w:p>
       <w:pPr>
         <w:pStyle w:val="Textoembloco"/>
-        <w:ind w:left="284"/>
-        <w:jc w:val="both"/>
-      </w:pPr>
-      <w:r>
-        <w:rPr>
-          <w:b/>
-          <w:bCs/>
-        </w:rPr>
-        <w:lastRenderedPageBreak/>
-        <w:t>P</w:t>
-      </w:r>
-      <w:r>
-        <w:rPr>
-          <w:b/>
-          <w:bCs/>
-        </w:rPr>
-        <w:t>arágrafo 1º (CCO):</w:t>
+        <w:ind w:left="284" w:right="0"/>
+        <w:jc w:val="both"/>
+      </w:pPr>
+      <w:r>
+        <w:rPr>
+          <w:b/>
+          <w:bCs/>
+        </w:rPr>
+        <w:t>Parágrafo 1º (CCO):</w:t>
       </w:r>
       <w:r>
         <w:t xml:space="preserve"> O atleta precisa participar de pelo menos metade das etapas realizadas no campeonato anual — </w:t>
@@ -2192,7 +2272,7 @@
     <w:p>
       <w:pPr>
         <w:pStyle w:val="Textoembloco"/>
-        <w:ind w:left="284"/>
+        <w:ind w:left="284" w:right="0"/>
         <w:jc w:val="both"/>
       </w:pPr>
       <w:r>
@@ -2209,7 +2289,7 @@
     <w:p>
       <w:pPr>
         <w:pStyle w:val="Textoembloco"/>
-        <w:ind w:left="284"/>
+        <w:ind w:left="284" w:right="0"/>
         <w:jc w:val="both"/>
       </w:pPr>
       <w:r>
@@ -2226,14 +2306,15 @@
     <w:p>
       <w:pPr>
         <w:pStyle w:val="Textoembloco"/>
-        <w:ind w:left="284"/>
-        <w:jc w:val="both"/>
-      </w:pPr>
-      <w:r>
-        <w:rPr>
-          <w:b/>
-          <w:bCs/>
-        </w:rPr>
+        <w:ind w:left="284" w:right="0"/>
+        <w:jc w:val="both"/>
+      </w:pPr>
+      <w:r>
+        <w:rPr>
+          <w:b/>
+          <w:bCs/>
+        </w:rPr>
+        <w:lastRenderedPageBreak/>
         <w:t>Parágrafo 4º:</w:t>
       </w:r>
       <w:r>
@@ -2243,7 +2324,7 @@
     <w:p>
       <w:pPr>
         <w:pStyle w:val="Textoembloco"/>
-        <w:ind w:left="284"/>
+        <w:ind w:left="284" w:right="0"/>
         <w:jc w:val="both"/>
       </w:pPr>
       <w:r>
@@ -2296,7 +2377,7 @@
     <w:p>
       <w:pPr>
         <w:pStyle w:val="Textoembloco"/>
-        <w:ind w:left="284"/>
+        <w:ind w:left="284" w:right="0"/>
         <w:jc w:val="both"/>
       </w:pPr>
       <w:r>
@@ -2323,7 +2404,7 @@
     <w:p>
       <w:pPr>
         <w:pStyle w:val="Textoembloco"/>
-        <w:ind w:left="284"/>
+        <w:ind w:left="284" w:right="0"/>
         <w:jc w:val="both"/>
       </w:pPr>
       <w:r>
@@ -2390,7 +2471,7 @@
     <w:p>
       <w:pPr>
         <w:pStyle w:val="Textoembloco"/>
-        <w:ind w:left="284"/>
+        <w:ind w:left="284" w:right="0"/>
         <w:jc w:val="both"/>
       </w:pPr>
       <w:r>
@@ -2485,21 +2566,6 @@
     </w:p>
     <w:p>
       <w:pPr>
-        <w:rPr>
-          <w:b/>
-          <w:bCs/>
-        </w:rPr>
-      </w:pPr>
-      <w:r>
-        <w:rPr>
-          <w:b/>
-          <w:bCs/>
-        </w:rPr>
-        <w:br w:type="page"/>
-      </w:r>
-    </w:p>
-    <w:p>
-      <w:pPr>
         <w:pStyle w:val="Corpodetexto"/>
         <w:jc w:val="both"/>
       </w:pPr>
@@ -2508,15 +2574,7 @@
           <w:b/>
           <w:bCs/>
         </w:rPr>
-        <w:lastRenderedPageBreak/>
-        <w:t>A</w:t>
-      </w:r>
-      <w:r>
-        <w:rPr>
-          <w:b/>
-          <w:bCs/>
-        </w:rPr>
-        <w:t>rt. 39</w:t>
+        <w:t>Art. 39</w:t>
       </w:r>
       <w:r>
         <w:t xml:space="preserve"> – Os </w:t>
@@ -2561,7 +2619,7 @@
     <w:p>
       <w:pPr>
         <w:pStyle w:val="Textoembloco"/>
-        <w:ind w:left="284"/>
+        <w:ind w:left="284" w:right="0"/>
         <w:jc w:val="both"/>
       </w:pPr>
       <w:r>
@@ -2578,7 +2636,7 @@
     <w:p>
       <w:pPr>
         <w:pStyle w:val="Textoembloco"/>
-        <w:ind w:left="284"/>
+        <w:ind w:left="284" w:right="0"/>
         <w:jc w:val="both"/>
       </w:pPr>
       <w:r>
@@ -2745,7 +2803,7 @@
       <w:rPr>
         <w:noProof/>
       </w:rPr>
-      <w:t>06/05/26 18:13</w:t>
+      <w:t>06/05/26 21:45</w:t>
     </w:r>
     <w:r>
       <w:rPr>
